--- a/docs/PIMS_DASHBOARD_System_Guide_KR.docx
+++ b/docs/PIMS_DASHBOARD_System_Guide_KR.docx
@@ -237,10 +237,10 @@
       </w:tblPr>
       <w:tblGrid>
         <w:gridCol w:w="1625"/>
-        <w:gridCol w:w="1805"/>
+        <w:gridCol w:w="1986"/>
         <w:gridCol w:w="1264"/>
-        <w:gridCol w:w="2166"/>
-        <w:gridCol w:w="2166"/>
+        <w:gridCol w:w="2076"/>
+        <w:gridCol w:w="2076"/>
       </w:tblGrid>
       <w:tr>
         <w:tc>
@@ -270,13 +270,13 @@
                 <w:sz w:val="19"/>
                 <w:szCs w:val="19"/>
               </w:rPr>
-              <w:t xml:space="preserve">대시보드 모듈</w:t>
-            </w:r>
-          </w:p>
-        </w:tc>
-        <w:tc>
-          <w:tcPr>
-            <w:tcW w:type="pct" w:w="1000"/>
+              <w:t xml:space="preserve">화면</w:t>
+            </w:r>
+          </w:p>
+        </w:tc>
+        <w:tc>
+          <w:tcPr>
+            <w:tcW w:type="pct" w:w="1100"/>
             <w:tcBorders>
               <w:top w:val="single" w:color="CBD5E0" w:sz="1"/>
               <w:left w:val="single" w:color="CBD5E0" w:sz="1"/>
@@ -332,13 +332,13 @@
                 <w:sz w:val="19"/>
                 <w:szCs w:val="19"/>
               </w:rPr>
-              <w:t xml:space="preserve">입력 구분</w:t>
-            </w:r>
-          </w:p>
-        </w:tc>
-        <w:tc>
-          <w:tcPr>
-            <w:tcW w:type="pct" w:w="1200"/>
+              <w:t xml:space="preserve">입력 유형</w:t>
+            </w:r>
+          </w:p>
+        </w:tc>
+        <w:tc>
+          <w:tcPr>
+            <w:tcW w:type="pct" w:w="1150"/>
             <w:tcBorders>
               <w:top w:val="single" w:color="CBD5E0" w:sz="1"/>
               <w:left w:val="single" w:color="CBD5E0" w:sz="1"/>
@@ -363,13 +363,13 @@
                 <w:sz w:val="19"/>
                 <w:szCs w:val="19"/>
               </w:rPr>
-              <w:t xml:space="preserve">PIMSVINA 연동 메뉴 및 화면</w:t>
-            </w:r>
-          </w:p>
-        </w:tc>
-        <w:tc>
-          <w:tcPr>
-            <w:tcW w:type="pct" w:w="1200"/>
+              <w:t xml:space="preserve">PIMSVINA 메뉴</w:t>
+            </w:r>
+          </w:p>
+        </w:tc>
+        <w:tc>
+          <w:tcPr>
+            <w:tcW w:type="pct" w:w="1150"/>
             <w:tcBorders>
               <w:top w:val="single" w:color="CBD5E0" w:sz="1"/>
               <w:left w:val="single" w:color="CBD5E0" w:sz="1"/>
@@ -394,7 +394,7 @@
                 <w:sz w:val="19"/>
                 <w:szCs w:val="19"/>
               </w:rPr>
-              <w:t xml:space="preserve">DB 테이블 및 산출 로직</w:t>
+              <w:t xml:space="preserve">PIMSVINA 명칭 UI</w:t>
             </w:r>
           </w:p>
         </w:tc>
@@ -426,38 +426,37 @@
                 <w:sz w:val="18"/>
                 <w:szCs w:val="18"/>
               </w:rPr>
-              <w:t xml:space="preserve">전체 관리 대시보드
-(종합 현황)</w:t>
-            </w:r>
-          </w:p>
-        </w:tc>
-        <w:tc>
-          <w:tcPr>
-            <w:tcBorders>
-              <w:top w:val="single" w:color="CBD5E0" w:sz="1"/>
-              <w:left w:val="single" w:color="CBD5E0" w:sz="1"/>
-              <w:bottom w:val="single" w:color="CBD5E0" w:sz="1"/>
-              <w:right w:val="single" w:color="CBD5E0" w:sz="1"/>
-            </w:tcBorders>
-            <w:shd w:fill="FFFFFF" w:val="clear"/>
-            <w:tcMar>
-              <w:top w:type="dxa" w:w="120"/>
-              <w:left w:type="dxa" w:w="140"/>
-              <w:bottom w:type="dxa" w:w="120"/>
-              <w:right w:type="dxa" w:w="140"/>
-            </w:tcMar>
-          </w:tcPr>
-          <w:p>
-            <w:r>
-              <w:rPr>
-                <w:rFonts w:ascii="Arial" w:cs="Arial" w:eastAsia="Arial" w:hAnsi="Arial"/>
-                <w:b w:val="false"/>
-                <w:bCs w:val="false"/>
-                <w:color w:val="2D3748"/>
-                <w:sz w:val="18"/>
-                <w:szCs w:val="18"/>
-              </w:rPr>
-              <w:t xml:space="preserve">당월 누적 매출 및 영업이익</w:t>
+              <w:t xml:space="preserve">전체 관리 대시보드 - 종합 현황</w:t>
+            </w:r>
+          </w:p>
+        </w:tc>
+        <w:tc>
+          <w:tcPr>
+            <w:tcBorders>
+              <w:top w:val="single" w:color="CBD5E0" w:sz="1"/>
+              <w:left w:val="single" w:color="CBD5E0" w:sz="1"/>
+              <w:bottom w:val="single" w:color="CBD5E0" w:sz="1"/>
+              <w:right w:val="single" w:color="CBD5E0" w:sz="1"/>
+            </w:tcBorders>
+            <w:shd w:fill="FFFFFF" w:val="clear"/>
+            <w:tcMar>
+              <w:top w:type="dxa" w:w="120"/>
+              <w:left w:type="dxa" w:w="140"/>
+              <w:bottom w:type="dxa" w:w="120"/>
+              <w:right w:type="dxa" w:w="140"/>
+            </w:tcMar>
+          </w:tcPr>
+          <w:p>
+            <w:r>
+              <w:rPr>
+                <w:rFonts w:ascii="Arial" w:cs="Arial" w:eastAsia="Arial" w:hAnsi="Arial"/>
+                <w:b w:val="false"/>
+                <w:bCs w:val="false"/>
+                <w:color w:val="2D3748"/>
+                <w:sz w:val="18"/>
+                <w:szCs w:val="18"/>
+              </w:rPr>
+              <w:t xml:space="preserve">당월 누적 매출 (계획 / 실적 / 달성률)</w:t>
             </w:r>
           </w:p>
         </w:tc>
@@ -487,69 +486,67 @@
                 <w:sz w:val="18"/>
                 <w:szCs w:val="18"/>
               </w:rPr>
-              <w:t xml:space="preserve">📤 엑셀 업로드</w:t>
-            </w:r>
-          </w:p>
-        </w:tc>
-        <w:tc>
-          <w:tcPr>
-            <w:tcBorders>
-              <w:top w:val="single" w:color="CBD5E0" w:sz="1"/>
-              <w:left w:val="single" w:color="CBD5E0" w:sz="1"/>
-              <w:bottom w:val="single" w:color="CBD5E0" w:sz="1"/>
-              <w:right w:val="single" w:color="CBD5E0" w:sz="1"/>
-            </w:tcBorders>
-            <w:shd w:fill="FFFFFF" w:val="clear"/>
-            <w:tcMar>
-              <w:top w:type="dxa" w:w="120"/>
-              <w:left w:type="dxa" w:w="140"/>
-              <w:bottom w:type="dxa" w:w="120"/>
-              <w:right w:type="dxa" w:w="140"/>
-            </w:tcMar>
-          </w:tcPr>
-          <w:p>
-            <w:r>
-              <w:rPr>
-                <w:rFonts w:ascii="Arial" w:cs="Arial" w:eastAsia="Arial" w:hAnsi="Arial"/>
-                <w:b w:val="false"/>
-                <w:bCs w:val="false"/>
-                <w:color w:val="2D3748"/>
-                <w:sz w:val="18"/>
-                <w:szCs w:val="18"/>
-              </w:rPr>
-              <w:t xml:space="preserve">월별경영실적등록
-(경영보고서 엑셀 매출/영업이익)</w:t>
-            </w:r>
-          </w:p>
-        </w:tc>
-        <w:tc>
-          <w:tcPr>
-            <w:tcBorders>
-              <w:top w:val="single" w:color="CBD5E0" w:sz="1"/>
-              <w:left w:val="single" w:color="CBD5E0" w:sz="1"/>
-              <w:bottom w:val="single" w:color="CBD5E0" w:sz="1"/>
-              <w:right w:val="single" w:color="CBD5E0" w:sz="1"/>
-            </w:tcBorders>
-            <w:shd w:fill="FFFFFF" w:val="clear"/>
-            <w:tcMar>
-              <w:top w:type="dxa" w:w="120"/>
-              <w:left w:type="dxa" w:w="140"/>
-              <w:bottom w:type="dxa" w:w="120"/>
-              <w:right w:type="dxa" w:w="140"/>
-            </w:tcMar>
-          </w:tcPr>
-          <w:p>
-            <w:r>
-              <w:rPr>
-                <w:rFonts w:ascii="Arial" w:cs="Arial" w:eastAsia="Arial" w:hAnsi="Arial"/>
-                <w:b w:val="false"/>
-                <w:bCs w:val="false"/>
-                <w:color w:val="2D3748"/>
-                <w:sz w:val="18"/>
-                <w:szCs w:val="18"/>
-              </w:rPr>
-              <w:t xml:space="preserve">mr_monthly_amounts
-(기준월 M까지의 월별 합계)</w:t>
+              <w:t xml:space="preserve">엑셀 업로드</w:t>
+            </w:r>
+          </w:p>
+        </w:tc>
+        <w:tc>
+          <w:tcPr>
+            <w:tcBorders>
+              <w:top w:val="single" w:color="CBD5E0" w:sz="1"/>
+              <w:left w:val="single" w:color="CBD5E0" w:sz="1"/>
+              <w:bottom w:val="single" w:color="CBD5E0" w:sz="1"/>
+              <w:right w:val="single" w:color="CBD5E0" w:sz="1"/>
+            </w:tcBorders>
+            <w:shd w:fill="FFFFFF" w:val="clear"/>
+            <w:tcMar>
+              <w:top w:type="dxa" w:w="120"/>
+              <w:left w:type="dxa" w:w="140"/>
+              <w:bottom w:type="dxa" w:w="120"/>
+              <w:right w:type="dxa" w:w="140"/>
+            </w:tcMar>
+          </w:tcPr>
+          <w:p>
+            <w:r>
+              <w:rPr>
+                <w:rFonts w:ascii="Arial" w:cs="Arial" w:eastAsia="Arial" w:hAnsi="Arial"/>
+                <w:b w:val="false"/>
+                <w:bCs w:val="false"/>
+                <w:color w:val="2D3748"/>
+                <w:sz w:val="18"/>
+                <w:szCs w:val="18"/>
+              </w:rPr>
+              <w:t xml:space="preserve">Monthly Management Performance Registration</w:t>
+            </w:r>
+          </w:p>
+        </w:tc>
+        <w:tc>
+          <w:tcPr>
+            <w:tcBorders>
+              <w:top w:val="single" w:color="CBD5E0" w:sz="1"/>
+              <w:left w:val="single" w:color="CBD5E0" w:sz="1"/>
+              <w:bottom w:val="single" w:color="CBD5E0" w:sz="1"/>
+              <w:right w:val="single" w:color="CBD5E0" w:sz="1"/>
+            </w:tcBorders>
+            <w:shd w:fill="FFFFFF" w:val="clear"/>
+            <w:tcMar>
+              <w:top w:type="dxa" w:w="120"/>
+              <w:left w:type="dxa" w:w="140"/>
+              <w:bottom w:type="dxa" w:w="120"/>
+              <w:right w:type="dxa" w:w="140"/>
+            </w:tcMar>
+          </w:tcPr>
+          <w:p>
+            <w:r>
+              <w:rPr>
+                <w:rFonts w:ascii="Arial" w:cs="Arial" w:eastAsia="Arial" w:hAnsi="Arial"/>
+                <w:b w:val="false"/>
+                <w:bCs w:val="false"/>
+                <w:color w:val="2D3748"/>
+                <w:sz w:val="18"/>
+                <w:szCs w:val="18"/>
+              </w:rPr>
+              <w:t xml:space="preserve">Management Report Excel (Revenue line cumulative)</w:t>
             </w:r>
           </w:p>
         </w:tc>
@@ -581,50 +578,49 @@
                 <w:sz w:val="18"/>
                 <w:szCs w:val="18"/>
               </w:rPr>
-              <w:t xml:space="preserve">전체 관리 대시보드
-(차트 및 현황)</w:t>
-            </w:r>
-          </w:p>
-        </w:tc>
-        <w:tc>
-          <w:tcPr>
-            <w:tcBorders>
-              <w:top w:val="single" w:color="CBD5E0" w:sz="1"/>
-              <w:left w:val="single" w:color="CBD5E0" w:sz="1"/>
-              <w:bottom w:val="single" w:color="CBD5E0" w:sz="1"/>
-              <w:right w:val="single" w:color="CBD5E0" w:sz="1"/>
-            </w:tcBorders>
-            <w:shd w:fill="FFFFFF" w:val="clear"/>
-            <w:tcMar>
-              <w:top w:type="dxa" w:w="120"/>
-              <w:left w:type="dxa" w:w="140"/>
-              <w:bottom w:type="dxa" w:w="120"/>
-              <w:right w:type="dxa" w:w="140"/>
-            </w:tcMar>
-          </w:tcPr>
-          <w:p>
-            <w:r>
-              <w:rPr>
-                <w:rFonts w:ascii="Arial" w:cs="Arial" w:eastAsia="Arial" w:hAnsi="Arial"/>
-                <w:b w:val="false"/>
-                <w:bCs w:val="false"/>
-                <w:color w:val="2D3748"/>
-                <w:sz w:val="18"/>
-                <w:szCs w:val="18"/>
-              </w:rPr>
-              <w:t xml:space="preserve">연간 매출 및 수주 실적</w:t>
-            </w:r>
-          </w:p>
-        </w:tc>
-        <w:tc>
-          <w:tcPr>
-            <w:tcBorders>
-              <w:top w:val="single" w:color="CBD5E0" w:sz="1"/>
-              <w:left w:val="single" w:color="CBD5E0" w:sz="1"/>
-              <w:bottom w:val="single" w:color="CBD5E0" w:sz="1"/>
-              <w:right w:val="single" w:color="CBD5E0" w:sz="1"/>
-            </w:tcBorders>
-            <w:shd w:fill="F7FAFC" w:val="clear"/>
+              <w:t xml:space="preserve">전체 관리 대시보드 - 종합 현황</w:t>
+            </w:r>
+          </w:p>
+        </w:tc>
+        <w:tc>
+          <w:tcPr>
+            <w:tcBorders>
+              <w:top w:val="single" w:color="CBD5E0" w:sz="1"/>
+              <w:left w:val="single" w:color="CBD5E0" w:sz="1"/>
+              <w:bottom w:val="single" w:color="CBD5E0" w:sz="1"/>
+              <w:right w:val="single" w:color="CBD5E0" w:sz="1"/>
+            </w:tcBorders>
+            <w:shd w:fill="FFFFFF" w:val="clear"/>
+            <w:tcMar>
+              <w:top w:type="dxa" w:w="120"/>
+              <w:left w:type="dxa" w:w="140"/>
+              <w:bottom w:type="dxa" w:w="120"/>
+              <w:right w:type="dxa" w:w="140"/>
+            </w:tcMar>
+          </w:tcPr>
+          <w:p>
+            <w:r>
+              <w:rPr>
+                <w:rFonts w:ascii="Arial" w:cs="Arial" w:eastAsia="Arial" w:hAnsi="Arial"/>
+                <w:b w:val="false"/>
+                <w:bCs w:val="false"/>
+                <w:color w:val="2D3748"/>
+                <w:sz w:val="18"/>
+                <w:szCs w:val="18"/>
+              </w:rPr>
+              <w:t xml:space="preserve">당월 누적 영업이익 (계획 / 실적 / 달성률)</w:t>
+            </w:r>
+          </w:p>
+        </w:tc>
+        <w:tc>
+          <w:tcPr>
+            <w:tcBorders>
+              <w:top w:val="single" w:color="CBD5E0" w:sz="1"/>
+              <w:left w:val="single" w:color="CBD5E0" w:sz="1"/>
+              <w:bottom w:val="single" w:color="CBD5E0" w:sz="1"/>
+              <w:right w:val="single" w:color="CBD5E0" w:sz="1"/>
+            </w:tcBorders>
+            <w:shd w:fill="FFFFFF" w:val="clear"/>
             <w:tcMar>
               <w:top w:type="dxa" w:w="120"/>
               <w:left w:type="dxa" w:w="140"/>
@@ -642,69 +638,67 @@
                 <w:sz w:val="18"/>
                 <w:szCs w:val="18"/>
               </w:rPr>
-              <w:t xml:space="preserve">📤 엑셀 업로드</w:t>
-            </w:r>
-          </w:p>
-        </w:tc>
-        <w:tc>
-          <w:tcPr>
-            <w:tcBorders>
-              <w:top w:val="single" w:color="CBD5E0" w:sz="1"/>
-              <w:left w:val="single" w:color="CBD5E0" w:sz="1"/>
-              <w:bottom w:val="single" w:color="CBD5E0" w:sz="1"/>
-              <w:right w:val="single" w:color="CBD5E0" w:sz="1"/>
-            </w:tcBorders>
-            <w:shd w:fill="FFFFFF" w:val="clear"/>
-            <w:tcMar>
-              <w:top w:type="dxa" w:w="120"/>
-              <w:left w:type="dxa" w:w="140"/>
-              <w:bottom w:type="dxa" w:w="120"/>
-              <w:right w:type="dxa" w:w="140"/>
-            </w:tcMar>
-          </w:tcPr>
-          <w:p>
-            <w:r>
-              <w:rPr>
-                <w:rFonts w:ascii="Arial" w:cs="Arial" w:eastAsia="Arial" w:hAnsi="Arial"/>
-                <w:b w:val="false"/>
-                <w:bCs w:val="false"/>
-                <w:color w:val="2D3748"/>
-                <w:sz w:val="18"/>
-                <w:szCs w:val="18"/>
-              </w:rPr>
-              <w:t xml:space="preserve">월별경영실적등록
-(연간 목표 및 수주 라인)</w:t>
-            </w:r>
-          </w:p>
-        </w:tc>
-        <w:tc>
-          <w:tcPr>
-            <w:tcBorders>
-              <w:top w:val="single" w:color="CBD5E0" w:sz="1"/>
-              <w:left w:val="single" w:color="CBD5E0" w:sz="1"/>
-              <w:bottom w:val="single" w:color="CBD5E0" w:sz="1"/>
-              <w:right w:val="single" w:color="CBD5E0" w:sz="1"/>
-            </w:tcBorders>
-            <w:shd w:fill="FFFFFF" w:val="clear"/>
-            <w:tcMar>
-              <w:top w:type="dxa" w:w="120"/>
-              <w:left w:type="dxa" w:w="140"/>
-              <w:bottom w:type="dxa" w:w="120"/>
-              <w:right w:type="dxa" w:w="140"/>
-            </w:tcMar>
-          </w:tcPr>
-          <w:p>
-            <w:r>
-              <w:rPr>
-                <w:rFonts w:ascii="Arial" w:cs="Arial" w:eastAsia="Arial" w:hAnsi="Arial"/>
-                <w:b w:val="false"/>
-                <w:bCs w:val="false"/>
-                <w:color w:val="2D3748"/>
-                <w:sz w:val="18"/>
-                <w:szCs w:val="18"/>
-              </w:rPr>
-              <w:t xml:space="preserve">mr_annual_amounts
-(연간 계획 대비 실적)</w:t>
+              <w:t xml:space="preserve">엑셀 업로드</w:t>
+            </w:r>
+          </w:p>
+        </w:tc>
+        <w:tc>
+          <w:tcPr>
+            <w:tcBorders>
+              <w:top w:val="single" w:color="CBD5E0" w:sz="1"/>
+              <w:left w:val="single" w:color="CBD5E0" w:sz="1"/>
+              <w:bottom w:val="single" w:color="CBD5E0" w:sz="1"/>
+              <w:right w:val="single" w:color="CBD5E0" w:sz="1"/>
+            </w:tcBorders>
+            <w:shd w:fill="FFFFFF" w:val="clear"/>
+            <w:tcMar>
+              <w:top w:type="dxa" w:w="120"/>
+              <w:left w:type="dxa" w:w="140"/>
+              <w:bottom w:type="dxa" w:w="120"/>
+              <w:right w:type="dxa" w:w="140"/>
+            </w:tcMar>
+          </w:tcPr>
+          <w:p>
+            <w:r>
+              <w:rPr>
+                <w:rFonts w:ascii="Arial" w:cs="Arial" w:eastAsia="Arial" w:hAnsi="Arial"/>
+                <w:b w:val="false"/>
+                <w:bCs w:val="false"/>
+                <w:color w:val="2D3748"/>
+                <w:sz w:val="18"/>
+                <w:szCs w:val="18"/>
+              </w:rPr>
+              <w:t xml:space="preserve">Monthly Management Performance Registration</w:t>
+            </w:r>
+          </w:p>
+        </w:tc>
+        <w:tc>
+          <w:tcPr>
+            <w:tcBorders>
+              <w:top w:val="single" w:color="CBD5E0" w:sz="1"/>
+              <w:left w:val="single" w:color="CBD5E0" w:sz="1"/>
+              <w:bottom w:val="single" w:color="CBD5E0" w:sz="1"/>
+              <w:right w:val="single" w:color="CBD5E0" w:sz="1"/>
+            </w:tcBorders>
+            <w:shd w:fill="FFFFFF" w:val="clear"/>
+            <w:tcMar>
+              <w:top w:type="dxa" w:w="120"/>
+              <w:left w:type="dxa" w:w="140"/>
+              <w:bottom w:type="dxa" w:w="120"/>
+              <w:right w:type="dxa" w:w="140"/>
+            </w:tcMar>
+          </w:tcPr>
+          <w:p>
+            <w:r>
+              <w:rPr>
+                <w:rFonts w:ascii="Arial" w:cs="Arial" w:eastAsia="Arial" w:hAnsi="Arial"/>
+                <w:b w:val="false"/>
+                <w:bCs w:val="false"/>
+                <w:color w:val="2D3748"/>
+                <w:sz w:val="18"/>
+                <w:szCs w:val="18"/>
+              </w:rPr>
+              <w:t xml:space="preserve">Management Report Excel (Operating Profit line cumulative)</w:t>
             </w:r>
           </w:p>
         </w:tc>
@@ -736,38 +730,37 @@
                 <w:sz w:val="18"/>
                 <w:szCs w:val="18"/>
               </w:rPr>
-              <w:t xml:space="preserve">전체 관리 대시보드
-(하단 코멘트)</w:t>
-            </w:r>
-          </w:p>
-        </w:tc>
-        <w:tc>
-          <w:tcPr>
-            <w:tcBorders>
-              <w:top w:val="single" w:color="CBD5E0" w:sz="1"/>
-              <w:left w:val="single" w:color="CBD5E0" w:sz="1"/>
-              <w:bottom w:val="single" w:color="CBD5E0" w:sz="1"/>
-              <w:right w:val="single" w:color="CBD5E0" w:sz="1"/>
-            </w:tcBorders>
-            <w:shd w:fill="FFFFFF" w:val="clear"/>
-            <w:tcMar>
-              <w:top w:type="dxa" w:w="120"/>
-              <w:left w:type="dxa" w:w="140"/>
-              <w:bottom w:type="dxa" w:w="120"/>
-              <w:right w:type="dxa" w:w="140"/>
-            </w:tcMar>
-          </w:tcPr>
-          <w:p>
-            <w:r>
-              <w:rPr>
-                <w:rFonts w:ascii="Arial" w:cs="Arial" w:eastAsia="Arial" w:hAnsi="Arial"/>
-                <w:b w:val="false"/>
-                <w:bCs w:val="false"/>
-                <w:color w:val="2D3748"/>
-                <w:sz w:val="18"/>
-                <w:szCs w:val="18"/>
-              </w:rPr>
-              <w:t xml:space="preserve">실적 분석 및 향후 전망 코멘트</w:t>
+              <w:t xml:space="preserve">전체 관리 대시보드 - 종합 현황</w:t>
+            </w:r>
+          </w:p>
+        </w:tc>
+        <w:tc>
+          <w:tcPr>
+            <w:tcBorders>
+              <w:top w:val="single" w:color="CBD5E0" w:sz="1"/>
+              <w:left w:val="single" w:color="CBD5E0" w:sz="1"/>
+              <w:bottom w:val="single" w:color="CBD5E0" w:sz="1"/>
+              <w:right w:val="single" w:color="CBD5E0" w:sz="1"/>
+            </w:tcBorders>
+            <w:shd w:fill="FFFFFF" w:val="clear"/>
+            <w:tcMar>
+              <w:top w:type="dxa" w:w="120"/>
+              <w:left w:type="dxa" w:w="140"/>
+              <w:bottom w:type="dxa" w:w="120"/>
+              <w:right w:type="dxa" w:w="140"/>
+            </w:tcMar>
+          </w:tcPr>
+          <w:p>
+            <w:r>
+              <w:rPr>
+                <w:rFonts w:ascii="Arial" w:cs="Arial" w:eastAsia="Arial" w:hAnsi="Arial"/>
+                <w:b w:val="false"/>
+                <w:bCs w:val="false"/>
+                <w:color w:val="2D3748"/>
+                <w:sz w:val="18"/>
+                <w:szCs w:val="18"/>
+              </w:rPr>
+              <w:t xml:space="preserve">연간 매출 (계획 / 전망 / 달성률)</w:t>
             </w:r>
           </w:p>
         </w:tc>
@@ -797,69 +790,67 @@
                 <w:sz w:val="18"/>
                 <w:szCs w:val="18"/>
               </w:rPr>
-              <w:t xml:space="preserve">✍️ 수기 직접입력</w:t>
-            </w:r>
-          </w:p>
-        </w:tc>
-        <w:tc>
-          <w:tcPr>
-            <w:tcBorders>
-              <w:top w:val="single" w:color="CBD5E0" w:sz="1"/>
-              <w:left w:val="single" w:color="CBD5E0" w:sz="1"/>
-              <w:bottom w:val="single" w:color="CBD5E0" w:sz="1"/>
-              <w:right w:val="single" w:color="CBD5E0" w:sz="1"/>
-            </w:tcBorders>
-            <w:shd w:fill="FFFFFF" w:val="clear"/>
-            <w:tcMar>
-              <w:top w:type="dxa" w:w="120"/>
-              <w:left w:type="dxa" w:w="140"/>
-              <w:bottom w:type="dxa" w:w="120"/>
-              <w:right w:type="dxa" w:w="140"/>
-            </w:tcMar>
-          </w:tcPr>
-          <w:p>
-            <w:r>
-              <w:rPr>
-                <w:rFonts w:ascii="Arial" w:cs="Arial" w:eastAsia="Arial" w:hAnsi="Arial"/>
-                <w:b w:val="false"/>
-                <w:bCs w:val="false"/>
-                <w:color w:val="2D3748"/>
-                <w:sz w:val="18"/>
-                <w:szCs w:val="18"/>
-              </w:rPr>
-              <w:t xml:space="preserve">대시보드 코멘트 패널
-(관리자 직접 작성)</w:t>
-            </w:r>
-          </w:p>
-        </w:tc>
-        <w:tc>
-          <w:tcPr>
-            <w:tcBorders>
-              <w:top w:val="single" w:color="CBD5E0" w:sz="1"/>
-              <w:left w:val="single" w:color="CBD5E0" w:sz="1"/>
-              <w:bottom w:val="single" w:color="CBD5E0" w:sz="1"/>
-              <w:right w:val="single" w:color="CBD5E0" w:sz="1"/>
-            </w:tcBorders>
-            <w:shd w:fill="FFFFFF" w:val="clear"/>
-            <w:tcMar>
-              <w:top w:type="dxa" w:w="120"/>
-              <w:left w:type="dxa" w:w="140"/>
-              <w:bottom w:type="dxa" w:w="120"/>
-              <w:right w:type="dxa" w:w="140"/>
-            </w:tcMar>
-          </w:tcPr>
-          <w:p>
-            <w:r>
-              <w:rPr>
-                <w:rFonts w:ascii="Arial" w:cs="Arial" w:eastAsia="Arial" w:hAnsi="Arial"/>
-                <w:b w:val="false"/>
-                <w:bCs w:val="false"/>
-                <w:color w:val="2D3748"/>
-                <w:sz w:val="18"/>
-                <w:szCs w:val="18"/>
-              </w:rPr>
-              <w:t xml:space="preserve">mr_comments
-(월별/연도별 코멘트 저장)</w:t>
+              <w:t xml:space="preserve">엑셀 업로드</w:t>
+            </w:r>
+          </w:p>
+        </w:tc>
+        <w:tc>
+          <w:tcPr>
+            <w:tcBorders>
+              <w:top w:val="single" w:color="CBD5E0" w:sz="1"/>
+              <w:left w:val="single" w:color="CBD5E0" w:sz="1"/>
+              <w:bottom w:val="single" w:color="CBD5E0" w:sz="1"/>
+              <w:right w:val="single" w:color="CBD5E0" w:sz="1"/>
+            </w:tcBorders>
+            <w:shd w:fill="FFFFFF" w:val="clear"/>
+            <w:tcMar>
+              <w:top w:type="dxa" w:w="120"/>
+              <w:left w:type="dxa" w:w="140"/>
+              <w:bottom w:type="dxa" w:w="120"/>
+              <w:right w:type="dxa" w:w="140"/>
+            </w:tcMar>
+          </w:tcPr>
+          <w:p>
+            <w:r>
+              <w:rPr>
+                <w:rFonts w:ascii="Arial" w:cs="Arial" w:eastAsia="Arial" w:hAnsi="Arial"/>
+                <w:b w:val="false"/>
+                <w:bCs w:val="false"/>
+                <w:color w:val="2D3748"/>
+                <w:sz w:val="18"/>
+                <w:szCs w:val="18"/>
+              </w:rPr>
+              <w:t xml:space="preserve">Monthly Management Performance Registration</w:t>
+            </w:r>
+          </w:p>
+        </w:tc>
+        <w:tc>
+          <w:tcPr>
+            <w:tcBorders>
+              <w:top w:val="single" w:color="CBD5E0" w:sz="1"/>
+              <w:left w:val="single" w:color="CBD5E0" w:sz="1"/>
+              <w:bottom w:val="single" w:color="CBD5E0" w:sz="1"/>
+              <w:right w:val="single" w:color="CBD5E0" w:sz="1"/>
+            </w:tcBorders>
+            <w:shd w:fill="FFFFFF" w:val="clear"/>
+            <w:tcMar>
+              <w:top w:type="dxa" w:w="120"/>
+              <w:left w:type="dxa" w:w="140"/>
+              <w:bottom w:type="dxa" w:w="120"/>
+              <w:right w:type="dxa" w:w="140"/>
+            </w:tcMar>
+          </w:tcPr>
+          <w:p>
+            <w:r>
+              <w:rPr>
+                <w:rFonts w:ascii="Arial" w:cs="Arial" w:eastAsia="Arial" w:hAnsi="Arial"/>
+                <w:b w:val="false"/>
+                <w:bCs w:val="false"/>
+                <w:color w:val="2D3748"/>
+                <w:sz w:val="18"/>
+                <w:szCs w:val="18"/>
+              </w:rPr>
+              <w:t xml:space="preserve">Management Report Excel (Full-Year Total)</w:t>
             </w:r>
           </w:p>
         </w:tc>
@@ -891,50 +882,49 @@
                 <w:sz w:val="18"/>
                 <w:szCs w:val="18"/>
               </w:rPr>
-              <w:t xml:space="preserve">시공 프로젝트 상세
-(개요 탭)</w:t>
-            </w:r>
-          </w:p>
-        </w:tc>
-        <w:tc>
-          <w:tcPr>
-            <w:tcBorders>
-              <w:top w:val="single" w:color="CBD5E0" w:sz="1"/>
-              <w:left w:val="single" w:color="CBD5E0" w:sz="1"/>
-              <w:bottom w:val="single" w:color="CBD5E0" w:sz="1"/>
-              <w:right w:val="single" w:color="CBD5E0" w:sz="1"/>
-            </w:tcBorders>
-            <w:shd w:fill="FFFFFF" w:val="clear"/>
-            <w:tcMar>
-              <w:top w:type="dxa" w:w="120"/>
-              <w:left w:type="dxa" w:w="140"/>
-              <w:bottom w:type="dxa" w:w="120"/>
-              <w:right w:type="dxa" w:w="140"/>
-            </w:tcMar>
-          </w:tcPr>
-          <w:p>
-            <w:r>
-              <w:rPr>
-                <w:rFonts w:ascii="Arial" w:cs="Arial" w:eastAsia="Arial" w:hAnsi="Arial"/>
-                <w:b w:val="false"/>
-                <w:bCs w:val="false"/>
-                <w:color w:val="2D3748"/>
-                <w:sz w:val="18"/>
-                <w:szCs w:val="18"/>
-              </w:rPr>
-              <w:t xml:space="preserve">도급액 (VND)</w:t>
-            </w:r>
-          </w:p>
-        </w:tc>
-        <w:tc>
-          <w:tcPr>
-            <w:tcBorders>
-              <w:top w:val="single" w:color="CBD5E0" w:sz="1"/>
-              <w:left w:val="single" w:color="CBD5E0" w:sz="1"/>
-              <w:bottom w:val="single" w:color="CBD5E0" w:sz="1"/>
-              <w:right w:val="single" w:color="CBD5E0" w:sz="1"/>
-            </w:tcBorders>
-            <w:shd w:fill="F7FAFC" w:val="clear"/>
+              <w:t xml:space="preserve">전체 관리 대시보드 - 종합 현황</w:t>
+            </w:r>
+          </w:p>
+        </w:tc>
+        <w:tc>
+          <w:tcPr>
+            <w:tcBorders>
+              <w:top w:val="single" w:color="CBD5E0" w:sz="1"/>
+              <w:left w:val="single" w:color="CBD5E0" w:sz="1"/>
+              <w:bottom w:val="single" w:color="CBD5E0" w:sz="1"/>
+              <w:right w:val="single" w:color="CBD5E0" w:sz="1"/>
+            </w:tcBorders>
+            <w:shd w:fill="FFFFFF" w:val="clear"/>
+            <w:tcMar>
+              <w:top w:type="dxa" w:w="120"/>
+              <w:left w:type="dxa" w:w="140"/>
+              <w:bottom w:type="dxa" w:w="120"/>
+              <w:right w:type="dxa" w:w="140"/>
+            </w:tcMar>
+          </w:tcPr>
+          <w:p>
+            <w:r>
+              <w:rPr>
+                <w:rFonts w:ascii="Arial" w:cs="Arial" w:eastAsia="Arial" w:hAnsi="Arial"/>
+                <w:b w:val="false"/>
+                <w:bCs w:val="false"/>
+                <w:color w:val="2D3748"/>
+                <w:sz w:val="18"/>
+                <w:szCs w:val="18"/>
+              </w:rPr>
+              <w:t xml:space="preserve">연간 영업이익 (계획 / 전망 / 달성률)</w:t>
+            </w:r>
+          </w:p>
+        </w:tc>
+        <w:tc>
+          <w:tcPr>
+            <w:tcBorders>
+              <w:top w:val="single" w:color="CBD5E0" w:sz="1"/>
+              <w:left w:val="single" w:color="CBD5E0" w:sz="1"/>
+              <w:bottom w:val="single" w:color="CBD5E0" w:sz="1"/>
+              <w:right w:val="single" w:color="CBD5E0" w:sz="1"/>
+            </w:tcBorders>
+            <w:shd w:fill="FFFFFF" w:val="clear"/>
             <w:tcMar>
               <w:top w:type="dxa" w:w="120"/>
               <w:left w:type="dxa" w:w="140"/>
@@ -952,69 +942,67 @@
                 <w:sz w:val="18"/>
                 <w:szCs w:val="18"/>
               </w:rPr>
-              <w:t xml:space="preserve">🔄 ERP 자동동기화</w:t>
-            </w:r>
-          </w:p>
-        </w:tc>
-        <w:tc>
-          <w:tcPr>
-            <w:tcBorders>
-              <w:top w:val="single" w:color="CBD5E0" w:sz="1"/>
-              <w:left w:val="single" w:color="CBD5E0" w:sz="1"/>
-              <w:bottom w:val="single" w:color="CBD5E0" w:sz="1"/>
-              <w:right w:val="single" w:color="CBD5E0" w:sz="1"/>
-            </w:tcBorders>
-            <w:shd w:fill="FFFFFF" w:val="clear"/>
-            <w:tcMar>
-              <w:top w:type="dxa" w:w="120"/>
-              <w:left w:type="dxa" w:w="140"/>
-              <w:bottom w:type="dxa" w:w="120"/>
-              <w:right w:type="dxa" w:w="140"/>
-            </w:tcMar>
-          </w:tcPr>
-          <w:p>
-            <w:r>
-              <w:rPr>
-                <w:rFonts w:ascii="Arial" w:cs="Arial" w:eastAsia="Arial" w:hAnsi="Arial"/>
-                <w:b w:val="false"/>
-                <w:bCs w:val="false"/>
-                <w:color w:val="2D3748"/>
-                <w:sz w:val="18"/>
-                <w:szCs w:val="18"/>
-              </w:rPr>
-              <w:t xml:space="preserve">공사개요등록 / 도급계약관리
-(도급합계금액)</w:t>
-            </w:r>
-          </w:p>
-        </w:tc>
-        <w:tc>
-          <w:tcPr>
-            <w:tcBorders>
-              <w:top w:val="single" w:color="CBD5E0" w:sz="1"/>
-              <w:left w:val="single" w:color="CBD5E0" w:sz="1"/>
-              <w:bottom w:val="single" w:color="CBD5E0" w:sz="1"/>
-              <w:right w:val="single" w:color="CBD5E0" w:sz="1"/>
-            </w:tcBorders>
-            <w:shd w:fill="FFFFFF" w:val="clear"/>
-            <w:tcMar>
-              <w:top w:type="dxa" w:w="120"/>
-              <w:left w:type="dxa" w:w="140"/>
-              <w:bottom w:type="dxa" w:w="120"/>
-              <w:right w:type="dxa" w:w="140"/>
-            </w:tcMar>
-          </w:tcPr>
-          <w:p>
-            <w:r>
-              <w:rPr>
-                <w:rFonts w:ascii="Arial" w:cs="Arial" w:eastAsia="Arial" w:hAnsi="Arial"/>
-                <w:b w:val="false"/>
-                <w:bCs w:val="false"/>
-                <w:color w:val="2D3748"/>
-                <w:sz w:val="18"/>
-                <w:szCs w:val="18"/>
-              </w:rPr>
-              <w:t xml:space="preserve">CBTB_CTRTSUMM.TOTALCTRTWONAMT
-(JSP 조회 후 pd_overview 저장)</w:t>
+              <w:t xml:space="preserve">엑셀 업로드</w:t>
+            </w:r>
+          </w:p>
+        </w:tc>
+        <w:tc>
+          <w:tcPr>
+            <w:tcBorders>
+              <w:top w:val="single" w:color="CBD5E0" w:sz="1"/>
+              <w:left w:val="single" w:color="CBD5E0" w:sz="1"/>
+              <w:bottom w:val="single" w:color="CBD5E0" w:sz="1"/>
+              <w:right w:val="single" w:color="CBD5E0" w:sz="1"/>
+            </w:tcBorders>
+            <w:shd w:fill="FFFFFF" w:val="clear"/>
+            <w:tcMar>
+              <w:top w:type="dxa" w:w="120"/>
+              <w:left w:type="dxa" w:w="140"/>
+              <w:bottom w:type="dxa" w:w="120"/>
+              <w:right w:type="dxa" w:w="140"/>
+            </w:tcMar>
+          </w:tcPr>
+          <w:p>
+            <w:r>
+              <w:rPr>
+                <w:rFonts w:ascii="Arial" w:cs="Arial" w:eastAsia="Arial" w:hAnsi="Arial"/>
+                <w:b w:val="false"/>
+                <w:bCs w:val="false"/>
+                <w:color w:val="2D3748"/>
+                <w:sz w:val="18"/>
+                <w:szCs w:val="18"/>
+              </w:rPr>
+              <w:t xml:space="preserve">Monthly Management Performance Registration</w:t>
+            </w:r>
+          </w:p>
+        </w:tc>
+        <w:tc>
+          <w:tcPr>
+            <w:tcBorders>
+              <w:top w:val="single" w:color="CBD5E0" w:sz="1"/>
+              <w:left w:val="single" w:color="CBD5E0" w:sz="1"/>
+              <w:bottom w:val="single" w:color="CBD5E0" w:sz="1"/>
+              <w:right w:val="single" w:color="CBD5E0" w:sz="1"/>
+            </w:tcBorders>
+            <w:shd w:fill="FFFFFF" w:val="clear"/>
+            <w:tcMar>
+              <w:top w:type="dxa" w:w="120"/>
+              <w:left w:type="dxa" w:w="140"/>
+              <w:bottom w:type="dxa" w:w="120"/>
+              <w:right w:type="dxa" w:w="140"/>
+            </w:tcMar>
+          </w:tcPr>
+          <w:p>
+            <w:r>
+              <w:rPr>
+                <w:rFonts w:ascii="Arial" w:cs="Arial" w:eastAsia="Arial" w:hAnsi="Arial"/>
+                <w:b w:val="false"/>
+                <w:bCs w:val="false"/>
+                <w:color w:val="2D3748"/>
+                <w:sz w:val="18"/>
+                <w:szCs w:val="18"/>
+              </w:rPr>
+              <w:t xml:space="preserve">Management Report Excel (Full-Year Total)</w:t>
             </w:r>
           </w:p>
         </w:tc>
@@ -1046,38 +1034,37 @@
                 <w:sz w:val="18"/>
                 <w:szCs w:val="18"/>
               </w:rPr>
-              <w:t xml:space="preserve">시공 프로젝트 상세
-(개요 탭)</w:t>
-            </w:r>
-          </w:p>
-        </w:tc>
-        <w:tc>
-          <w:tcPr>
-            <w:tcBorders>
-              <w:top w:val="single" w:color="CBD5E0" w:sz="1"/>
-              <w:left w:val="single" w:color="CBD5E0" w:sz="1"/>
-              <w:bottom w:val="single" w:color="CBD5E0" w:sz="1"/>
-              <w:right w:val="single" w:color="CBD5E0" w:sz="1"/>
-            </w:tcBorders>
-            <w:shd w:fill="FFFFFF" w:val="clear"/>
-            <w:tcMar>
-              <w:top w:type="dxa" w:w="120"/>
-              <w:left w:type="dxa" w:w="140"/>
-              <w:bottom w:type="dxa" w:w="120"/>
-              <w:right w:type="dxa" w:w="140"/>
-            </w:tcMar>
-          </w:tcPr>
-          <w:p>
-            <w:r>
-              <w:rPr>
-                <w:rFonts w:ascii="Arial" w:cs="Arial" w:eastAsia="Arial" w:hAnsi="Arial"/>
-                <w:b w:val="false"/>
-                <w:bCs w:val="false"/>
-                <w:color w:val="2D3748"/>
-                <w:sz w:val="18"/>
-                <w:szCs w:val="18"/>
-              </w:rPr>
-              <w:t xml:space="preserve">공사기간 (착공일 ~ 준공일)</w:t>
+              <w:t xml:space="preserve">전체 관리 대시보드 - 차트 영역</w:t>
+            </w:r>
+          </w:p>
+        </w:tc>
+        <w:tc>
+          <w:tcPr>
+            <w:tcBorders>
+              <w:top w:val="single" w:color="CBD5E0" w:sz="1"/>
+              <w:left w:val="single" w:color="CBD5E0" w:sz="1"/>
+              <w:bottom w:val="single" w:color="CBD5E0" w:sz="1"/>
+              <w:right w:val="single" w:color="CBD5E0" w:sz="1"/>
+            </w:tcBorders>
+            <w:shd w:fill="FFFFFF" w:val="clear"/>
+            <w:tcMar>
+              <w:top w:type="dxa" w:w="120"/>
+              <w:left w:type="dxa" w:w="140"/>
+              <w:bottom w:type="dxa" w:w="120"/>
+              <w:right w:type="dxa" w:w="140"/>
+            </w:tcMar>
+          </w:tcPr>
+          <w:p>
+            <w:r>
+              <w:rPr>
+                <w:rFonts w:ascii="Arial" w:cs="Arial" w:eastAsia="Arial" w:hAnsi="Arial"/>
+                <w:b w:val="false"/>
+                <w:bCs w:val="false"/>
+                <w:color w:val="2D3748"/>
+                <w:sz w:val="18"/>
+                <w:szCs w:val="18"/>
+              </w:rPr>
+              <w:t xml:space="preserve">월별 매출 실적 및 전망 (계획 vs 실적/전망)</w:t>
             </w:r>
           </w:p>
         </w:tc>
@@ -1107,69 +1094,67 @@
                 <w:sz w:val="18"/>
                 <w:szCs w:val="18"/>
               </w:rPr>
-              <w:t xml:space="preserve">🔄 ERP 자동동기화</w:t>
-            </w:r>
-          </w:p>
-        </w:tc>
-        <w:tc>
-          <w:tcPr>
-            <w:tcBorders>
-              <w:top w:val="single" w:color="CBD5E0" w:sz="1"/>
-              <w:left w:val="single" w:color="CBD5E0" w:sz="1"/>
-              <w:bottom w:val="single" w:color="CBD5E0" w:sz="1"/>
-              <w:right w:val="single" w:color="CBD5E0" w:sz="1"/>
-            </w:tcBorders>
-            <w:shd w:fill="FFFFFF" w:val="clear"/>
-            <w:tcMar>
-              <w:top w:type="dxa" w:w="120"/>
-              <w:left w:type="dxa" w:w="140"/>
-              <w:bottom w:type="dxa" w:w="120"/>
-              <w:right w:type="dxa" w:w="140"/>
-            </w:tcMar>
-          </w:tcPr>
-          <w:p>
-            <w:r>
-              <w:rPr>
-                <w:rFonts w:ascii="Arial" w:cs="Arial" w:eastAsia="Arial" w:hAnsi="Arial"/>
-                <w:b w:val="false"/>
-                <w:bCs w:val="false"/>
-                <w:color w:val="2D3748"/>
-                <w:sz w:val="18"/>
-                <w:szCs w:val="18"/>
-              </w:rPr>
-              <w:t xml:space="preserve">공사개요등록 &gt; 공사기간
-(실착공일 / 실준공예정일)</w:t>
-            </w:r>
-          </w:p>
-        </w:tc>
-        <w:tc>
-          <w:tcPr>
-            <w:tcBorders>
-              <w:top w:val="single" w:color="CBD5E0" w:sz="1"/>
-              <w:left w:val="single" w:color="CBD5E0" w:sz="1"/>
-              <w:bottom w:val="single" w:color="CBD5E0" w:sz="1"/>
-              <w:right w:val="single" w:color="CBD5E0" w:sz="1"/>
-            </w:tcBorders>
-            <w:shd w:fill="FFFFFF" w:val="clear"/>
-            <w:tcMar>
-              <w:top w:type="dxa" w:w="120"/>
-              <w:left w:type="dxa" w:w="140"/>
-              <w:bottom w:type="dxa" w:w="120"/>
-              <w:right w:type="dxa" w:w="140"/>
-            </w:tcMar>
-          </w:tcPr>
-          <w:p>
-            <w:r>
-              <w:rPr>
-                <w:rFonts w:ascii="Arial" w:cs="Arial" w:eastAsia="Arial" w:hAnsi="Arial"/>
-                <w:b w:val="false"/>
-                <w:bCs w:val="false"/>
-                <w:color w:val="2D3748"/>
-                <w:sz w:val="18"/>
-                <w:szCs w:val="18"/>
-              </w:rPr>
-              <w:t xml:space="preserve">CBTB_CONSTPERIOD 최신 차수
-(미등록 시 계약일자 폴백)</w:t>
+              <w:t xml:space="preserve">엑셀 업로드</w:t>
+            </w:r>
+          </w:p>
+        </w:tc>
+        <w:tc>
+          <w:tcPr>
+            <w:tcBorders>
+              <w:top w:val="single" w:color="CBD5E0" w:sz="1"/>
+              <w:left w:val="single" w:color="CBD5E0" w:sz="1"/>
+              <w:bottom w:val="single" w:color="CBD5E0" w:sz="1"/>
+              <w:right w:val="single" w:color="CBD5E0" w:sz="1"/>
+            </w:tcBorders>
+            <w:shd w:fill="FFFFFF" w:val="clear"/>
+            <w:tcMar>
+              <w:top w:type="dxa" w:w="120"/>
+              <w:left w:type="dxa" w:w="140"/>
+              <w:bottom w:type="dxa" w:w="120"/>
+              <w:right w:type="dxa" w:w="140"/>
+            </w:tcMar>
+          </w:tcPr>
+          <w:p>
+            <w:r>
+              <w:rPr>
+                <w:rFonts w:ascii="Arial" w:cs="Arial" w:eastAsia="Arial" w:hAnsi="Arial"/>
+                <w:b w:val="false"/>
+                <w:bCs w:val="false"/>
+                <w:color w:val="2D3748"/>
+                <w:sz w:val="18"/>
+                <w:szCs w:val="18"/>
+              </w:rPr>
+              <w:t xml:space="preserve">Monthly Management Performance Registration</w:t>
+            </w:r>
+          </w:p>
+        </w:tc>
+        <w:tc>
+          <w:tcPr>
+            <w:tcBorders>
+              <w:top w:val="single" w:color="CBD5E0" w:sz="1"/>
+              <w:left w:val="single" w:color="CBD5E0" w:sz="1"/>
+              <w:bottom w:val="single" w:color="CBD5E0" w:sz="1"/>
+              <w:right w:val="single" w:color="CBD5E0" w:sz="1"/>
+            </w:tcBorders>
+            <w:shd w:fill="FFFFFF" w:val="clear"/>
+            <w:tcMar>
+              <w:top w:type="dxa" w:w="120"/>
+              <w:left w:type="dxa" w:w="140"/>
+              <w:bottom w:type="dxa" w:w="120"/>
+              <w:right w:type="dxa" w:w="140"/>
+            </w:tcMar>
+          </w:tcPr>
+          <w:p>
+            <w:r>
+              <w:rPr>
+                <w:rFonts w:ascii="Arial" w:cs="Arial" w:eastAsia="Arial" w:hAnsi="Arial"/>
+                <w:b w:val="false"/>
+                <w:bCs w:val="false"/>
+                <w:color w:val="2D3748"/>
+                <w:sz w:val="18"/>
+                <w:szCs w:val="18"/>
+              </w:rPr>
+              <w:t xml:space="preserve">Management Report Excel (Monthly Revenue)</w:t>
             </w:r>
           </w:p>
         </w:tc>
@@ -1201,51 +1186,49 @@
                 <w:sz w:val="18"/>
                 <w:szCs w:val="18"/>
               </w:rPr>
-              <w:t xml:space="preserve">시공 프로젝트 상세
-(개요 탭)</w:t>
-            </w:r>
-          </w:p>
-        </w:tc>
-        <w:tc>
-          <w:tcPr>
-            <w:tcBorders>
-              <w:top w:val="single" w:color="CBD5E0" w:sz="1"/>
-              <w:left w:val="single" w:color="CBD5E0" w:sz="1"/>
-              <w:bottom w:val="single" w:color="CBD5E0" w:sz="1"/>
-              <w:right w:val="single" w:color="CBD5E0" w:sz="1"/>
-            </w:tcBorders>
-            <w:shd w:fill="FFFFFF" w:val="clear"/>
-            <w:tcMar>
-              <w:top w:type="dxa" w:w="120"/>
-              <w:left w:type="dxa" w:w="140"/>
-              <w:bottom w:type="dxa" w:w="120"/>
-              <w:right w:type="dxa" w:w="140"/>
-            </w:tcMar>
-          </w:tcPr>
-          <w:p>
-            <w:r>
-              <w:rPr>
-                <w:rFonts w:ascii="Arial" w:cs="Arial" w:eastAsia="Arial" w:hAnsi="Arial"/>
-                <w:b w:val="false"/>
-                <w:bCs w:val="false"/>
-                <w:color w:val="2D3748"/>
-                <w:sz w:val="18"/>
-                <w:szCs w:val="18"/>
-              </w:rPr>
-              <w:t xml:space="preserve">프로젝트 일반제원
-(공사규모, 연면적, 용도, 보증)</w:t>
-            </w:r>
-          </w:p>
-        </w:tc>
-        <w:tc>
-          <w:tcPr>
-            <w:tcBorders>
-              <w:top w:val="single" w:color="CBD5E0" w:sz="1"/>
-              <w:left w:val="single" w:color="CBD5E0" w:sz="1"/>
-              <w:bottom w:val="single" w:color="CBD5E0" w:sz="1"/>
-              <w:right w:val="single" w:color="CBD5E0" w:sz="1"/>
-            </w:tcBorders>
-            <w:shd w:fill="F7FAFC" w:val="clear"/>
+              <w:t xml:space="preserve">전체 관리 대시보드 - 차트 영역</w:t>
+            </w:r>
+          </w:p>
+        </w:tc>
+        <w:tc>
+          <w:tcPr>
+            <w:tcBorders>
+              <w:top w:val="single" w:color="CBD5E0" w:sz="1"/>
+              <w:left w:val="single" w:color="CBD5E0" w:sz="1"/>
+              <w:bottom w:val="single" w:color="CBD5E0" w:sz="1"/>
+              <w:right w:val="single" w:color="CBD5E0" w:sz="1"/>
+            </w:tcBorders>
+            <w:shd w:fill="FFFFFF" w:val="clear"/>
+            <w:tcMar>
+              <w:top w:type="dxa" w:w="120"/>
+              <w:left w:type="dxa" w:w="140"/>
+              <w:bottom w:type="dxa" w:w="120"/>
+              <w:right w:type="dxa" w:w="140"/>
+            </w:tcMar>
+          </w:tcPr>
+          <w:p>
+            <w:r>
+              <w:rPr>
+                <w:rFonts w:ascii="Arial" w:cs="Arial" w:eastAsia="Arial" w:hAnsi="Arial"/>
+                <w:b w:val="false"/>
+                <w:bCs w:val="false"/>
+                <w:color w:val="2D3748"/>
+                <w:sz w:val="18"/>
+                <w:szCs w:val="18"/>
+              </w:rPr>
+              <w:t xml:space="preserve">월별 손익현황 (매출총이익, 판관비, 영업손익)</w:t>
+            </w:r>
+          </w:p>
+        </w:tc>
+        <w:tc>
+          <w:tcPr>
+            <w:tcBorders>
+              <w:top w:val="single" w:color="CBD5E0" w:sz="1"/>
+              <w:left w:val="single" w:color="CBD5E0" w:sz="1"/>
+              <w:bottom w:val="single" w:color="CBD5E0" w:sz="1"/>
+              <w:right w:val="single" w:color="CBD5E0" w:sz="1"/>
+            </w:tcBorders>
+            <w:shd w:fill="FFFFFF" w:val="clear"/>
             <w:tcMar>
               <w:top w:type="dxa" w:w="120"/>
               <w:left w:type="dxa" w:w="140"/>
@@ -1263,68 +1246,67 @@
                 <w:sz w:val="18"/>
                 <w:szCs w:val="18"/>
               </w:rPr>
-              <w:t xml:space="preserve">✍️ 수기 직접입력</w:t>
-            </w:r>
-          </w:p>
-        </w:tc>
-        <w:tc>
-          <w:tcPr>
-            <w:tcBorders>
-              <w:top w:val="single" w:color="CBD5E0" w:sz="1"/>
-              <w:left w:val="single" w:color="CBD5E0" w:sz="1"/>
-              <w:bottom w:val="single" w:color="CBD5E0" w:sz="1"/>
-              <w:right w:val="single" w:color="CBD5E0" w:sz="1"/>
-            </w:tcBorders>
-            <w:shd w:fill="FFFFFF" w:val="clear"/>
-            <w:tcMar>
-              <w:top w:type="dxa" w:w="120"/>
-              <w:left w:type="dxa" w:w="140"/>
-              <w:bottom w:type="dxa" w:w="120"/>
-              <w:right w:type="dxa" w:w="140"/>
-            </w:tcMar>
-          </w:tcPr>
-          <w:p>
-            <w:r>
-              <w:rPr>
-                <w:rFonts w:ascii="Arial" w:cs="Arial" w:eastAsia="Arial" w:hAnsi="Arial"/>
-                <w:b w:val="false"/>
-                <w:bCs w:val="false"/>
-                <w:color w:val="2D3748"/>
-                <w:sz w:val="18"/>
-                <w:szCs w:val="18"/>
-              </w:rPr>
-              <w:t xml:space="preserve">데이터 입력 탭 &gt; 0. 개요 정보</w:t>
-            </w:r>
-          </w:p>
-        </w:tc>
-        <w:tc>
-          <w:tcPr>
-            <w:tcBorders>
-              <w:top w:val="single" w:color="CBD5E0" w:sz="1"/>
-              <w:left w:val="single" w:color="CBD5E0" w:sz="1"/>
-              <w:bottom w:val="single" w:color="CBD5E0" w:sz="1"/>
-              <w:right w:val="single" w:color="CBD5E0" w:sz="1"/>
-            </w:tcBorders>
-            <w:shd w:fill="FFFFFF" w:val="clear"/>
-            <w:tcMar>
-              <w:top w:type="dxa" w:w="120"/>
-              <w:left w:type="dxa" w:w="140"/>
-              <w:bottom w:type="dxa" w:w="120"/>
-              <w:right w:type="dxa" w:w="140"/>
-            </w:tcMar>
-          </w:tcPr>
-          <w:p>
-            <w:r>
-              <w:rPr>
-                <w:rFonts w:ascii="Arial" w:cs="Arial" w:eastAsia="Arial" w:hAnsi="Arial"/>
-                <w:b w:val="false"/>
-                <w:bCs w:val="false"/>
-                <w:color w:val="2D3748"/>
-                <w:sz w:val="18"/>
-                <w:szCs w:val="18"/>
-              </w:rPr>
-              <w:t xml:space="preserve">pd_overview 테이블
-(현장별 입력값 영속 저장)</w:t>
+              <w:t xml:space="preserve">엑셀 업로드</w:t>
+            </w:r>
+          </w:p>
+        </w:tc>
+        <w:tc>
+          <w:tcPr>
+            <w:tcBorders>
+              <w:top w:val="single" w:color="CBD5E0" w:sz="1"/>
+              <w:left w:val="single" w:color="CBD5E0" w:sz="1"/>
+              <w:bottom w:val="single" w:color="CBD5E0" w:sz="1"/>
+              <w:right w:val="single" w:color="CBD5E0" w:sz="1"/>
+            </w:tcBorders>
+            <w:shd w:fill="FFFFFF" w:val="clear"/>
+            <w:tcMar>
+              <w:top w:type="dxa" w:w="120"/>
+              <w:left w:type="dxa" w:w="140"/>
+              <w:bottom w:type="dxa" w:w="120"/>
+              <w:right w:type="dxa" w:w="140"/>
+            </w:tcMar>
+          </w:tcPr>
+          <w:p>
+            <w:r>
+              <w:rPr>
+                <w:rFonts w:ascii="Arial" w:cs="Arial" w:eastAsia="Arial" w:hAnsi="Arial"/>
+                <w:b w:val="false"/>
+                <w:bCs w:val="false"/>
+                <w:color w:val="2D3748"/>
+                <w:sz w:val="18"/>
+                <w:szCs w:val="18"/>
+              </w:rPr>
+              <w:t xml:space="preserve">Monthly Management Performance Registration</w:t>
+            </w:r>
+          </w:p>
+        </w:tc>
+        <w:tc>
+          <w:tcPr>
+            <w:tcBorders>
+              <w:top w:val="single" w:color="CBD5E0" w:sz="1"/>
+              <w:left w:val="single" w:color="CBD5E0" w:sz="1"/>
+              <w:bottom w:val="single" w:color="CBD5E0" w:sz="1"/>
+              <w:right w:val="single" w:color="CBD5E0" w:sz="1"/>
+            </w:tcBorders>
+            <w:shd w:fill="FFFFFF" w:val="clear"/>
+            <w:tcMar>
+              <w:top w:type="dxa" w:w="120"/>
+              <w:left w:type="dxa" w:w="140"/>
+              <w:bottom w:type="dxa" w:w="120"/>
+              <w:right w:type="dxa" w:w="140"/>
+            </w:tcMar>
+          </w:tcPr>
+          <w:p>
+            <w:r>
+              <w:rPr>
+                <w:rFonts w:ascii="Arial" w:cs="Arial" w:eastAsia="Arial" w:hAnsi="Arial"/>
+                <w:b w:val="false"/>
+                <w:bCs w:val="false"/>
+                <w:color w:val="2D3748"/>
+                <w:sz w:val="18"/>
+                <w:szCs w:val="18"/>
+              </w:rPr>
+              <w:t xml:space="preserve">Management Report Excel (P&amp;L lines)</w:t>
             </w:r>
           </w:p>
         </w:tc>
@@ -1356,38 +1338,37 @@
                 <w:sz w:val="18"/>
                 <w:szCs w:val="18"/>
               </w:rPr>
-              <w:t xml:space="preserve">시공 프로젝트 상세
-(공정 탭)</w:t>
-            </w:r>
-          </w:p>
-        </w:tc>
-        <w:tc>
-          <w:tcPr>
-            <w:tcBorders>
-              <w:top w:val="single" w:color="CBD5E0" w:sz="1"/>
-              <w:left w:val="single" w:color="CBD5E0" w:sz="1"/>
-              <w:bottom w:val="single" w:color="CBD5E0" w:sz="1"/>
-              <w:right w:val="single" w:color="CBD5E0" w:sz="1"/>
-            </w:tcBorders>
-            <w:shd w:fill="FFFFFF" w:val="clear"/>
-            <w:tcMar>
-              <w:top w:type="dxa" w:w="120"/>
-              <w:left w:type="dxa" w:w="140"/>
-              <w:bottom w:type="dxa" w:w="120"/>
-              <w:right w:type="dxa" w:w="140"/>
-            </w:tcMar>
-          </w:tcPr>
-          <w:p>
-            <w:r>
-              <w:rPr>
-                <w:rFonts w:ascii="Arial" w:cs="Arial" w:eastAsia="Arial" w:hAnsi="Arial"/>
-                <w:b w:val="false"/>
-                <w:bCs w:val="false"/>
-                <w:color w:val="2D3748"/>
-                <w:sz w:val="18"/>
-                <w:szCs w:val="18"/>
-              </w:rPr>
-              <w:t xml:space="preserve">월별 실적 공정률 (%)</w:t>
+              <w:t xml:space="preserve">전체 관리 대시보드 - 차트 영역</w:t>
+            </w:r>
+          </w:p>
+        </w:tc>
+        <w:tc>
+          <w:tcPr>
+            <w:tcBorders>
+              <w:top w:val="single" w:color="CBD5E0" w:sz="1"/>
+              <w:left w:val="single" w:color="CBD5E0" w:sz="1"/>
+              <w:bottom w:val="single" w:color="CBD5E0" w:sz="1"/>
+              <w:right w:val="single" w:color="CBD5E0" w:sz="1"/>
+            </w:tcBorders>
+            <w:shd w:fill="FFFFFF" w:val="clear"/>
+            <w:tcMar>
+              <w:top w:type="dxa" w:w="120"/>
+              <w:left w:type="dxa" w:w="140"/>
+              <w:bottom w:type="dxa" w:w="120"/>
+              <w:right w:type="dxa" w:w="140"/>
+            </w:tcMar>
+          </w:tcPr>
+          <w:p>
+            <w:r>
+              <w:rPr>
+                <w:rFonts w:ascii="Arial" w:cs="Arial" w:eastAsia="Arial" w:hAnsi="Arial"/>
+                <w:b w:val="false"/>
+                <w:bCs w:val="false"/>
+                <w:color w:val="2D3748"/>
+                <w:sz w:val="18"/>
+                <w:szCs w:val="18"/>
+              </w:rPr>
+              <w:t xml:space="preserve">수주 실적 현황 (목표, 수주실적, 잔여)</w:t>
             </w:r>
           </w:p>
         </w:tc>
@@ -1417,69 +1398,67 @@
                 <w:sz w:val="18"/>
                 <w:szCs w:val="18"/>
               </w:rPr>
-              <w:t xml:space="preserve">🔄 ERP 자동동기화</w:t>
-            </w:r>
-          </w:p>
-        </w:tc>
-        <w:tc>
-          <w:tcPr>
-            <w:tcBorders>
-              <w:top w:val="single" w:color="CBD5E0" w:sz="1"/>
-              <w:left w:val="single" w:color="CBD5E0" w:sz="1"/>
-              <w:bottom w:val="single" w:color="CBD5E0" w:sz="1"/>
-              <w:right w:val="single" w:color="CBD5E0" w:sz="1"/>
-            </w:tcBorders>
-            <w:shd w:fill="FFFFFF" w:val="clear"/>
-            <w:tcMar>
-              <w:top w:type="dxa" w:w="120"/>
-              <w:left w:type="dxa" w:w="140"/>
-              <w:bottom w:type="dxa" w:w="120"/>
-              <w:right w:type="dxa" w:w="140"/>
-            </w:tcMar>
-          </w:tcPr>
-          <w:p>
-            <w:r>
-              <w:rPr>
-                <w:rFonts w:ascii="Arial" w:cs="Arial" w:eastAsia="Arial" w:hAnsi="Arial"/>
-                <w:b w:val="false"/>
-                <w:bCs w:val="false"/>
-                <w:color w:val="2D3748"/>
-                <w:sz w:val="18"/>
-                <w:szCs w:val="18"/>
-              </w:rPr>
-              <w:t xml:space="preserve">원가공정율(%) / 시행기성(현장)
-(비목별 투입 원가)</w:t>
-            </w:r>
-          </w:p>
-        </w:tc>
-        <w:tc>
-          <w:tcPr>
-            <w:tcBorders>
-              <w:top w:val="single" w:color="CBD5E0" w:sz="1"/>
-              <w:left w:val="single" w:color="CBD5E0" w:sz="1"/>
-              <w:bottom w:val="single" w:color="CBD5E0" w:sz="1"/>
-              <w:right w:val="single" w:color="CBD5E0" w:sz="1"/>
-            </w:tcBorders>
-            <w:shd w:fill="FFFFFF" w:val="clear"/>
-            <w:tcMar>
-              <w:top w:type="dxa" w:w="120"/>
-              <w:left w:type="dxa" w:w="140"/>
-              <w:bottom w:type="dxa" w:w="120"/>
-              <w:right w:type="dxa" w:w="140"/>
-            </w:tcMar>
-          </w:tcPr>
-          <w:p>
-            <w:r>
-              <w:rPr>
-                <w:rFonts w:ascii="Arial" w:cs="Arial" w:eastAsia="Arial" w:hAnsi="Arial"/>
-                <w:b w:val="false"/>
-                <w:bCs w:val="false"/>
-                <w:color w:val="2D3748"/>
-                <w:sz w:val="18"/>
-                <w:szCs w:val="18"/>
-              </w:rPr>
-              <w:t xml:space="preserve">CHTB_PFMCOSTRMRK &amp; CETB_PFMCTRTHIST
-공식: 투입원가 / (실행예산 - 결의차액)</w:t>
+              <w:t xml:space="preserve">엑셀 업로드</w:t>
+            </w:r>
+          </w:p>
+        </w:tc>
+        <w:tc>
+          <w:tcPr>
+            <w:tcBorders>
+              <w:top w:val="single" w:color="CBD5E0" w:sz="1"/>
+              <w:left w:val="single" w:color="CBD5E0" w:sz="1"/>
+              <w:bottom w:val="single" w:color="CBD5E0" w:sz="1"/>
+              <w:right w:val="single" w:color="CBD5E0" w:sz="1"/>
+            </w:tcBorders>
+            <w:shd w:fill="FFFFFF" w:val="clear"/>
+            <w:tcMar>
+              <w:top w:type="dxa" w:w="120"/>
+              <w:left w:type="dxa" w:w="140"/>
+              <w:bottom w:type="dxa" w:w="120"/>
+              <w:right w:type="dxa" w:w="140"/>
+            </w:tcMar>
+          </w:tcPr>
+          <w:p>
+            <w:r>
+              <w:rPr>
+                <w:rFonts w:ascii="Arial" w:cs="Arial" w:eastAsia="Arial" w:hAnsi="Arial"/>
+                <w:b w:val="false"/>
+                <w:bCs w:val="false"/>
+                <w:color w:val="2D3748"/>
+                <w:sz w:val="18"/>
+                <w:szCs w:val="18"/>
+              </w:rPr>
+              <w:t xml:space="preserve">Monthly Management Performance Registration</w:t>
+            </w:r>
+          </w:p>
+        </w:tc>
+        <w:tc>
+          <w:tcPr>
+            <w:tcBorders>
+              <w:top w:val="single" w:color="CBD5E0" w:sz="1"/>
+              <w:left w:val="single" w:color="CBD5E0" w:sz="1"/>
+              <w:bottom w:val="single" w:color="CBD5E0" w:sz="1"/>
+              <w:right w:val="single" w:color="CBD5E0" w:sz="1"/>
+            </w:tcBorders>
+            <w:shd w:fill="FFFFFF" w:val="clear"/>
+            <w:tcMar>
+              <w:top w:type="dxa" w:w="120"/>
+              <w:left w:type="dxa" w:w="140"/>
+              <w:bottom w:type="dxa" w:w="120"/>
+              <w:right w:type="dxa" w:w="140"/>
+            </w:tcMar>
+          </w:tcPr>
+          <w:p>
+            <w:r>
+              <w:rPr>
+                <w:rFonts w:ascii="Arial" w:cs="Arial" w:eastAsia="Arial" w:hAnsi="Arial"/>
+                <w:b w:val="false"/>
+                <w:bCs w:val="false"/>
+                <w:color w:val="2D3748"/>
+                <w:sz w:val="18"/>
+                <w:szCs w:val="18"/>
+              </w:rPr>
+              <w:t xml:space="preserve">Management Report Excel (Orders/Contracts)</w:t>
             </w:r>
           </w:p>
         </w:tc>
@@ -1511,50 +1490,49 @@
                 <w:sz w:val="18"/>
                 <w:szCs w:val="18"/>
               </w:rPr>
-              <w:t xml:space="preserve">시공 프로젝트 상세
-(공정 탭)</w:t>
-            </w:r>
-          </w:p>
-        </w:tc>
-        <w:tc>
-          <w:tcPr>
-            <w:tcBorders>
-              <w:top w:val="single" w:color="CBD5E0" w:sz="1"/>
-              <w:left w:val="single" w:color="CBD5E0" w:sz="1"/>
-              <w:bottom w:val="single" w:color="CBD5E0" w:sz="1"/>
-              <w:right w:val="single" w:color="CBD5E0" w:sz="1"/>
-            </w:tcBorders>
-            <w:shd w:fill="FFFFFF" w:val="clear"/>
-            <w:tcMar>
-              <w:top w:type="dxa" w:w="120"/>
-              <w:left w:type="dxa" w:w="140"/>
-              <w:bottom w:type="dxa" w:w="120"/>
-              <w:right w:type="dxa" w:w="140"/>
-            </w:tcMar>
-          </w:tcPr>
-          <w:p>
-            <w:r>
-              <w:rPr>
-                <w:rFonts w:ascii="Arial" w:cs="Arial" w:eastAsia="Arial" w:hAnsi="Arial"/>
-                <w:b w:val="false"/>
-                <w:bCs w:val="false"/>
-                <w:color w:val="2D3748"/>
-                <w:sz w:val="18"/>
-                <w:szCs w:val="18"/>
-              </w:rPr>
-              <w:t xml:space="preserve">월별 계획 공정률 및 마일스톤</w:t>
-            </w:r>
-          </w:p>
-        </w:tc>
-        <w:tc>
-          <w:tcPr>
-            <w:tcBorders>
-              <w:top w:val="single" w:color="CBD5E0" w:sz="1"/>
-              <w:left w:val="single" w:color="CBD5E0" w:sz="1"/>
-              <w:bottom w:val="single" w:color="CBD5E0" w:sz="1"/>
-              <w:right w:val="single" w:color="CBD5E0" w:sz="1"/>
-            </w:tcBorders>
-            <w:shd w:fill="F7FAFC" w:val="clear"/>
+              <w:t xml:space="preserve">전체 관리 대시보드 - 차트 영역</w:t>
+            </w:r>
+          </w:p>
+        </w:tc>
+        <w:tc>
+          <w:tcPr>
+            <w:tcBorders>
+              <w:top w:val="single" w:color="CBD5E0" w:sz="1"/>
+              <w:left w:val="single" w:color="CBD5E0" w:sz="1"/>
+              <w:bottom w:val="single" w:color="CBD5E0" w:sz="1"/>
+              <w:right w:val="single" w:color="CBD5E0" w:sz="1"/>
+            </w:tcBorders>
+            <w:shd w:fill="FFFFFF" w:val="clear"/>
+            <w:tcMar>
+              <w:top w:type="dxa" w:w="120"/>
+              <w:left w:type="dxa" w:w="140"/>
+              <w:bottom w:type="dxa" w:w="120"/>
+              <w:right w:type="dxa" w:w="140"/>
+            </w:tcMar>
+          </w:tcPr>
+          <w:p>
+            <w:r>
+              <w:rPr>
+                <w:rFonts w:ascii="Arial" w:cs="Arial" w:eastAsia="Arial" w:hAnsi="Arial"/>
+                <w:b w:val="false"/>
+                <w:bCs w:val="false"/>
+                <w:color w:val="2D3748"/>
+                <w:sz w:val="18"/>
+                <w:szCs w:val="18"/>
+              </w:rPr>
+              <w:t xml:space="preserve">자금수지 현황 (자금유입, 유출, 누적잔액)</w:t>
+            </w:r>
+          </w:p>
+        </w:tc>
+        <w:tc>
+          <w:tcPr>
+            <w:tcBorders>
+              <w:top w:val="single" w:color="CBD5E0" w:sz="1"/>
+              <w:left w:val="single" w:color="CBD5E0" w:sz="1"/>
+              <w:bottom w:val="single" w:color="CBD5E0" w:sz="1"/>
+              <w:right w:val="single" w:color="CBD5E0" w:sz="1"/>
+            </w:tcBorders>
+            <w:shd w:fill="FFFFFF" w:val="clear"/>
             <w:tcMar>
               <w:top w:type="dxa" w:w="120"/>
               <w:left w:type="dxa" w:w="140"/>
@@ -1572,69 +1550,67 @@
                 <w:sz w:val="18"/>
                 <w:szCs w:val="18"/>
               </w:rPr>
-              <w:t xml:space="preserve">✍️ 수기 직접입력
-(엑셀 템플릿 지원)</w:t>
-            </w:r>
-          </w:p>
-        </w:tc>
-        <w:tc>
-          <w:tcPr>
-            <w:tcBorders>
-              <w:top w:val="single" w:color="CBD5E0" w:sz="1"/>
-              <w:left w:val="single" w:color="CBD5E0" w:sz="1"/>
-              <w:bottom w:val="single" w:color="CBD5E0" w:sz="1"/>
-              <w:right w:val="single" w:color="CBD5E0" w:sz="1"/>
-            </w:tcBorders>
-            <w:shd w:fill="FFFFFF" w:val="clear"/>
-            <w:tcMar>
-              <w:top w:type="dxa" w:w="120"/>
-              <w:left w:type="dxa" w:w="140"/>
-              <w:bottom w:type="dxa" w:w="120"/>
-              <w:right w:type="dxa" w:w="140"/>
-            </w:tcMar>
-          </w:tcPr>
-          <w:p>
-            <w:r>
-              <w:rPr>
-                <w:rFonts w:ascii="Arial" w:cs="Arial" w:eastAsia="Arial" w:hAnsi="Arial"/>
-                <w:b w:val="false"/>
-                <w:bCs w:val="false"/>
-                <w:color w:val="2D3748"/>
-                <w:sz w:val="18"/>
-                <w:szCs w:val="18"/>
-              </w:rPr>
-              <w:t xml:space="preserve">데이터 입력 탭 &gt; 1. 공정률 / 2. 마일스톤</w:t>
-            </w:r>
-          </w:p>
-        </w:tc>
-        <w:tc>
-          <w:tcPr>
-            <w:tcBorders>
-              <w:top w:val="single" w:color="CBD5E0" w:sz="1"/>
-              <w:left w:val="single" w:color="CBD5E0" w:sz="1"/>
-              <w:bottom w:val="single" w:color="CBD5E0" w:sz="1"/>
-              <w:right w:val="single" w:color="CBD5E0" w:sz="1"/>
-            </w:tcBorders>
-            <w:shd w:fill="FFFFFF" w:val="clear"/>
-            <w:tcMar>
-              <w:top w:type="dxa" w:w="120"/>
-              <w:left w:type="dxa" w:w="140"/>
-              <w:bottom w:type="dxa" w:w="120"/>
-              <w:right w:type="dxa" w:w="140"/>
-            </w:tcMar>
-          </w:tcPr>
-          <w:p>
-            <w:r>
-              <w:rPr>
-                <w:rFonts w:ascii="Arial" w:cs="Arial" w:eastAsia="Arial" w:hAnsi="Arial"/>
-                <w:b w:val="false"/>
-                <w:bCs w:val="false"/>
-                <w:color w:val="2D3748"/>
-                <w:sz w:val="18"/>
-                <w:szCs w:val="18"/>
-              </w:rPr>
-              <w:t xml:space="preserve">pd_progress_monthly.plan_pct
-pd_milestones (마일스톤 엑셀 일괄 업로드)</w:t>
+              <w:t xml:space="preserve">엑셀 업로드</w:t>
+            </w:r>
+          </w:p>
+        </w:tc>
+        <w:tc>
+          <w:tcPr>
+            <w:tcBorders>
+              <w:top w:val="single" w:color="CBD5E0" w:sz="1"/>
+              <w:left w:val="single" w:color="CBD5E0" w:sz="1"/>
+              <w:bottom w:val="single" w:color="CBD5E0" w:sz="1"/>
+              <w:right w:val="single" w:color="CBD5E0" w:sz="1"/>
+            </w:tcBorders>
+            <w:shd w:fill="FFFFFF" w:val="clear"/>
+            <w:tcMar>
+              <w:top w:type="dxa" w:w="120"/>
+              <w:left w:type="dxa" w:w="140"/>
+              <w:bottom w:type="dxa" w:w="120"/>
+              <w:right w:type="dxa" w:w="140"/>
+            </w:tcMar>
+          </w:tcPr>
+          <w:p>
+            <w:r>
+              <w:rPr>
+                <w:rFonts w:ascii="Arial" w:cs="Arial" w:eastAsia="Arial" w:hAnsi="Arial"/>
+                <w:b w:val="false"/>
+                <w:bCs w:val="false"/>
+                <w:color w:val="2D3748"/>
+                <w:sz w:val="18"/>
+                <w:szCs w:val="18"/>
+              </w:rPr>
+              <w:t xml:space="preserve">1. Site Fund Movement (Cash / Bank) / Cash Flow Sheet</w:t>
+            </w:r>
+          </w:p>
+        </w:tc>
+        <w:tc>
+          <w:tcPr>
+            <w:tcBorders>
+              <w:top w:val="single" w:color="CBD5E0" w:sz="1"/>
+              <w:left w:val="single" w:color="CBD5E0" w:sz="1"/>
+              <w:bottom w:val="single" w:color="CBD5E0" w:sz="1"/>
+              <w:right w:val="single" w:color="CBD5E0" w:sz="1"/>
+            </w:tcBorders>
+            <w:shd w:fill="FFFFFF" w:val="clear"/>
+            <w:tcMar>
+              <w:top w:type="dxa" w:w="120"/>
+              <w:left w:type="dxa" w:w="140"/>
+              <w:bottom w:type="dxa" w:w="120"/>
+              <w:right w:type="dxa" w:w="140"/>
+            </w:tcMar>
+          </w:tcPr>
+          <w:p>
+            <w:r>
+              <w:rPr>
+                <w:rFonts w:ascii="Arial" w:cs="Arial" w:eastAsia="Arial" w:hAnsi="Arial"/>
+                <w:b w:val="false"/>
+                <w:bCs w:val="false"/>
+                <w:color w:val="2D3748"/>
+                <w:sz w:val="18"/>
+                <w:szCs w:val="18"/>
+              </w:rPr>
+              <w:t xml:space="preserve">Cash Flow Excel Upload</w:t>
             </w:r>
           </w:p>
         </w:tc>
@@ -1666,39 +1642,37 @@
                 <w:sz w:val="18"/>
                 <w:szCs w:val="18"/>
               </w:rPr>
-              <w:t xml:space="preserve">시공 프로젝트 상세
-(매출/원가 탭)</w:t>
-            </w:r>
-          </w:p>
-        </w:tc>
-        <w:tc>
-          <w:tcPr>
-            <w:tcBorders>
-              <w:top w:val="single" w:color="CBD5E0" w:sz="1"/>
-              <w:left w:val="single" w:color="CBD5E0" w:sz="1"/>
-              <w:bottom w:val="single" w:color="CBD5E0" w:sz="1"/>
-              <w:right w:val="single" w:color="CBD5E0" w:sz="1"/>
-            </w:tcBorders>
-            <w:shd w:fill="FFFFFF" w:val="clear"/>
-            <w:tcMar>
-              <w:top w:type="dxa" w:w="120"/>
-              <w:left w:type="dxa" w:w="140"/>
-              <w:bottom w:type="dxa" w:w="120"/>
-              <w:right w:type="dxa" w:w="140"/>
-            </w:tcMar>
-          </w:tcPr>
-          <w:p>
-            <w:r>
-              <w:rPr>
-                <w:rFonts w:ascii="Arial" w:cs="Arial" w:eastAsia="Arial" w:hAnsi="Arial"/>
-                <w:b w:val="false"/>
-                <w:bCs w:val="false"/>
-                <w:color w:val="2D3748"/>
-                <w:sz w:val="18"/>
-                <w:szCs w:val="18"/>
-              </w:rPr>
-              <w:t xml:space="preserve">원가율 설정
-(실행예산 및 준공추정)</w:t>
+              <w:t xml:space="preserve">전체 관리 대시보드 - 표 및 요약</w:t>
+            </w:r>
+          </w:p>
+        </w:tc>
+        <w:tc>
+          <w:tcPr>
+            <w:tcBorders>
+              <w:top w:val="single" w:color="CBD5E0" w:sz="1"/>
+              <w:left w:val="single" w:color="CBD5E0" w:sz="1"/>
+              <w:bottom w:val="single" w:color="CBD5E0" w:sz="1"/>
+              <w:right w:val="single" w:color="CBD5E0" w:sz="1"/>
+            </w:tcBorders>
+            <w:shd w:fill="FFFFFF" w:val="clear"/>
+            <w:tcMar>
+              <w:top w:type="dxa" w:w="120"/>
+              <w:left w:type="dxa" w:w="140"/>
+              <w:bottom w:type="dxa" w:w="120"/>
+              <w:right w:type="dxa" w:w="140"/>
+            </w:tcMar>
+          </w:tcPr>
+          <w:p>
+            <w:r>
+              <w:rPr>
+                <w:rFonts w:ascii="Arial" w:cs="Arial" w:eastAsia="Arial" w:hAnsi="Arial"/>
+                <w:b w:val="false"/>
+                <w:bCs w:val="false"/>
+                <w:color w:val="2D3748"/>
+                <w:sz w:val="18"/>
+                <w:szCs w:val="18"/>
+              </w:rPr>
+              <w:t xml:space="preserve">경영실적 현황 표</w:t>
             </w:r>
           </w:p>
         </w:tc>
@@ -1728,69 +1702,67 @@
                 <w:sz w:val="18"/>
                 <w:szCs w:val="18"/>
               </w:rPr>
-              <w:t xml:space="preserve">🔄 ERP 자동동기화</w:t>
-            </w:r>
-          </w:p>
-        </w:tc>
-        <w:tc>
-          <w:tcPr>
-            <w:tcBorders>
-              <w:top w:val="single" w:color="CBD5E0" w:sz="1"/>
-              <w:left w:val="single" w:color="CBD5E0" w:sz="1"/>
-              <w:bottom w:val="single" w:color="CBD5E0" w:sz="1"/>
-              <w:right w:val="single" w:color="CBD5E0" w:sz="1"/>
-            </w:tcBorders>
-            <w:shd w:fill="FFFFFF" w:val="clear"/>
-            <w:tcMar>
-              <w:top w:type="dxa" w:w="120"/>
-              <w:left w:type="dxa" w:w="140"/>
-              <w:bottom w:type="dxa" w:w="120"/>
-              <w:right w:type="dxa" w:w="140"/>
-            </w:tcMar>
-          </w:tcPr>
-          <w:p>
-            <w:r>
-              <w:rPr>
-                <w:rFonts w:ascii="Arial" w:cs="Arial" w:eastAsia="Arial" w:hAnsi="Arial"/>
-                <w:b w:val="false"/>
-                <w:bCs w:val="false"/>
-                <w:color w:val="2D3748"/>
-                <w:sz w:val="18"/>
-                <w:szCs w:val="18"/>
-              </w:rPr>
-              <w:t xml:space="preserve">정산원가율 리포트 화면
-(사업예산 REC7, 매출이익율 REC9)</w:t>
-            </w:r>
-          </w:p>
-        </w:tc>
-        <w:tc>
-          <w:tcPr>
-            <w:tcBorders>
-              <w:top w:val="single" w:color="CBD5E0" w:sz="1"/>
-              <w:left w:val="single" w:color="CBD5E0" w:sz="1"/>
-              <w:bottom w:val="single" w:color="CBD5E0" w:sz="1"/>
-              <w:right w:val="single" w:color="CBD5E0" w:sz="1"/>
-            </w:tcBorders>
-            <w:shd w:fill="FFFFFF" w:val="clear"/>
-            <w:tcMar>
-              <w:top w:type="dxa" w:w="120"/>
-              <w:left w:type="dxa" w:w="140"/>
-              <w:bottom w:type="dxa" w:w="120"/>
-              <w:right w:type="dxa" w:w="140"/>
-            </w:tcMar>
-          </w:tcPr>
-          <w:p>
-            <w:r>
-              <w:rPr>
-                <w:rFonts w:ascii="Arial" w:cs="Arial" w:eastAsia="Arial" w:hAnsi="Arial"/>
-                <w:b w:val="false"/>
-                <w:bCs w:val="false"/>
-                <w:color w:val="2D3748"/>
-                <w:sz w:val="18"/>
-                <w:szCs w:val="18"/>
-              </w:rPr>
-              <w:t xml:space="preserve">ch_cost_settle_ratio_q_1q.jsp
-(VND 원본 및 전 월별 이력 저장)</w:t>
+              <w:t xml:space="preserve">엑셀 업로드</w:t>
+            </w:r>
+          </w:p>
+        </w:tc>
+        <w:tc>
+          <w:tcPr>
+            <w:tcBorders>
+              <w:top w:val="single" w:color="CBD5E0" w:sz="1"/>
+              <w:left w:val="single" w:color="CBD5E0" w:sz="1"/>
+              <w:bottom w:val="single" w:color="CBD5E0" w:sz="1"/>
+              <w:right w:val="single" w:color="CBD5E0" w:sz="1"/>
+            </w:tcBorders>
+            <w:shd w:fill="FFFFFF" w:val="clear"/>
+            <w:tcMar>
+              <w:top w:type="dxa" w:w="120"/>
+              <w:left w:type="dxa" w:w="140"/>
+              <w:bottom w:type="dxa" w:w="120"/>
+              <w:right w:type="dxa" w:w="140"/>
+            </w:tcMar>
+          </w:tcPr>
+          <w:p>
+            <w:r>
+              <w:rPr>
+                <w:rFonts w:ascii="Arial" w:cs="Arial" w:eastAsia="Arial" w:hAnsi="Arial"/>
+                <w:b w:val="false"/>
+                <w:bCs w:val="false"/>
+                <w:color w:val="2D3748"/>
+                <w:sz w:val="18"/>
+                <w:szCs w:val="18"/>
+              </w:rPr>
+              <w:t xml:space="preserve">Monthly Management Performance Registration</w:t>
+            </w:r>
+          </w:p>
+        </w:tc>
+        <w:tc>
+          <w:tcPr>
+            <w:tcBorders>
+              <w:top w:val="single" w:color="CBD5E0" w:sz="1"/>
+              <w:left w:val="single" w:color="CBD5E0" w:sz="1"/>
+              <w:bottom w:val="single" w:color="CBD5E0" w:sz="1"/>
+              <w:right w:val="single" w:color="CBD5E0" w:sz="1"/>
+            </w:tcBorders>
+            <w:shd w:fill="FFFFFF" w:val="clear"/>
+            <w:tcMar>
+              <w:top w:type="dxa" w:w="120"/>
+              <w:left w:type="dxa" w:w="140"/>
+              <w:bottom w:type="dxa" w:w="120"/>
+              <w:right w:type="dxa" w:w="140"/>
+            </w:tcMar>
+          </w:tcPr>
+          <w:p>
+            <w:r>
+              <w:rPr>
+                <w:rFonts w:ascii="Arial" w:cs="Arial" w:eastAsia="Arial" w:hAnsi="Arial"/>
+                <w:b w:val="false"/>
+                <w:bCs w:val="false"/>
+                <w:color w:val="2D3748"/>
+                <w:sz w:val="18"/>
+                <w:szCs w:val="18"/>
+              </w:rPr>
+              <w:t xml:space="preserve">Management Report Excel Sheet</w:t>
             </w:r>
           </w:p>
         </w:tc>
@@ -1822,50 +1794,49 @@
                 <w:sz w:val="18"/>
                 <w:szCs w:val="18"/>
               </w:rPr>
-              <w:t xml:space="preserve">시공 프로젝트 상세
-(외주 탭)</w:t>
-            </w:r>
-          </w:p>
-        </w:tc>
-        <w:tc>
-          <w:tcPr>
-            <w:tcBorders>
-              <w:top w:val="single" w:color="CBD5E0" w:sz="1"/>
-              <w:left w:val="single" w:color="CBD5E0" w:sz="1"/>
-              <w:bottom w:val="single" w:color="CBD5E0" w:sz="1"/>
-              <w:right w:val="single" w:color="CBD5E0" w:sz="1"/>
-            </w:tcBorders>
-            <w:shd w:fill="FFFFFF" w:val="clear"/>
-            <w:tcMar>
-              <w:top w:type="dxa" w:w="120"/>
-              <w:left w:type="dxa" w:w="140"/>
-              <w:bottom w:type="dxa" w:w="120"/>
-              <w:right w:type="dxa" w:w="140"/>
-            </w:tcMar>
-          </w:tcPr>
-          <w:p>
-            <w:r>
-              <w:rPr>
-                <w:rFonts w:ascii="Arial" w:cs="Arial" w:eastAsia="Arial" w:hAnsi="Arial"/>
-                <w:b w:val="false"/>
-                <w:bCs w:val="false"/>
-                <w:color w:val="2D3748"/>
-                <w:sz w:val="18"/>
-                <w:szCs w:val="18"/>
-              </w:rPr>
-              <w:t xml:space="preserve">외주 계약 및 월별 기성 실적</w:t>
-            </w:r>
-          </w:p>
-        </w:tc>
-        <w:tc>
-          <w:tcPr>
-            <w:tcBorders>
-              <w:top w:val="single" w:color="CBD5E0" w:sz="1"/>
-              <w:left w:val="single" w:color="CBD5E0" w:sz="1"/>
-              <w:bottom w:val="single" w:color="CBD5E0" w:sz="1"/>
-              <w:right w:val="single" w:color="CBD5E0" w:sz="1"/>
-            </w:tcBorders>
-            <w:shd w:fill="F7FAFC" w:val="clear"/>
+              <w:t xml:space="preserve">전체 관리 대시보드 - 코멘트</w:t>
+            </w:r>
+          </w:p>
+        </w:tc>
+        <w:tc>
+          <w:tcPr>
+            <w:tcBorders>
+              <w:top w:val="single" w:color="CBD5E0" w:sz="1"/>
+              <w:left w:val="single" w:color="CBD5E0" w:sz="1"/>
+              <w:bottom w:val="single" w:color="CBD5E0" w:sz="1"/>
+              <w:right w:val="single" w:color="CBD5E0" w:sz="1"/>
+            </w:tcBorders>
+            <w:shd w:fill="FFFFFF" w:val="clear"/>
+            <w:tcMar>
+              <w:top w:type="dxa" w:w="120"/>
+              <w:left w:type="dxa" w:w="140"/>
+              <w:bottom w:type="dxa" w:w="120"/>
+              <w:right w:type="dxa" w:w="140"/>
+            </w:tcMar>
+          </w:tcPr>
+          <w:p>
+            <w:r>
+              <w:rPr>
+                <w:rFonts w:ascii="Arial" w:cs="Arial" w:eastAsia="Arial" w:hAnsi="Arial"/>
+                <w:b w:val="false"/>
+                <w:bCs w:val="false"/>
+                <w:color w:val="2D3748"/>
+                <w:sz w:val="18"/>
+                <w:szCs w:val="18"/>
+              </w:rPr>
+              <w:t xml:space="preserve">경영 코멘트 (실적 분석 및 향후 전망)</w:t>
+            </w:r>
+          </w:p>
+        </w:tc>
+        <w:tc>
+          <w:tcPr>
+            <w:tcBorders>
+              <w:top w:val="single" w:color="CBD5E0" w:sz="1"/>
+              <w:left w:val="single" w:color="CBD5E0" w:sz="1"/>
+              <w:bottom w:val="single" w:color="CBD5E0" w:sz="1"/>
+              <w:right w:val="single" w:color="CBD5E0" w:sz="1"/>
+            </w:tcBorders>
+            <w:shd w:fill="FFFFFF" w:val="clear"/>
             <w:tcMar>
               <w:top w:type="dxa" w:w="120"/>
               <w:left w:type="dxa" w:w="140"/>
@@ -1883,69 +1854,67 @@
                 <w:sz w:val="18"/>
                 <w:szCs w:val="18"/>
               </w:rPr>
-              <w:t xml:space="preserve">🔄 ERP 자동동기화</w:t>
-            </w:r>
-          </w:p>
-        </w:tc>
-        <w:tc>
-          <w:tcPr>
-            <w:tcBorders>
-              <w:top w:val="single" w:color="CBD5E0" w:sz="1"/>
-              <w:left w:val="single" w:color="CBD5E0" w:sz="1"/>
-              <w:bottom w:val="single" w:color="CBD5E0" w:sz="1"/>
-              <w:right w:val="single" w:color="CBD5E0" w:sz="1"/>
-            </w:tcBorders>
-            <w:shd w:fill="FFFFFF" w:val="clear"/>
-            <w:tcMar>
-              <w:top w:type="dxa" w:w="120"/>
-              <w:left w:type="dxa" w:w="140"/>
-              <w:bottom w:type="dxa" w:w="120"/>
-              <w:right w:type="dxa" w:w="140"/>
-            </w:tcMar>
-          </w:tcPr>
-          <w:p>
-            <w:r>
-              <w:rPr>
-                <w:rFonts w:ascii="Arial" w:cs="Arial" w:eastAsia="Arial" w:hAnsi="Arial"/>
-                <w:b w:val="false"/>
-                <w:bCs w:val="false"/>
-                <w:color w:val="2D3748"/>
-                <w:sz w:val="18"/>
-                <w:szCs w:val="18"/>
-              </w:rPr>
-              <w:t xml:space="preserve">시행기성(현장) / (외주)내역입찰
-(도급예산, 실행예산, 결의금액, 당월/누계기성)</w:t>
-            </w:r>
-          </w:p>
-        </w:tc>
-        <w:tc>
-          <w:tcPr>
-            <w:tcBorders>
-              <w:top w:val="single" w:color="CBD5E0" w:sz="1"/>
-              <w:left w:val="single" w:color="CBD5E0" w:sz="1"/>
-              <w:bottom w:val="single" w:color="CBD5E0" w:sz="1"/>
-              <w:right w:val="single" w:color="CBD5E0" w:sz="1"/>
-            </w:tcBorders>
-            <w:shd w:fill="FFFFFF" w:val="clear"/>
-            <w:tcMar>
-              <w:top w:type="dxa" w:w="120"/>
-              <w:left w:type="dxa" w:w="140"/>
-              <w:bottom w:type="dxa" w:w="120"/>
-              <w:right w:type="dxa" w:w="140"/>
-            </w:tcMar>
-          </w:tcPr>
-          <w:p>
-            <w:r>
-              <w:rPr>
-                <w:rFonts w:ascii="Arial" w:cs="Arial" w:eastAsia="Arial" w:hAnsi="Arial"/>
-                <w:b w:val="false"/>
-                <w:bCs w:val="false"/>
-                <w:color w:val="2D3748"/>
-                <w:sz w:val="18"/>
-                <w:szCs w:val="18"/>
-              </w:rPr>
-              <w:t xml:space="preserve">CDTB_ORDCONTTYPE, CETB_PFMCTRTHIST
-(VND 원본 저장으로 환율 왜곡 방지)</w:t>
+              <w:t xml:space="preserve">✍️ 수기 직접입력</w:t>
+            </w:r>
+          </w:p>
+        </w:tc>
+        <w:tc>
+          <w:tcPr>
+            <w:tcBorders>
+              <w:top w:val="single" w:color="CBD5E0" w:sz="1"/>
+              <w:left w:val="single" w:color="CBD5E0" w:sz="1"/>
+              <w:bottom w:val="single" w:color="CBD5E0" w:sz="1"/>
+              <w:right w:val="single" w:color="CBD5E0" w:sz="1"/>
+            </w:tcBorders>
+            <w:shd w:fill="FFFFFF" w:val="clear"/>
+            <w:tcMar>
+              <w:top w:type="dxa" w:w="120"/>
+              <w:left w:type="dxa" w:w="140"/>
+              <w:bottom w:type="dxa" w:w="120"/>
+              <w:right w:type="dxa" w:w="140"/>
+            </w:tcMar>
+          </w:tcPr>
+          <w:p>
+            <w:r>
+              <w:rPr>
+                <w:rFonts w:ascii="Arial" w:cs="Arial" w:eastAsia="Arial" w:hAnsi="Arial"/>
+                <w:b w:val="false"/>
+                <w:bCs w:val="false"/>
+                <w:color w:val="2D3748"/>
+                <w:sz w:val="18"/>
+                <w:szCs w:val="18"/>
+              </w:rPr>
+              <w:t xml:space="preserve">N/A (Dashboard Exclusive)</w:t>
+            </w:r>
+          </w:p>
+        </w:tc>
+        <w:tc>
+          <w:tcPr>
+            <w:tcBorders>
+              <w:top w:val="single" w:color="CBD5E0" w:sz="1"/>
+              <w:left w:val="single" w:color="CBD5E0" w:sz="1"/>
+              <w:bottom w:val="single" w:color="CBD5E0" w:sz="1"/>
+              <w:right w:val="single" w:color="CBD5E0" w:sz="1"/>
+            </w:tcBorders>
+            <w:shd w:fill="FFFFFF" w:val="clear"/>
+            <w:tcMar>
+              <w:top w:type="dxa" w:w="120"/>
+              <w:left w:type="dxa" w:w="140"/>
+              <w:bottom w:type="dxa" w:w="120"/>
+              <w:right w:type="dxa" w:w="140"/>
+            </w:tcMar>
+          </w:tcPr>
+          <w:p>
+            <w:r>
+              <w:rPr>
+                <w:rFonts w:ascii="Arial" w:cs="Arial" w:eastAsia="Arial" w:hAnsi="Arial"/>
+                <w:b w:val="false"/>
+                <w:bCs w:val="false"/>
+                <w:color w:val="2D3748"/>
+                <w:sz w:val="18"/>
+                <w:szCs w:val="18"/>
+              </w:rPr>
+              <w:t xml:space="preserve">Bottom Comment Panel (Edit &amp; Save)</w:t>
             </w:r>
           </w:p>
         </w:tc>
@@ -1977,39 +1946,37 @@
                 <w:sz w:val="18"/>
                 <w:szCs w:val="18"/>
               </w:rPr>
-              <w:t xml:space="preserve">시공 프로젝트 상세
-(비용 탭)</w:t>
-            </w:r>
-          </w:p>
-        </w:tc>
-        <w:tc>
-          <w:tcPr>
-            <w:tcBorders>
-              <w:top w:val="single" w:color="CBD5E0" w:sz="1"/>
-              <w:left w:val="single" w:color="CBD5E0" w:sz="1"/>
-              <w:bottom w:val="single" w:color="CBD5E0" w:sz="1"/>
-              <w:right w:val="single" w:color="CBD5E0" w:sz="1"/>
-            </w:tcBorders>
-            <w:shd w:fill="FFFFFF" w:val="clear"/>
-            <w:tcMar>
-              <w:top w:type="dxa" w:w="120"/>
-              <w:left w:type="dxa" w:w="140"/>
-              <w:bottom w:type="dxa" w:w="120"/>
-              <w:right w:type="dxa" w:w="140"/>
-            </w:tcMar>
-          </w:tcPr>
-          <w:p>
-            <w:r>
-              <w:rPr>
-                <w:rFonts w:ascii="Arial" w:cs="Arial" w:eastAsia="Arial" w:hAnsi="Arial"/>
-                <w:b w:val="false"/>
-                <w:bCs w:val="false"/>
-                <w:color w:val="2D3748"/>
-                <w:sz w:val="18"/>
-                <w:szCs w:val="18"/>
-              </w:rPr>
-              <w:t xml:space="preserve">CBS 비목별 예산 집행 현황
-(직접비, 간접비, 예비비)</w:t>
+              <w:t xml:space="preserve">시공 프로젝트 상세 - 개요 탭</w:t>
+            </w:r>
+          </w:p>
+        </w:tc>
+        <w:tc>
+          <w:tcPr>
+            <w:tcBorders>
+              <w:top w:val="single" w:color="CBD5E0" w:sz="1"/>
+              <w:left w:val="single" w:color="CBD5E0" w:sz="1"/>
+              <w:bottom w:val="single" w:color="CBD5E0" w:sz="1"/>
+              <w:right w:val="single" w:color="CBD5E0" w:sz="1"/>
+            </w:tcBorders>
+            <w:shd w:fill="FFFFFF" w:val="clear"/>
+            <w:tcMar>
+              <w:top w:type="dxa" w:w="120"/>
+              <w:left w:type="dxa" w:w="140"/>
+              <w:bottom w:type="dxa" w:w="120"/>
+              <w:right w:type="dxa" w:w="140"/>
+            </w:tcMar>
+          </w:tcPr>
+          <w:p>
+            <w:r>
+              <w:rPr>
+                <w:rFonts w:ascii="Arial" w:cs="Arial" w:eastAsia="Arial" w:hAnsi="Arial"/>
+                <w:b w:val="false"/>
+                <w:bCs w:val="false"/>
+                <w:color w:val="2D3748"/>
+                <w:sz w:val="18"/>
+                <w:szCs w:val="18"/>
+              </w:rPr>
+              <w:t xml:space="preserve">도급액 (VND)</w:t>
             </w:r>
           </w:p>
         </w:tc>
@@ -2069,39 +2036,37 @@
                 <w:sz w:val="18"/>
                 <w:szCs w:val="18"/>
               </w:rPr>
-              <w:t xml:space="preserve">실행예산품의서 / 비목별 원가투입 현황
-(표준 CBS 트리 분류)</w:t>
-            </w:r>
-          </w:p>
-        </w:tc>
-        <w:tc>
-          <w:tcPr>
-            <w:tcBorders>
-              <w:top w:val="single" w:color="CBD5E0" w:sz="1"/>
-              <w:left w:val="single" w:color="CBD5E0" w:sz="1"/>
-              <w:bottom w:val="single" w:color="CBD5E0" w:sz="1"/>
-              <w:right w:val="single" w:color="CBD5E0" w:sz="1"/>
-            </w:tcBorders>
-            <w:shd w:fill="FFFFFF" w:val="clear"/>
-            <w:tcMar>
-              <w:top w:type="dxa" w:w="120"/>
-              <w:left w:type="dxa" w:w="140"/>
-              <w:bottom w:type="dxa" w:w="120"/>
-              <w:right w:type="dxa" w:w="140"/>
-            </w:tcMar>
-          </w:tcPr>
-          <w:p>
-            <w:r>
-              <w:rPr>
-                <w:rFonts w:ascii="Arial" w:cs="Arial" w:eastAsia="Arial" w:hAnsi="Arial"/>
-                <w:b w:val="false"/>
-                <w:bCs w:val="false"/>
-                <w:color w:val="2D3748"/>
-                <w:sz w:val="18"/>
-                <w:szCs w:val="18"/>
-              </w:rPr>
-              <w:t xml:space="preserve">CATB_STNDCBS &amp; CHTB_PFMCOSTRMRK
-(표준 CBS 잎사귀 노드 기반 100% 일치 매핑)</w:t>
+              <w:t xml:space="preserve">Construction Overview Registration / Contract Summary</w:t>
+            </w:r>
+          </w:p>
+        </w:tc>
+        <w:tc>
+          <w:tcPr>
+            <w:tcBorders>
+              <w:top w:val="single" w:color="CBD5E0" w:sz="1"/>
+              <w:left w:val="single" w:color="CBD5E0" w:sz="1"/>
+              <w:bottom w:val="single" w:color="CBD5E0" w:sz="1"/>
+              <w:right w:val="single" w:color="CBD5E0" w:sz="1"/>
+            </w:tcBorders>
+            <w:shd w:fill="FFFFFF" w:val="clear"/>
+            <w:tcMar>
+              <w:top w:type="dxa" w:w="120"/>
+              <w:left w:type="dxa" w:w="140"/>
+              <w:bottom w:type="dxa" w:w="120"/>
+              <w:right w:type="dxa" w:w="140"/>
+            </w:tcMar>
+          </w:tcPr>
+          <w:p>
+            <w:r>
+              <w:rPr>
+                <w:rFonts w:ascii="Arial" w:cs="Arial" w:eastAsia="Arial" w:hAnsi="Arial"/>
+                <w:b w:val="false"/>
+                <w:bCs w:val="false"/>
+                <w:color w:val="2D3748"/>
+                <w:sz w:val="18"/>
+                <w:szCs w:val="18"/>
+              </w:rPr>
+              <w:t xml:space="preserve">Total Contract Won Amount (TOTALCTRTWONAMT)</w:t>
             </w:r>
           </w:p>
         </w:tc>
@@ -2133,50 +2098,49 @@
                 <w:sz w:val="18"/>
                 <w:szCs w:val="18"/>
               </w:rPr>
-              <w:t xml:space="preserve">시공 프로젝트 상세
-(자금수지 탭)</w:t>
-            </w:r>
-          </w:p>
-        </w:tc>
-        <w:tc>
-          <w:tcPr>
-            <w:tcBorders>
-              <w:top w:val="single" w:color="CBD5E0" w:sz="1"/>
-              <w:left w:val="single" w:color="CBD5E0" w:sz="1"/>
-              <w:bottom w:val="single" w:color="CBD5E0" w:sz="1"/>
-              <w:right w:val="single" w:color="CBD5E0" w:sz="1"/>
-            </w:tcBorders>
-            <w:shd w:fill="FFFFFF" w:val="clear"/>
-            <w:tcMar>
-              <w:top w:type="dxa" w:w="120"/>
-              <w:left w:type="dxa" w:w="140"/>
-              <w:bottom w:type="dxa" w:w="120"/>
-              <w:right w:type="dxa" w:w="140"/>
-            </w:tcMar>
-          </w:tcPr>
-          <w:p>
-            <w:r>
-              <w:rPr>
-                <w:rFonts w:ascii="Arial" w:cs="Arial" w:eastAsia="Arial" w:hAnsi="Arial"/>
-                <w:b w:val="false"/>
-                <w:bCs w:val="false"/>
-                <w:color w:val="2D3748"/>
-                <w:sz w:val="18"/>
-                <w:szCs w:val="18"/>
-              </w:rPr>
-              <w:t xml:space="preserve">프로젝트 월별 자금 입출금</w:t>
-            </w:r>
-          </w:p>
-        </w:tc>
-        <w:tc>
-          <w:tcPr>
-            <w:tcBorders>
-              <w:top w:val="single" w:color="CBD5E0" w:sz="1"/>
-              <w:left w:val="single" w:color="CBD5E0" w:sz="1"/>
-              <w:bottom w:val="single" w:color="CBD5E0" w:sz="1"/>
-              <w:right w:val="single" w:color="CBD5E0" w:sz="1"/>
-            </w:tcBorders>
-            <w:shd w:fill="F7FAFC" w:val="clear"/>
+              <w:t xml:space="preserve">시공 프로젝트 상세 - 개요 탭</w:t>
+            </w:r>
+          </w:p>
+        </w:tc>
+        <w:tc>
+          <w:tcPr>
+            <w:tcBorders>
+              <w:top w:val="single" w:color="CBD5E0" w:sz="1"/>
+              <w:left w:val="single" w:color="CBD5E0" w:sz="1"/>
+              <w:bottom w:val="single" w:color="CBD5E0" w:sz="1"/>
+              <w:right w:val="single" w:color="CBD5E0" w:sz="1"/>
+            </w:tcBorders>
+            <w:shd w:fill="FFFFFF" w:val="clear"/>
+            <w:tcMar>
+              <w:top w:type="dxa" w:w="120"/>
+              <w:left w:type="dxa" w:w="140"/>
+              <w:bottom w:type="dxa" w:w="120"/>
+              <w:right w:type="dxa" w:w="140"/>
+            </w:tcMar>
+          </w:tcPr>
+          <w:p>
+            <w:r>
+              <w:rPr>
+                <w:rFonts w:ascii="Arial" w:cs="Arial" w:eastAsia="Arial" w:hAnsi="Arial"/>
+                <w:b w:val="false"/>
+                <w:bCs w:val="false"/>
+                <w:color w:val="2D3748"/>
+                <w:sz w:val="18"/>
+                <w:szCs w:val="18"/>
+              </w:rPr>
+              <w:t xml:space="preserve">공사기간 (착공일 ~ 준공예정일)</w:t>
+            </w:r>
+          </w:p>
+        </w:tc>
+        <w:tc>
+          <w:tcPr>
+            <w:tcBorders>
+              <w:top w:val="single" w:color="CBD5E0" w:sz="1"/>
+              <w:left w:val="single" w:color="CBD5E0" w:sz="1"/>
+              <w:bottom w:val="single" w:color="CBD5E0" w:sz="1"/>
+              <w:right w:val="single" w:color="CBD5E0" w:sz="1"/>
+            </w:tcBorders>
+            <w:shd w:fill="FFFFFF" w:val="clear"/>
             <w:tcMar>
               <w:top w:type="dxa" w:w="120"/>
               <w:left w:type="dxa" w:w="140"/>
@@ -2224,39 +2188,2469 @@
                 <w:sz w:val="18"/>
                 <w:szCs w:val="18"/>
               </w:rPr>
-              <w:t xml:space="preserve">1.현장자금변동(현금/예금)
-(입금, 출금, 기초잔액)</w:t>
-            </w:r>
-          </w:p>
-        </w:tc>
-        <w:tc>
-          <w:tcPr>
-            <w:tcBorders>
-              <w:top w:val="single" w:color="CBD5E0" w:sz="1"/>
-              <w:left w:val="single" w:color="CBD5E0" w:sz="1"/>
-              <w:bottom w:val="single" w:color="CBD5E0" w:sz="1"/>
-              <w:right w:val="single" w:color="CBD5E0" w:sz="1"/>
-            </w:tcBorders>
-            <w:shd w:fill="FFFFFF" w:val="clear"/>
-            <w:tcMar>
-              <w:top w:type="dxa" w:w="120"/>
-              <w:left w:type="dxa" w:w="140"/>
-              <w:bottom w:type="dxa" w:w="120"/>
-              <w:right w:type="dxa" w:w="140"/>
-            </w:tcMar>
-          </w:tcPr>
-          <w:p>
-            <w:r>
-              <w:rPr>
-                <w:rFonts w:ascii="Arial" w:cs="Arial" w:eastAsia="Arial" w:hAnsi="Arial"/>
-                <w:b w:val="false"/>
-                <w:bCs w:val="false"/>
-                <w:color w:val="2D3748"/>
-                <w:sz w:val="18"/>
-                <w:szCs w:val="18"/>
-              </w:rPr>
-              <w:t xml:space="preserve">CFTB_CFTRANSACTION, CFTB_OPENINGBALANCE
-(ERP 미등록 시 자금수지 엑셀 데이터 사전채움)</w:t>
+              <w:t xml:space="preserve">Construction Overview Registration &gt; Period</w:t>
+            </w:r>
+          </w:p>
+        </w:tc>
+        <w:tc>
+          <w:tcPr>
+            <w:tcBorders>
+              <w:top w:val="single" w:color="CBD5E0" w:sz="1"/>
+              <w:left w:val="single" w:color="CBD5E0" w:sz="1"/>
+              <w:bottom w:val="single" w:color="CBD5E0" w:sz="1"/>
+              <w:right w:val="single" w:color="CBD5E0" w:sz="1"/>
+            </w:tcBorders>
+            <w:shd w:fill="FFFFFF" w:val="clear"/>
+            <w:tcMar>
+              <w:top w:type="dxa" w:w="120"/>
+              <w:left w:type="dxa" w:w="140"/>
+              <w:bottom w:type="dxa" w:w="120"/>
+              <w:right w:type="dxa" w:w="140"/>
+            </w:tcMar>
+          </w:tcPr>
+          <w:p>
+            <w:r>
+              <w:rPr>
+                <w:rFonts w:ascii="Arial" w:cs="Arial" w:eastAsia="Arial" w:hAnsi="Arial"/>
+                <w:b w:val="false"/>
+                <w:bCs w:val="false"/>
+                <w:color w:val="2D3748"/>
+                <w:sz w:val="18"/>
+                <w:szCs w:val="18"/>
+              </w:rPr>
+              <w:t xml:space="preserve">Actual Start (STCONSTDATE) ~ Sched. Completion (CMPLSCHDDATE)</w:t>
+            </w:r>
+          </w:p>
+        </w:tc>
+      </w:tr>
+      <w:tr>
+        <w:tc>
+          <w:tcPr>
+            <w:tcBorders>
+              <w:top w:val="single" w:color="CBD5E0" w:sz="1"/>
+              <w:left w:val="single" w:color="CBD5E0" w:sz="1"/>
+              <w:bottom w:val="single" w:color="CBD5E0" w:sz="1"/>
+              <w:right w:val="single" w:color="CBD5E0" w:sz="1"/>
+            </w:tcBorders>
+            <w:shd w:fill="FFFFFF" w:val="clear"/>
+            <w:tcMar>
+              <w:top w:type="dxa" w:w="120"/>
+              <w:left w:type="dxa" w:w="140"/>
+              <w:bottom w:type="dxa" w:w="120"/>
+              <w:right w:type="dxa" w:w="140"/>
+            </w:tcMar>
+          </w:tcPr>
+          <w:p>
+            <w:r>
+              <w:rPr>
+                <w:rFonts w:ascii="Arial" w:cs="Arial" w:eastAsia="Arial" w:hAnsi="Arial"/>
+                <w:b w:val="false"/>
+                <w:bCs w:val="false"/>
+                <w:color w:val="2D3748"/>
+                <w:sz w:val="18"/>
+                <w:szCs w:val="18"/>
+              </w:rPr>
+              <w:t xml:space="preserve">시공 프로젝트 상세 - 개요 탭</w:t>
+            </w:r>
+          </w:p>
+        </w:tc>
+        <w:tc>
+          <w:tcPr>
+            <w:tcBorders>
+              <w:top w:val="single" w:color="CBD5E0" w:sz="1"/>
+              <w:left w:val="single" w:color="CBD5E0" w:sz="1"/>
+              <w:bottom w:val="single" w:color="CBD5E0" w:sz="1"/>
+              <w:right w:val="single" w:color="CBD5E0" w:sz="1"/>
+            </w:tcBorders>
+            <w:shd w:fill="FFFFFF" w:val="clear"/>
+            <w:tcMar>
+              <w:top w:type="dxa" w:w="120"/>
+              <w:left w:type="dxa" w:w="140"/>
+              <w:bottom w:type="dxa" w:w="120"/>
+              <w:right w:type="dxa" w:w="140"/>
+            </w:tcMar>
+          </w:tcPr>
+          <w:p>
+            <w:r>
+              <w:rPr>
+                <w:rFonts w:ascii="Arial" w:cs="Arial" w:eastAsia="Arial" w:hAnsi="Arial"/>
+                <w:b w:val="false"/>
+                <w:bCs w:val="false"/>
+                <w:color w:val="2D3748"/>
+                <w:sz w:val="18"/>
+                <w:szCs w:val="18"/>
+              </w:rPr>
+              <w:t xml:space="preserve">프로젝트 일반제원 (발주처, 공사규모, 연면적, 위치, 용도, 하자보증, 선급금 등)</w:t>
+            </w:r>
+          </w:p>
+        </w:tc>
+        <w:tc>
+          <w:tcPr>
+            <w:tcBorders>
+              <w:top w:val="single" w:color="CBD5E0" w:sz="1"/>
+              <w:left w:val="single" w:color="CBD5E0" w:sz="1"/>
+              <w:bottom w:val="single" w:color="CBD5E0" w:sz="1"/>
+              <w:right w:val="single" w:color="CBD5E0" w:sz="1"/>
+            </w:tcBorders>
+            <w:shd w:fill="FFFFFF" w:val="clear"/>
+            <w:tcMar>
+              <w:top w:type="dxa" w:w="120"/>
+              <w:left w:type="dxa" w:w="140"/>
+              <w:bottom w:type="dxa" w:w="120"/>
+              <w:right w:type="dxa" w:w="140"/>
+            </w:tcMar>
+          </w:tcPr>
+          <w:p>
+            <w:r>
+              <w:rPr>
+                <w:rFonts w:ascii="Arial" w:cs="Arial" w:eastAsia="Arial" w:hAnsi="Arial"/>
+                <w:b/>
+                <w:bCs/>
+                <w:color w:val="2D3748"/>
+                <w:sz w:val="18"/>
+                <w:szCs w:val="18"/>
+              </w:rPr>
+              <w:t xml:space="preserve">✍️ 수기 직접입력</w:t>
+            </w:r>
+          </w:p>
+        </w:tc>
+        <w:tc>
+          <w:tcPr>
+            <w:tcBorders>
+              <w:top w:val="single" w:color="CBD5E0" w:sz="1"/>
+              <w:left w:val="single" w:color="CBD5E0" w:sz="1"/>
+              <w:bottom w:val="single" w:color="CBD5E0" w:sz="1"/>
+              <w:right w:val="single" w:color="CBD5E0" w:sz="1"/>
+            </w:tcBorders>
+            <w:shd w:fill="FFFFFF" w:val="clear"/>
+            <w:tcMar>
+              <w:top w:type="dxa" w:w="120"/>
+              <w:left w:type="dxa" w:w="140"/>
+              <w:bottom w:type="dxa" w:w="120"/>
+              <w:right w:type="dxa" w:w="140"/>
+            </w:tcMar>
+          </w:tcPr>
+          <w:p>
+            <w:r>
+              <w:rPr>
+                <w:rFonts w:ascii="Arial" w:cs="Arial" w:eastAsia="Arial" w:hAnsi="Arial"/>
+                <w:b w:val="false"/>
+                <w:bCs w:val="false"/>
+                <w:color w:val="2D3748"/>
+                <w:sz w:val="18"/>
+                <w:szCs w:val="18"/>
+              </w:rPr>
+              <w:t xml:space="preserve">Construction Overview Registration (Unregistered items)</w:t>
+            </w:r>
+          </w:p>
+        </w:tc>
+        <w:tc>
+          <w:tcPr>
+            <w:tcBorders>
+              <w:top w:val="single" w:color="CBD5E0" w:sz="1"/>
+              <w:left w:val="single" w:color="CBD5E0" w:sz="1"/>
+              <w:bottom w:val="single" w:color="CBD5E0" w:sz="1"/>
+              <w:right w:val="single" w:color="CBD5E0" w:sz="1"/>
+            </w:tcBorders>
+            <w:shd w:fill="FFFFFF" w:val="clear"/>
+            <w:tcMar>
+              <w:top w:type="dxa" w:w="120"/>
+              <w:left w:type="dxa" w:w="140"/>
+              <w:bottom w:type="dxa" w:w="120"/>
+              <w:right w:type="dxa" w:w="140"/>
+            </w:tcMar>
+          </w:tcPr>
+          <w:p>
+            <w:r>
+              <w:rPr>
+                <w:rFonts w:ascii="Arial" w:cs="Arial" w:eastAsia="Arial" w:hAnsi="Arial"/>
+                <w:b w:val="false"/>
+                <w:bCs w:val="false"/>
+                <w:color w:val="2D3748"/>
+                <w:sz w:val="18"/>
+                <w:szCs w:val="18"/>
+              </w:rPr>
+              <w:t xml:space="preserve">Data Entry Tab &gt; 0. Overview Information</w:t>
+            </w:r>
+          </w:p>
+        </w:tc>
+      </w:tr>
+      <w:tr>
+        <w:tc>
+          <w:tcPr>
+            <w:tcBorders>
+              <w:top w:val="single" w:color="CBD5E0" w:sz="1"/>
+              <w:left w:val="single" w:color="CBD5E0" w:sz="1"/>
+              <w:bottom w:val="single" w:color="CBD5E0" w:sz="1"/>
+              <w:right w:val="single" w:color="CBD5E0" w:sz="1"/>
+            </w:tcBorders>
+            <w:shd w:fill="FFFFFF" w:val="clear"/>
+            <w:tcMar>
+              <w:top w:type="dxa" w:w="120"/>
+              <w:left w:type="dxa" w:w="140"/>
+              <w:bottom w:type="dxa" w:w="120"/>
+              <w:right w:type="dxa" w:w="140"/>
+            </w:tcMar>
+          </w:tcPr>
+          <w:p>
+            <w:r>
+              <w:rPr>
+                <w:rFonts w:ascii="Arial" w:cs="Arial" w:eastAsia="Arial" w:hAnsi="Arial"/>
+                <w:b w:val="false"/>
+                <w:bCs w:val="false"/>
+                <w:color w:val="2D3748"/>
+                <w:sz w:val="18"/>
+                <w:szCs w:val="18"/>
+              </w:rPr>
+              <w:t xml:space="preserve">시공 프로젝트 상세 - 개요 탭</w:t>
+            </w:r>
+          </w:p>
+        </w:tc>
+        <w:tc>
+          <w:tcPr>
+            <w:tcBorders>
+              <w:top w:val="single" w:color="CBD5E0" w:sz="1"/>
+              <w:left w:val="single" w:color="CBD5E0" w:sz="1"/>
+              <w:bottom w:val="single" w:color="CBD5E0" w:sz="1"/>
+              <w:right w:val="single" w:color="CBD5E0" w:sz="1"/>
+            </w:tcBorders>
+            <w:shd w:fill="FFFFFF" w:val="clear"/>
+            <w:tcMar>
+              <w:top w:type="dxa" w:w="120"/>
+              <w:left w:type="dxa" w:w="140"/>
+              <w:bottom w:type="dxa" w:w="120"/>
+              <w:right w:type="dxa" w:w="140"/>
+            </w:tcMar>
+          </w:tcPr>
+          <w:p>
+            <w:r>
+              <w:rPr>
+                <w:rFonts w:ascii="Arial" w:cs="Arial" w:eastAsia="Arial" w:hAnsi="Arial"/>
+                <w:b w:val="false"/>
+                <w:bCs w:val="false"/>
+                <w:color w:val="2D3748"/>
+                <w:sz w:val="18"/>
+                <w:szCs w:val="18"/>
+              </w:rPr>
+              <w:t xml:space="preserve">조감도 사진</w:t>
+            </w:r>
+          </w:p>
+        </w:tc>
+        <w:tc>
+          <w:tcPr>
+            <w:tcBorders>
+              <w:top w:val="single" w:color="CBD5E0" w:sz="1"/>
+              <w:left w:val="single" w:color="CBD5E0" w:sz="1"/>
+              <w:bottom w:val="single" w:color="CBD5E0" w:sz="1"/>
+              <w:right w:val="single" w:color="CBD5E0" w:sz="1"/>
+            </w:tcBorders>
+            <w:shd w:fill="FFFFFF" w:val="clear"/>
+            <w:tcMar>
+              <w:top w:type="dxa" w:w="120"/>
+              <w:left w:type="dxa" w:w="140"/>
+              <w:bottom w:type="dxa" w:w="120"/>
+              <w:right w:type="dxa" w:w="140"/>
+            </w:tcMar>
+          </w:tcPr>
+          <w:p>
+            <w:r>
+              <w:rPr>
+                <w:rFonts w:ascii="Arial" w:cs="Arial" w:eastAsia="Arial" w:hAnsi="Arial"/>
+                <w:b/>
+                <w:bCs/>
+                <w:color w:val="2D3748"/>
+                <w:sz w:val="18"/>
+                <w:szCs w:val="18"/>
+              </w:rPr>
+              <w:t xml:space="preserve">🔄 ERP 자동동기화</w:t>
+            </w:r>
+          </w:p>
+        </w:tc>
+        <w:tc>
+          <w:tcPr>
+            <w:tcBorders>
+              <w:top w:val="single" w:color="CBD5E0" w:sz="1"/>
+              <w:left w:val="single" w:color="CBD5E0" w:sz="1"/>
+              <w:bottom w:val="single" w:color="CBD5E0" w:sz="1"/>
+              <w:right w:val="single" w:color="CBD5E0" w:sz="1"/>
+            </w:tcBorders>
+            <w:shd w:fill="FFFFFF" w:val="clear"/>
+            <w:tcMar>
+              <w:top w:type="dxa" w:w="120"/>
+              <w:left w:type="dxa" w:w="140"/>
+              <w:bottom w:type="dxa" w:w="120"/>
+              <w:right w:type="dxa" w:w="140"/>
+            </w:tcMar>
+          </w:tcPr>
+          <w:p>
+            <w:r>
+              <w:rPr>
+                <w:rFonts w:ascii="Arial" w:cs="Arial" w:eastAsia="Arial" w:hAnsi="Arial"/>
+                <w:b w:val="false"/>
+                <w:bCs w:val="false"/>
+                <w:color w:val="2D3748"/>
+                <w:sz w:val="18"/>
+                <w:szCs w:val="18"/>
+              </w:rPr>
+              <w:t xml:space="preserve">Construction Overview Registration &gt; Aerial View</w:t>
+            </w:r>
+          </w:p>
+        </w:tc>
+        <w:tc>
+          <w:tcPr>
+            <w:tcBorders>
+              <w:top w:val="single" w:color="CBD5E0" w:sz="1"/>
+              <w:left w:val="single" w:color="CBD5E0" w:sz="1"/>
+              <w:bottom w:val="single" w:color="CBD5E0" w:sz="1"/>
+              <w:right w:val="single" w:color="CBD5E0" w:sz="1"/>
+            </w:tcBorders>
+            <w:shd w:fill="FFFFFF" w:val="clear"/>
+            <w:tcMar>
+              <w:top w:type="dxa" w:w="120"/>
+              <w:left w:type="dxa" w:w="140"/>
+              <w:bottom w:type="dxa" w:w="120"/>
+              <w:right w:type="dxa" w:w="140"/>
+            </w:tcMar>
+          </w:tcPr>
+          <w:p>
+            <w:r>
+              <w:rPr>
+                <w:rFonts w:ascii="Arial" w:cs="Arial" w:eastAsia="Arial" w:hAnsi="Arial"/>
+                <w:b w:val="false"/>
+                <w:bCs w:val="false"/>
+                <w:color w:val="2D3748"/>
+                <w:sz w:val="18"/>
+                <w:szCs w:val="18"/>
+              </w:rPr>
+              <w:t xml:space="preserve">Aerial View Picture File (AIRVIEWPICPATH)</w:t>
+            </w:r>
+          </w:p>
+        </w:tc>
+      </w:tr>
+      <w:tr>
+        <w:tc>
+          <w:tcPr>
+            <w:tcBorders>
+              <w:top w:val="single" w:color="CBD5E0" w:sz="1"/>
+              <w:left w:val="single" w:color="CBD5E0" w:sz="1"/>
+              <w:bottom w:val="single" w:color="CBD5E0" w:sz="1"/>
+              <w:right w:val="single" w:color="CBD5E0" w:sz="1"/>
+            </w:tcBorders>
+            <w:shd w:fill="FFFFFF" w:val="clear"/>
+            <w:tcMar>
+              <w:top w:type="dxa" w:w="120"/>
+              <w:left w:type="dxa" w:w="140"/>
+              <w:bottom w:type="dxa" w:w="120"/>
+              <w:right w:type="dxa" w:w="140"/>
+            </w:tcMar>
+          </w:tcPr>
+          <w:p>
+            <w:r>
+              <w:rPr>
+                <w:rFonts w:ascii="Arial" w:cs="Arial" w:eastAsia="Arial" w:hAnsi="Arial"/>
+                <w:b w:val="false"/>
+                <w:bCs w:val="false"/>
+                <w:color w:val="2D3748"/>
+                <w:sz w:val="18"/>
+                <w:szCs w:val="18"/>
+              </w:rPr>
+              <w:t xml:space="preserve">시공 프로젝트 상세 - 공정 탭</w:t>
+            </w:r>
+          </w:p>
+        </w:tc>
+        <w:tc>
+          <w:tcPr>
+            <w:tcBorders>
+              <w:top w:val="single" w:color="CBD5E0" w:sz="1"/>
+              <w:left w:val="single" w:color="CBD5E0" w:sz="1"/>
+              <w:bottom w:val="single" w:color="CBD5E0" w:sz="1"/>
+              <w:right w:val="single" w:color="CBD5E0" w:sz="1"/>
+            </w:tcBorders>
+            <w:shd w:fill="FFFFFF" w:val="clear"/>
+            <w:tcMar>
+              <w:top w:type="dxa" w:w="120"/>
+              <w:left w:type="dxa" w:w="140"/>
+              <w:bottom w:type="dxa" w:w="120"/>
+              <w:right w:type="dxa" w:w="140"/>
+            </w:tcMar>
+          </w:tcPr>
+          <w:p>
+            <w:r>
+              <w:rPr>
+                <w:rFonts w:ascii="Arial" w:cs="Arial" w:eastAsia="Arial" w:hAnsi="Arial"/>
+                <w:b w:val="false"/>
+                <w:bCs w:val="false"/>
+                <w:color w:val="2D3748"/>
+                <w:sz w:val="18"/>
+                <w:szCs w:val="18"/>
+              </w:rPr>
+              <w:t xml:space="preserve">월별 실적 공정률 (%)</w:t>
+            </w:r>
+          </w:p>
+        </w:tc>
+        <w:tc>
+          <w:tcPr>
+            <w:tcBorders>
+              <w:top w:val="single" w:color="CBD5E0" w:sz="1"/>
+              <w:left w:val="single" w:color="CBD5E0" w:sz="1"/>
+              <w:bottom w:val="single" w:color="CBD5E0" w:sz="1"/>
+              <w:right w:val="single" w:color="CBD5E0" w:sz="1"/>
+            </w:tcBorders>
+            <w:shd w:fill="FFFFFF" w:val="clear"/>
+            <w:tcMar>
+              <w:top w:type="dxa" w:w="120"/>
+              <w:left w:type="dxa" w:w="140"/>
+              <w:bottom w:type="dxa" w:w="120"/>
+              <w:right w:type="dxa" w:w="140"/>
+            </w:tcMar>
+          </w:tcPr>
+          <w:p>
+            <w:r>
+              <w:rPr>
+                <w:rFonts w:ascii="Arial" w:cs="Arial" w:eastAsia="Arial" w:hAnsi="Arial"/>
+                <w:b/>
+                <w:bCs/>
+                <w:color w:val="2D3748"/>
+                <w:sz w:val="18"/>
+                <w:szCs w:val="18"/>
+              </w:rPr>
+              <w:t xml:space="preserve">🔄 ERP 자동동기화</w:t>
+            </w:r>
+          </w:p>
+        </w:tc>
+        <w:tc>
+          <w:tcPr>
+            <w:tcBorders>
+              <w:top w:val="single" w:color="CBD5E0" w:sz="1"/>
+              <w:left w:val="single" w:color="CBD5E0" w:sz="1"/>
+              <w:bottom w:val="single" w:color="CBD5E0" w:sz="1"/>
+              <w:right w:val="single" w:color="CBD5E0" w:sz="1"/>
+            </w:tcBorders>
+            <w:shd w:fill="FFFFFF" w:val="clear"/>
+            <w:tcMar>
+              <w:top w:type="dxa" w:w="120"/>
+              <w:left w:type="dxa" w:w="140"/>
+              <w:bottom w:type="dxa" w:w="120"/>
+              <w:right w:type="dxa" w:w="140"/>
+            </w:tcMar>
+          </w:tcPr>
+          <w:p>
+            <w:r>
+              <w:rPr>
+                <w:rFonts w:ascii="Arial" w:cs="Arial" w:eastAsia="Arial" w:hAnsi="Arial"/>
+                <w:b w:val="false"/>
+                <w:bCs w:val="false"/>
+                <w:color w:val="2D3748"/>
+                <w:sz w:val="18"/>
+                <w:szCs w:val="18"/>
+              </w:rPr>
+              <w:t xml:space="preserve">Cost Progress Rate (%) / Execution Progress (Site)</w:t>
+            </w:r>
+          </w:p>
+        </w:tc>
+        <w:tc>
+          <w:tcPr>
+            <w:tcBorders>
+              <w:top w:val="single" w:color="CBD5E0" w:sz="1"/>
+              <w:left w:val="single" w:color="CBD5E0" w:sz="1"/>
+              <w:bottom w:val="single" w:color="CBD5E0" w:sz="1"/>
+              <w:right w:val="single" w:color="CBD5E0" w:sz="1"/>
+            </w:tcBorders>
+            <w:shd w:fill="FFFFFF" w:val="clear"/>
+            <w:tcMar>
+              <w:top w:type="dxa" w:w="120"/>
+              <w:left w:type="dxa" w:w="140"/>
+              <w:bottom w:type="dxa" w:w="120"/>
+              <w:right w:type="dxa" w:w="140"/>
+            </w:tcMar>
+          </w:tcPr>
+          <w:p>
+            <w:r>
+              <w:rPr>
+                <w:rFonts w:ascii="Arial" w:cs="Arial" w:eastAsia="Arial" w:hAnsi="Arial"/>
+                <w:b w:val="false"/>
+                <w:bCs w:val="false"/>
+                <w:color w:val="2D3748"/>
+                <w:sz w:val="18"/>
+                <w:szCs w:val="18"/>
+              </w:rPr>
+              <w:t xml:space="preserve">Calculated progress rate based on monthly cost input</w:t>
+            </w:r>
+          </w:p>
+        </w:tc>
+      </w:tr>
+      <w:tr>
+        <w:tc>
+          <w:tcPr>
+            <w:tcBorders>
+              <w:top w:val="single" w:color="CBD5E0" w:sz="1"/>
+              <w:left w:val="single" w:color="CBD5E0" w:sz="1"/>
+              <w:bottom w:val="single" w:color="CBD5E0" w:sz="1"/>
+              <w:right w:val="single" w:color="CBD5E0" w:sz="1"/>
+            </w:tcBorders>
+            <w:shd w:fill="FFFFFF" w:val="clear"/>
+            <w:tcMar>
+              <w:top w:type="dxa" w:w="120"/>
+              <w:left w:type="dxa" w:w="140"/>
+              <w:bottom w:type="dxa" w:w="120"/>
+              <w:right w:type="dxa" w:w="140"/>
+            </w:tcMar>
+          </w:tcPr>
+          <w:p>
+            <w:r>
+              <w:rPr>
+                <w:rFonts w:ascii="Arial" w:cs="Arial" w:eastAsia="Arial" w:hAnsi="Arial"/>
+                <w:b w:val="false"/>
+                <w:bCs w:val="false"/>
+                <w:color w:val="2D3748"/>
+                <w:sz w:val="18"/>
+                <w:szCs w:val="18"/>
+              </w:rPr>
+              <w:t xml:space="preserve">시공 프로젝트 상세 - 공정 탭</w:t>
+            </w:r>
+          </w:p>
+        </w:tc>
+        <w:tc>
+          <w:tcPr>
+            <w:tcBorders>
+              <w:top w:val="single" w:color="CBD5E0" w:sz="1"/>
+              <w:left w:val="single" w:color="CBD5E0" w:sz="1"/>
+              <w:bottom w:val="single" w:color="CBD5E0" w:sz="1"/>
+              <w:right w:val="single" w:color="CBD5E0" w:sz="1"/>
+            </w:tcBorders>
+            <w:shd w:fill="FFFFFF" w:val="clear"/>
+            <w:tcMar>
+              <w:top w:type="dxa" w:w="120"/>
+              <w:left w:type="dxa" w:w="140"/>
+              <w:bottom w:type="dxa" w:w="120"/>
+              <w:right w:type="dxa" w:w="140"/>
+            </w:tcMar>
+          </w:tcPr>
+          <w:p>
+            <w:r>
+              <w:rPr>
+                <w:rFonts w:ascii="Arial" w:cs="Arial" w:eastAsia="Arial" w:hAnsi="Arial"/>
+                <w:b w:val="false"/>
+                <w:bCs w:val="false"/>
+                <w:color w:val="2D3748"/>
+                <w:sz w:val="18"/>
+                <w:szCs w:val="18"/>
+              </w:rPr>
+              <w:t xml:space="preserve">월별 계획 공정률 (%) 및 마일스톤</w:t>
+            </w:r>
+          </w:p>
+        </w:tc>
+        <w:tc>
+          <w:tcPr>
+            <w:tcBorders>
+              <w:top w:val="single" w:color="CBD5E0" w:sz="1"/>
+              <w:left w:val="single" w:color="CBD5E0" w:sz="1"/>
+              <w:bottom w:val="single" w:color="CBD5E0" w:sz="1"/>
+              <w:right w:val="single" w:color="CBD5E0" w:sz="1"/>
+            </w:tcBorders>
+            <w:shd w:fill="FFFFFF" w:val="clear"/>
+            <w:tcMar>
+              <w:top w:type="dxa" w:w="120"/>
+              <w:left w:type="dxa" w:w="140"/>
+              <w:bottom w:type="dxa" w:w="120"/>
+              <w:right w:type="dxa" w:w="140"/>
+            </w:tcMar>
+          </w:tcPr>
+          <w:p>
+            <w:r>
+              <w:rPr>
+                <w:rFonts w:ascii="Arial" w:cs="Arial" w:eastAsia="Arial" w:hAnsi="Arial"/>
+                <w:b/>
+                <w:bCs/>
+                <w:color w:val="2D3748"/>
+                <w:sz w:val="18"/>
+                <w:szCs w:val="18"/>
+              </w:rPr>
+              <w:t xml:space="preserve">✍️ 수기 직접입력</w:t>
+            </w:r>
+          </w:p>
+        </w:tc>
+        <w:tc>
+          <w:tcPr>
+            <w:tcBorders>
+              <w:top w:val="single" w:color="CBD5E0" w:sz="1"/>
+              <w:left w:val="single" w:color="CBD5E0" w:sz="1"/>
+              <w:bottom w:val="single" w:color="CBD5E0" w:sz="1"/>
+              <w:right w:val="single" w:color="CBD5E0" w:sz="1"/>
+            </w:tcBorders>
+            <w:shd w:fill="FFFFFF" w:val="clear"/>
+            <w:tcMar>
+              <w:top w:type="dxa" w:w="120"/>
+              <w:left w:type="dxa" w:w="140"/>
+              <w:bottom w:type="dxa" w:w="120"/>
+              <w:right w:type="dxa" w:w="140"/>
+            </w:tcMar>
+          </w:tcPr>
+          <w:p>
+            <w:r>
+              <w:rPr>
+                <w:rFonts w:ascii="Arial" w:cs="Arial" w:eastAsia="Arial" w:hAnsi="Arial"/>
+                <w:b w:val="false"/>
+                <w:bCs w:val="false"/>
+                <w:color w:val="2D3748"/>
+                <w:sz w:val="18"/>
+                <w:szCs w:val="18"/>
+              </w:rPr>
+              <w:t xml:space="preserve">N/A (Site Schedule Table)</w:t>
+            </w:r>
+          </w:p>
+        </w:tc>
+        <w:tc>
+          <w:tcPr>
+            <w:tcBorders>
+              <w:top w:val="single" w:color="CBD5E0" w:sz="1"/>
+              <w:left w:val="single" w:color="CBD5E0" w:sz="1"/>
+              <w:bottom w:val="single" w:color="CBD5E0" w:sz="1"/>
+              <w:right w:val="single" w:color="CBD5E0" w:sz="1"/>
+            </w:tcBorders>
+            <w:shd w:fill="FFFFFF" w:val="clear"/>
+            <w:tcMar>
+              <w:top w:type="dxa" w:w="120"/>
+              <w:left w:type="dxa" w:w="140"/>
+              <w:bottom w:type="dxa" w:w="120"/>
+              <w:right w:type="dxa" w:w="140"/>
+            </w:tcMar>
+          </w:tcPr>
+          <w:p>
+            <w:r>
+              <w:rPr>
+                <w:rFonts w:ascii="Arial" w:cs="Arial" w:eastAsia="Arial" w:hAnsi="Arial"/>
+                <w:b w:val="false"/>
+                <w:bCs w:val="false"/>
+                <w:color w:val="2D3748"/>
+                <w:sz w:val="18"/>
+                <w:szCs w:val="18"/>
+              </w:rPr>
+              <w:t xml:space="preserve">Data Entry Tab &gt; 1. Monthly Progress / 2. Milestones (Excel Upload supported)</w:t>
+            </w:r>
+          </w:p>
+        </w:tc>
+      </w:tr>
+      <w:tr>
+        <w:tc>
+          <w:tcPr>
+            <w:tcBorders>
+              <w:top w:val="single" w:color="CBD5E0" w:sz="1"/>
+              <w:left w:val="single" w:color="CBD5E0" w:sz="1"/>
+              <w:bottom w:val="single" w:color="CBD5E0" w:sz="1"/>
+              <w:right w:val="single" w:color="CBD5E0" w:sz="1"/>
+            </w:tcBorders>
+            <w:shd w:fill="FFFFFF" w:val="clear"/>
+            <w:tcMar>
+              <w:top w:type="dxa" w:w="120"/>
+              <w:left w:type="dxa" w:w="140"/>
+              <w:bottom w:type="dxa" w:w="120"/>
+              <w:right w:type="dxa" w:w="140"/>
+            </w:tcMar>
+          </w:tcPr>
+          <w:p>
+            <w:r>
+              <w:rPr>
+                <w:rFonts w:ascii="Arial" w:cs="Arial" w:eastAsia="Arial" w:hAnsi="Arial"/>
+                <w:b w:val="false"/>
+                <w:bCs w:val="false"/>
+                <w:color w:val="2D3748"/>
+                <w:sz w:val="18"/>
+                <w:szCs w:val="18"/>
+              </w:rPr>
+              <w:t xml:space="preserve">시공 프로젝트 상세 - 공정 탭</w:t>
+            </w:r>
+          </w:p>
+        </w:tc>
+        <w:tc>
+          <w:tcPr>
+            <w:tcBorders>
+              <w:top w:val="single" w:color="CBD5E0" w:sz="1"/>
+              <w:left w:val="single" w:color="CBD5E0" w:sz="1"/>
+              <w:bottom w:val="single" w:color="CBD5E0" w:sz="1"/>
+              <w:right w:val="single" w:color="CBD5E0" w:sz="1"/>
+            </w:tcBorders>
+            <w:shd w:fill="FFFFFF" w:val="clear"/>
+            <w:tcMar>
+              <w:top w:type="dxa" w:w="120"/>
+              <w:left w:type="dxa" w:w="140"/>
+              <w:bottom w:type="dxa" w:w="120"/>
+              <w:right w:type="dxa" w:w="140"/>
+            </w:tcMar>
+          </w:tcPr>
+          <w:p>
+            <w:r>
+              <w:rPr>
+                <w:rFonts w:ascii="Arial" w:cs="Arial" w:eastAsia="Arial" w:hAnsi="Arial"/>
+                <w:b w:val="false"/>
+                <w:bCs w:val="false"/>
+                <w:color w:val="2D3748"/>
+                <w:sz w:val="18"/>
+                <w:szCs w:val="18"/>
+              </w:rPr>
+              <w:t xml:space="preserve">월별 현장 사진 (슬라이더)</w:t>
+            </w:r>
+          </w:p>
+        </w:tc>
+        <w:tc>
+          <w:tcPr>
+            <w:tcBorders>
+              <w:top w:val="single" w:color="CBD5E0" w:sz="1"/>
+              <w:left w:val="single" w:color="CBD5E0" w:sz="1"/>
+              <w:bottom w:val="single" w:color="CBD5E0" w:sz="1"/>
+              <w:right w:val="single" w:color="CBD5E0" w:sz="1"/>
+            </w:tcBorders>
+            <w:shd w:fill="FFFFFF" w:val="clear"/>
+            <w:tcMar>
+              <w:top w:type="dxa" w:w="120"/>
+              <w:left w:type="dxa" w:w="140"/>
+              <w:bottom w:type="dxa" w:w="120"/>
+              <w:right w:type="dxa" w:w="140"/>
+            </w:tcMar>
+          </w:tcPr>
+          <w:p>
+            <w:r>
+              <w:rPr>
+                <w:rFonts w:ascii="Arial" w:cs="Arial" w:eastAsia="Arial" w:hAnsi="Arial"/>
+                <w:b/>
+                <w:bCs/>
+                <w:color w:val="2D3748"/>
+                <w:sz w:val="18"/>
+                <w:szCs w:val="18"/>
+              </w:rPr>
+              <w:t xml:space="preserve">🔄 ERP 자동동기화</w:t>
+            </w:r>
+          </w:p>
+        </w:tc>
+        <w:tc>
+          <w:tcPr>
+            <w:tcBorders>
+              <w:top w:val="single" w:color="CBD5E0" w:sz="1"/>
+              <w:left w:val="single" w:color="CBD5E0" w:sz="1"/>
+              <w:bottom w:val="single" w:color="CBD5E0" w:sz="1"/>
+              <w:right w:val="single" w:color="CBD5E0" w:sz="1"/>
+            </w:tcBorders>
+            <w:shd w:fill="FFFFFF" w:val="clear"/>
+            <w:tcMar>
+              <w:top w:type="dxa" w:w="120"/>
+              <w:left w:type="dxa" w:w="140"/>
+              <w:bottom w:type="dxa" w:w="120"/>
+              <w:right w:type="dxa" w:w="140"/>
+            </w:tcMar>
+          </w:tcPr>
+          <w:p>
+            <w:r>
+              <w:rPr>
+                <w:rFonts w:ascii="Arial" w:cs="Arial" w:eastAsia="Arial" w:hAnsi="Arial"/>
+                <w:b w:val="false"/>
+                <w:bCs w:val="false"/>
+                <w:color w:val="2D3748"/>
+                <w:sz w:val="18"/>
+                <w:szCs w:val="18"/>
+              </w:rPr>
+              <w:t xml:space="preserve">Monthly Construction Photo Registration</w:t>
+            </w:r>
+          </w:p>
+        </w:tc>
+        <w:tc>
+          <w:tcPr>
+            <w:tcBorders>
+              <w:top w:val="single" w:color="CBD5E0" w:sz="1"/>
+              <w:left w:val="single" w:color="CBD5E0" w:sz="1"/>
+              <w:bottom w:val="single" w:color="CBD5E0" w:sz="1"/>
+              <w:right w:val="single" w:color="CBD5E0" w:sz="1"/>
+            </w:tcBorders>
+            <w:shd w:fill="FFFFFF" w:val="clear"/>
+            <w:tcMar>
+              <w:top w:type="dxa" w:w="120"/>
+              <w:left w:type="dxa" w:w="140"/>
+              <w:bottom w:type="dxa" w:w="120"/>
+              <w:right w:type="dxa" w:w="140"/>
+            </w:tcMar>
+          </w:tcPr>
+          <w:p>
+            <w:r>
+              <w:rPr>
+                <w:rFonts w:ascii="Arial" w:cs="Arial" w:eastAsia="Arial" w:hAnsi="Arial"/>
+                <w:b w:val="false"/>
+                <w:bCs w:val="false"/>
+                <w:color w:val="2D3748"/>
+                <w:sz w:val="18"/>
+                <w:szCs w:val="18"/>
+              </w:rPr>
+              <w:t xml:space="preserve">Monthly Photo List with Location/Trade Notes</w:t>
+            </w:r>
+          </w:p>
+        </w:tc>
+      </w:tr>
+      <w:tr>
+        <w:tc>
+          <w:tcPr>
+            <w:tcBorders>
+              <w:top w:val="single" w:color="CBD5E0" w:sz="1"/>
+              <w:left w:val="single" w:color="CBD5E0" w:sz="1"/>
+              <w:bottom w:val="single" w:color="CBD5E0" w:sz="1"/>
+              <w:right w:val="single" w:color="CBD5E0" w:sz="1"/>
+            </w:tcBorders>
+            <w:shd w:fill="FFFFFF" w:val="clear"/>
+            <w:tcMar>
+              <w:top w:type="dxa" w:w="120"/>
+              <w:left w:type="dxa" w:w="140"/>
+              <w:bottom w:type="dxa" w:w="120"/>
+              <w:right w:type="dxa" w:w="140"/>
+            </w:tcMar>
+          </w:tcPr>
+          <w:p>
+            <w:r>
+              <w:rPr>
+                <w:rFonts w:ascii="Arial" w:cs="Arial" w:eastAsia="Arial" w:hAnsi="Arial"/>
+                <w:b w:val="false"/>
+                <w:bCs w:val="false"/>
+                <w:color w:val="2D3748"/>
+                <w:sz w:val="18"/>
+                <w:szCs w:val="18"/>
+              </w:rPr>
+              <w:t xml:space="preserve">시공 프로젝트 상세 - 매출/원가 탭</w:t>
+            </w:r>
+          </w:p>
+        </w:tc>
+        <w:tc>
+          <w:tcPr>
+            <w:tcBorders>
+              <w:top w:val="single" w:color="CBD5E0" w:sz="1"/>
+              <w:left w:val="single" w:color="CBD5E0" w:sz="1"/>
+              <w:bottom w:val="single" w:color="CBD5E0" w:sz="1"/>
+              <w:right w:val="single" w:color="CBD5E0" w:sz="1"/>
+            </w:tcBorders>
+            <w:shd w:fill="FFFFFF" w:val="clear"/>
+            <w:tcMar>
+              <w:top w:type="dxa" w:w="120"/>
+              <w:left w:type="dxa" w:w="140"/>
+              <w:bottom w:type="dxa" w:w="120"/>
+              <w:right w:type="dxa" w:w="140"/>
+            </w:tcMar>
+          </w:tcPr>
+          <w:p>
+            <w:r>
+              <w:rPr>
+                <w:rFonts w:ascii="Arial" w:cs="Arial" w:eastAsia="Arial" w:hAnsi="Arial"/>
+                <w:b w:val="false"/>
+                <w:bCs w:val="false"/>
+                <w:color w:val="2D3748"/>
+                <w:sz w:val="18"/>
+                <w:szCs w:val="18"/>
+              </w:rPr>
+              <w:t xml:space="preserve">현장 월별 매출 (계획 / 실적 / 전망)</w:t>
+            </w:r>
+          </w:p>
+        </w:tc>
+        <w:tc>
+          <w:tcPr>
+            <w:tcBorders>
+              <w:top w:val="single" w:color="CBD5E0" w:sz="1"/>
+              <w:left w:val="single" w:color="CBD5E0" w:sz="1"/>
+              <w:bottom w:val="single" w:color="CBD5E0" w:sz="1"/>
+              <w:right w:val="single" w:color="CBD5E0" w:sz="1"/>
+            </w:tcBorders>
+            <w:shd w:fill="FFFFFF" w:val="clear"/>
+            <w:tcMar>
+              <w:top w:type="dxa" w:w="120"/>
+              <w:left w:type="dxa" w:w="140"/>
+              <w:bottom w:type="dxa" w:w="120"/>
+              <w:right w:type="dxa" w:w="140"/>
+            </w:tcMar>
+          </w:tcPr>
+          <w:p>
+            <w:r>
+              <w:rPr>
+                <w:rFonts w:ascii="Arial" w:cs="Arial" w:eastAsia="Arial" w:hAnsi="Arial"/>
+                <w:b/>
+                <w:bCs/>
+                <w:color w:val="2D3748"/>
+                <w:sz w:val="18"/>
+                <w:szCs w:val="18"/>
+              </w:rPr>
+              <w:t xml:space="preserve">엑셀 업로드</w:t>
+            </w:r>
+          </w:p>
+        </w:tc>
+        <w:tc>
+          <w:tcPr>
+            <w:tcBorders>
+              <w:top w:val="single" w:color="CBD5E0" w:sz="1"/>
+              <w:left w:val="single" w:color="CBD5E0" w:sz="1"/>
+              <w:bottom w:val="single" w:color="CBD5E0" w:sz="1"/>
+              <w:right w:val="single" w:color="CBD5E0" w:sz="1"/>
+            </w:tcBorders>
+            <w:shd w:fill="FFFFFF" w:val="clear"/>
+            <w:tcMar>
+              <w:top w:type="dxa" w:w="120"/>
+              <w:left w:type="dxa" w:w="140"/>
+              <w:bottom w:type="dxa" w:w="120"/>
+              <w:right w:type="dxa" w:w="140"/>
+            </w:tcMar>
+          </w:tcPr>
+          <w:p>
+            <w:r>
+              <w:rPr>
+                <w:rFonts w:ascii="Arial" w:cs="Arial" w:eastAsia="Arial" w:hAnsi="Arial"/>
+                <w:b w:val="false"/>
+                <w:bCs w:val="false"/>
+                <w:color w:val="2D3748"/>
+                <w:sz w:val="18"/>
+                <w:szCs w:val="18"/>
+              </w:rPr>
+              <w:t xml:space="preserve">Monthly Management Performance Registration / Excel</w:t>
+            </w:r>
+          </w:p>
+        </w:tc>
+        <w:tc>
+          <w:tcPr>
+            <w:tcBorders>
+              <w:top w:val="single" w:color="CBD5E0" w:sz="1"/>
+              <w:left w:val="single" w:color="CBD5E0" w:sz="1"/>
+              <w:bottom w:val="single" w:color="CBD5E0" w:sz="1"/>
+              <w:right w:val="single" w:color="CBD5E0" w:sz="1"/>
+            </w:tcBorders>
+            <w:shd w:fill="FFFFFF" w:val="clear"/>
+            <w:tcMar>
+              <w:top w:type="dxa" w:w="120"/>
+              <w:left w:type="dxa" w:w="140"/>
+              <w:bottom w:type="dxa" w:w="120"/>
+              <w:right w:type="dxa" w:w="140"/>
+            </w:tcMar>
+          </w:tcPr>
+          <w:p>
+            <w:r>
+              <w:rPr>
+                <w:rFonts w:ascii="Arial" w:cs="Arial" w:eastAsia="Arial" w:hAnsi="Arial"/>
+                <w:b w:val="false"/>
+                <w:bCs w:val="false"/>
+                <w:color w:val="2D3748"/>
+                <w:sz w:val="18"/>
+                <w:szCs w:val="18"/>
+              </w:rPr>
+              <w:t xml:space="preserve">Site Monthly Revenue Column</w:t>
+            </w:r>
+          </w:p>
+        </w:tc>
+      </w:tr>
+      <w:tr>
+        <w:tc>
+          <w:tcPr>
+            <w:tcBorders>
+              <w:top w:val="single" w:color="CBD5E0" w:sz="1"/>
+              <w:left w:val="single" w:color="CBD5E0" w:sz="1"/>
+              <w:bottom w:val="single" w:color="CBD5E0" w:sz="1"/>
+              <w:right w:val="single" w:color="CBD5E0" w:sz="1"/>
+            </w:tcBorders>
+            <w:shd w:fill="FFFFFF" w:val="clear"/>
+            <w:tcMar>
+              <w:top w:type="dxa" w:w="120"/>
+              <w:left w:type="dxa" w:w="140"/>
+              <w:bottom w:type="dxa" w:w="120"/>
+              <w:right w:type="dxa" w:w="140"/>
+            </w:tcMar>
+          </w:tcPr>
+          <w:p>
+            <w:r>
+              <w:rPr>
+                <w:rFonts w:ascii="Arial" w:cs="Arial" w:eastAsia="Arial" w:hAnsi="Arial"/>
+                <w:b w:val="false"/>
+                <w:bCs w:val="false"/>
+                <w:color w:val="2D3748"/>
+                <w:sz w:val="18"/>
+                <w:szCs w:val="18"/>
+              </w:rPr>
+              <w:t xml:space="preserve">시공 프로젝트 상세 - 매출/원가 탭</w:t>
+            </w:r>
+          </w:p>
+        </w:tc>
+        <w:tc>
+          <w:tcPr>
+            <w:tcBorders>
+              <w:top w:val="single" w:color="CBD5E0" w:sz="1"/>
+              <w:left w:val="single" w:color="CBD5E0" w:sz="1"/>
+              <w:bottom w:val="single" w:color="CBD5E0" w:sz="1"/>
+              <w:right w:val="single" w:color="CBD5E0" w:sz="1"/>
+            </w:tcBorders>
+            <w:shd w:fill="FFFFFF" w:val="clear"/>
+            <w:tcMar>
+              <w:top w:type="dxa" w:w="120"/>
+              <w:left w:type="dxa" w:w="140"/>
+              <w:bottom w:type="dxa" w:w="120"/>
+              <w:right w:type="dxa" w:w="140"/>
+            </w:tcMar>
+          </w:tcPr>
+          <w:p>
+            <w:r>
+              <w:rPr>
+                <w:rFonts w:ascii="Arial" w:cs="Arial" w:eastAsia="Arial" w:hAnsi="Arial"/>
+                <w:b w:val="false"/>
+                <w:bCs w:val="false"/>
+                <w:color w:val="2D3748"/>
+                <w:sz w:val="18"/>
+                <w:szCs w:val="18"/>
+              </w:rPr>
+              <w:t xml:space="preserve">원가율 설정 (입찰, 실행예산, 준공추정)</w:t>
+            </w:r>
+          </w:p>
+        </w:tc>
+        <w:tc>
+          <w:tcPr>
+            <w:tcBorders>
+              <w:top w:val="single" w:color="CBD5E0" w:sz="1"/>
+              <w:left w:val="single" w:color="CBD5E0" w:sz="1"/>
+              <w:bottom w:val="single" w:color="CBD5E0" w:sz="1"/>
+              <w:right w:val="single" w:color="CBD5E0" w:sz="1"/>
+            </w:tcBorders>
+            <w:shd w:fill="FFFFFF" w:val="clear"/>
+            <w:tcMar>
+              <w:top w:type="dxa" w:w="120"/>
+              <w:left w:type="dxa" w:w="140"/>
+              <w:bottom w:type="dxa" w:w="120"/>
+              <w:right w:type="dxa" w:w="140"/>
+            </w:tcMar>
+          </w:tcPr>
+          <w:p>
+            <w:r>
+              <w:rPr>
+                <w:rFonts w:ascii="Arial" w:cs="Arial" w:eastAsia="Arial" w:hAnsi="Arial"/>
+                <w:b/>
+                <w:bCs/>
+                <w:color w:val="2D3748"/>
+                <w:sz w:val="18"/>
+                <w:szCs w:val="18"/>
+              </w:rPr>
+              <w:t xml:space="preserve">🔄 ERP 자동동기화</w:t>
+            </w:r>
+          </w:p>
+        </w:tc>
+        <w:tc>
+          <w:tcPr>
+            <w:tcBorders>
+              <w:top w:val="single" w:color="CBD5E0" w:sz="1"/>
+              <w:left w:val="single" w:color="CBD5E0" w:sz="1"/>
+              <w:bottom w:val="single" w:color="CBD5E0" w:sz="1"/>
+              <w:right w:val="single" w:color="CBD5E0" w:sz="1"/>
+            </w:tcBorders>
+            <w:shd w:fill="FFFFFF" w:val="clear"/>
+            <w:tcMar>
+              <w:top w:type="dxa" w:w="120"/>
+              <w:left w:type="dxa" w:w="140"/>
+              <w:bottom w:type="dxa" w:w="120"/>
+              <w:right w:type="dxa" w:w="140"/>
+            </w:tcMar>
+          </w:tcPr>
+          <w:p>
+            <w:r>
+              <w:rPr>
+                <w:rFonts w:ascii="Arial" w:cs="Arial" w:eastAsia="Arial" w:hAnsi="Arial"/>
+                <w:b w:val="false"/>
+                <w:bCs w:val="false"/>
+                <w:color w:val="2D3748"/>
+                <w:sz w:val="18"/>
+                <w:szCs w:val="18"/>
+              </w:rPr>
+              <w:t xml:space="preserve">Execution Budget Proposal / Settlement Cost Ratio</w:t>
+            </w:r>
+          </w:p>
+        </w:tc>
+        <w:tc>
+          <w:tcPr>
+            <w:tcBorders>
+              <w:top w:val="single" w:color="CBD5E0" w:sz="1"/>
+              <w:left w:val="single" w:color="CBD5E0" w:sz="1"/>
+              <w:bottom w:val="single" w:color="CBD5E0" w:sz="1"/>
+              <w:right w:val="single" w:color="CBD5E0" w:sz="1"/>
+            </w:tcBorders>
+            <w:shd w:fill="FFFFFF" w:val="clear"/>
+            <w:tcMar>
+              <w:top w:type="dxa" w:w="120"/>
+              <w:left w:type="dxa" w:w="140"/>
+              <w:bottom w:type="dxa" w:w="120"/>
+              <w:right w:type="dxa" w:w="140"/>
+            </w:tcMar>
+          </w:tcPr>
+          <w:p>
+            <w:r>
+              <w:rPr>
+                <w:rFonts w:ascii="Arial" w:cs="Arial" w:eastAsia="Arial" w:hAnsi="Arial"/>
+                <w:b w:val="false"/>
+                <w:bCs w:val="false"/>
+                <w:color w:val="2D3748"/>
+                <w:sz w:val="18"/>
+                <w:szCs w:val="18"/>
+              </w:rPr>
+              <w:t xml:space="preserve">Business Budget, Contract Amount, Gross Profit Ratio</w:t>
+            </w:r>
+          </w:p>
+        </w:tc>
+      </w:tr>
+      <w:tr>
+        <w:tc>
+          <w:tcPr>
+            <w:tcBorders>
+              <w:top w:val="single" w:color="CBD5E0" w:sz="1"/>
+              <w:left w:val="single" w:color="CBD5E0" w:sz="1"/>
+              <w:bottom w:val="single" w:color="CBD5E0" w:sz="1"/>
+              <w:right w:val="single" w:color="CBD5E0" w:sz="1"/>
+            </w:tcBorders>
+            <w:shd w:fill="FFFFFF" w:val="clear"/>
+            <w:tcMar>
+              <w:top w:type="dxa" w:w="120"/>
+              <w:left w:type="dxa" w:w="140"/>
+              <w:bottom w:type="dxa" w:w="120"/>
+              <w:right w:type="dxa" w:w="140"/>
+            </w:tcMar>
+          </w:tcPr>
+          <w:p>
+            <w:r>
+              <w:rPr>
+                <w:rFonts w:ascii="Arial" w:cs="Arial" w:eastAsia="Arial" w:hAnsi="Arial"/>
+                <w:b w:val="false"/>
+                <w:bCs w:val="false"/>
+                <w:color w:val="2D3748"/>
+                <w:sz w:val="18"/>
+                <w:szCs w:val="18"/>
+              </w:rPr>
+              <w:t xml:space="preserve">시공 프로젝트 상세 - 외주 탭</w:t>
+            </w:r>
+          </w:p>
+        </w:tc>
+        <w:tc>
+          <w:tcPr>
+            <w:tcBorders>
+              <w:top w:val="single" w:color="CBD5E0" w:sz="1"/>
+              <w:left w:val="single" w:color="CBD5E0" w:sz="1"/>
+              <w:bottom w:val="single" w:color="CBD5E0" w:sz="1"/>
+              <w:right w:val="single" w:color="CBD5E0" w:sz="1"/>
+            </w:tcBorders>
+            <w:shd w:fill="FFFFFF" w:val="clear"/>
+            <w:tcMar>
+              <w:top w:type="dxa" w:w="120"/>
+              <w:left w:type="dxa" w:w="140"/>
+              <w:bottom w:type="dxa" w:w="120"/>
+              <w:right w:type="dxa" w:w="140"/>
+            </w:tcMar>
+          </w:tcPr>
+          <w:p>
+            <w:r>
+              <w:rPr>
+                <w:rFonts w:ascii="Arial" w:cs="Arial" w:eastAsia="Arial" w:hAnsi="Arial"/>
+                <w:b w:val="false"/>
+                <w:bCs w:val="false"/>
+                <w:color w:val="2D3748"/>
+                <w:sz w:val="18"/>
+                <w:szCs w:val="18"/>
+              </w:rPr>
+              <w:t xml:space="preserve">외주 계약 목록 및 금액 (예산, 실행예산, 계약결의, 당월기성, 누계기성)</w:t>
+            </w:r>
+          </w:p>
+        </w:tc>
+        <w:tc>
+          <w:tcPr>
+            <w:tcBorders>
+              <w:top w:val="single" w:color="CBD5E0" w:sz="1"/>
+              <w:left w:val="single" w:color="CBD5E0" w:sz="1"/>
+              <w:bottom w:val="single" w:color="CBD5E0" w:sz="1"/>
+              <w:right w:val="single" w:color="CBD5E0" w:sz="1"/>
+            </w:tcBorders>
+            <w:shd w:fill="FFFFFF" w:val="clear"/>
+            <w:tcMar>
+              <w:top w:type="dxa" w:w="120"/>
+              <w:left w:type="dxa" w:w="140"/>
+              <w:bottom w:type="dxa" w:w="120"/>
+              <w:right w:type="dxa" w:w="140"/>
+            </w:tcMar>
+          </w:tcPr>
+          <w:p>
+            <w:r>
+              <w:rPr>
+                <w:rFonts w:ascii="Arial" w:cs="Arial" w:eastAsia="Arial" w:hAnsi="Arial"/>
+                <w:b/>
+                <w:bCs/>
+                <w:color w:val="2D3748"/>
+                <w:sz w:val="18"/>
+                <w:szCs w:val="18"/>
+              </w:rPr>
+              <w:t xml:space="preserve">🔄 ERP 자동동기화</w:t>
+            </w:r>
+          </w:p>
+        </w:tc>
+        <w:tc>
+          <w:tcPr>
+            <w:tcBorders>
+              <w:top w:val="single" w:color="CBD5E0" w:sz="1"/>
+              <w:left w:val="single" w:color="CBD5E0" w:sz="1"/>
+              <w:bottom w:val="single" w:color="CBD5E0" w:sz="1"/>
+              <w:right w:val="single" w:color="CBD5E0" w:sz="1"/>
+            </w:tcBorders>
+            <w:shd w:fill="FFFFFF" w:val="clear"/>
+            <w:tcMar>
+              <w:top w:type="dxa" w:w="120"/>
+              <w:left w:type="dxa" w:w="140"/>
+              <w:bottom w:type="dxa" w:w="120"/>
+              <w:right w:type="dxa" w:w="140"/>
+            </w:tcMar>
+          </w:tcPr>
+          <w:p>
+            <w:r>
+              <w:rPr>
+                <w:rFonts w:ascii="Arial" w:cs="Arial" w:eastAsia="Arial" w:hAnsi="Arial"/>
+                <w:b w:val="false"/>
+                <w:bCs w:val="false"/>
+                <w:color w:val="2D3748"/>
+                <w:sz w:val="18"/>
+                <w:szCs w:val="18"/>
+              </w:rPr>
+              <w:t xml:space="preserve">Execution Progress (Site) / Sub-Contract Detailed Bid / Resolution</w:t>
+            </w:r>
+          </w:p>
+        </w:tc>
+        <w:tc>
+          <w:tcPr>
+            <w:tcBorders>
+              <w:top w:val="single" w:color="CBD5E0" w:sz="1"/>
+              <w:left w:val="single" w:color="CBD5E0" w:sz="1"/>
+              <w:bottom w:val="single" w:color="CBD5E0" w:sz="1"/>
+              <w:right w:val="single" w:color="CBD5E0" w:sz="1"/>
+            </w:tcBorders>
+            <w:shd w:fill="FFFFFF" w:val="clear"/>
+            <w:tcMar>
+              <w:top w:type="dxa" w:w="120"/>
+              <w:left w:type="dxa" w:w="140"/>
+              <w:bottom w:type="dxa" w:w="120"/>
+              <w:right w:type="dxa" w:w="140"/>
+            </w:tcMar>
+          </w:tcPr>
+          <w:p>
+            <w:r>
+              <w:rPr>
+                <w:rFonts w:ascii="Arial" w:cs="Arial" w:eastAsia="Arial" w:hAnsi="Arial"/>
+                <w:b w:val="false"/>
+                <w:bCs w:val="false"/>
+                <w:color w:val="2D3748"/>
+                <w:sz w:val="18"/>
+                <w:szCs w:val="18"/>
+              </w:rPr>
+              <w:t xml:space="preserve">Budget (A), Executed Budget, Resolved (B), Current Month, Cumulative (C), Exec Rate</w:t>
+            </w:r>
+          </w:p>
+        </w:tc>
+      </w:tr>
+      <w:tr>
+        <w:tc>
+          <w:tcPr>
+            <w:tcBorders>
+              <w:top w:val="single" w:color="CBD5E0" w:sz="1"/>
+              <w:left w:val="single" w:color="CBD5E0" w:sz="1"/>
+              <w:bottom w:val="single" w:color="CBD5E0" w:sz="1"/>
+              <w:right w:val="single" w:color="CBD5E0" w:sz="1"/>
+            </w:tcBorders>
+            <w:shd w:fill="FFFFFF" w:val="clear"/>
+            <w:tcMar>
+              <w:top w:type="dxa" w:w="120"/>
+              <w:left w:type="dxa" w:w="140"/>
+              <w:bottom w:type="dxa" w:w="120"/>
+              <w:right w:type="dxa" w:w="140"/>
+            </w:tcMar>
+          </w:tcPr>
+          <w:p>
+            <w:r>
+              <w:rPr>
+                <w:rFonts w:ascii="Arial" w:cs="Arial" w:eastAsia="Arial" w:hAnsi="Arial"/>
+                <w:b w:val="false"/>
+                <w:bCs w:val="false"/>
+                <w:color w:val="2D3748"/>
+                <w:sz w:val="18"/>
+                <w:szCs w:val="18"/>
+              </w:rPr>
+              <w:t xml:space="preserve">시공 프로젝트 상세 - 비용 탭</w:t>
+            </w:r>
+          </w:p>
+        </w:tc>
+        <w:tc>
+          <w:tcPr>
+            <w:tcBorders>
+              <w:top w:val="single" w:color="CBD5E0" w:sz="1"/>
+              <w:left w:val="single" w:color="CBD5E0" w:sz="1"/>
+              <w:bottom w:val="single" w:color="CBD5E0" w:sz="1"/>
+              <w:right w:val="single" w:color="CBD5E0" w:sz="1"/>
+            </w:tcBorders>
+            <w:shd w:fill="FFFFFF" w:val="clear"/>
+            <w:tcMar>
+              <w:top w:type="dxa" w:w="120"/>
+              <w:left w:type="dxa" w:w="140"/>
+              <w:bottom w:type="dxa" w:w="120"/>
+              <w:right w:type="dxa" w:w="140"/>
+            </w:tcMar>
+          </w:tcPr>
+          <w:p>
+            <w:r>
+              <w:rPr>
+                <w:rFonts w:ascii="Arial" w:cs="Arial" w:eastAsia="Arial" w:hAnsi="Arial"/>
+                <w:b w:val="false"/>
+                <w:bCs w:val="false"/>
+                <w:color w:val="2D3748"/>
+                <w:sz w:val="18"/>
+                <w:szCs w:val="18"/>
+              </w:rPr>
+              <w:t xml:space="preserve">비목별(CBS) 예산 집행 현황 (직접비, 간접비, 예비비)</w:t>
+            </w:r>
+          </w:p>
+        </w:tc>
+        <w:tc>
+          <w:tcPr>
+            <w:tcBorders>
+              <w:top w:val="single" w:color="CBD5E0" w:sz="1"/>
+              <w:left w:val="single" w:color="CBD5E0" w:sz="1"/>
+              <w:bottom w:val="single" w:color="CBD5E0" w:sz="1"/>
+              <w:right w:val="single" w:color="CBD5E0" w:sz="1"/>
+            </w:tcBorders>
+            <w:shd w:fill="FFFFFF" w:val="clear"/>
+            <w:tcMar>
+              <w:top w:type="dxa" w:w="120"/>
+              <w:left w:type="dxa" w:w="140"/>
+              <w:bottom w:type="dxa" w:w="120"/>
+              <w:right w:type="dxa" w:w="140"/>
+            </w:tcMar>
+          </w:tcPr>
+          <w:p>
+            <w:r>
+              <w:rPr>
+                <w:rFonts w:ascii="Arial" w:cs="Arial" w:eastAsia="Arial" w:hAnsi="Arial"/>
+                <w:b/>
+                <w:bCs/>
+                <w:color w:val="2D3748"/>
+                <w:sz w:val="18"/>
+                <w:szCs w:val="18"/>
+              </w:rPr>
+              <w:t xml:space="preserve">🔄 ERP 자동동기화</w:t>
+            </w:r>
+          </w:p>
+        </w:tc>
+        <w:tc>
+          <w:tcPr>
+            <w:tcBorders>
+              <w:top w:val="single" w:color="CBD5E0" w:sz="1"/>
+              <w:left w:val="single" w:color="CBD5E0" w:sz="1"/>
+              <w:bottom w:val="single" w:color="CBD5E0" w:sz="1"/>
+              <w:right w:val="single" w:color="CBD5E0" w:sz="1"/>
+            </w:tcBorders>
+            <w:shd w:fill="FFFFFF" w:val="clear"/>
+            <w:tcMar>
+              <w:top w:type="dxa" w:w="120"/>
+              <w:left w:type="dxa" w:w="140"/>
+              <w:bottom w:type="dxa" w:w="120"/>
+              <w:right w:type="dxa" w:w="140"/>
+            </w:tcMar>
+          </w:tcPr>
+          <w:p>
+            <w:r>
+              <w:rPr>
+                <w:rFonts w:ascii="Arial" w:cs="Arial" w:eastAsia="Arial" w:hAnsi="Arial"/>
+                <w:b w:val="false"/>
+                <w:bCs w:val="false"/>
+                <w:color w:val="2D3748"/>
+                <w:sz w:val="18"/>
+                <w:szCs w:val="18"/>
+              </w:rPr>
+              <w:t xml:space="preserve">Execution Budget Proposal &gt; Cost Breakdown</w:t>
+            </w:r>
+          </w:p>
+        </w:tc>
+        <w:tc>
+          <w:tcPr>
+            <w:tcBorders>
+              <w:top w:val="single" w:color="CBD5E0" w:sz="1"/>
+              <w:left w:val="single" w:color="CBD5E0" w:sz="1"/>
+              <w:bottom w:val="single" w:color="CBD5E0" w:sz="1"/>
+              <w:right w:val="single" w:color="CBD5E0" w:sz="1"/>
+            </w:tcBorders>
+            <w:shd w:fill="FFFFFF" w:val="clear"/>
+            <w:tcMar>
+              <w:top w:type="dxa" w:w="120"/>
+              <w:left w:type="dxa" w:w="140"/>
+              <w:bottom w:type="dxa" w:w="120"/>
+              <w:right w:type="dxa" w:w="140"/>
+            </w:tcMar>
+          </w:tcPr>
+          <w:p>
+            <w:r>
+              <w:rPr>
+                <w:rFonts w:ascii="Arial" w:cs="Arial" w:eastAsia="Arial" w:hAnsi="Arial"/>
+                <w:b w:val="false"/>
+                <w:bCs w:val="false"/>
+                <w:color w:val="2D3748"/>
+                <w:sz w:val="18"/>
+                <w:szCs w:val="18"/>
+              </w:rPr>
+              <w:t xml:space="preserve">Budget &amp; Incurred Cost by Standard CBS</w:t>
+            </w:r>
+          </w:p>
+        </w:tc>
+      </w:tr>
+      <w:tr>
+        <w:tc>
+          <w:tcPr>
+            <w:tcBorders>
+              <w:top w:val="single" w:color="CBD5E0" w:sz="1"/>
+              <w:left w:val="single" w:color="CBD5E0" w:sz="1"/>
+              <w:bottom w:val="single" w:color="CBD5E0" w:sz="1"/>
+              <w:right w:val="single" w:color="CBD5E0" w:sz="1"/>
+            </w:tcBorders>
+            <w:shd w:fill="FFFFFF" w:val="clear"/>
+            <w:tcMar>
+              <w:top w:type="dxa" w:w="120"/>
+              <w:left w:type="dxa" w:w="140"/>
+              <w:bottom w:type="dxa" w:w="120"/>
+              <w:right w:type="dxa" w:w="140"/>
+            </w:tcMar>
+          </w:tcPr>
+          <w:p>
+            <w:r>
+              <w:rPr>
+                <w:rFonts w:ascii="Arial" w:cs="Arial" w:eastAsia="Arial" w:hAnsi="Arial"/>
+                <w:b w:val="false"/>
+                <w:bCs w:val="false"/>
+                <w:color w:val="2D3748"/>
+                <w:sz w:val="18"/>
+                <w:szCs w:val="18"/>
+              </w:rPr>
+              <w:t xml:space="preserve">시공 프로젝트 상세 - 비용 탭</w:t>
+            </w:r>
+          </w:p>
+        </w:tc>
+        <w:tc>
+          <w:tcPr>
+            <w:tcBorders>
+              <w:top w:val="single" w:color="CBD5E0" w:sz="1"/>
+              <w:left w:val="single" w:color="CBD5E0" w:sz="1"/>
+              <w:bottom w:val="single" w:color="CBD5E0" w:sz="1"/>
+              <w:right w:val="single" w:color="CBD5E0" w:sz="1"/>
+            </w:tcBorders>
+            <w:shd w:fill="FFFFFF" w:val="clear"/>
+            <w:tcMar>
+              <w:top w:type="dxa" w:w="120"/>
+              <w:left w:type="dxa" w:w="140"/>
+              <w:bottom w:type="dxa" w:w="120"/>
+              <w:right w:type="dxa" w:w="140"/>
+            </w:tcMar>
+          </w:tcPr>
+          <w:p>
+            <w:r>
+              <w:rPr>
+                <w:rFonts w:ascii="Arial" w:cs="Arial" w:eastAsia="Arial" w:hAnsi="Arial"/>
+                <w:b w:val="false"/>
+                <w:bCs w:val="false"/>
+                <w:color w:val="2D3748"/>
+                <w:sz w:val="18"/>
+                <w:szCs w:val="18"/>
+              </w:rPr>
+              <w:t xml:space="preserve">월별 공종별 원가 계획 및 실적</w:t>
+            </w:r>
+          </w:p>
+        </w:tc>
+        <w:tc>
+          <w:tcPr>
+            <w:tcBorders>
+              <w:top w:val="single" w:color="CBD5E0" w:sz="1"/>
+              <w:left w:val="single" w:color="CBD5E0" w:sz="1"/>
+              <w:bottom w:val="single" w:color="CBD5E0" w:sz="1"/>
+              <w:right w:val="single" w:color="CBD5E0" w:sz="1"/>
+            </w:tcBorders>
+            <w:shd w:fill="FFFFFF" w:val="clear"/>
+            <w:tcMar>
+              <w:top w:type="dxa" w:w="120"/>
+              <w:left w:type="dxa" w:w="140"/>
+              <w:bottom w:type="dxa" w:w="120"/>
+              <w:right w:type="dxa" w:w="140"/>
+            </w:tcMar>
+          </w:tcPr>
+          <w:p>
+            <w:r>
+              <w:rPr>
+                <w:rFonts w:ascii="Arial" w:cs="Arial" w:eastAsia="Arial" w:hAnsi="Arial"/>
+                <w:b/>
+                <w:bCs/>
+                <w:color w:val="2D3748"/>
+                <w:sz w:val="18"/>
+                <w:szCs w:val="18"/>
+              </w:rPr>
+              <w:t xml:space="preserve">✍️ 수기 직접입력</w:t>
+            </w:r>
+          </w:p>
+        </w:tc>
+        <w:tc>
+          <w:tcPr>
+            <w:tcBorders>
+              <w:top w:val="single" w:color="CBD5E0" w:sz="1"/>
+              <w:left w:val="single" w:color="CBD5E0" w:sz="1"/>
+              <w:bottom w:val="single" w:color="CBD5E0" w:sz="1"/>
+              <w:right w:val="single" w:color="CBD5E0" w:sz="1"/>
+            </w:tcBorders>
+            <w:shd w:fill="FFFFFF" w:val="clear"/>
+            <w:tcMar>
+              <w:top w:type="dxa" w:w="120"/>
+              <w:left w:type="dxa" w:w="140"/>
+              <w:bottom w:type="dxa" w:w="120"/>
+              <w:right w:type="dxa" w:w="140"/>
+            </w:tcMar>
+          </w:tcPr>
+          <w:p>
+            <w:r>
+              <w:rPr>
+                <w:rFonts w:ascii="Arial" w:cs="Arial" w:eastAsia="Arial" w:hAnsi="Arial"/>
+                <w:b w:val="false"/>
+                <w:bCs w:val="false"/>
+                <w:color w:val="2D3748"/>
+                <w:sz w:val="18"/>
+                <w:szCs w:val="18"/>
+              </w:rPr>
+              <w:t xml:space="preserve">N/A (Site Cost Incurrence Plan)</w:t>
+            </w:r>
+          </w:p>
+        </w:tc>
+        <w:tc>
+          <w:tcPr>
+            <w:tcBorders>
+              <w:top w:val="single" w:color="CBD5E0" w:sz="1"/>
+              <w:left w:val="single" w:color="CBD5E0" w:sz="1"/>
+              <w:bottom w:val="single" w:color="CBD5E0" w:sz="1"/>
+              <w:right w:val="single" w:color="CBD5E0" w:sz="1"/>
+            </w:tcBorders>
+            <w:shd w:fill="FFFFFF" w:val="clear"/>
+            <w:tcMar>
+              <w:top w:type="dxa" w:w="120"/>
+              <w:left w:type="dxa" w:w="140"/>
+              <w:bottom w:type="dxa" w:w="120"/>
+              <w:right w:type="dxa" w:w="140"/>
+            </w:tcMar>
+          </w:tcPr>
+          <w:p>
+            <w:r>
+              <w:rPr>
+                <w:rFonts w:ascii="Arial" w:cs="Arial" w:eastAsia="Arial" w:hAnsi="Arial"/>
+                <w:b w:val="false"/>
+                <w:bCs w:val="false"/>
+                <w:color w:val="2D3748"/>
+                <w:sz w:val="18"/>
+                <w:szCs w:val="18"/>
+              </w:rPr>
+              <w:t xml:space="preserve">Data Entry Tab &gt; 4. Cost Plan/Actual by Work Type</w:t>
+            </w:r>
+          </w:p>
+        </w:tc>
+      </w:tr>
+      <w:tr>
+        <w:tc>
+          <w:tcPr>
+            <w:tcBorders>
+              <w:top w:val="single" w:color="CBD5E0" w:sz="1"/>
+              <w:left w:val="single" w:color="CBD5E0" w:sz="1"/>
+              <w:bottom w:val="single" w:color="CBD5E0" w:sz="1"/>
+              <w:right w:val="single" w:color="CBD5E0" w:sz="1"/>
+            </w:tcBorders>
+            <w:shd w:fill="FFFFFF" w:val="clear"/>
+            <w:tcMar>
+              <w:top w:type="dxa" w:w="120"/>
+              <w:left w:type="dxa" w:w="140"/>
+              <w:bottom w:type="dxa" w:w="120"/>
+              <w:right w:type="dxa" w:w="140"/>
+            </w:tcMar>
+          </w:tcPr>
+          <w:p>
+            <w:r>
+              <w:rPr>
+                <w:rFonts w:ascii="Arial" w:cs="Arial" w:eastAsia="Arial" w:hAnsi="Arial"/>
+                <w:b w:val="false"/>
+                <w:bCs w:val="false"/>
+                <w:color w:val="2D3748"/>
+                <w:sz w:val="18"/>
+                <w:szCs w:val="18"/>
+              </w:rPr>
+              <w:t xml:space="preserve">시공 프로젝트 상세 - 자금수지 탭</w:t>
+            </w:r>
+          </w:p>
+        </w:tc>
+        <w:tc>
+          <w:tcPr>
+            <w:tcBorders>
+              <w:top w:val="single" w:color="CBD5E0" w:sz="1"/>
+              <w:left w:val="single" w:color="CBD5E0" w:sz="1"/>
+              <w:bottom w:val="single" w:color="CBD5E0" w:sz="1"/>
+              <w:right w:val="single" w:color="CBD5E0" w:sz="1"/>
+            </w:tcBorders>
+            <w:shd w:fill="FFFFFF" w:val="clear"/>
+            <w:tcMar>
+              <w:top w:type="dxa" w:w="120"/>
+              <w:left w:type="dxa" w:w="140"/>
+              <w:bottom w:type="dxa" w:w="120"/>
+              <w:right w:type="dxa" w:w="140"/>
+            </w:tcMar>
+          </w:tcPr>
+          <w:p>
+            <w:r>
+              <w:rPr>
+                <w:rFonts w:ascii="Arial" w:cs="Arial" w:eastAsia="Arial" w:hAnsi="Arial"/>
+                <w:b w:val="false"/>
+                <w:bCs w:val="false"/>
+                <w:color w:val="2D3748"/>
+                <w:sz w:val="18"/>
+                <w:szCs w:val="18"/>
+              </w:rPr>
+              <w:t xml:space="preserve">프로젝트 자금유입 / 자금유출 / 자금잔액</w:t>
+            </w:r>
+          </w:p>
+        </w:tc>
+        <w:tc>
+          <w:tcPr>
+            <w:tcBorders>
+              <w:top w:val="single" w:color="CBD5E0" w:sz="1"/>
+              <w:left w:val="single" w:color="CBD5E0" w:sz="1"/>
+              <w:bottom w:val="single" w:color="CBD5E0" w:sz="1"/>
+              <w:right w:val="single" w:color="CBD5E0" w:sz="1"/>
+            </w:tcBorders>
+            <w:shd w:fill="FFFFFF" w:val="clear"/>
+            <w:tcMar>
+              <w:top w:type="dxa" w:w="120"/>
+              <w:left w:type="dxa" w:w="140"/>
+              <w:bottom w:type="dxa" w:w="120"/>
+              <w:right w:type="dxa" w:w="140"/>
+            </w:tcMar>
+          </w:tcPr>
+          <w:p>
+            <w:r>
+              <w:rPr>
+                <w:rFonts w:ascii="Arial" w:cs="Arial" w:eastAsia="Arial" w:hAnsi="Arial"/>
+                <w:b/>
+                <w:bCs/>
+                <w:color w:val="2D3748"/>
+                <w:sz w:val="18"/>
+                <w:szCs w:val="18"/>
+              </w:rPr>
+              <w:t xml:space="preserve">🔄 ERP 자동동기화</w:t>
+            </w:r>
+          </w:p>
+        </w:tc>
+        <w:tc>
+          <w:tcPr>
+            <w:tcBorders>
+              <w:top w:val="single" w:color="CBD5E0" w:sz="1"/>
+              <w:left w:val="single" w:color="CBD5E0" w:sz="1"/>
+              <w:bottom w:val="single" w:color="CBD5E0" w:sz="1"/>
+              <w:right w:val="single" w:color="CBD5E0" w:sz="1"/>
+            </w:tcBorders>
+            <w:shd w:fill="FFFFFF" w:val="clear"/>
+            <w:tcMar>
+              <w:top w:type="dxa" w:w="120"/>
+              <w:left w:type="dxa" w:w="140"/>
+              <w:bottom w:type="dxa" w:w="120"/>
+              <w:right w:type="dxa" w:w="140"/>
+            </w:tcMar>
+          </w:tcPr>
+          <w:p>
+            <w:r>
+              <w:rPr>
+                <w:rFonts w:ascii="Arial" w:cs="Arial" w:eastAsia="Arial" w:hAnsi="Arial"/>
+                <w:b w:val="false"/>
+                <w:bCs w:val="false"/>
+                <w:color w:val="2D3748"/>
+                <w:sz w:val="18"/>
+                <w:szCs w:val="18"/>
+              </w:rPr>
+              <w:t xml:space="preserve">1. Site Fund Movement (Cash / Bank) / Transactions</w:t>
+            </w:r>
+          </w:p>
+        </w:tc>
+        <w:tc>
+          <w:tcPr>
+            <w:tcBorders>
+              <w:top w:val="single" w:color="CBD5E0" w:sz="1"/>
+              <w:left w:val="single" w:color="CBD5E0" w:sz="1"/>
+              <w:bottom w:val="single" w:color="CBD5E0" w:sz="1"/>
+              <w:right w:val="single" w:color="CBD5E0" w:sz="1"/>
+            </w:tcBorders>
+            <w:shd w:fill="FFFFFF" w:val="clear"/>
+            <w:tcMar>
+              <w:top w:type="dxa" w:w="120"/>
+              <w:left w:type="dxa" w:w="140"/>
+              <w:bottom w:type="dxa" w:w="120"/>
+              <w:right w:type="dxa" w:w="140"/>
+            </w:tcMar>
+          </w:tcPr>
+          <w:p>
+            <w:r>
+              <w:rPr>
+                <w:rFonts w:ascii="Arial" w:cs="Arial" w:eastAsia="Arial" w:hAnsi="Arial"/>
+                <w:b w:val="false"/>
+                <w:bCs w:val="false"/>
+                <w:color w:val="2D3748"/>
+                <w:sz w:val="18"/>
+                <w:szCs w:val="18"/>
+              </w:rPr>
+              <w:t xml:space="preserve">Income / Withdrawal / Opening Balance</w:t>
+            </w:r>
+          </w:p>
+        </w:tc>
+      </w:tr>
+      <w:tr>
+        <w:tc>
+          <w:tcPr>
+            <w:tcBorders>
+              <w:top w:val="single" w:color="CBD5E0" w:sz="1"/>
+              <w:left w:val="single" w:color="CBD5E0" w:sz="1"/>
+              <w:bottom w:val="single" w:color="CBD5E0" w:sz="1"/>
+              <w:right w:val="single" w:color="CBD5E0" w:sz="1"/>
+            </w:tcBorders>
+            <w:shd w:fill="FFFFFF" w:val="clear"/>
+            <w:tcMar>
+              <w:top w:type="dxa" w:w="120"/>
+              <w:left w:type="dxa" w:w="140"/>
+              <w:bottom w:type="dxa" w:w="120"/>
+              <w:right w:type="dxa" w:w="140"/>
+            </w:tcMar>
+          </w:tcPr>
+          <w:p>
+            <w:r>
+              <w:rPr>
+                <w:rFonts w:ascii="Arial" w:cs="Arial" w:eastAsia="Arial" w:hAnsi="Arial"/>
+                <w:b w:val="false"/>
+                <w:bCs w:val="false"/>
+                <w:color w:val="2D3748"/>
+                <w:sz w:val="18"/>
+                <w:szCs w:val="18"/>
+              </w:rPr>
+              <w:t xml:space="preserve">용역 프로젝트 상세 - 개요 및 매출</w:t>
+            </w:r>
+          </w:p>
+        </w:tc>
+        <w:tc>
+          <w:tcPr>
+            <w:tcBorders>
+              <w:top w:val="single" w:color="CBD5E0" w:sz="1"/>
+              <w:left w:val="single" w:color="CBD5E0" w:sz="1"/>
+              <w:bottom w:val="single" w:color="CBD5E0" w:sz="1"/>
+              <w:right w:val="single" w:color="CBD5E0" w:sz="1"/>
+            </w:tcBorders>
+            <w:shd w:fill="FFFFFF" w:val="clear"/>
+            <w:tcMar>
+              <w:top w:type="dxa" w:w="120"/>
+              <w:left w:type="dxa" w:w="140"/>
+              <w:bottom w:type="dxa" w:w="120"/>
+              <w:right w:type="dxa" w:w="140"/>
+            </w:tcMar>
+          </w:tcPr>
+          <w:p>
+            <w:r>
+              <w:rPr>
+                <w:rFonts w:ascii="Arial" w:cs="Arial" w:eastAsia="Arial" w:hAnsi="Arial"/>
+                <w:b w:val="false"/>
+                <w:bCs w:val="false"/>
+                <w:color w:val="2D3748"/>
+                <w:sz w:val="18"/>
+                <w:szCs w:val="18"/>
+              </w:rPr>
+              <w:t xml:space="preserve">용역 도급액 및 과업 범위</w:t>
+            </w:r>
+          </w:p>
+        </w:tc>
+        <w:tc>
+          <w:tcPr>
+            <w:tcBorders>
+              <w:top w:val="single" w:color="CBD5E0" w:sz="1"/>
+              <w:left w:val="single" w:color="CBD5E0" w:sz="1"/>
+              <w:bottom w:val="single" w:color="CBD5E0" w:sz="1"/>
+              <w:right w:val="single" w:color="CBD5E0" w:sz="1"/>
+            </w:tcBorders>
+            <w:shd w:fill="FFFFFF" w:val="clear"/>
+            <w:tcMar>
+              <w:top w:type="dxa" w:w="120"/>
+              <w:left w:type="dxa" w:w="140"/>
+              <w:bottom w:type="dxa" w:w="120"/>
+              <w:right w:type="dxa" w:w="140"/>
+            </w:tcMar>
+          </w:tcPr>
+          <w:p>
+            <w:r>
+              <w:rPr>
+                <w:rFonts w:ascii="Arial" w:cs="Arial" w:eastAsia="Arial" w:hAnsi="Arial"/>
+                <w:b/>
+                <w:bCs/>
+                <w:color w:val="2D3748"/>
+                <w:sz w:val="18"/>
+                <w:szCs w:val="18"/>
+              </w:rPr>
+              <w:t xml:space="preserve">✍️ 수기 직접입력</w:t>
+            </w:r>
+          </w:p>
+        </w:tc>
+        <w:tc>
+          <w:tcPr>
+            <w:tcBorders>
+              <w:top w:val="single" w:color="CBD5E0" w:sz="1"/>
+              <w:left w:val="single" w:color="CBD5E0" w:sz="1"/>
+              <w:bottom w:val="single" w:color="CBD5E0" w:sz="1"/>
+              <w:right w:val="single" w:color="CBD5E0" w:sz="1"/>
+            </w:tcBorders>
+            <w:shd w:fill="FFFFFF" w:val="clear"/>
+            <w:tcMar>
+              <w:top w:type="dxa" w:w="120"/>
+              <w:left w:type="dxa" w:w="140"/>
+              <w:bottom w:type="dxa" w:w="120"/>
+              <w:right w:type="dxa" w:w="140"/>
+            </w:tcMar>
+          </w:tcPr>
+          <w:p>
+            <w:r>
+              <w:rPr>
+                <w:rFonts w:ascii="Arial" w:cs="Arial" w:eastAsia="Arial" w:hAnsi="Arial"/>
+                <w:b w:val="false"/>
+                <w:bCs w:val="false"/>
+                <w:color w:val="2D3748"/>
+                <w:sz w:val="18"/>
+                <w:szCs w:val="18"/>
+              </w:rPr>
+              <w:t xml:space="preserve">Service Contract / Order Management</w:t>
+            </w:r>
+          </w:p>
+        </w:tc>
+        <w:tc>
+          <w:tcPr>
+            <w:tcBorders>
+              <w:top w:val="single" w:color="CBD5E0" w:sz="1"/>
+              <w:left w:val="single" w:color="CBD5E0" w:sz="1"/>
+              <w:bottom w:val="single" w:color="CBD5E0" w:sz="1"/>
+              <w:right w:val="single" w:color="CBD5E0" w:sz="1"/>
+            </w:tcBorders>
+            <w:shd w:fill="FFFFFF" w:val="clear"/>
+            <w:tcMar>
+              <w:top w:type="dxa" w:w="120"/>
+              <w:left w:type="dxa" w:w="140"/>
+              <w:bottom w:type="dxa" w:w="120"/>
+              <w:right w:type="dxa" w:w="140"/>
+            </w:tcMar>
+          </w:tcPr>
+          <w:p>
+            <w:r>
+              <w:rPr>
+                <w:rFonts w:ascii="Arial" w:cs="Arial" w:eastAsia="Arial" w:hAnsi="Arial"/>
+                <w:b w:val="false"/>
+                <w:bCs w:val="false"/>
+                <w:color w:val="2D3748"/>
+                <w:sz w:val="18"/>
+                <w:szCs w:val="18"/>
+              </w:rPr>
+              <w:t xml:space="preserve">Data Entry Tab &gt; Service Overview (Period, Client, Scope, Payment Terms)</w:t>
+            </w:r>
+          </w:p>
+        </w:tc>
+      </w:tr>
+      <w:tr>
+        <w:tc>
+          <w:tcPr>
+            <w:tcBorders>
+              <w:top w:val="single" w:color="CBD5E0" w:sz="1"/>
+              <w:left w:val="single" w:color="CBD5E0" w:sz="1"/>
+              <w:bottom w:val="single" w:color="CBD5E0" w:sz="1"/>
+              <w:right w:val="single" w:color="CBD5E0" w:sz="1"/>
+            </w:tcBorders>
+            <w:shd w:fill="FFFFFF" w:val="clear"/>
+            <w:tcMar>
+              <w:top w:type="dxa" w:w="120"/>
+              <w:left w:type="dxa" w:w="140"/>
+              <w:bottom w:type="dxa" w:w="120"/>
+              <w:right w:type="dxa" w:w="140"/>
+            </w:tcMar>
+          </w:tcPr>
+          <w:p>
+            <w:r>
+              <w:rPr>
+                <w:rFonts w:ascii="Arial" w:cs="Arial" w:eastAsia="Arial" w:hAnsi="Arial"/>
+                <w:b w:val="false"/>
+                <w:bCs w:val="false"/>
+                <w:color w:val="2D3748"/>
+                <w:sz w:val="18"/>
+                <w:szCs w:val="18"/>
+              </w:rPr>
+              <w:t xml:space="preserve">용역 프로젝트 상세 - 매출 및 원가 탭</w:t>
+            </w:r>
+          </w:p>
+        </w:tc>
+        <w:tc>
+          <w:tcPr>
+            <w:tcBorders>
+              <w:top w:val="single" w:color="CBD5E0" w:sz="1"/>
+              <w:left w:val="single" w:color="CBD5E0" w:sz="1"/>
+              <w:bottom w:val="single" w:color="CBD5E0" w:sz="1"/>
+              <w:right w:val="single" w:color="CBD5E0" w:sz="1"/>
+            </w:tcBorders>
+            <w:shd w:fill="FFFFFF" w:val="clear"/>
+            <w:tcMar>
+              <w:top w:type="dxa" w:w="120"/>
+              <w:left w:type="dxa" w:w="140"/>
+              <w:bottom w:type="dxa" w:w="120"/>
+              <w:right w:type="dxa" w:w="140"/>
+            </w:tcMar>
+          </w:tcPr>
+          <w:p>
+            <w:r>
+              <w:rPr>
+                <w:rFonts w:ascii="Arial" w:cs="Arial" w:eastAsia="Arial" w:hAnsi="Arial"/>
+                <w:b w:val="false"/>
+                <w:bCs w:val="false"/>
+                <w:color w:val="2D3748"/>
+                <w:sz w:val="18"/>
+                <w:szCs w:val="18"/>
+              </w:rPr>
+              <w:t xml:space="preserve">용역 월별 회계 매출원가 및 집행 매출원가 (WIP)</w:t>
+            </w:r>
+          </w:p>
+        </w:tc>
+        <w:tc>
+          <w:tcPr>
+            <w:tcBorders>
+              <w:top w:val="single" w:color="CBD5E0" w:sz="1"/>
+              <w:left w:val="single" w:color="CBD5E0" w:sz="1"/>
+              <w:bottom w:val="single" w:color="CBD5E0" w:sz="1"/>
+              <w:right w:val="single" w:color="CBD5E0" w:sz="1"/>
+            </w:tcBorders>
+            <w:shd w:fill="FFFFFF" w:val="clear"/>
+            <w:tcMar>
+              <w:top w:type="dxa" w:w="120"/>
+              <w:left w:type="dxa" w:w="140"/>
+              <w:bottom w:type="dxa" w:w="120"/>
+              <w:right w:type="dxa" w:w="140"/>
+            </w:tcMar>
+          </w:tcPr>
+          <w:p>
+            <w:r>
+              <w:rPr>
+                <w:rFonts w:ascii="Arial" w:cs="Arial" w:eastAsia="Arial" w:hAnsi="Arial"/>
+                <w:b/>
+                <w:bCs/>
+                <w:color w:val="2D3748"/>
+                <w:sz w:val="18"/>
+                <w:szCs w:val="18"/>
+              </w:rPr>
+              <w:t xml:space="preserve">✍️ 수기 직접입력</w:t>
+            </w:r>
+          </w:p>
+        </w:tc>
+        <w:tc>
+          <w:tcPr>
+            <w:tcBorders>
+              <w:top w:val="single" w:color="CBD5E0" w:sz="1"/>
+              <w:left w:val="single" w:color="CBD5E0" w:sz="1"/>
+              <w:bottom w:val="single" w:color="CBD5E0" w:sz="1"/>
+              <w:right w:val="single" w:color="CBD5E0" w:sz="1"/>
+            </w:tcBorders>
+            <w:shd w:fill="FFFFFF" w:val="clear"/>
+            <w:tcMar>
+              <w:top w:type="dxa" w:w="120"/>
+              <w:left w:type="dxa" w:w="140"/>
+              <w:bottom w:type="dxa" w:w="120"/>
+              <w:right w:type="dxa" w:w="140"/>
+            </w:tcMar>
+          </w:tcPr>
+          <w:p>
+            <w:r>
+              <w:rPr>
+                <w:rFonts w:ascii="Arial" w:cs="Arial" w:eastAsia="Arial" w:hAnsi="Arial"/>
+                <w:b w:val="false"/>
+                <w:bCs w:val="false"/>
+                <w:color w:val="2D3748"/>
+                <w:sz w:val="18"/>
+                <w:szCs w:val="18"/>
+              </w:rPr>
+              <w:t xml:space="preserve">Monthly Management Performance / Service Cost</w:t>
+            </w:r>
+          </w:p>
+        </w:tc>
+        <w:tc>
+          <w:tcPr>
+            <w:tcBorders>
+              <w:top w:val="single" w:color="CBD5E0" w:sz="1"/>
+              <w:left w:val="single" w:color="CBD5E0" w:sz="1"/>
+              <w:bottom w:val="single" w:color="CBD5E0" w:sz="1"/>
+              <w:right w:val="single" w:color="CBD5E0" w:sz="1"/>
+            </w:tcBorders>
+            <w:shd w:fill="FFFFFF" w:val="clear"/>
+            <w:tcMar>
+              <w:top w:type="dxa" w:w="120"/>
+              <w:left w:type="dxa" w:w="140"/>
+              <w:bottom w:type="dxa" w:w="120"/>
+              <w:right w:type="dxa" w:w="140"/>
+            </w:tcMar>
+          </w:tcPr>
+          <w:p>
+            <w:r>
+              <w:rPr>
+                <w:rFonts w:ascii="Arial" w:cs="Arial" w:eastAsia="Arial" w:hAnsi="Arial"/>
+                <w:b w:val="false"/>
+                <w:bCs w:val="false"/>
+                <w:color w:val="2D3748"/>
+                <w:sz w:val="18"/>
+                <w:szCs w:val="18"/>
+              </w:rPr>
+              <w:t xml:space="preserve">Data Entry Tab &gt; 3. Monthly Cost of Revenue</w:t>
+            </w:r>
+          </w:p>
+        </w:tc>
+      </w:tr>
+      <w:tr>
+        <w:tc>
+          <w:tcPr>
+            <w:tcBorders>
+              <w:top w:val="single" w:color="CBD5E0" w:sz="1"/>
+              <w:left w:val="single" w:color="CBD5E0" w:sz="1"/>
+              <w:bottom w:val="single" w:color="CBD5E0" w:sz="1"/>
+              <w:right w:val="single" w:color="CBD5E0" w:sz="1"/>
+            </w:tcBorders>
+            <w:shd w:fill="FFFFFF" w:val="clear"/>
+            <w:tcMar>
+              <w:top w:type="dxa" w:w="120"/>
+              <w:left w:type="dxa" w:w="140"/>
+              <w:bottom w:type="dxa" w:w="120"/>
+              <w:right w:type="dxa" w:w="140"/>
+            </w:tcMar>
+          </w:tcPr>
+          <w:p>
+            <w:r>
+              <w:rPr>
+                <w:rFonts w:ascii="Arial" w:cs="Arial" w:eastAsia="Arial" w:hAnsi="Arial"/>
+                <w:b w:val="false"/>
+                <w:bCs w:val="false"/>
+                <w:color w:val="2D3748"/>
+                <w:sz w:val="18"/>
+                <w:szCs w:val="18"/>
+              </w:rPr>
+              <w:t xml:space="preserve">시스템 관리 - 데이터 연동 및 업로드</w:t>
+            </w:r>
+          </w:p>
+        </w:tc>
+        <w:tc>
+          <w:tcPr>
+            <w:tcBorders>
+              <w:top w:val="single" w:color="CBD5E0" w:sz="1"/>
+              <w:left w:val="single" w:color="CBD5E0" w:sz="1"/>
+              <w:bottom w:val="single" w:color="CBD5E0" w:sz="1"/>
+              <w:right w:val="single" w:color="CBD5E0" w:sz="1"/>
+            </w:tcBorders>
+            <w:shd w:fill="FFFFFF" w:val="clear"/>
+            <w:tcMar>
+              <w:top w:type="dxa" w:w="120"/>
+              <w:left w:type="dxa" w:w="140"/>
+              <w:bottom w:type="dxa" w:w="120"/>
+              <w:right w:type="dxa" w:w="140"/>
+            </w:tcMar>
+          </w:tcPr>
+          <w:p>
+            <w:r>
+              <w:rPr>
+                <w:rFonts w:ascii="Arial" w:cs="Arial" w:eastAsia="Arial" w:hAnsi="Arial"/>
+                <w:b w:val="false"/>
+                <w:bCs w:val="false"/>
+                <w:color w:val="2D3748"/>
+                <w:sz w:val="18"/>
+                <w:szCs w:val="18"/>
+              </w:rPr>
+              <w:t xml:space="preserve">기준 환율 관리 (USD / VND / KRW)</w:t>
+            </w:r>
+          </w:p>
+        </w:tc>
+        <w:tc>
+          <w:tcPr>
+            <w:tcBorders>
+              <w:top w:val="single" w:color="CBD5E0" w:sz="1"/>
+              <w:left w:val="single" w:color="CBD5E0" w:sz="1"/>
+              <w:bottom w:val="single" w:color="CBD5E0" w:sz="1"/>
+              <w:right w:val="single" w:color="CBD5E0" w:sz="1"/>
+            </w:tcBorders>
+            <w:shd w:fill="FFFFFF" w:val="clear"/>
+            <w:tcMar>
+              <w:top w:type="dxa" w:w="120"/>
+              <w:left w:type="dxa" w:w="140"/>
+              <w:bottom w:type="dxa" w:w="120"/>
+              <w:right w:type="dxa" w:w="140"/>
+            </w:tcMar>
+          </w:tcPr>
+          <w:p>
+            <w:r>
+              <w:rPr>
+                <w:rFonts w:ascii="Arial" w:cs="Arial" w:eastAsia="Arial" w:hAnsi="Arial"/>
+                <w:b/>
+                <w:bCs/>
+                <w:color w:val="2D3748"/>
+                <w:sz w:val="18"/>
+                <w:szCs w:val="18"/>
+              </w:rPr>
+              <w:t xml:space="preserve">✍️ 수기 직접입력</w:t>
+            </w:r>
+          </w:p>
+        </w:tc>
+        <w:tc>
+          <w:tcPr>
+            <w:tcBorders>
+              <w:top w:val="single" w:color="CBD5E0" w:sz="1"/>
+              <w:left w:val="single" w:color="CBD5E0" w:sz="1"/>
+              <w:bottom w:val="single" w:color="CBD5E0" w:sz="1"/>
+              <w:right w:val="single" w:color="CBD5E0" w:sz="1"/>
+            </w:tcBorders>
+            <w:shd w:fill="FFFFFF" w:val="clear"/>
+            <w:tcMar>
+              <w:top w:type="dxa" w:w="120"/>
+              <w:left w:type="dxa" w:w="140"/>
+              <w:bottom w:type="dxa" w:w="120"/>
+              <w:right w:type="dxa" w:w="140"/>
+            </w:tcMar>
+          </w:tcPr>
+          <w:p>
+            <w:r>
+              <w:rPr>
+                <w:rFonts w:ascii="Arial" w:cs="Arial" w:eastAsia="Arial" w:hAnsi="Arial"/>
+                <w:b w:val="false"/>
+                <w:bCs w:val="false"/>
+                <w:color w:val="2D3748"/>
+                <w:sz w:val="18"/>
+                <w:szCs w:val="18"/>
+              </w:rPr>
+              <w:t xml:space="preserve">Contract Exchange Rate / CHTB_EXCHANGE_RATIO</w:t>
+            </w:r>
+          </w:p>
+        </w:tc>
+        <w:tc>
+          <w:tcPr>
+            <w:tcBorders>
+              <w:top w:val="single" w:color="CBD5E0" w:sz="1"/>
+              <w:left w:val="single" w:color="CBD5E0" w:sz="1"/>
+              <w:bottom w:val="single" w:color="CBD5E0" w:sz="1"/>
+              <w:right w:val="single" w:color="CBD5E0" w:sz="1"/>
+            </w:tcBorders>
+            <w:shd w:fill="FFFFFF" w:val="clear"/>
+            <w:tcMar>
+              <w:top w:type="dxa" w:w="120"/>
+              <w:left w:type="dxa" w:w="140"/>
+              <w:bottom w:type="dxa" w:w="120"/>
+              <w:right w:type="dxa" w:w="140"/>
+            </w:tcMar>
+          </w:tcPr>
+          <w:p>
+            <w:r>
+              <w:rPr>
+                <w:rFonts w:ascii="Arial" w:cs="Arial" w:eastAsia="Arial" w:hAnsi="Arial"/>
+                <w:b w:val="false"/>
+                <w:bCs w:val="false"/>
+                <w:color w:val="2D3748"/>
+                <w:sz w:val="18"/>
+                <w:szCs w:val="18"/>
+              </w:rPr>
+              <w:t xml:space="preserve">Dashboard Top FX Rate Editor Modal</w:t>
+            </w:r>
+          </w:p>
+        </w:tc>
+      </w:tr>
+      <w:tr>
+        <w:tc>
+          <w:tcPr>
+            <w:tcBorders>
+              <w:top w:val="single" w:color="CBD5E0" w:sz="1"/>
+              <w:left w:val="single" w:color="CBD5E0" w:sz="1"/>
+              <w:bottom w:val="single" w:color="CBD5E0" w:sz="1"/>
+              <w:right w:val="single" w:color="CBD5E0" w:sz="1"/>
+            </w:tcBorders>
+            <w:shd w:fill="FFFFFF" w:val="clear"/>
+            <w:tcMar>
+              <w:top w:type="dxa" w:w="120"/>
+              <w:left w:type="dxa" w:w="140"/>
+              <w:bottom w:type="dxa" w:w="120"/>
+              <w:right w:type="dxa" w:w="140"/>
+            </w:tcMar>
+          </w:tcPr>
+          <w:p>
+            <w:r>
+              <w:rPr>
+                <w:rFonts w:ascii="Arial" w:cs="Arial" w:eastAsia="Arial" w:hAnsi="Arial"/>
+                <w:b w:val="false"/>
+                <w:bCs w:val="false"/>
+                <w:color w:val="2D3748"/>
+                <w:sz w:val="18"/>
+                <w:szCs w:val="18"/>
+              </w:rPr>
+              <w:t xml:space="preserve">시스템 관리 - 데이터 연동 및 업로드</w:t>
+            </w:r>
+          </w:p>
+        </w:tc>
+        <w:tc>
+          <w:tcPr>
+            <w:tcBorders>
+              <w:top w:val="single" w:color="CBD5E0" w:sz="1"/>
+              <w:left w:val="single" w:color="CBD5E0" w:sz="1"/>
+              <w:bottom w:val="single" w:color="CBD5E0" w:sz="1"/>
+              <w:right w:val="single" w:color="CBD5E0" w:sz="1"/>
+            </w:tcBorders>
+            <w:shd w:fill="FFFFFF" w:val="clear"/>
+            <w:tcMar>
+              <w:top w:type="dxa" w:w="120"/>
+              <w:left w:type="dxa" w:w="140"/>
+              <w:bottom w:type="dxa" w:w="120"/>
+              <w:right w:type="dxa" w:w="140"/>
+            </w:tcMar>
+          </w:tcPr>
+          <w:p>
+            <w:r>
+              <w:rPr>
+                <w:rFonts w:ascii="Arial" w:cs="Arial" w:eastAsia="Arial" w:hAnsi="Arial"/>
+                <w:b w:val="false"/>
+                <w:bCs w:val="false"/>
+                <w:color w:val="2D3748"/>
+                <w:sz w:val="18"/>
+                <w:szCs w:val="18"/>
+              </w:rPr>
+              <w:t xml:space="preserve">경영보고 Excel 업로드 및 반영 이력 롤백</w:t>
+            </w:r>
+          </w:p>
+        </w:tc>
+        <w:tc>
+          <w:tcPr>
+            <w:tcBorders>
+              <w:top w:val="single" w:color="CBD5E0" w:sz="1"/>
+              <w:left w:val="single" w:color="CBD5E0" w:sz="1"/>
+              <w:bottom w:val="single" w:color="CBD5E0" w:sz="1"/>
+              <w:right w:val="single" w:color="CBD5E0" w:sz="1"/>
+            </w:tcBorders>
+            <w:shd w:fill="FFFFFF" w:val="clear"/>
+            <w:tcMar>
+              <w:top w:type="dxa" w:w="120"/>
+              <w:left w:type="dxa" w:w="140"/>
+              <w:bottom w:type="dxa" w:w="120"/>
+              <w:right w:type="dxa" w:w="140"/>
+            </w:tcMar>
+          </w:tcPr>
+          <w:p>
+            <w:r>
+              <w:rPr>
+                <w:rFonts w:ascii="Arial" w:cs="Arial" w:eastAsia="Arial" w:hAnsi="Arial"/>
+                <w:b/>
+                <w:bCs/>
+                <w:color w:val="2D3748"/>
+                <w:sz w:val="18"/>
+                <w:szCs w:val="18"/>
+              </w:rPr>
+              <w:t xml:space="preserve">엑셀 업로드</w:t>
+            </w:r>
+          </w:p>
+        </w:tc>
+        <w:tc>
+          <w:tcPr>
+            <w:tcBorders>
+              <w:top w:val="single" w:color="CBD5E0" w:sz="1"/>
+              <w:left w:val="single" w:color="CBD5E0" w:sz="1"/>
+              <w:bottom w:val="single" w:color="CBD5E0" w:sz="1"/>
+              <w:right w:val="single" w:color="CBD5E0" w:sz="1"/>
+            </w:tcBorders>
+            <w:shd w:fill="FFFFFF" w:val="clear"/>
+            <w:tcMar>
+              <w:top w:type="dxa" w:w="120"/>
+              <w:left w:type="dxa" w:w="140"/>
+              <w:bottom w:type="dxa" w:w="120"/>
+              <w:right w:type="dxa" w:w="140"/>
+            </w:tcMar>
+          </w:tcPr>
+          <w:p>
+            <w:r>
+              <w:rPr>
+                <w:rFonts w:ascii="Arial" w:cs="Arial" w:eastAsia="Arial" w:hAnsi="Arial"/>
+                <w:b w:val="false"/>
+                <w:bCs w:val="false"/>
+                <w:color w:val="2D3748"/>
+                <w:sz w:val="18"/>
+                <w:szCs w:val="18"/>
+              </w:rPr>
+              <w:t xml:space="preserve">Monthly Management Performance Registration</w:t>
+            </w:r>
+          </w:p>
+        </w:tc>
+        <w:tc>
+          <w:tcPr>
+            <w:tcBorders>
+              <w:top w:val="single" w:color="CBD5E0" w:sz="1"/>
+              <w:left w:val="single" w:color="CBD5E0" w:sz="1"/>
+              <w:bottom w:val="single" w:color="CBD5E0" w:sz="1"/>
+              <w:right w:val="single" w:color="CBD5E0" w:sz="1"/>
+            </w:tcBorders>
+            <w:shd w:fill="FFFFFF" w:val="clear"/>
+            <w:tcMar>
+              <w:top w:type="dxa" w:w="120"/>
+              <w:left w:type="dxa" w:w="140"/>
+              <w:bottom w:type="dxa" w:w="120"/>
+              <w:right w:type="dxa" w:w="140"/>
+            </w:tcMar>
+          </w:tcPr>
+          <w:p>
+            <w:r>
+              <w:rPr>
+                <w:rFonts w:ascii="Arial" w:cs="Arial" w:eastAsia="Arial" w:hAnsi="Arial"/>
+                <w:b w:val="false"/>
+                <w:bCs w:val="false"/>
+                <w:color w:val="2D3748"/>
+                <w:sz w:val="18"/>
+                <w:szCs w:val="18"/>
+              </w:rPr>
+              <w:t xml:space="preserve">Upload Modal (Management Report Excel Parsing)</w:t>
+            </w:r>
+          </w:p>
+        </w:tc>
+      </w:tr>
+      <w:tr>
+        <w:tc>
+          <w:tcPr>
+            <w:tcBorders>
+              <w:top w:val="single" w:color="CBD5E0" w:sz="1"/>
+              <w:left w:val="single" w:color="CBD5E0" w:sz="1"/>
+              <w:bottom w:val="single" w:color="CBD5E0" w:sz="1"/>
+              <w:right w:val="single" w:color="CBD5E0" w:sz="1"/>
+            </w:tcBorders>
+            <w:shd w:fill="FFFFFF" w:val="clear"/>
+            <w:tcMar>
+              <w:top w:type="dxa" w:w="120"/>
+              <w:left w:type="dxa" w:w="140"/>
+              <w:bottom w:type="dxa" w:w="120"/>
+              <w:right w:type="dxa" w:w="140"/>
+            </w:tcMar>
+          </w:tcPr>
+          <w:p>
+            <w:r>
+              <w:rPr>
+                <w:rFonts w:ascii="Arial" w:cs="Arial" w:eastAsia="Arial" w:hAnsi="Arial"/>
+                <w:b w:val="false"/>
+                <w:bCs w:val="false"/>
+                <w:color w:val="2D3748"/>
+                <w:sz w:val="18"/>
+                <w:szCs w:val="18"/>
+              </w:rPr>
+              <w:t xml:space="preserve">시스템 관리 - 데이터 연동 및 업로드</w:t>
+            </w:r>
+          </w:p>
+        </w:tc>
+        <w:tc>
+          <w:tcPr>
+            <w:tcBorders>
+              <w:top w:val="single" w:color="CBD5E0" w:sz="1"/>
+              <w:left w:val="single" w:color="CBD5E0" w:sz="1"/>
+              <w:bottom w:val="single" w:color="CBD5E0" w:sz="1"/>
+              <w:right w:val="single" w:color="CBD5E0" w:sz="1"/>
+            </w:tcBorders>
+            <w:shd w:fill="FFFFFF" w:val="clear"/>
+            <w:tcMar>
+              <w:top w:type="dxa" w:w="120"/>
+              <w:left w:type="dxa" w:w="140"/>
+              <w:bottom w:type="dxa" w:w="120"/>
+              <w:right w:type="dxa" w:w="140"/>
+            </w:tcMar>
+          </w:tcPr>
+          <w:p>
+            <w:r>
+              <w:rPr>
+                <w:rFonts w:ascii="Arial" w:cs="Arial" w:eastAsia="Arial" w:hAnsi="Arial"/>
+                <w:b w:val="false"/>
+                <w:bCs w:val="false"/>
+                <w:color w:val="2D3748"/>
+                <w:sz w:val="18"/>
+                <w:szCs w:val="18"/>
+              </w:rPr>
+              <w:t xml:space="preserve">PIMSVINA 자동 동기화 (미리보기 및 반영)</w:t>
+            </w:r>
+          </w:p>
+        </w:tc>
+        <w:tc>
+          <w:tcPr>
+            <w:tcBorders>
+              <w:top w:val="single" w:color="CBD5E0" w:sz="1"/>
+              <w:left w:val="single" w:color="CBD5E0" w:sz="1"/>
+              <w:bottom w:val="single" w:color="CBD5E0" w:sz="1"/>
+              <w:right w:val="single" w:color="CBD5E0" w:sz="1"/>
+            </w:tcBorders>
+            <w:shd w:fill="FFFFFF" w:val="clear"/>
+            <w:tcMar>
+              <w:top w:type="dxa" w:w="120"/>
+              <w:left w:type="dxa" w:w="140"/>
+              <w:bottom w:type="dxa" w:w="120"/>
+              <w:right w:type="dxa" w:w="140"/>
+            </w:tcMar>
+          </w:tcPr>
+          <w:p>
+            <w:r>
+              <w:rPr>
+                <w:rFonts w:ascii="Arial" w:cs="Arial" w:eastAsia="Arial" w:hAnsi="Arial"/>
+                <w:b/>
+                <w:bCs/>
+                <w:color w:val="2D3748"/>
+                <w:sz w:val="18"/>
+                <w:szCs w:val="18"/>
+              </w:rPr>
+              <w:t xml:space="preserve">🔄 ERP 자동동기화</w:t>
+            </w:r>
+          </w:p>
+        </w:tc>
+        <w:tc>
+          <w:tcPr>
+            <w:tcBorders>
+              <w:top w:val="single" w:color="CBD5E0" w:sz="1"/>
+              <w:left w:val="single" w:color="CBD5E0" w:sz="1"/>
+              <w:bottom w:val="single" w:color="CBD5E0" w:sz="1"/>
+              <w:right w:val="single" w:color="CBD5E0" w:sz="1"/>
+            </w:tcBorders>
+            <w:shd w:fill="FFFFFF" w:val="clear"/>
+            <w:tcMar>
+              <w:top w:type="dxa" w:w="120"/>
+              <w:left w:type="dxa" w:w="140"/>
+              <w:bottom w:type="dxa" w:w="120"/>
+              <w:right w:type="dxa" w:w="140"/>
+            </w:tcMar>
+          </w:tcPr>
+          <w:p>
+            <w:r>
+              <w:rPr>
+                <w:rFonts w:ascii="Arial" w:cs="Arial" w:eastAsia="Arial" w:hAnsi="Arial"/>
+                <w:b w:val="false"/>
+                <w:bCs w:val="false"/>
+                <w:color w:val="2D3748"/>
+                <w:sz w:val="18"/>
+                <w:szCs w:val="18"/>
+              </w:rPr>
+              <w:t xml:space="preserve">ERP All Modules</w:t>
+            </w:r>
+          </w:p>
+        </w:tc>
+        <w:tc>
+          <w:tcPr>
+            <w:tcBorders>
+              <w:top w:val="single" w:color="CBD5E0" w:sz="1"/>
+              <w:left w:val="single" w:color="CBD5E0" w:sz="1"/>
+              <w:bottom w:val="single" w:color="CBD5E0" w:sz="1"/>
+              <w:right w:val="single" w:color="CBD5E0" w:sz="1"/>
+            </w:tcBorders>
+            <w:shd w:fill="FFFFFF" w:val="clear"/>
+            <w:tcMar>
+              <w:top w:type="dxa" w:w="120"/>
+              <w:left w:type="dxa" w:w="140"/>
+              <w:bottom w:type="dxa" w:w="120"/>
+              <w:right w:type="dxa" w:w="140"/>
+            </w:tcMar>
+          </w:tcPr>
+          <w:p>
+            <w:r>
+              <w:rPr>
+                <w:rFonts w:ascii="Arial" w:cs="Arial" w:eastAsia="Arial" w:hAnsi="Arial"/>
+                <w:b w:val="false"/>
+                <w:bCs w:val="false"/>
+                <w:color w:val="2D3748"/>
+                <w:sz w:val="18"/>
+                <w:szCs w:val="18"/>
+              </w:rPr>
+              <w:t xml:space="preserve">Top 'PIMS Sync' button -&gt; Preview Popup -&gt; Confirm Apply</w:t>
             </w:r>
           </w:p>
         </w:tc>

--- a/docs/PIMS_DASHBOARD_System_Guide_KR.docx
+++ b/docs/PIMS_DASHBOARD_System_Guide_KR.docx
@@ -237,10 +237,10 @@
       </w:tblPr>
       <w:tblGrid>
         <w:gridCol w:w="1625"/>
-        <w:gridCol w:w="1986"/>
+        <w:gridCol w:w="1805"/>
         <w:gridCol w:w="1264"/>
-        <w:gridCol w:w="2076"/>
-        <w:gridCol w:w="2076"/>
+        <w:gridCol w:w="2166"/>
+        <w:gridCol w:w="2166"/>
       </w:tblGrid>
       <w:tr>
         <w:tc>
@@ -276,7 +276,7 @@
         </w:tc>
         <w:tc>
           <w:tcPr>
-            <w:tcW w:type="pct" w:w="1100"/>
+            <w:tcW w:type="pct" w:w="1000"/>
             <w:tcBorders>
               <w:top w:val="single" w:color="CBD5E0" w:sz="1"/>
               <w:left w:val="single" w:color="CBD5E0" w:sz="1"/>
@@ -332,13 +332,13 @@
                 <w:sz w:val="19"/>
                 <w:szCs w:val="19"/>
               </w:rPr>
-              <w:t xml:space="preserve">입력 유형</w:t>
-            </w:r>
-          </w:p>
-        </w:tc>
-        <w:tc>
-          <w:tcPr>
-            <w:tcW w:type="pct" w:w="1150"/>
+              <w:t xml:space="preserve">입력 구분</w:t>
+            </w:r>
+          </w:p>
+        </w:tc>
+        <w:tc>
+          <w:tcPr>
+            <w:tcW w:type="pct" w:w="1200"/>
             <w:tcBorders>
               <w:top w:val="single" w:color="CBD5E0" w:sz="1"/>
               <w:left w:val="single" w:color="CBD5E0" w:sz="1"/>
@@ -369,7 +369,7 @@
         </w:tc>
         <w:tc>
           <w:tcPr>
-            <w:tcW w:type="pct" w:w="1150"/>
+            <w:tcW w:type="pct" w:w="1200"/>
             <w:tcBorders>
               <w:top w:val="single" w:color="CBD5E0" w:sz="1"/>
               <w:left w:val="single" w:color="CBD5E0" w:sz="1"/>
@@ -394,7 +394,7 @@
                 <w:sz w:val="19"/>
                 <w:szCs w:val="19"/>
               </w:rPr>
-              <w:t xml:space="preserve">PIMSVINA 명칭 UI</w:t>
+              <w:t xml:space="preserve">PIMSVINA 화면명 (UI)</w:t>
             </w:r>
           </w:p>
         </w:tc>
@@ -426,37 +426,37 @@
                 <w:sz w:val="18"/>
                 <w:szCs w:val="18"/>
               </w:rPr>
-              <w:t xml:space="preserve">전체 관리 대시보드 - 종합 현황</w:t>
-            </w:r>
-          </w:p>
-        </w:tc>
-        <w:tc>
-          <w:tcPr>
-            <w:tcBorders>
-              <w:top w:val="single" w:color="CBD5E0" w:sz="1"/>
-              <w:left w:val="single" w:color="CBD5E0" w:sz="1"/>
-              <w:bottom w:val="single" w:color="CBD5E0" w:sz="1"/>
-              <w:right w:val="single" w:color="CBD5E0" w:sz="1"/>
-            </w:tcBorders>
-            <w:shd w:fill="FFFFFF" w:val="clear"/>
-            <w:tcMar>
-              <w:top w:type="dxa" w:w="120"/>
-              <w:left w:type="dxa" w:w="140"/>
-              <w:bottom w:type="dxa" w:w="120"/>
-              <w:right w:type="dxa" w:w="140"/>
-            </w:tcMar>
-          </w:tcPr>
-          <w:p>
-            <w:r>
-              <w:rPr>
-                <w:rFonts w:ascii="Arial" w:cs="Arial" w:eastAsia="Arial" w:hAnsi="Arial"/>
-                <w:b w:val="false"/>
-                <w:bCs w:val="false"/>
-                <w:color w:val="2D3748"/>
-                <w:sz w:val="18"/>
-                <w:szCs w:val="18"/>
-              </w:rPr>
-              <w:t xml:space="preserve">당월 누적 매출 (계획 / 실적 / 달성률)</w:t>
+              <w:t xml:space="preserve">전체 관리 대시보드 (종합 현황)</w:t>
+            </w:r>
+          </w:p>
+        </w:tc>
+        <w:tc>
+          <w:tcPr>
+            <w:tcBorders>
+              <w:top w:val="single" w:color="CBD5E0" w:sz="1"/>
+              <w:left w:val="single" w:color="CBD5E0" w:sz="1"/>
+              <w:bottom w:val="single" w:color="CBD5E0" w:sz="1"/>
+              <w:right w:val="single" w:color="CBD5E0" w:sz="1"/>
+            </w:tcBorders>
+            <w:shd w:fill="FFFFFF" w:val="clear"/>
+            <w:tcMar>
+              <w:top w:type="dxa" w:w="120"/>
+              <w:left w:type="dxa" w:w="140"/>
+              <w:bottom w:type="dxa" w:w="120"/>
+              <w:right w:type="dxa" w:w="140"/>
+            </w:tcMar>
+          </w:tcPr>
+          <w:p>
+            <w:r>
+              <w:rPr>
+                <w:rFonts w:ascii="Arial" w:cs="Arial" w:eastAsia="Arial" w:hAnsi="Arial"/>
+                <w:b w:val="false"/>
+                <w:bCs w:val="false"/>
+                <w:color w:val="2D3748"/>
+                <w:sz w:val="18"/>
+                <w:szCs w:val="18"/>
+              </w:rPr>
+              <w:t xml:space="preserve">당월 누적 매출 (계획/실적/달성률)</w:t>
             </w:r>
           </w:p>
         </w:tc>
@@ -486,67 +486,67 @@
                 <w:sz w:val="18"/>
                 <w:szCs w:val="18"/>
               </w:rPr>
-              <w:t xml:space="preserve">엑셀 업로드</w:t>
-            </w:r>
-          </w:p>
-        </w:tc>
-        <w:tc>
-          <w:tcPr>
-            <w:tcBorders>
-              <w:top w:val="single" w:color="CBD5E0" w:sz="1"/>
-              <w:left w:val="single" w:color="CBD5E0" w:sz="1"/>
-              <w:bottom w:val="single" w:color="CBD5E0" w:sz="1"/>
-              <w:right w:val="single" w:color="CBD5E0" w:sz="1"/>
-            </w:tcBorders>
-            <w:shd w:fill="FFFFFF" w:val="clear"/>
-            <w:tcMar>
-              <w:top w:type="dxa" w:w="120"/>
-              <w:left w:type="dxa" w:w="140"/>
-              <w:bottom w:type="dxa" w:w="120"/>
-              <w:right w:type="dxa" w:w="140"/>
-            </w:tcMar>
-          </w:tcPr>
-          <w:p>
-            <w:r>
-              <w:rPr>
-                <w:rFonts w:ascii="Arial" w:cs="Arial" w:eastAsia="Arial" w:hAnsi="Arial"/>
-                <w:b w:val="false"/>
-                <w:bCs w:val="false"/>
-                <w:color w:val="2D3748"/>
-                <w:sz w:val="18"/>
-                <w:szCs w:val="18"/>
-              </w:rPr>
-              <w:t xml:space="preserve">Monthly Management Performance Registration</w:t>
-            </w:r>
-          </w:p>
-        </w:tc>
-        <w:tc>
-          <w:tcPr>
-            <w:tcBorders>
-              <w:top w:val="single" w:color="CBD5E0" w:sz="1"/>
-              <w:left w:val="single" w:color="CBD5E0" w:sz="1"/>
-              <w:bottom w:val="single" w:color="CBD5E0" w:sz="1"/>
-              <w:right w:val="single" w:color="CBD5E0" w:sz="1"/>
-            </w:tcBorders>
-            <w:shd w:fill="FFFFFF" w:val="clear"/>
-            <w:tcMar>
-              <w:top w:type="dxa" w:w="120"/>
-              <w:left w:type="dxa" w:w="140"/>
-              <w:bottom w:type="dxa" w:w="120"/>
-              <w:right w:type="dxa" w:w="140"/>
-            </w:tcMar>
-          </w:tcPr>
-          <w:p>
-            <w:r>
-              <w:rPr>
-                <w:rFonts w:ascii="Arial" w:cs="Arial" w:eastAsia="Arial" w:hAnsi="Arial"/>
-                <w:b w:val="false"/>
-                <w:bCs w:val="false"/>
-                <w:color w:val="2D3748"/>
-                <w:sz w:val="18"/>
-                <w:szCs w:val="18"/>
-              </w:rPr>
-              <w:t xml:space="preserve">Management Report Excel (Revenue line cumulative)</w:t>
+              <w:t xml:space="preserve">📤 엑셀 업로드</w:t>
+            </w:r>
+          </w:p>
+        </w:tc>
+        <w:tc>
+          <w:tcPr>
+            <w:tcBorders>
+              <w:top w:val="single" w:color="CBD5E0" w:sz="1"/>
+              <w:left w:val="single" w:color="CBD5E0" w:sz="1"/>
+              <w:bottom w:val="single" w:color="CBD5E0" w:sz="1"/>
+              <w:right w:val="single" w:color="CBD5E0" w:sz="1"/>
+            </w:tcBorders>
+            <w:shd w:fill="FFFFFF" w:val="clear"/>
+            <w:tcMar>
+              <w:top w:type="dxa" w:w="120"/>
+              <w:left w:type="dxa" w:w="140"/>
+              <w:bottom w:type="dxa" w:w="120"/>
+              <w:right w:type="dxa" w:w="140"/>
+            </w:tcMar>
+          </w:tcPr>
+          <w:p>
+            <w:r>
+              <w:rPr>
+                <w:rFonts w:ascii="Arial" w:cs="Arial" w:eastAsia="Arial" w:hAnsi="Arial"/>
+                <w:b w:val="false"/>
+                <w:bCs w:val="false"/>
+                <w:color w:val="2D3748"/>
+                <w:sz w:val="18"/>
+                <w:szCs w:val="18"/>
+              </w:rPr>
+              <w:t xml:space="preserve"/>
+            </w:r>
+          </w:p>
+        </w:tc>
+        <w:tc>
+          <w:tcPr>
+            <w:tcBorders>
+              <w:top w:val="single" w:color="CBD5E0" w:sz="1"/>
+              <w:left w:val="single" w:color="CBD5E0" w:sz="1"/>
+              <w:bottom w:val="single" w:color="CBD5E0" w:sz="1"/>
+              <w:right w:val="single" w:color="CBD5E0" w:sz="1"/>
+            </w:tcBorders>
+            <w:shd w:fill="FFFFFF" w:val="clear"/>
+            <w:tcMar>
+              <w:top w:type="dxa" w:w="120"/>
+              <w:left w:type="dxa" w:w="140"/>
+              <w:bottom w:type="dxa" w:w="120"/>
+              <w:right w:type="dxa" w:w="140"/>
+            </w:tcMar>
+          </w:tcPr>
+          <w:p>
+            <w:r>
+              <w:rPr>
+                <w:rFonts w:ascii="Arial" w:cs="Arial" w:eastAsia="Arial" w:hAnsi="Arial"/>
+                <w:b w:val="false"/>
+                <w:bCs w:val="false"/>
+                <w:color w:val="2D3748"/>
+                <w:sz w:val="18"/>
+                <w:szCs w:val="18"/>
+              </w:rPr>
+              <w:t xml:space="preserve"/>
             </w:r>
           </w:p>
         </w:tc>
@@ -578,37 +578,37 @@
                 <w:sz w:val="18"/>
                 <w:szCs w:val="18"/>
               </w:rPr>
-              <w:t xml:space="preserve">전체 관리 대시보드 - 종합 현황</w:t>
-            </w:r>
-          </w:p>
-        </w:tc>
-        <w:tc>
-          <w:tcPr>
-            <w:tcBorders>
-              <w:top w:val="single" w:color="CBD5E0" w:sz="1"/>
-              <w:left w:val="single" w:color="CBD5E0" w:sz="1"/>
-              <w:bottom w:val="single" w:color="CBD5E0" w:sz="1"/>
-              <w:right w:val="single" w:color="CBD5E0" w:sz="1"/>
-            </w:tcBorders>
-            <w:shd w:fill="FFFFFF" w:val="clear"/>
-            <w:tcMar>
-              <w:top w:type="dxa" w:w="120"/>
-              <w:left w:type="dxa" w:w="140"/>
-              <w:bottom w:type="dxa" w:w="120"/>
-              <w:right w:type="dxa" w:w="140"/>
-            </w:tcMar>
-          </w:tcPr>
-          <w:p>
-            <w:r>
-              <w:rPr>
-                <w:rFonts w:ascii="Arial" w:cs="Arial" w:eastAsia="Arial" w:hAnsi="Arial"/>
-                <w:b w:val="false"/>
-                <w:bCs w:val="false"/>
-                <w:color w:val="2D3748"/>
-                <w:sz w:val="18"/>
-                <w:szCs w:val="18"/>
-              </w:rPr>
-              <w:t xml:space="preserve">당월 누적 영업이익 (계획 / 실적 / 달성률)</w:t>
+              <w:t xml:space="preserve">전체 관리 대시보드 (종합 현황)</w:t>
+            </w:r>
+          </w:p>
+        </w:tc>
+        <w:tc>
+          <w:tcPr>
+            <w:tcBorders>
+              <w:top w:val="single" w:color="CBD5E0" w:sz="1"/>
+              <w:left w:val="single" w:color="CBD5E0" w:sz="1"/>
+              <w:bottom w:val="single" w:color="CBD5E0" w:sz="1"/>
+              <w:right w:val="single" w:color="CBD5E0" w:sz="1"/>
+            </w:tcBorders>
+            <w:shd w:fill="FFFFFF" w:val="clear"/>
+            <w:tcMar>
+              <w:top w:type="dxa" w:w="120"/>
+              <w:left w:type="dxa" w:w="140"/>
+              <w:bottom w:type="dxa" w:w="120"/>
+              <w:right w:type="dxa" w:w="140"/>
+            </w:tcMar>
+          </w:tcPr>
+          <w:p>
+            <w:r>
+              <w:rPr>
+                <w:rFonts w:ascii="Arial" w:cs="Arial" w:eastAsia="Arial" w:hAnsi="Arial"/>
+                <w:b w:val="false"/>
+                <w:bCs w:val="false"/>
+                <w:color w:val="2D3748"/>
+                <w:sz w:val="18"/>
+                <w:szCs w:val="18"/>
+              </w:rPr>
+              <w:t xml:space="preserve">당월 누적 영업이익 (계획/실적/달성률)</w:t>
             </w:r>
           </w:p>
         </w:tc>
@@ -638,67 +638,67 @@
                 <w:sz w:val="18"/>
                 <w:szCs w:val="18"/>
               </w:rPr>
-              <w:t xml:space="preserve">엑셀 업로드</w:t>
-            </w:r>
-          </w:p>
-        </w:tc>
-        <w:tc>
-          <w:tcPr>
-            <w:tcBorders>
-              <w:top w:val="single" w:color="CBD5E0" w:sz="1"/>
-              <w:left w:val="single" w:color="CBD5E0" w:sz="1"/>
-              <w:bottom w:val="single" w:color="CBD5E0" w:sz="1"/>
-              <w:right w:val="single" w:color="CBD5E0" w:sz="1"/>
-            </w:tcBorders>
-            <w:shd w:fill="FFFFFF" w:val="clear"/>
-            <w:tcMar>
-              <w:top w:type="dxa" w:w="120"/>
-              <w:left w:type="dxa" w:w="140"/>
-              <w:bottom w:type="dxa" w:w="120"/>
-              <w:right w:type="dxa" w:w="140"/>
-            </w:tcMar>
-          </w:tcPr>
-          <w:p>
-            <w:r>
-              <w:rPr>
-                <w:rFonts w:ascii="Arial" w:cs="Arial" w:eastAsia="Arial" w:hAnsi="Arial"/>
-                <w:b w:val="false"/>
-                <w:bCs w:val="false"/>
-                <w:color w:val="2D3748"/>
-                <w:sz w:val="18"/>
-                <w:szCs w:val="18"/>
-              </w:rPr>
-              <w:t xml:space="preserve">Monthly Management Performance Registration</w:t>
-            </w:r>
-          </w:p>
-        </w:tc>
-        <w:tc>
-          <w:tcPr>
-            <w:tcBorders>
-              <w:top w:val="single" w:color="CBD5E0" w:sz="1"/>
-              <w:left w:val="single" w:color="CBD5E0" w:sz="1"/>
-              <w:bottom w:val="single" w:color="CBD5E0" w:sz="1"/>
-              <w:right w:val="single" w:color="CBD5E0" w:sz="1"/>
-            </w:tcBorders>
-            <w:shd w:fill="FFFFFF" w:val="clear"/>
-            <w:tcMar>
-              <w:top w:type="dxa" w:w="120"/>
-              <w:left w:type="dxa" w:w="140"/>
-              <w:bottom w:type="dxa" w:w="120"/>
-              <w:right w:type="dxa" w:w="140"/>
-            </w:tcMar>
-          </w:tcPr>
-          <w:p>
-            <w:r>
-              <w:rPr>
-                <w:rFonts w:ascii="Arial" w:cs="Arial" w:eastAsia="Arial" w:hAnsi="Arial"/>
-                <w:b w:val="false"/>
-                <w:bCs w:val="false"/>
-                <w:color w:val="2D3748"/>
-                <w:sz w:val="18"/>
-                <w:szCs w:val="18"/>
-              </w:rPr>
-              <w:t xml:space="preserve">Management Report Excel (Operating Profit line cumulative)</w:t>
+              <w:t xml:space="preserve">📤 엑셀 업로드</w:t>
+            </w:r>
+          </w:p>
+        </w:tc>
+        <w:tc>
+          <w:tcPr>
+            <w:tcBorders>
+              <w:top w:val="single" w:color="CBD5E0" w:sz="1"/>
+              <w:left w:val="single" w:color="CBD5E0" w:sz="1"/>
+              <w:bottom w:val="single" w:color="CBD5E0" w:sz="1"/>
+              <w:right w:val="single" w:color="CBD5E0" w:sz="1"/>
+            </w:tcBorders>
+            <w:shd w:fill="F7FAFC" w:val="clear"/>
+            <w:tcMar>
+              <w:top w:type="dxa" w:w="120"/>
+              <w:left w:type="dxa" w:w="140"/>
+              <w:bottom w:type="dxa" w:w="120"/>
+              <w:right w:type="dxa" w:w="140"/>
+            </w:tcMar>
+          </w:tcPr>
+          <w:p>
+            <w:r>
+              <w:rPr>
+                <w:rFonts w:ascii="Arial" w:cs="Arial" w:eastAsia="Arial" w:hAnsi="Arial"/>
+                <w:b w:val="false"/>
+                <w:bCs w:val="false"/>
+                <w:color w:val="2D3748"/>
+                <w:sz w:val="18"/>
+                <w:szCs w:val="18"/>
+              </w:rPr>
+              <w:t xml:space="preserve"/>
+            </w:r>
+          </w:p>
+        </w:tc>
+        <w:tc>
+          <w:tcPr>
+            <w:tcBorders>
+              <w:top w:val="single" w:color="CBD5E0" w:sz="1"/>
+              <w:left w:val="single" w:color="CBD5E0" w:sz="1"/>
+              <w:bottom w:val="single" w:color="CBD5E0" w:sz="1"/>
+              <w:right w:val="single" w:color="CBD5E0" w:sz="1"/>
+            </w:tcBorders>
+            <w:shd w:fill="F7FAFC" w:val="clear"/>
+            <w:tcMar>
+              <w:top w:type="dxa" w:w="120"/>
+              <w:left w:type="dxa" w:w="140"/>
+              <w:bottom w:type="dxa" w:w="120"/>
+              <w:right w:type="dxa" w:w="140"/>
+            </w:tcMar>
+          </w:tcPr>
+          <w:p>
+            <w:r>
+              <w:rPr>
+                <w:rFonts w:ascii="Arial" w:cs="Arial" w:eastAsia="Arial" w:hAnsi="Arial"/>
+                <w:b w:val="false"/>
+                <w:bCs w:val="false"/>
+                <w:color w:val="2D3748"/>
+                <w:sz w:val="18"/>
+                <w:szCs w:val="18"/>
+              </w:rPr>
+              <w:t xml:space="preserve"/>
             </w:r>
           </w:p>
         </w:tc>
@@ -730,37 +730,37 @@
                 <w:sz w:val="18"/>
                 <w:szCs w:val="18"/>
               </w:rPr>
-              <w:t xml:space="preserve">전체 관리 대시보드 - 종합 현황</w:t>
-            </w:r>
-          </w:p>
-        </w:tc>
-        <w:tc>
-          <w:tcPr>
-            <w:tcBorders>
-              <w:top w:val="single" w:color="CBD5E0" w:sz="1"/>
-              <w:left w:val="single" w:color="CBD5E0" w:sz="1"/>
-              <w:bottom w:val="single" w:color="CBD5E0" w:sz="1"/>
-              <w:right w:val="single" w:color="CBD5E0" w:sz="1"/>
-            </w:tcBorders>
-            <w:shd w:fill="FFFFFF" w:val="clear"/>
-            <w:tcMar>
-              <w:top w:type="dxa" w:w="120"/>
-              <w:left w:type="dxa" w:w="140"/>
-              <w:bottom w:type="dxa" w:w="120"/>
-              <w:right w:type="dxa" w:w="140"/>
-            </w:tcMar>
-          </w:tcPr>
-          <w:p>
-            <w:r>
-              <w:rPr>
-                <w:rFonts w:ascii="Arial" w:cs="Arial" w:eastAsia="Arial" w:hAnsi="Arial"/>
-                <w:b w:val="false"/>
-                <w:bCs w:val="false"/>
-                <w:color w:val="2D3748"/>
-                <w:sz w:val="18"/>
-                <w:szCs w:val="18"/>
-              </w:rPr>
-              <w:t xml:space="preserve">연간 매출 (계획 / 전망 / 달성률)</w:t>
+              <w:t xml:space="preserve">전체 관리 대시보드 (종합 현황)</w:t>
+            </w:r>
+          </w:p>
+        </w:tc>
+        <w:tc>
+          <w:tcPr>
+            <w:tcBorders>
+              <w:top w:val="single" w:color="CBD5E0" w:sz="1"/>
+              <w:left w:val="single" w:color="CBD5E0" w:sz="1"/>
+              <w:bottom w:val="single" w:color="CBD5E0" w:sz="1"/>
+              <w:right w:val="single" w:color="CBD5E0" w:sz="1"/>
+            </w:tcBorders>
+            <w:shd w:fill="FFFFFF" w:val="clear"/>
+            <w:tcMar>
+              <w:top w:type="dxa" w:w="120"/>
+              <w:left w:type="dxa" w:w="140"/>
+              <w:bottom w:type="dxa" w:w="120"/>
+              <w:right w:type="dxa" w:w="140"/>
+            </w:tcMar>
+          </w:tcPr>
+          <w:p>
+            <w:r>
+              <w:rPr>
+                <w:rFonts w:ascii="Arial" w:cs="Arial" w:eastAsia="Arial" w:hAnsi="Arial"/>
+                <w:b w:val="false"/>
+                <w:bCs w:val="false"/>
+                <w:color w:val="2D3748"/>
+                <w:sz w:val="18"/>
+                <w:szCs w:val="18"/>
+              </w:rPr>
+              <w:t xml:space="preserve">연간 매출 (계획/전망/달성률)</w:t>
             </w:r>
           </w:p>
         </w:tc>
@@ -790,67 +790,67 @@
                 <w:sz w:val="18"/>
                 <w:szCs w:val="18"/>
               </w:rPr>
-              <w:t xml:space="preserve">엑셀 업로드</w:t>
-            </w:r>
-          </w:p>
-        </w:tc>
-        <w:tc>
-          <w:tcPr>
-            <w:tcBorders>
-              <w:top w:val="single" w:color="CBD5E0" w:sz="1"/>
-              <w:left w:val="single" w:color="CBD5E0" w:sz="1"/>
-              <w:bottom w:val="single" w:color="CBD5E0" w:sz="1"/>
-              <w:right w:val="single" w:color="CBD5E0" w:sz="1"/>
-            </w:tcBorders>
-            <w:shd w:fill="FFFFFF" w:val="clear"/>
-            <w:tcMar>
-              <w:top w:type="dxa" w:w="120"/>
-              <w:left w:type="dxa" w:w="140"/>
-              <w:bottom w:type="dxa" w:w="120"/>
-              <w:right w:type="dxa" w:w="140"/>
-            </w:tcMar>
-          </w:tcPr>
-          <w:p>
-            <w:r>
-              <w:rPr>
-                <w:rFonts w:ascii="Arial" w:cs="Arial" w:eastAsia="Arial" w:hAnsi="Arial"/>
-                <w:b w:val="false"/>
-                <w:bCs w:val="false"/>
-                <w:color w:val="2D3748"/>
-                <w:sz w:val="18"/>
-                <w:szCs w:val="18"/>
-              </w:rPr>
-              <w:t xml:space="preserve">Monthly Management Performance Registration</w:t>
-            </w:r>
-          </w:p>
-        </w:tc>
-        <w:tc>
-          <w:tcPr>
-            <w:tcBorders>
-              <w:top w:val="single" w:color="CBD5E0" w:sz="1"/>
-              <w:left w:val="single" w:color="CBD5E0" w:sz="1"/>
-              <w:bottom w:val="single" w:color="CBD5E0" w:sz="1"/>
-              <w:right w:val="single" w:color="CBD5E0" w:sz="1"/>
-            </w:tcBorders>
-            <w:shd w:fill="FFFFFF" w:val="clear"/>
-            <w:tcMar>
-              <w:top w:type="dxa" w:w="120"/>
-              <w:left w:type="dxa" w:w="140"/>
-              <w:bottom w:type="dxa" w:w="120"/>
-              <w:right w:type="dxa" w:w="140"/>
-            </w:tcMar>
-          </w:tcPr>
-          <w:p>
-            <w:r>
-              <w:rPr>
-                <w:rFonts w:ascii="Arial" w:cs="Arial" w:eastAsia="Arial" w:hAnsi="Arial"/>
-                <w:b w:val="false"/>
-                <w:bCs w:val="false"/>
-                <w:color w:val="2D3748"/>
-                <w:sz w:val="18"/>
-                <w:szCs w:val="18"/>
-              </w:rPr>
-              <w:t xml:space="preserve">Management Report Excel (Full-Year Total)</w:t>
+              <w:t xml:space="preserve">📤 엑셀 업로드</w:t>
+            </w:r>
+          </w:p>
+        </w:tc>
+        <w:tc>
+          <w:tcPr>
+            <w:tcBorders>
+              <w:top w:val="single" w:color="CBD5E0" w:sz="1"/>
+              <w:left w:val="single" w:color="CBD5E0" w:sz="1"/>
+              <w:bottom w:val="single" w:color="CBD5E0" w:sz="1"/>
+              <w:right w:val="single" w:color="CBD5E0" w:sz="1"/>
+            </w:tcBorders>
+            <w:shd w:fill="FFFFFF" w:val="clear"/>
+            <w:tcMar>
+              <w:top w:type="dxa" w:w="120"/>
+              <w:left w:type="dxa" w:w="140"/>
+              <w:bottom w:type="dxa" w:w="120"/>
+              <w:right w:type="dxa" w:w="140"/>
+            </w:tcMar>
+          </w:tcPr>
+          <w:p>
+            <w:r>
+              <w:rPr>
+                <w:rFonts w:ascii="Arial" w:cs="Arial" w:eastAsia="Arial" w:hAnsi="Arial"/>
+                <w:b w:val="false"/>
+                <w:bCs w:val="false"/>
+                <w:color w:val="2D3748"/>
+                <w:sz w:val="18"/>
+                <w:szCs w:val="18"/>
+              </w:rPr>
+              <w:t xml:space="preserve"/>
+            </w:r>
+          </w:p>
+        </w:tc>
+        <w:tc>
+          <w:tcPr>
+            <w:tcBorders>
+              <w:top w:val="single" w:color="CBD5E0" w:sz="1"/>
+              <w:left w:val="single" w:color="CBD5E0" w:sz="1"/>
+              <w:bottom w:val="single" w:color="CBD5E0" w:sz="1"/>
+              <w:right w:val="single" w:color="CBD5E0" w:sz="1"/>
+            </w:tcBorders>
+            <w:shd w:fill="FFFFFF" w:val="clear"/>
+            <w:tcMar>
+              <w:top w:type="dxa" w:w="120"/>
+              <w:left w:type="dxa" w:w="140"/>
+              <w:bottom w:type="dxa" w:w="120"/>
+              <w:right w:type="dxa" w:w="140"/>
+            </w:tcMar>
+          </w:tcPr>
+          <w:p>
+            <w:r>
+              <w:rPr>
+                <w:rFonts w:ascii="Arial" w:cs="Arial" w:eastAsia="Arial" w:hAnsi="Arial"/>
+                <w:b w:val="false"/>
+                <w:bCs w:val="false"/>
+                <w:color w:val="2D3748"/>
+                <w:sz w:val="18"/>
+                <w:szCs w:val="18"/>
+              </w:rPr>
+              <w:t xml:space="preserve"/>
             </w:r>
           </w:p>
         </w:tc>
@@ -882,37 +882,37 @@
                 <w:sz w:val="18"/>
                 <w:szCs w:val="18"/>
               </w:rPr>
-              <w:t xml:space="preserve">전체 관리 대시보드 - 종합 현황</w:t>
-            </w:r>
-          </w:p>
-        </w:tc>
-        <w:tc>
-          <w:tcPr>
-            <w:tcBorders>
-              <w:top w:val="single" w:color="CBD5E0" w:sz="1"/>
-              <w:left w:val="single" w:color="CBD5E0" w:sz="1"/>
-              <w:bottom w:val="single" w:color="CBD5E0" w:sz="1"/>
-              <w:right w:val="single" w:color="CBD5E0" w:sz="1"/>
-            </w:tcBorders>
-            <w:shd w:fill="FFFFFF" w:val="clear"/>
-            <w:tcMar>
-              <w:top w:type="dxa" w:w="120"/>
-              <w:left w:type="dxa" w:w="140"/>
-              <w:bottom w:type="dxa" w:w="120"/>
-              <w:right w:type="dxa" w:w="140"/>
-            </w:tcMar>
-          </w:tcPr>
-          <w:p>
-            <w:r>
-              <w:rPr>
-                <w:rFonts w:ascii="Arial" w:cs="Arial" w:eastAsia="Arial" w:hAnsi="Arial"/>
-                <w:b w:val="false"/>
-                <w:bCs w:val="false"/>
-                <w:color w:val="2D3748"/>
-                <w:sz w:val="18"/>
-                <w:szCs w:val="18"/>
-              </w:rPr>
-              <w:t xml:space="preserve">연간 영업이익 (계획 / 전망 / 달성률)</w:t>
+              <w:t xml:space="preserve">전체 관리 대시보드 (종합 현황)</w:t>
+            </w:r>
+          </w:p>
+        </w:tc>
+        <w:tc>
+          <w:tcPr>
+            <w:tcBorders>
+              <w:top w:val="single" w:color="CBD5E0" w:sz="1"/>
+              <w:left w:val="single" w:color="CBD5E0" w:sz="1"/>
+              <w:bottom w:val="single" w:color="CBD5E0" w:sz="1"/>
+              <w:right w:val="single" w:color="CBD5E0" w:sz="1"/>
+            </w:tcBorders>
+            <w:shd w:fill="FFFFFF" w:val="clear"/>
+            <w:tcMar>
+              <w:top w:type="dxa" w:w="120"/>
+              <w:left w:type="dxa" w:w="140"/>
+              <w:bottom w:type="dxa" w:w="120"/>
+              <w:right w:type="dxa" w:w="140"/>
+            </w:tcMar>
+          </w:tcPr>
+          <w:p>
+            <w:r>
+              <w:rPr>
+                <w:rFonts w:ascii="Arial" w:cs="Arial" w:eastAsia="Arial" w:hAnsi="Arial"/>
+                <w:b w:val="false"/>
+                <w:bCs w:val="false"/>
+                <w:color w:val="2D3748"/>
+                <w:sz w:val="18"/>
+                <w:szCs w:val="18"/>
+              </w:rPr>
+              <w:t xml:space="preserve">연간 영업이익 (계획/전망/달성률)</w:t>
             </w:r>
           </w:p>
         </w:tc>
@@ -942,67 +942,67 @@
                 <w:sz w:val="18"/>
                 <w:szCs w:val="18"/>
               </w:rPr>
-              <w:t xml:space="preserve">엑셀 업로드</w:t>
-            </w:r>
-          </w:p>
-        </w:tc>
-        <w:tc>
-          <w:tcPr>
-            <w:tcBorders>
-              <w:top w:val="single" w:color="CBD5E0" w:sz="1"/>
-              <w:left w:val="single" w:color="CBD5E0" w:sz="1"/>
-              <w:bottom w:val="single" w:color="CBD5E0" w:sz="1"/>
-              <w:right w:val="single" w:color="CBD5E0" w:sz="1"/>
-            </w:tcBorders>
-            <w:shd w:fill="FFFFFF" w:val="clear"/>
-            <w:tcMar>
-              <w:top w:type="dxa" w:w="120"/>
-              <w:left w:type="dxa" w:w="140"/>
-              <w:bottom w:type="dxa" w:w="120"/>
-              <w:right w:type="dxa" w:w="140"/>
-            </w:tcMar>
-          </w:tcPr>
-          <w:p>
-            <w:r>
-              <w:rPr>
-                <w:rFonts w:ascii="Arial" w:cs="Arial" w:eastAsia="Arial" w:hAnsi="Arial"/>
-                <w:b w:val="false"/>
-                <w:bCs w:val="false"/>
-                <w:color w:val="2D3748"/>
-                <w:sz w:val="18"/>
-                <w:szCs w:val="18"/>
-              </w:rPr>
-              <w:t xml:space="preserve">Monthly Management Performance Registration</w:t>
-            </w:r>
-          </w:p>
-        </w:tc>
-        <w:tc>
-          <w:tcPr>
-            <w:tcBorders>
-              <w:top w:val="single" w:color="CBD5E0" w:sz="1"/>
-              <w:left w:val="single" w:color="CBD5E0" w:sz="1"/>
-              <w:bottom w:val="single" w:color="CBD5E0" w:sz="1"/>
-              <w:right w:val="single" w:color="CBD5E0" w:sz="1"/>
-            </w:tcBorders>
-            <w:shd w:fill="FFFFFF" w:val="clear"/>
-            <w:tcMar>
-              <w:top w:type="dxa" w:w="120"/>
-              <w:left w:type="dxa" w:w="140"/>
-              <w:bottom w:type="dxa" w:w="120"/>
-              <w:right w:type="dxa" w:w="140"/>
-            </w:tcMar>
-          </w:tcPr>
-          <w:p>
-            <w:r>
-              <w:rPr>
-                <w:rFonts w:ascii="Arial" w:cs="Arial" w:eastAsia="Arial" w:hAnsi="Arial"/>
-                <w:b w:val="false"/>
-                <w:bCs w:val="false"/>
-                <w:color w:val="2D3748"/>
-                <w:sz w:val="18"/>
-                <w:szCs w:val="18"/>
-              </w:rPr>
-              <w:t xml:space="preserve">Management Report Excel (Full-Year Total)</w:t>
+              <w:t xml:space="preserve">📤 엑셀 업로드</w:t>
+            </w:r>
+          </w:p>
+        </w:tc>
+        <w:tc>
+          <w:tcPr>
+            <w:tcBorders>
+              <w:top w:val="single" w:color="CBD5E0" w:sz="1"/>
+              <w:left w:val="single" w:color="CBD5E0" w:sz="1"/>
+              <w:bottom w:val="single" w:color="CBD5E0" w:sz="1"/>
+              <w:right w:val="single" w:color="CBD5E0" w:sz="1"/>
+            </w:tcBorders>
+            <w:shd w:fill="F7FAFC" w:val="clear"/>
+            <w:tcMar>
+              <w:top w:type="dxa" w:w="120"/>
+              <w:left w:type="dxa" w:w="140"/>
+              <w:bottom w:type="dxa" w:w="120"/>
+              <w:right w:type="dxa" w:w="140"/>
+            </w:tcMar>
+          </w:tcPr>
+          <w:p>
+            <w:r>
+              <w:rPr>
+                <w:rFonts w:ascii="Arial" w:cs="Arial" w:eastAsia="Arial" w:hAnsi="Arial"/>
+                <w:b w:val="false"/>
+                <w:bCs w:val="false"/>
+                <w:color w:val="2D3748"/>
+                <w:sz w:val="18"/>
+                <w:szCs w:val="18"/>
+              </w:rPr>
+              <w:t xml:space="preserve"/>
+            </w:r>
+          </w:p>
+        </w:tc>
+        <w:tc>
+          <w:tcPr>
+            <w:tcBorders>
+              <w:top w:val="single" w:color="CBD5E0" w:sz="1"/>
+              <w:left w:val="single" w:color="CBD5E0" w:sz="1"/>
+              <w:bottom w:val="single" w:color="CBD5E0" w:sz="1"/>
+              <w:right w:val="single" w:color="CBD5E0" w:sz="1"/>
+            </w:tcBorders>
+            <w:shd w:fill="F7FAFC" w:val="clear"/>
+            <w:tcMar>
+              <w:top w:type="dxa" w:w="120"/>
+              <w:left w:type="dxa" w:w="140"/>
+              <w:bottom w:type="dxa" w:w="120"/>
+              <w:right w:type="dxa" w:w="140"/>
+            </w:tcMar>
+          </w:tcPr>
+          <w:p>
+            <w:r>
+              <w:rPr>
+                <w:rFonts w:ascii="Arial" w:cs="Arial" w:eastAsia="Arial" w:hAnsi="Arial"/>
+                <w:b w:val="false"/>
+                <w:bCs w:val="false"/>
+                <w:color w:val="2D3748"/>
+                <w:sz w:val="18"/>
+                <w:szCs w:val="18"/>
+              </w:rPr>
+              <w:t xml:space="preserve"/>
             </w:r>
           </w:p>
         </w:tc>
@@ -1034,37 +1034,37 @@
                 <w:sz w:val="18"/>
                 <w:szCs w:val="18"/>
               </w:rPr>
-              <w:t xml:space="preserve">전체 관리 대시보드 - 차트 영역</w:t>
-            </w:r>
-          </w:p>
-        </w:tc>
-        <w:tc>
-          <w:tcPr>
-            <w:tcBorders>
-              <w:top w:val="single" w:color="CBD5E0" w:sz="1"/>
-              <w:left w:val="single" w:color="CBD5E0" w:sz="1"/>
-              <w:bottom w:val="single" w:color="CBD5E0" w:sz="1"/>
-              <w:right w:val="single" w:color="CBD5E0" w:sz="1"/>
-            </w:tcBorders>
-            <w:shd w:fill="FFFFFF" w:val="clear"/>
-            <w:tcMar>
-              <w:top w:type="dxa" w:w="120"/>
-              <w:left w:type="dxa" w:w="140"/>
-              <w:bottom w:type="dxa" w:w="120"/>
-              <w:right w:type="dxa" w:w="140"/>
-            </w:tcMar>
-          </w:tcPr>
-          <w:p>
-            <w:r>
-              <w:rPr>
-                <w:rFonts w:ascii="Arial" w:cs="Arial" w:eastAsia="Arial" w:hAnsi="Arial"/>
-                <w:b w:val="false"/>
-                <w:bCs w:val="false"/>
-                <w:color w:val="2D3748"/>
-                <w:sz w:val="18"/>
-                <w:szCs w:val="18"/>
-              </w:rPr>
-              <w:t xml:space="preserve">월별 매출 실적 및 전망 (계획 vs 실적/전망)</w:t>
+              <w:t xml:space="preserve">전체 관리 대시보드 (차트)</w:t>
+            </w:r>
+          </w:p>
+        </w:tc>
+        <w:tc>
+          <w:tcPr>
+            <w:tcBorders>
+              <w:top w:val="single" w:color="CBD5E0" w:sz="1"/>
+              <w:left w:val="single" w:color="CBD5E0" w:sz="1"/>
+              <w:bottom w:val="single" w:color="CBD5E0" w:sz="1"/>
+              <w:right w:val="single" w:color="CBD5E0" w:sz="1"/>
+            </w:tcBorders>
+            <w:shd w:fill="FFFFFF" w:val="clear"/>
+            <w:tcMar>
+              <w:top w:type="dxa" w:w="120"/>
+              <w:left w:type="dxa" w:w="140"/>
+              <w:bottom w:type="dxa" w:w="120"/>
+              <w:right w:type="dxa" w:w="140"/>
+            </w:tcMar>
+          </w:tcPr>
+          <w:p>
+            <w:r>
+              <w:rPr>
+                <w:rFonts w:ascii="Arial" w:cs="Arial" w:eastAsia="Arial" w:hAnsi="Arial"/>
+                <w:b w:val="false"/>
+                <w:bCs w:val="false"/>
+                <w:color w:val="2D3748"/>
+                <w:sz w:val="18"/>
+                <w:szCs w:val="18"/>
+              </w:rPr>
+              <w:t xml:space="preserve">월별 매출 추이 (계획 대비 실적/전망)</w:t>
             </w:r>
           </w:p>
         </w:tc>
@@ -1094,67 +1094,67 @@
                 <w:sz w:val="18"/>
                 <w:szCs w:val="18"/>
               </w:rPr>
-              <w:t xml:space="preserve">엑셀 업로드</w:t>
-            </w:r>
-          </w:p>
-        </w:tc>
-        <w:tc>
-          <w:tcPr>
-            <w:tcBorders>
-              <w:top w:val="single" w:color="CBD5E0" w:sz="1"/>
-              <w:left w:val="single" w:color="CBD5E0" w:sz="1"/>
-              <w:bottom w:val="single" w:color="CBD5E0" w:sz="1"/>
-              <w:right w:val="single" w:color="CBD5E0" w:sz="1"/>
-            </w:tcBorders>
-            <w:shd w:fill="FFFFFF" w:val="clear"/>
-            <w:tcMar>
-              <w:top w:type="dxa" w:w="120"/>
-              <w:left w:type="dxa" w:w="140"/>
-              <w:bottom w:type="dxa" w:w="120"/>
-              <w:right w:type="dxa" w:w="140"/>
-            </w:tcMar>
-          </w:tcPr>
-          <w:p>
-            <w:r>
-              <w:rPr>
-                <w:rFonts w:ascii="Arial" w:cs="Arial" w:eastAsia="Arial" w:hAnsi="Arial"/>
-                <w:b w:val="false"/>
-                <w:bCs w:val="false"/>
-                <w:color w:val="2D3748"/>
-                <w:sz w:val="18"/>
-                <w:szCs w:val="18"/>
-              </w:rPr>
-              <w:t xml:space="preserve">Monthly Management Performance Registration</w:t>
-            </w:r>
-          </w:p>
-        </w:tc>
-        <w:tc>
-          <w:tcPr>
-            <w:tcBorders>
-              <w:top w:val="single" w:color="CBD5E0" w:sz="1"/>
-              <w:left w:val="single" w:color="CBD5E0" w:sz="1"/>
-              <w:bottom w:val="single" w:color="CBD5E0" w:sz="1"/>
-              <w:right w:val="single" w:color="CBD5E0" w:sz="1"/>
-            </w:tcBorders>
-            <w:shd w:fill="FFFFFF" w:val="clear"/>
-            <w:tcMar>
-              <w:top w:type="dxa" w:w="120"/>
-              <w:left w:type="dxa" w:w="140"/>
-              <w:bottom w:type="dxa" w:w="120"/>
-              <w:right w:type="dxa" w:w="140"/>
-            </w:tcMar>
-          </w:tcPr>
-          <w:p>
-            <w:r>
-              <w:rPr>
-                <w:rFonts w:ascii="Arial" w:cs="Arial" w:eastAsia="Arial" w:hAnsi="Arial"/>
-                <w:b w:val="false"/>
-                <w:bCs w:val="false"/>
-                <w:color w:val="2D3748"/>
-                <w:sz w:val="18"/>
-                <w:szCs w:val="18"/>
-              </w:rPr>
-              <w:t xml:space="preserve">Management Report Excel (Monthly Revenue)</w:t>
+              <w:t xml:space="preserve">📤 엑셀 업로드</w:t>
+            </w:r>
+          </w:p>
+        </w:tc>
+        <w:tc>
+          <w:tcPr>
+            <w:tcBorders>
+              <w:top w:val="single" w:color="CBD5E0" w:sz="1"/>
+              <w:left w:val="single" w:color="CBD5E0" w:sz="1"/>
+              <w:bottom w:val="single" w:color="CBD5E0" w:sz="1"/>
+              <w:right w:val="single" w:color="CBD5E0" w:sz="1"/>
+            </w:tcBorders>
+            <w:shd w:fill="FFFFFF" w:val="clear"/>
+            <w:tcMar>
+              <w:top w:type="dxa" w:w="120"/>
+              <w:left w:type="dxa" w:w="140"/>
+              <w:bottom w:type="dxa" w:w="120"/>
+              <w:right w:type="dxa" w:w="140"/>
+            </w:tcMar>
+          </w:tcPr>
+          <w:p>
+            <w:r>
+              <w:rPr>
+                <w:rFonts w:ascii="Arial" w:cs="Arial" w:eastAsia="Arial" w:hAnsi="Arial"/>
+                <w:b w:val="false"/>
+                <w:bCs w:val="false"/>
+                <w:color w:val="2D3748"/>
+                <w:sz w:val="18"/>
+                <w:szCs w:val="18"/>
+              </w:rPr>
+              <w:t xml:space="preserve"/>
+            </w:r>
+          </w:p>
+        </w:tc>
+        <w:tc>
+          <w:tcPr>
+            <w:tcBorders>
+              <w:top w:val="single" w:color="CBD5E0" w:sz="1"/>
+              <w:left w:val="single" w:color="CBD5E0" w:sz="1"/>
+              <w:bottom w:val="single" w:color="CBD5E0" w:sz="1"/>
+              <w:right w:val="single" w:color="CBD5E0" w:sz="1"/>
+            </w:tcBorders>
+            <w:shd w:fill="FFFFFF" w:val="clear"/>
+            <w:tcMar>
+              <w:top w:type="dxa" w:w="120"/>
+              <w:left w:type="dxa" w:w="140"/>
+              <w:bottom w:type="dxa" w:w="120"/>
+              <w:right w:type="dxa" w:w="140"/>
+            </w:tcMar>
+          </w:tcPr>
+          <w:p>
+            <w:r>
+              <w:rPr>
+                <w:rFonts w:ascii="Arial" w:cs="Arial" w:eastAsia="Arial" w:hAnsi="Arial"/>
+                <w:b w:val="false"/>
+                <w:bCs w:val="false"/>
+                <w:color w:val="2D3748"/>
+                <w:sz w:val="18"/>
+                <w:szCs w:val="18"/>
+              </w:rPr>
+              <w:t xml:space="preserve"/>
             </w:r>
           </w:p>
         </w:tc>
@@ -1186,37 +1186,37 @@
                 <w:sz w:val="18"/>
                 <w:szCs w:val="18"/>
               </w:rPr>
-              <w:t xml:space="preserve">전체 관리 대시보드 - 차트 영역</w:t>
-            </w:r>
-          </w:p>
-        </w:tc>
-        <w:tc>
-          <w:tcPr>
-            <w:tcBorders>
-              <w:top w:val="single" w:color="CBD5E0" w:sz="1"/>
-              <w:left w:val="single" w:color="CBD5E0" w:sz="1"/>
-              <w:bottom w:val="single" w:color="CBD5E0" w:sz="1"/>
-              <w:right w:val="single" w:color="CBD5E0" w:sz="1"/>
-            </w:tcBorders>
-            <w:shd w:fill="FFFFFF" w:val="clear"/>
-            <w:tcMar>
-              <w:top w:type="dxa" w:w="120"/>
-              <w:left w:type="dxa" w:w="140"/>
-              <w:bottom w:type="dxa" w:w="120"/>
-              <w:right w:type="dxa" w:w="140"/>
-            </w:tcMar>
-          </w:tcPr>
-          <w:p>
-            <w:r>
-              <w:rPr>
-                <w:rFonts w:ascii="Arial" w:cs="Arial" w:eastAsia="Arial" w:hAnsi="Arial"/>
-                <w:b w:val="false"/>
-                <w:bCs w:val="false"/>
-                <w:color w:val="2D3748"/>
-                <w:sz w:val="18"/>
-                <w:szCs w:val="18"/>
-              </w:rPr>
-              <w:t xml:space="preserve">월별 손익현황 (매출총이익, 판관비, 영업손익)</w:t>
+              <w:t xml:space="preserve">전체 관리 대시보드 (차트)</w:t>
+            </w:r>
+          </w:p>
+        </w:tc>
+        <w:tc>
+          <w:tcPr>
+            <w:tcBorders>
+              <w:top w:val="single" w:color="CBD5E0" w:sz="1"/>
+              <w:left w:val="single" w:color="CBD5E0" w:sz="1"/>
+              <w:bottom w:val="single" w:color="CBD5E0" w:sz="1"/>
+              <w:right w:val="single" w:color="CBD5E0" w:sz="1"/>
+            </w:tcBorders>
+            <w:shd w:fill="FFFFFF" w:val="clear"/>
+            <w:tcMar>
+              <w:top w:type="dxa" w:w="120"/>
+              <w:left w:type="dxa" w:w="140"/>
+              <w:bottom w:type="dxa" w:w="120"/>
+              <w:right w:type="dxa" w:w="140"/>
+            </w:tcMar>
+          </w:tcPr>
+          <w:p>
+            <w:r>
+              <w:rPr>
+                <w:rFonts w:ascii="Arial" w:cs="Arial" w:eastAsia="Arial" w:hAnsi="Arial"/>
+                <w:b w:val="false"/>
+                <w:bCs w:val="false"/>
+                <w:color w:val="2D3748"/>
+                <w:sz w:val="18"/>
+                <w:szCs w:val="18"/>
+              </w:rPr>
+              <w:t xml:space="preserve">월별 손익 현황 (매출이익, 판관비, 영업이익)</w:t>
             </w:r>
           </w:p>
         </w:tc>
@@ -1246,67 +1246,67 @@
                 <w:sz w:val="18"/>
                 <w:szCs w:val="18"/>
               </w:rPr>
-              <w:t xml:space="preserve">엑셀 업로드</w:t>
-            </w:r>
-          </w:p>
-        </w:tc>
-        <w:tc>
-          <w:tcPr>
-            <w:tcBorders>
-              <w:top w:val="single" w:color="CBD5E0" w:sz="1"/>
-              <w:left w:val="single" w:color="CBD5E0" w:sz="1"/>
-              <w:bottom w:val="single" w:color="CBD5E0" w:sz="1"/>
-              <w:right w:val="single" w:color="CBD5E0" w:sz="1"/>
-            </w:tcBorders>
-            <w:shd w:fill="FFFFFF" w:val="clear"/>
-            <w:tcMar>
-              <w:top w:type="dxa" w:w="120"/>
-              <w:left w:type="dxa" w:w="140"/>
-              <w:bottom w:type="dxa" w:w="120"/>
-              <w:right w:type="dxa" w:w="140"/>
-            </w:tcMar>
-          </w:tcPr>
-          <w:p>
-            <w:r>
-              <w:rPr>
-                <w:rFonts w:ascii="Arial" w:cs="Arial" w:eastAsia="Arial" w:hAnsi="Arial"/>
-                <w:b w:val="false"/>
-                <w:bCs w:val="false"/>
-                <w:color w:val="2D3748"/>
-                <w:sz w:val="18"/>
-                <w:szCs w:val="18"/>
-              </w:rPr>
-              <w:t xml:space="preserve">Monthly Management Performance Registration</w:t>
-            </w:r>
-          </w:p>
-        </w:tc>
-        <w:tc>
-          <w:tcPr>
-            <w:tcBorders>
-              <w:top w:val="single" w:color="CBD5E0" w:sz="1"/>
-              <w:left w:val="single" w:color="CBD5E0" w:sz="1"/>
-              <w:bottom w:val="single" w:color="CBD5E0" w:sz="1"/>
-              <w:right w:val="single" w:color="CBD5E0" w:sz="1"/>
-            </w:tcBorders>
-            <w:shd w:fill="FFFFFF" w:val="clear"/>
-            <w:tcMar>
-              <w:top w:type="dxa" w:w="120"/>
-              <w:left w:type="dxa" w:w="140"/>
-              <w:bottom w:type="dxa" w:w="120"/>
-              <w:right w:type="dxa" w:w="140"/>
-            </w:tcMar>
-          </w:tcPr>
-          <w:p>
-            <w:r>
-              <w:rPr>
-                <w:rFonts w:ascii="Arial" w:cs="Arial" w:eastAsia="Arial" w:hAnsi="Arial"/>
-                <w:b w:val="false"/>
-                <w:bCs w:val="false"/>
-                <w:color w:val="2D3748"/>
-                <w:sz w:val="18"/>
-                <w:szCs w:val="18"/>
-              </w:rPr>
-              <w:t xml:space="preserve">Management Report Excel (P&amp;L lines)</w:t>
+              <w:t xml:space="preserve">📤 엑셀 업로드</w:t>
+            </w:r>
+          </w:p>
+        </w:tc>
+        <w:tc>
+          <w:tcPr>
+            <w:tcBorders>
+              <w:top w:val="single" w:color="CBD5E0" w:sz="1"/>
+              <w:left w:val="single" w:color="CBD5E0" w:sz="1"/>
+              <w:bottom w:val="single" w:color="CBD5E0" w:sz="1"/>
+              <w:right w:val="single" w:color="CBD5E0" w:sz="1"/>
+            </w:tcBorders>
+            <w:shd w:fill="F7FAFC" w:val="clear"/>
+            <w:tcMar>
+              <w:top w:type="dxa" w:w="120"/>
+              <w:left w:type="dxa" w:w="140"/>
+              <w:bottom w:type="dxa" w:w="120"/>
+              <w:right w:type="dxa" w:w="140"/>
+            </w:tcMar>
+          </w:tcPr>
+          <w:p>
+            <w:r>
+              <w:rPr>
+                <w:rFonts w:ascii="Arial" w:cs="Arial" w:eastAsia="Arial" w:hAnsi="Arial"/>
+                <w:b w:val="false"/>
+                <w:bCs w:val="false"/>
+                <w:color w:val="2D3748"/>
+                <w:sz w:val="18"/>
+                <w:szCs w:val="18"/>
+              </w:rPr>
+              <w:t xml:space="preserve"/>
+            </w:r>
+          </w:p>
+        </w:tc>
+        <w:tc>
+          <w:tcPr>
+            <w:tcBorders>
+              <w:top w:val="single" w:color="CBD5E0" w:sz="1"/>
+              <w:left w:val="single" w:color="CBD5E0" w:sz="1"/>
+              <w:bottom w:val="single" w:color="CBD5E0" w:sz="1"/>
+              <w:right w:val="single" w:color="CBD5E0" w:sz="1"/>
+            </w:tcBorders>
+            <w:shd w:fill="F7FAFC" w:val="clear"/>
+            <w:tcMar>
+              <w:top w:type="dxa" w:w="120"/>
+              <w:left w:type="dxa" w:w="140"/>
+              <w:bottom w:type="dxa" w:w="120"/>
+              <w:right w:type="dxa" w:w="140"/>
+            </w:tcMar>
+          </w:tcPr>
+          <w:p>
+            <w:r>
+              <w:rPr>
+                <w:rFonts w:ascii="Arial" w:cs="Arial" w:eastAsia="Arial" w:hAnsi="Arial"/>
+                <w:b w:val="false"/>
+                <w:bCs w:val="false"/>
+                <w:color w:val="2D3748"/>
+                <w:sz w:val="18"/>
+                <w:szCs w:val="18"/>
+              </w:rPr>
+              <w:t xml:space="preserve"/>
             </w:r>
           </w:p>
         </w:tc>
@@ -1338,37 +1338,37 @@
                 <w:sz w:val="18"/>
                 <w:szCs w:val="18"/>
               </w:rPr>
-              <w:t xml:space="preserve">전체 관리 대시보드 - 차트 영역</w:t>
-            </w:r>
-          </w:p>
-        </w:tc>
-        <w:tc>
-          <w:tcPr>
-            <w:tcBorders>
-              <w:top w:val="single" w:color="CBD5E0" w:sz="1"/>
-              <w:left w:val="single" w:color="CBD5E0" w:sz="1"/>
-              <w:bottom w:val="single" w:color="CBD5E0" w:sz="1"/>
-              <w:right w:val="single" w:color="CBD5E0" w:sz="1"/>
-            </w:tcBorders>
-            <w:shd w:fill="FFFFFF" w:val="clear"/>
-            <w:tcMar>
-              <w:top w:type="dxa" w:w="120"/>
-              <w:left w:type="dxa" w:w="140"/>
-              <w:bottom w:type="dxa" w:w="120"/>
-              <w:right w:type="dxa" w:w="140"/>
-            </w:tcMar>
-          </w:tcPr>
-          <w:p>
-            <w:r>
-              <w:rPr>
-                <w:rFonts w:ascii="Arial" w:cs="Arial" w:eastAsia="Arial" w:hAnsi="Arial"/>
-                <w:b w:val="false"/>
-                <w:bCs w:val="false"/>
-                <w:color w:val="2D3748"/>
-                <w:sz w:val="18"/>
-                <w:szCs w:val="18"/>
-              </w:rPr>
-              <w:t xml:space="preserve">수주 실적 현황 (목표, 수주실적, 잔여)</w:t>
+              <w:t xml:space="preserve">전체 관리 대시보드 (차트)</w:t>
+            </w:r>
+          </w:p>
+        </w:tc>
+        <w:tc>
+          <w:tcPr>
+            <w:tcBorders>
+              <w:top w:val="single" w:color="CBD5E0" w:sz="1"/>
+              <w:left w:val="single" w:color="CBD5E0" w:sz="1"/>
+              <w:bottom w:val="single" w:color="CBD5E0" w:sz="1"/>
+              <w:right w:val="single" w:color="CBD5E0" w:sz="1"/>
+            </w:tcBorders>
+            <w:shd w:fill="FFFFFF" w:val="clear"/>
+            <w:tcMar>
+              <w:top w:type="dxa" w:w="120"/>
+              <w:left w:type="dxa" w:w="140"/>
+              <w:bottom w:type="dxa" w:w="120"/>
+              <w:right w:type="dxa" w:w="140"/>
+            </w:tcMar>
+          </w:tcPr>
+          <w:p>
+            <w:r>
+              <w:rPr>
+                <w:rFonts w:ascii="Arial" w:cs="Arial" w:eastAsia="Arial" w:hAnsi="Arial"/>
+                <w:b w:val="false"/>
+                <w:bCs w:val="false"/>
+                <w:color w:val="2D3748"/>
+                <w:sz w:val="18"/>
+                <w:szCs w:val="18"/>
+              </w:rPr>
+              <w:t xml:space="preserve">수주 현황 (수주 목표, 발생 수주, 잔여)</w:t>
             </w:r>
           </w:p>
         </w:tc>
@@ -1398,67 +1398,67 @@
                 <w:sz w:val="18"/>
                 <w:szCs w:val="18"/>
               </w:rPr>
-              <w:t xml:space="preserve">엑셀 업로드</w:t>
-            </w:r>
-          </w:p>
-        </w:tc>
-        <w:tc>
-          <w:tcPr>
-            <w:tcBorders>
-              <w:top w:val="single" w:color="CBD5E0" w:sz="1"/>
-              <w:left w:val="single" w:color="CBD5E0" w:sz="1"/>
-              <w:bottom w:val="single" w:color="CBD5E0" w:sz="1"/>
-              <w:right w:val="single" w:color="CBD5E0" w:sz="1"/>
-            </w:tcBorders>
-            <w:shd w:fill="FFFFFF" w:val="clear"/>
-            <w:tcMar>
-              <w:top w:type="dxa" w:w="120"/>
-              <w:left w:type="dxa" w:w="140"/>
-              <w:bottom w:type="dxa" w:w="120"/>
-              <w:right w:type="dxa" w:w="140"/>
-            </w:tcMar>
-          </w:tcPr>
-          <w:p>
-            <w:r>
-              <w:rPr>
-                <w:rFonts w:ascii="Arial" w:cs="Arial" w:eastAsia="Arial" w:hAnsi="Arial"/>
-                <w:b w:val="false"/>
-                <w:bCs w:val="false"/>
-                <w:color w:val="2D3748"/>
-                <w:sz w:val="18"/>
-                <w:szCs w:val="18"/>
-              </w:rPr>
-              <w:t xml:space="preserve">Monthly Management Performance Registration</w:t>
-            </w:r>
-          </w:p>
-        </w:tc>
-        <w:tc>
-          <w:tcPr>
-            <w:tcBorders>
-              <w:top w:val="single" w:color="CBD5E0" w:sz="1"/>
-              <w:left w:val="single" w:color="CBD5E0" w:sz="1"/>
-              <w:bottom w:val="single" w:color="CBD5E0" w:sz="1"/>
-              <w:right w:val="single" w:color="CBD5E0" w:sz="1"/>
-            </w:tcBorders>
-            <w:shd w:fill="FFFFFF" w:val="clear"/>
-            <w:tcMar>
-              <w:top w:type="dxa" w:w="120"/>
-              <w:left w:type="dxa" w:w="140"/>
-              <w:bottom w:type="dxa" w:w="120"/>
-              <w:right w:type="dxa" w:w="140"/>
-            </w:tcMar>
-          </w:tcPr>
-          <w:p>
-            <w:r>
-              <w:rPr>
-                <w:rFonts w:ascii="Arial" w:cs="Arial" w:eastAsia="Arial" w:hAnsi="Arial"/>
-                <w:b w:val="false"/>
-                <w:bCs w:val="false"/>
-                <w:color w:val="2D3748"/>
-                <w:sz w:val="18"/>
-                <w:szCs w:val="18"/>
-              </w:rPr>
-              <w:t xml:space="preserve">Management Report Excel (Orders/Contracts)</w:t>
+              <w:t xml:space="preserve">📤 엑셀 업로드</w:t>
+            </w:r>
+          </w:p>
+        </w:tc>
+        <w:tc>
+          <w:tcPr>
+            <w:tcBorders>
+              <w:top w:val="single" w:color="CBD5E0" w:sz="1"/>
+              <w:left w:val="single" w:color="CBD5E0" w:sz="1"/>
+              <w:bottom w:val="single" w:color="CBD5E0" w:sz="1"/>
+              <w:right w:val="single" w:color="CBD5E0" w:sz="1"/>
+            </w:tcBorders>
+            <w:shd w:fill="FFFFFF" w:val="clear"/>
+            <w:tcMar>
+              <w:top w:type="dxa" w:w="120"/>
+              <w:left w:type="dxa" w:w="140"/>
+              <w:bottom w:type="dxa" w:w="120"/>
+              <w:right w:type="dxa" w:w="140"/>
+            </w:tcMar>
+          </w:tcPr>
+          <w:p>
+            <w:r>
+              <w:rPr>
+                <w:rFonts w:ascii="Arial" w:cs="Arial" w:eastAsia="Arial" w:hAnsi="Arial"/>
+                <w:b w:val="false"/>
+                <w:bCs w:val="false"/>
+                <w:color w:val="2D3748"/>
+                <w:sz w:val="18"/>
+                <w:szCs w:val="18"/>
+              </w:rPr>
+              <w:t xml:space="preserve"/>
+            </w:r>
+          </w:p>
+        </w:tc>
+        <w:tc>
+          <w:tcPr>
+            <w:tcBorders>
+              <w:top w:val="single" w:color="CBD5E0" w:sz="1"/>
+              <w:left w:val="single" w:color="CBD5E0" w:sz="1"/>
+              <w:bottom w:val="single" w:color="CBD5E0" w:sz="1"/>
+              <w:right w:val="single" w:color="CBD5E0" w:sz="1"/>
+            </w:tcBorders>
+            <w:shd w:fill="FFFFFF" w:val="clear"/>
+            <w:tcMar>
+              <w:top w:type="dxa" w:w="120"/>
+              <w:left w:type="dxa" w:w="140"/>
+              <w:bottom w:type="dxa" w:w="120"/>
+              <w:right w:type="dxa" w:w="140"/>
+            </w:tcMar>
+          </w:tcPr>
+          <w:p>
+            <w:r>
+              <w:rPr>
+                <w:rFonts w:ascii="Arial" w:cs="Arial" w:eastAsia="Arial" w:hAnsi="Arial"/>
+                <w:b w:val="false"/>
+                <w:bCs w:val="false"/>
+                <w:color w:val="2D3748"/>
+                <w:sz w:val="18"/>
+                <w:szCs w:val="18"/>
+              </w:rPr>
+              <w:t xml:space="preserve"/>
             </w:r>
           </w:p>
         </w:tc>
@@ -1490,37 +1490,37 @@
                 <w:sz w:val="18"/>
                 <w:szCs w:val="18"/>
               </w:rPr>
-              <w:t xml:space="preserve">전체 관리 대시보드 - 차트 영역</w:t>
-            </w:r>
-          </w:p>
-        </w:tc>
-        <w:tc>
-          <w:tcPr>
-            <w:tcBorders>
-              <w:top w:val="single" w:color="CBD5E0" w:sz="1"/>
-              <w:left w:val="single" w:color="CBD5E0" w:sz="1"/>
-              <w:bottom w:val="single" w:color="CBD5E0" w:sz="1"/>
-              <w:right w:val="single" w:color="CBD5E0" w:sz="1"/>
-            </w:tcBorders>
-            <w:shd w:fill="FFFFFF" w:val="clear"/>
-            <w:tcMar>
-              <w:top w:type="dxa" w:w="120"/>
-              <w:left w:type="dxa" w:w="140"/>
-              <w:bottom w:type="dxa" w:w="120"/>
-              <w:right w:type="dxa" w:w="140"/>
-            </w:tcMar>
-          </w:tcPr>
-          <w:p>
-            <w:r>
-              <w:rPr>
-                <w:rFonts w:ascii="Arial" w:cs="Arial" w:eastAsia="Arial" w:hAnsi="Arial"/>
-                <w:b w:val="false"/>
-                <w:bCs w:val="false"/>
-                <w:color w:val="2D3748"/>
-                <w:sz w:val="18"/>
-                <w:szCs w:val="18"/>
-              </w:rPr>
-              <w:t xml:space="preserve">자금수지 현황 (자금유입, 유출, 누적잔액)</w:t>
+              <w:t xml:space="preserve">전체 관리 대시보드 (차트)</w:t>
+            </w:r>
+          </w:p>
+        </w:tc>
+        <w:tc>
+          <w:tcPr>
+            <w:tcBorders>
+              <w:top w:val="single" w:color="CBD5E0" w:sz="1"/>
+              <w:left w:val="single" w:color="CBD5E0" w:sz="1"/>
+              <w:bottom w:val="single" w:color="CBD5E0" w:sz="1"/>
+              <w:right w:val="single" w:color="CBD5E0" w:sz="1"/>
+            </w:tcBorders>
+            <w:shd w:fill="FFFFFF" w:val="clear"/>
+            <w:tcMar>
+              <w:top w:type="dxa" w:w="120"/>
+              <w:left w:type="dxa" w:w="140"/>
+              <w:bottom w:type="dxa" w:w="120"/>
+              <w:right w:type="dxa" w:w="140"/>
+            </w:tcMar>
+          </w:tcPr>
+          <w:p>
+            <w:r>
+              <w:rPr>
+                <w:rFonts w:ascii="Arial" w:cs="Arial" w:eastAsia="Arial" w:hAnsi="Arial"/>
+                <w:b w:val="false"/>
+                <w:bCs w:val="false"/>
+                <w:color w:val="2D3748"/>
+                <w:sz w:val="18"/>
+                <w:szCs w:val="18"/>
+              </w:rPr>
+              <w:t xml:space="preserve">회사 자금수지 (입금, 출금, 순잔액)</w:t>
             </w:r>
           </w:p>
         </w:tc>
@@ -1550,67 +1550,67 @@
                 <w:sz w:val="18"/>
                 <w:szCs w:val="18"/>
               </w:rPr>
-              <w:t xml:space="preserve">엑셀 업로드</w:t>
-            </w:r>
-          </w:p>
-        </w:tc>
-        <w:tc>
-          <w:tcPr>
-            <w:tcBorders>
-              <w:top w:val="single" w:color="CBD5E0" w:sz="1"/>
-              <w:left w:val="single" w:color="CBD5E0" w:sz="1"/>
-              <w:bottom w:val="single" w:color="CBD5E0" w:sz="1"/>
-              <w:right w:val="single" w:color="CBD5E0" w:sz="1"/>
-            </w:tcBorders>
-            <w:shd w:fill="FFFFFF" w:val="clear"/>
-            <w:tcMar>
-              <w:top w:type="dxa" w:w="120"/>
-              <w:left w:type="dxa" w:w="140"/>
-              <w:bottom w:type="dxa" w:w="120"/>
-              <w:right w:type="dxa" w:w="140"/>
-            </w:tcMar>
-          </w:tcPr>
-          <w:p>
-            <w:r>
-              <w:rPr>
-                <w:rFonts w:ascii="Arial" w:cs="Arial" w:eastAsia="Arial" w:hAnsi="Arial"/>
-                <w:b w:val="false"/>
-                <w:bCs w:val="false"/>
-                <w:color w:val="2D3748"/>
-                <w:sz w:val="18"/>
-                <w:szCs w:val="18"/>
-              </w:rPr>
-              <w:t xml:space="preserve">1. Site Fund Movement (Cash / Bank) / Cash Flow Sheet</w:t>
-            </w:r>
-          </w:p>
-        </w:tc>
-        <w:tc>
-          <w:tcPr>
-            <w:tcBorders>
-              <w:top w:val="single" w:color="CBD5E0" w:sz="1"/>
-              <w:left w:val="single" w:color="CBD5E0" w:sz="1"/>
-              <w:bottom w:val="single" w:color="CBD5E0" w:sz="1"/>
-              <w:right w:val="single" w:color="CBD5E0" w:sz="1"/>
-            </w:tcBorders>
-            <w:shd w:fill="FFFFFF" w:val="clear"/>
-            <w:tcMar>
-              <w:top w:type="dxa" w:w="120"/>
-              <w:left w:type="dxa" w:w="140"/>
-              <w:bottom w:type="dxa" w:w="120"/>
-              <w:right w:type="dxa" w:w="140"/>
-            </w:tcMar>
-          </w:tcPr>
-          <w:p>
-            <w:r>
-              <w:rPr>
-                <w:rFonts w:ascii="Arial" w:cs="Arial" w:eastAsia="Arial" w:hAnsi="Arial"/>
-                <w:b w:val="false"/>
-                <w:bCs w:val="false"/>
-                <w:color w:val="2D3748"/>
-                <w:sz w:val="18"/>
-                <w:szCs w:val="18"/>
-              </w:rPr>
-              <w:t xml:space="preserve">Cash Flow Excel Upload</w:t>
+              <w:t xml:space="preserve">📤 엑셀 업로드, 🔄 ERP 자동동기화</w:t>
+            </w:r>
+          </w:p>
+        </w:tc>
+        <w:tc>
+          <w:tcPr>
+            <w:tcBorders>
+              <w:top w:val="single" w:color="CBD5E0" w:sz="1"/>
+              <w:left w:val="single" w:color="CBD5E0" w:sz="1"/>
+              <w:bottom w:val="single" w:color="CBD5E0" w:sz="1"/>
+              <w:right w:val="single" w:color="CBD5E0" w:sz="1"/>
+            </w:tcBorders>
+            <w:shd w:fill="F7FAFC" w:val="clear"/>
+            <w:tcMar>
+              <w:top w:type="dxa" w:w="120"/>
+              <w:left w:type="dxa" w:w="140"/>
+              <w:bottom w:type="dxa" w:w="120"/>
+              <w:right w:type="dxa" w:w="140"/>
+            </w:tcMar>
+          </w:tcPr>
+          <w:p>
+            <w:r>
+              <w:rPr>
+                <w:rFonts w:ascii="Arial" w:cs="Arial" w:eastAsia="Arial" w:hAnsi="Arial"/>
+                <w:b w:val="false"/>
+                <w:bCs w:val="false"/>
+                <w:color w:val="2D3748"/>
+                <w:sz w:val="18"/>
+                <w:szCs w:val="18"/>
+              </w:rPr>
+              <w:t xml:space="preserve">Cash Flow &gt; Report &gt; Cash Flow ReportCash Flow Excel Upload</w:t>
+            </w:r>
+          </w:p>
+        </w:tc>
+        <w:tc>
+          <w:tcPr>
+            <w:tcBorders>
+              <w:top w:val="single" w:color="CBD5E0" w:sz="1"/>
+              <w:left w:val="single" w:color="CBD5E0" w:sz="1"/>
+              <w:bottom w:val="single" w:color="CBD5E0" w:sz="1"/>
+              <w:right w:val="single" w:color="CBD5E0" w:sz="1"/>
+            </w:tcBorders>
+            <w:shd w:fill="F7FAFC" w:val="clear"/>
+            <w:tcMar>
+              <w:top w:type="dxa" w:w="120"/>
+              <w:left w:type="dxa" w:w="140"/>
+              <w:bottom w:type="dxa" w:w="120"/>
+              <w:right w:type="dxa" w:w="140"/>
+            </w:tcMar>
+          </w:tcPr>
+          <w:p>
+            <w:r>
+              <w:rPr>
+                <w:rFonts w:ascii="Arial" w:cs="Arial" w:eastAsia="Arial" w:hAnsi="Arial"/>
+                <w:b w:val="false"/>
+                <w:bCs w:val="false"/>
+                <w:color w:val="2D3748"/>
+                <w:sz w:val="18"/>
+                <w:szCs w:val="18"/>
+              </w:rPr>
+              <w:t xml:space="preserve">Income &gt; month (1-12)Outcome &gt; month (1-12)</w:t>
             </w:r>
           </w:p>
         </w:tc>
@@ -1642,37 +1642,37 @@
                 <w:sz w:val="18"/>
                 <w:szCs w:val="18"/>
               </w:rPr>
-              <w:t xml:space="preserve">전체 관리 대시보드 - 표 및 요약</w:t>
-            </w:r>
-          </w:p>
-        </w:tc>
-        <w:tc>
-          <w:tcPr>
-            <w:tcBorders>
-              <w:top w:val="single" w:color="CBD5E0" w:sz="1"/>
-              <w:left w:val="single" w:color="CBD5E0" w:sz="1"/>
-              <w:bottom w:val="single" w:color="CBD5E0" w:sz="1"/>
-              <w:right w:val="single" w:color="CBD5E0" w:sz="1"/>
-            </w:tcBorders>
-            <w:shd w:fill="FFFFFF" w:val="clear"/>
-            <w:tcMar>
-              <w:top w:type="dxa" w:w="120"/>
-              <w:left w:type="dxa" w:w="140"/>
-              <w:bottom w:type="dxa" w:w="120"/>
-              <w:right w:type="dxa" w:w="140"/>
-            </w:tcMar>
-          </w:tcPr>
-          <w:p>
-            <w:r>
-              <w:rPr>
-                <w:rFonts w:ascii="Arial" w:cs="Arial" w:eastAsia="Arial" w:hAnsi="Arial"/>
-                <w:b w:val="false"/>
-                <w:bCs w:val="false"/>
-                <w:color w:val="2D3748"/>
-                <w:sz w:val="18"/>
-                <w:szCs w:val="18"/>
-              </w:rPr>
-              <w:t xml:space="preserve">경영실적 현황 표</w:t>
+              <w:t xml:space="preserve">전체 관리 대시보드 (코멘트)</w:t>
+            </w:r>
+          </w:p>
+        </w:tc>
+        <w:tc>
+          <w:tcPr>
+            <w:tcBorders>
+              <w:top w:val="single" w:color="CBD5E0" w:sz="1"/>
+              <w:left w:val="single" w:color="CBD5E0" w:sz="1"/>
+              <w:bottom w:val="single" w:color="CBD5E0" w:sz="1"/>
+              <w:right w:val="single" w:color="CBD5E0" w:sz="1"/>
+            </w:tcBorders>
+            <w:shd w:fill="FFFFFF" w:val="clear"/>
+            <w:tcMar>
+              <w:top w:type="dxa" w:w="120"/>
+              <w:left w:type="dxa" w:w="140"/>
+              <w:bottom w:type="dxa" w:w="120"/>
+              <w:right w:type="dxa" w:w="140"/>
+            </w:tcMar>
+          </w:tcPr>
+          <w:p>
+            <w:r>
+              <w:rPr>
+                <w:rFonts w:ascii="Arial" w:cs="Arial" w:eastAsia="Arial" w:hAnsi="Arial"/>
+                <w:b w:val="false"/>
+                <w:bCs w:val="false"/>
+                <w:color w:val="2D3748"/>
+                <w:sz w:val="18"/>
+                <w:szCs w:val="18"/>
+              </w:rPr>
+              <w:t xml:space="preserve">경영진 코멘트 (실적 분석 및 전망)</w:t>
             </w:r>
           </w:p>
         </w:tc>
@@ -1702,67 +1702,67 @@
                 <w:sz w:val="18"/>
                 <w:szCs w:val="18"/>
               </w:rPr>
-              <w:t xml:space="preserve">엑셀 업로드</w:t>
-            </w:r>
-          </w:p>
-        </w:tc>
-        <w:tc>
-          <w:tcPr>
-            <w:tcBorders>
-              <w:top w:val="single" w:color="CBD5E0" w:sz="1"/>
-              <w:left w:val="single" w:color="CBD5E0" w:sz="1"/>
-              <w:bottom w:val="single" w:color="CBD5E0" w:sz="1"/>
-              <w:right w:val="single" w:color="CBD5E0" w:sz="1"/>
-            </w:tcBorders>
-            <w:shd w:fill="FFFFFF" w:val="clear"/>
-            <w:tcMar>
-              <w:top w:type="dxa" w:w="120"/>
-              <w:left w:type="dxa" w:w="140"/>
-              <w:bottom w:type="dxa" w:w="120"/>
-              <w:right w:type="dxa" w:w="140"/>
-            </w:tcMar>
-          </w:tcPr>
-          <w:p>
-            <w:r>
-              <w:rPr>
-                <w:rFonts w:ascii="Arial" w:cs="Arial" w:eastAsia="Arial" w:hAnsi="Arial"/>
-                <w:b w:val="false"/>
-                <w:bCs w:val="false"/>
-                <w:color w:val="2D3748"/>
-                <w:sz w:val="18"/>
-                <w:szCs w:val="18"/>
-              </w:rPr>
-              <w:t xml:space="preserve">Monthly Management Performance Registration</w:t>
-            </w:r>
-          </w:p>
-        </w:tc>
-        <w:tc>
-          <w:tcPr>
-            <w:tcBorders>
-              <w:top w:val="single" w:color="CBD5E0" w:sz="1"/>
-              <w:left w:val="single" w:color="CBD5E0" w:sz="1"/>
-              <w:bottom w:val="single" w:color="CBD5E0" w:sz="1"/>
-              <w:right w:val="single" w:color="CBD5E0" w:sz="1"/>
-            </w:tcBorders>
-            <w:shd w:fill="FFFFFF" w:val="clear"/>
-            <w:tcMar>
-              <w:top w:type="dxa" w:w="120"/>
-              <w:left w:type="dxa" w:w="140"/>
-              <w:bottom w:type="dxa" w:w="120"/>
-              <w:right w:type="dxa" w:w="140"/>
-            </w:tcMar>
-          </w:tcPr>
-          <w:p>
-            <w:r>
-              <w:rPr>
-                <w:rFonts w:ascii="Arial" w:cs="Arial" w:eastAsia="Arial" w:hAnsi="Arial"/>
-                <w:b w:val="false"/>
-                <w:bCs w:val="false"/>
-                <w:color w:val="2D3748"/>
-                <w:sz w:val="18"/>
-                <w:szCs w:val="18"/>
-              </w:rPr>
-              <w:t xml:space="preserve">Management Report Excel Sheet</w:t>
+              <w:t xml:space="preserve">✍️ 수기 직접입력</w:t>
+            </w:r>
+          </w:p>
+        </w:tc>
+        <w:tc>
+          <w:tcPr>
+            <w:tcBorders>
+              <w:top w:val="single" w:color="CBD5E0" w:sz="1"/>
+              <w:left w:val="single" w:color="CBD5E0" w:sz="1"/>
+              <w:bottom w:val="single" w:color="CBD5E0" w:sz="1"/>
+              <w:right w:val="single" w:color="CBD5E0" w:sz="1"/>
+            </w:tcBorders>
+            <w:shd w:fill="FFFFFF" w:val="clear"/>
+            <w:tcMar>
+              <w:top w:type="dxa" w:w="120"/>
+              <w:left w:type="dxa" w:w="140"/>
+              <w:bottom w:type="dxa" w:w="120"/>
+              <w:right w:type="dxa" w:w="140"/>
+            </w:tcMar>
+          </w:tcPr>
+          <w:p>
+            <w:r>
+              <w:rPr>
+                <w:rFonts w:ascii="Arial" w:cs="Arial" w:eastAsia="Arial" w:hAnsi="Arial"/>
+                <w:b w:val="false"/>
+                <w:bCs w:val="false"/>
+                <w:color w:val="2D3748"/>
+                <w:sz w:val="18"/>
+                <w:szCs w:val="18"/>
+              </w:rPr>
+              <w:t xml:space="preserve"/>
+            </w:r>
+          </w:p>
+        </w:tc>
+        <w:tc>
+          <w:tcPr>
+            <w:tcBorders>
+              <w:top w:val="single" w:color="CBD5E0" w:sz="1"/>
+              <w:left w:val="single" w:color="CBD5E0" w:sz="1"/>
+              <w:bottom w:val="single" w:color="CBD5E0" w:sz="1"/>
+              <w:right w:val="single" w:color="CBD5E0" w:sz="1"/>
+            </w:tcBorders>
+            <w:shd w:fill="FFFFFF" w:val="clear"/>
+            <w:tcMar>
+              <w:top w:type="dxa" w:w="120"/>
+              <w:left w:type="dxa" w:w="140"/>
+              <w:bottom w:type="dxa" w:w="120"/>
+              <w:right w:type="dxa" w:w="140"/>
+            </w:tcMar>
+          </w:tcPr>
+          <w:p>
+            <w:r>
+              <w:rPr>
+                <w:rFonts w:ascii="Arial" w:cs="Arial" w:eastAsia="Arial" w:hAnsi="Arial"/>
+                <w:b w:val="false"/>
+                <w:bCs w:val="false"/>
+                <w:color w:val="2D3748"/>
+                <w:sz w:val="18"/>
+                <w:szCs w:val="18"/>
+              </w:rPr>
+              <w:t xml:space="preserve"/>
             </w:r>
           </w:p>
         </w:tc>
@@ -1794,37 +1794,37 @@
                 <w:sz w:val="18"/>
                 <w:szCs w:val="18"/>
               </w:rPr>
-              <w:t xml:space="preserve">전체 관리 대시보드 - 코멘트</w:t>
-            </w:r>
-          </w:p>
-        </w:tc>
-        <w:tc>
-          <w:tcPr>
-            <w:tcBorders>
-              <w:top w:val="single" w:color="CBD5E0" w:sz="1"/>
-              <w:left w:val="single" w:color="CBD5E0" w:sz="1"/>
-              <w:bottom w:val="single" w:color="CBD5E0" w:sz="1"/>
-              <w:right w:val="single" w:color="CBD5E0" w:sz="1"/>
-            </w:tcBorders>
-            <w:shd w:fill="FFFFFF" w:val="clear"/>
-            <w:tcMar>
-              <w:top w:type="dxa" w:w="120"/>
-              <w:left w:type="dxa" w:w="140"/>
-              <w:bottom w:type="dxa" w:w="120"/>
-              <w:right w:type="dxa" w:w="140"/>
-            </w:tcMar>
-          </w:tcPr>
-          <w:p>
-            <w:r>
-              <w:rPr>
-                <w:rFonts w:ascii="Arial" w:cs="Arial" w:eastAsia="Arial" w:hAnsi="Arial"/>
-                <w:b w:val="false"/>
-                <w:bCs w:val="false"/>
-                <w:color w:val="2D3748"/>
-                <w:sz w:val="18"/>
-                <w:szCs w:val="18"/>
-              </w:rPr>
-              <w:t xml:space="preserve">경영 코멘트 (실적 분석 및 향후 전망)</w:t>
+              <w:t xml:space="preserve">시공 프로젝트 상세 (개요 탭)</w:t>
+            </w:r>
+          </w:p>
+        </w:tc>
+        <w:tc>
+          <w:tcPr>
+            <w:tcBorders>
+              <w:top w:val="single" w:color="CBD5E0" w:sz="1"/>
+              <w:left w:val="single" w:color="CBD5E0" w:sz="1"/>
+              <w:bottom w:val="single" w:color="CBD5E0" w:sz="1"/>
+              <w:right w:val="single" w:color="CBD5E0" w:sz="1"/>
+            </w:tcBorders>
+            <w:shd w:fill="FFFFFF" w:val="clear"/>
+            <w:tcMar>
+              <w:top w:type="dxa" w:w="120"/>
+              <w:left w:type="dxa" w:w="140"/>
+              <w:bottom w:type="dxa" w:w="120"/>
+              <w:right w:type="dxa" w:w="140"/>
+            </w:tcMar>
+          </w:tcPr>
+          <w:p>
+            <w:r>
+              <w:rPr>
+                <w:rFonts w:ascii="Arial" w:cs="Arial" w:eastAsia="Arial" w:hAnsi="Arial"/>
+                <w:b w:val="false"/>
+                <w:bCs w:val="false"/>
+                <w:color w:val="2D3748"/>
+                <w:sz w:val="18"/>
+                <w:szCs w:val="18"/>
+              </w:rPr>
+              <w:t xml:space="preserve">도급액</w:t>
             </w:r>
           </w:p>
         </w:tc>
@@ -1854,67 +1854,67 @@
                 <w:sz w:val="18"/>
                 <w:szCs w:val="18"/>
               </w:rPr>
-              <w:t xml:space="preserve">✍️ 수기 직접입력</w:t>
-            </w:r>
-          </w:p>
-        </w:tc>
-        <w:tc>
-          <w:tcPr>
-            <w:tcBorders>
-              <w:top w:val="single" w:color="CBD5E0" w:sz="1"/>
-              <w:left w:val="single" w:color="CBD5E0" w:sz="1"/>
-              <w:bottom w:val="single" w:color="CBD5E0" w:sz="1"/>
-              <w:right w:val="single" w:color="CBD5E0" w:sz="1"/>
-            </w:tcBorders>
-            <w:shd w:fill="FFFFFF" w:val="clear"/>
-            <w:tcMar>
-              <w:top w:type="dxa" w:w="120"/>
-              <w:left w:type="dxa" w:w="140"/>
-              <w:bottom w:type="dxa" w:w="120"/>
-              <w:right w:type="dxa" w:w="140"/>
-            </w:tcMar>
-          </w:tcPr>
-          <w:p>
-            <w:r>
-              <w:rPr>
-                <w:rFonts w:ascii="Arial" w:cs="Arial" w:eastAsia="Arial" w:hAnsi="Arial"/>
-                <w:b w:val="false"/>
-                <w:bCs w:val="false"/>
-                <w:color w:val="2D3748"/>
-                <w:sz w:val="18"/>
-                <w:szCs w:val="18"/>
-              </w:rPr>
-              <w:t xml:space="preserve">N/A (Dashboard Exclusive)</w:t>
-            </w:r>
-          </w:p>
-        </w:tc>
-        <w:tc>
-          <w:tcPr>
-            <w:tcBorders>
-              <w:top w:val="single" w:color="CBD5E0" w:sz="1"/>
-              <w:left w:val="single" w:color="CBD5E0" w:sz="1"/>
-              <w:bottom w:val="single" w:color="CBD5E0" w:sz="1"/>
-              <w:right w:val="single" w:color="CBD5E0" w:sz="1"/>
-            </w:tcBorders>
-            <w:shd w:fill="FFFFFF" w:val="clear"/>
-            <w:tcMar>
-              <w:top w:type="dxa" w:w="120"/>
-              <w:left w:type="dxa" w:w="140"/>
-              <w:bottom w:type="dxa" w:w="120"/>
-              <w:right w:type="dxa" w:w="140"/>
-            </w:tcMar>
-          </w:tcPr>
-          <w:p>
-            <w:r>
-              <w:rPr>
-                <w:rFonts w:ascii="Arial" w:cs="Arial" w:eastAsia="Arial" w:hAnsi="Arial"/>
-                <w:b w:val="false"/>
-                <w:bCs w:val="false"/>
-                <w:color w:val="2D3748"/>
-                <w:sz w:val="18"/>
-                <w:szCs w:val="18"/>
-              </w:rPr>
-              <w:t xml:space="preserve">Bottom Comment Panel (Edit &amp; Save)</w:t>
+              <w:t xml:space="preserve">🔄 ERP 자동동기화</w:t>
+            </w:r>
+          </w:p>
+        </w:tc>
+        <w:tc>
+          <w:tcPr>
+            <w:tcBorders>
+              <w:top w:val="single" w:color="CBD5E0" w:sz="1"/>
+              <w:left w:val="single" w:color="CBD5E0" w:sz="1"/>
+              <w:bottom w:val="single" w:color="CBD5E0" w:sz="1"/>
+              <w:right w:val="single" w:color="CBD5E0" w:sz="1"/>
+            </w:tcBorders>
+            <w:shd w:fill="F7FAFC" w:val="clear"/>
+            <w:tcMar>
+              <w:top w:type="dxa" w:w="120"/>
+              <w:left w:type="dxa" w:w="140"/>
+              <w:bottom w:type="dxa" w:w="120"/>
+              <w:right w:type="dxa" w:w="140"/>
+            </w:tcMar>
+          </w:tcPr>
+          <w:p>
+            <w:r>
+              <w:rPr>
+                <w:rFonts w:ascii="Arial" w:cs="Arial" w:eastAsia="Arial" w:hAnsi="Arial"/>
+                <w:b w:val="false"/>
+                <w:bCs w:val="false"/>
+                <w:color w:val="2D3748"/>
+                <w:sz w:val="18"/>
+                <w:szCs w:val="18"/>
+              </w:rPr>
+              <w:t xml:space="preserve">Common &gt; Construction Overview &gt; Register Construction Overview</w:t>
+            </w:r>
+          </w:p>
+        </w:tc>
+        <w:tc>
+          <w:tcPr>
+            <w:tcBorders>
+              <w:top w:val="single" w:color="CBD5E0" w:sz="1"/>
+              <w:left w:val="single" w:color="CBD5E0" w:sz="1"/>
+              <w:bottom w:val="single" w:color="CBD5E0" w:sz="1"/>
+              <w:right w:val="single" w:color="CBD5E0" w:sz="1"/>
+            </w:tcBorders>
+            <w:shd w:fill="F7FAFC" w:val="clear"/>
+            <w:tcMar>
+              <w:top w:type="dxa" w:w="120"/>
+              <w:left w:type="dxa" w:w="140"/>
+              <w:bottom w:type="dxa" w:w="120"/>
+              <w:right w:type="dxa" w:w="140"/>
+            </w:tcMar>
+          </w:tcPr>
+          <w:p>
+            <w:r>
+              <w:rPr>
+                <w:rFonts w:ascii="Arial" w:cs="Arial" w:eastAsia="Arial" w:hAnsi="Arial"/>
+                <w:b w:val="false"/>
+                <w:bCs w:val="false"/>
+                <w:color w:val="2D3748"/>
+                <w:sz w:val="18"/>
+                <w:szCs w:val="18"/>
+              </w:rPr>
+              <w:t xml:space="preserve">Tab Contract Details &gt; Total Contract Amount</w:t>
             </w:r>
           </w:p>
         </w:tc>
@@ -1946,37 +1946,37 @@
                 <w:sz w:val="18"/>
                 <w:szCs w:val="18"/>
               </w:rPr>
-              <w:t xml:space="preserve">시공 프로젝트 상세 - 개요 탭</w:t>
-            </w:r>
-          </w:p>
-        </w:tc>
-        <w:tc>
-          <w:tcPr>
-            <w:tcBorders>
-              <w:top w:val="single" w:color="CBD5E0" w:sz="1"/>
-              <w:left w:val="single" w:color="CBD5E0" w:sz="1"/>
-              <w:bottom w:val="single" w:color="CBD5E0" w:sz="1"/>
-              <w:right w:val="single" w:color="CBD5E0" w:sz="1"/>
-            </w:tcBorders>
-            <w:shd w:fill="FFFFFF" w:val="clear"/>
-            <w:tcMar>
-              <w:top w:type="dxa" w:w="120"/>
-              <w:left w:type="dxa" w:w="140"/>
-              <w:bottom w:type="dxa" w:w="120"/>
-              <w:right w:type="dxa" w:w="140"/>
-            </w:tcMar>
-          </w:tcPr>
-          <w:p>
-            <w:r>
-              <w:rPr>
-                <w:rFonts w:ascii="Arial" w:cs="Arial" w:eastAsia="Arial" w:hAnsi="Arial"/>
-                <w:b w:val="false"/>
-                <w:bCs w:val="false"/>
-                <w:color w:val="2D3748"/>
-                <w:sz w:val="18"/>
-                <w:szCs w:val="18"/>
-              </w:rPr>
-              <w:t xml:space="preserve">도급액 (VND)</w:t>
+              <w:t xml:space="preserve">시공 프로젝트 상세 (개요 탭)</w:t>
+            </w:r>
+          </w:p>
+        </w:tc>
+        <w:tc>
+          <w:tcPr>
+            <w:tcBorders>
+              <w:top w:val="single" w:color="CBD5E0" w:sz="1"/>
+              <w:left w:val="single" w:color="CBD5E0" w:sz="1"/>
+              <w:bottom w:val="single" w:color="CBD5E0" w:sz="1"/>
+              <w:right w:val="single" w:color="CBD5E0" w:sz="1"/>
+            </w:tcBorders>
+            <w:shd w:fill="FFFFFF" w:val="clear"/>
+            <w:tcMar>
+              <w:top w:type="dxa" w:w="120"/>
+              <w:left w:type="dxa" w:w="140"/>
+              <w:bottom w:type="dxa" w:w="120"/>
+              <w:right w:type="dxa" w:w="140"/>
+            </w:tcMar>
+          </w:tcPr>
+          <w:p>
+            <w:r>
+              <w:rPr>
+                <w:rFonts w:ascii="Arial" w:cs="Arial" w:eastAsia="Arial" w:hAnsi="Arial"/>
+                <w:b w:val="false"/>
+                <w:bCs w:val="false"/>
+                <w:color w:val="2D3748"/>
+                <w:sz w:val="18"/>
+                <w:szCs w:val="18"/>
+              </w:rPr>
+              <w:t xml:space="preserve">공사기간 (착공일 및 준공일)</w:t>
             </w:r>
           </w:p>
         </w:tc>
@@ -2036,37 +2036,37 @@
                 <w:sz w:val="18"/>
                 <w:szCs w:val="18"/>
               </w:rPr>
-              <w:t xml:space="preserve">Construction Overview Registration / Contract Summary</w:t>
-            </w:r>
-          </w:p>
-        </w:tc>
-        <w:tc>
-          <w:tcPr>
-            <w:tcBorders>
-              <w:top w:val="single" w:color="CBD5E0" w:sz="1"/>
-              <w:left w:val="single" w:color="CBD5E0" w:sz="1"/>
-              <w:bottom w:val="single" w:color="CBD5E0" w:sz="1"/>
-              <w:right w:val="single" w:color="CBD5E0" w:sz="1"/>
-            </w:tcBorders>
-            <w:shd w:fill="FFFFFF" w:val="clear"/>
-            <w:tcMar>
-              <w:top w:type="dxa" w:w="120"/>
-              <w:left w:type="dxa" w:w="140"/>
-              <w:bottom w:type="dxa" w:w="120"/>
-              <w:right w:type="dxa" w:w="140"/>
-            </w:tcMar>
-          </w:tcPr>
-          <w:p>
-            <w:r>
-              <w:rPr>
-                <w:rFonts w:ascii="Arial" w:cs="Arial" w:eastAsia="Arial" w:hAnsi="Arial"/>
-                <w:b w:val="false"/>
-                <w:bCs w:val="false"/>
-                <w:color w:val="2D3748"/>
-                <w:sz w:val="18"/>
-                <w:szCs w:val="18"/>
-              </w:rPr>
-              <w:t xml:space="preserve">Total Contract Won Amount (TOTALCTRTWONAMT)</w:t>
+              <w:t xml:space="preserve">Common &gt; Construction Overview &gt; Register Construction Overview</w:t>
+            </w:r>
+          </w:p>
+        </w:tc>
+        <w:tc>
+          <w:tcPr>
+            <w:tcBorders>
+              <w:top w:val="single" w:color="CBD5E0" w:sz="1"/>
+              <w:left w:val="single" w:color="CBD5E0" w:sz="1"/>
+              <w:bottom w:val="single" w:color="CBD5E0" w:sz="1"/>
+              <w:right w:val="single" w:color="CBD5E0" w:sz="1"/>
+            </w:tcBorders>
+            <w:shd w:fill="FFFFFF" w:val="clear"/>
+            <w:tcMar>
+              <w:top w:type="dxa" w:w="120"/>
+              <w:left w:type="dxa" w:w="140"/>
+              <w:bottom w:type="dxa" w:w="120"/>
+              <w:right w:type="dxa" w:w="140"/>
+            </w:tcMar>
+          </w:tcPr>
+          <w:p>
+            <w:r>
+              <w:rPr>
+                <w:rFonts w:ascii="Arial" w:cs="Arial" w:eastAsia="Arial" w:hAnsi="Arial"/>
+                <w:b w:val="false"/>
+                <w:bCs w:val="false"/>
+                <w:color w:val="2D3748"/>
+                <w:sz w:val="18"/>
+                <w:szCs w:val="18"/>
+              </w:rPr>
+              <w:t xml:space="preserve">Tab Construction Period &gt; - Actual Start Date- Actual Final Completion / Expected Final Completion Date</w:t>
             </w:r>
           </w:p>
         </w:tc>
@@ -2098,37 +2098,37 @@
                 <w:sz w:val="18"/>
                 <w:szCs w:val="18"/>
               </w:rPr>
-              <w:t xml:space="preserve">시공 프로젝트 상세 - 개요 탭</w:t>
-            </w:r>
-          </w:p>
-        </w:tc>
-        <w:tc>
-          <w:tcPr>
-            <w:tcBorders>
-              <w:top w:val="single" w:color="CBD5E0" w:sz="1"/>
-              <w:left w:val="single" w:color="CBD5E0" w:sz="1"/>
-              <w:bottom w:val="single" w:color="CBD5E0" w:sz="1"/>
-              <w:right w:val="single" w:color="CBD5E0" w:sz="1"/>
-            </w:tcBorders>
-            <w:shd w:fill="FFFFFF" w:val="clear"/>
-            <w:tcMar>
-              <w:top w:type="dxa" w:w="120"/>
-              <w:left w:type="dxa" w:w="140"/>
-              <w:bottom w:type="dxa" w:w="120"/>
-              <w:right w:type="dxa" w:w="140"/>
-            </w:tcMar>
-          </w:tcPr>
-          <w:p>
-            <w:r>
-              <w:rPr>
-                <w:rFonts w:ascii="Arial" w:cs="Arial" w:eastAsia="Arial" w:hAnsi="Arial"/>
-                <w:b w:val="false"/>
-                <w:bCs w:val="false"/>
-                <w:color w:val="2D3748"/>
-                <w:sz w:val="18"/>
-                <w:szCs w:val="18"/>
-              </w:rPr>
-              <w:t xml:space="preserve">공사기간 (착공일 ~ 준공예정일)</w:t>
+              <w:t xml:space="preserve">시공 프로젝트 상세 (개요 탭)</w:t>
+            </w:r>
+          </w:p>
+        </w:tc>
+        <w:tc>
+          <w:tcPr>
+            <w:tcBorders>
+              <w:top w:val="single" w:color="CBD5E0" w:sz="1"/>
+              <w:left w:val="single" w:color="CBD5E0" w:sz="1"/>
+              <w:bottom w:val="single" w:color="CBD5E0" w:sz="1"/>
+              <w:right w:val="single" w:color="CBD5E0" w:sz="1"/>
+            </w:tcBorders>
+            <w:shd w:fill="FFFFFF" w:val="clear"/>
+            <w:tcMar>
+              <w:top w:type="dxa" w:w="120"/>
+              <w:left w:type="dxa" w:w="140"/>
+              <w:bottom w:type="dxa" w:w="120"/>
+              <w:right w:type="dxa" w:w="140"/>
+            </w:tcMar>
+          </w:tcPr>
+          <w:p>
+            <w:r>
+              <w:rPr>
+                <w:rFonts w:ascii="Arial" w:cs="Arial" w:eastAsia="Arial" w:hAnsi="Arial"/>
+                <w:b w:val="false"/>
+                <w:bCs w:val="false"/>
+                <w:color w:val="2D3748"/>
+                <w:sz w:val="18"/>
+                <w:szCs w:val="18"/>
+              </w:rPr>
+              <w:t xml:space="preserve">프로젝트 제원 (발주처, 규모, 위치, 대지면적, 연면적, 용도, 지분율, 파트너사, 계약방식, 지급조건, 하자보증기간, 하자보증금, 선수금, 유보금, VE 조건)</w:t>
             </w:r>
           </w:p>
         </w:tc>
@@ -2158,67 +2158,67 @@
                 <w:sz w:val="18"/>
                 <w:szCs w:val="18"/>
               </w:rPr>
-              <w:t xml:space="preserve">🔄 ERP 자동동기화</w:t>
-            </w:r>
-          </w:p>
-        </w:tc>
-        <w:tc>
-          <w:tcPr>
-            <w:tcBorders>
-              <w:top w:val="single" w:color="CBD5E0" w:sz="1"/>
-              <w:left w:val="single" w:color="CBD5E0" w:sz="1"/>
-              <w:bottom w:val="single" w:color="CBD5E0" w:sz="1"/>
-              <w:right w:val="single" w:color="CBD5E0" w:sz="1"/>
-            </w:tcBorders>
-            <w:shd w:fill="FFFFFF" w:val="clear"/>
-            <w:tcMar>
-              <w:top w:type="dxa" w:w="120"/>
-              <w:left w:type="dxa" w:w="140"/>
-              <w:bottom w:type="dxa" w:w="120"/>
-              <w:right w:type="dxa" w:w="140"/>
-            </w:tcMar>
-          </w:tcPr>
-          <w:p>
-            <w:r>
-              <w:rPr>
-                <w:rFonts w:ascii="Arial" w:cs="Arial" w:eastAsia="Arial" w:hAnsi="Arial"/>
-                <w:b w:val="false"/>
-                <w:bCs w:val="false"/>
-                <w:color w:val="2D3748"/>
-                <w:sz w:val="18"/>
-                <w:szCs w:val="18"/>
-              </w:rPr>
-              <w:t xml:space="preserve">Construction Overview Registration &gt; Period</w:t>
-            </w:r>
-          </w:p>
-        </w:tc>
-        <w:tc>
-          <w:tcPr>
-            <w:tcBorders>
-              <w:top w:val="single" w:color="CBD5E0" w:sz="1"/>
-              <w:left w:val="single" w:color="CBD5E0" w:sz="1"/>
-              <w:bottom w:val="single" w:color="CBD5E0" w:sz="1"/>
-              <w:right w:val="single" w:color="CBD5E0" w:sz="1"/>
-            </w:tcBorders>
-            <w:shd w:fill="FFFFFF" w:val="clear"/>
-            <w:tcMar>
-              <w:top w:type="dxa" w:w="120"/>
-              <w:left w:type="dxa" w:w="140"/>
-              <w:bottom w:type="dxa" w:w="120"/>
-              <w:right w:type="dxa" w:w="140"/>
-            </w:tcMar>
-          </w:tcPr>
-          <w:p>
-            <w:r>
-              <w:rPr>
-                <w:rFonts w:ascii="Arial" w:cs="Arial" w:eastAsia="Arial" w:hAnsi="Arial"/>
-                <w:b w:val="false"/>
-                <w:bCs w:val="false"/>
-                <w:color w:val="2D3748"/>
-                <w:sz w:val="18"/>
-                <w:szCs w:val="18"/>
-              </w:rPr>
-              <w:t xml:space="preserve">Actual Start (STCONSTDATE) ~ Sched. Completion (CMPLSCHDDATE)</w:t>
+              <w:t xml:space="preserve">✍️ 수기 직접입력</w:t>
+            </w:r>
+          </w:p>
+        </w:tc>
+        <w:tc>
+          <w:tcPr>
+            <w:tcBorders>
+              <w:top w:val="single" w:color="CBD5E0" w:sz="1"/>
+              <w:left w:val="single" w:color="CBD5E0" w:sz="1"/>
+              <w:bottom w:val="single" w:color="CBD5E0" w:sz="1"/>
+              <w:right w:val="single" w:color="CBD5E0" w:sz="1"/>
+            </w:tcBorders>
+            <w:shd w:fill="F7FAFC" w:val="clear"/>
+            <w:tcMar>
+              <w:top w:type="dxa" w:w="120"/>
+              <w:left w:type="dxa" w:w="140"/>
+              <w:bottom w:type="dxa" w:w="120"/>
+              <w:right w:type="dxa" w:w="140"/>
+            </w:tcMar>
+          </w:tcPr>
+          <w:p>
+            <w:r>
+              <w:rPr>
+                <w:rFonts w:ascii="Arial" w:cs="Arial" w:eastAsia="Arial" w:hAnsi="Arial"/>
+                <w:b w:val="false"/>
+                <w:bCs w:val="false"/>
+                <w:color w:val="2D3748"/>
+                <w:sz w:val="18"/>
+                <w:szCs w:val="18"/>
+              </w:rPr>
+              <w:t xml:space="preserve"/>
+            </w:r>
+          </w:p>
+        </w:tc>
+        <w:tc>
+          <w:tcPr>
+            <w:tcBorders>
+              <w:top w:val="single" w:color="CBD5E0" w:sz="1"/>
+              <w:left w:val="single" w:color="CBD5E0" w:sz="1"/>
+              <w:bottom w:val="single" w:color="CBD5E0" w:sz="1"/>
+              <w:right w:val="single" w:color="CBD5E0" w:sz="1"/>
+            </w:tcBorders>
+            <w:shd w:fill="F7FAFC" w:val="clear"/>
+            <w:tcMar>
+              <w:top w:type="dxa" w:w="120"/>
+              <w:left w:type="dxa" w:w="140"/>
+              <w:bottom w:type="dxa" w:w="120"/>
+              <w:right w:type="dxa" w:w="140"/>
+            </w:tcMar>
+          </w:tcPr>
+          <w:p>
+            <w:r>
+              <w:rPr>
+                <w:rFonts w:ascii="Arial" w:cs="Arial" w:eastAsia="Arial" w:hAnsi="Arial"/>
+                <w:b w:val="false"/>
+                <w:bCs w:val="false"/>
+                <w:color w:val="2D3748"/>
+                <w:sz w:val="18"/>
+                <w:szCs w:val="18"/>
+              </w:rPr>
+              <w:t xml:space="preserve"/>
             </w:r>
           </w:p>
         </w:tc>
@@ -2250,37 +2250,37 @@
                 <w:sz w:val="18"/>
                 <w:szCs w:val="18"/>
               </w:rPr>
-              <w:t xml:space="preserve">시공 프로젝트 상세 - 개요 탭</w:t>
-            </w:r>
-          </w:p>
-        </w:tc>
-        <w:tc>
-          <w:tcPr>
-            <w:tcBorders>
-              <w:top w:val="single" w:color="CBD5E0" w:sz="1"/>
-              <w:left w:val="single" w:color="CBD5E0" w:sz="1"/>
-              <w:bottom w:val="single" w:color="CBD5E0" w:sz="1"/>
-              <w:right w:val="single" w:color="CBD5E0" w:sz="1"/>
-            </w:tcBorders>
-            <w:shd w:fill="FFFFFF" w:val="clear"/>
-            <w:tcMar>
-              <w:top w:type="dxa" w:w="120"/>
-              <w:left w:type="dxa" w:w="140"/>
-              <w:bottom w:type="dxa" w:w="120"/>
-              <w:right w:type="dxa" w:w="140"/>
-            </w:tcMar>
-          </w:tcPr>
-          <w:p>
-            <w:r>
-              <w:rPr>
-                <w:rFonts w:ascii="Arial" w:cs="Arial" w:eastAsia="Arial" w:hAnsi="Arial"/>
-                <w:b w:val="false"/>
-                <w:bCs w:val="false"/>
-                <w:color w:val="2D3748"/>
-                <w:sz w:val="18"/>
-                <w:szCs w:val="18"/>
-              </w:rPr>
-              <w:t xml:space="preserve">프로젝트 일반제원 (발주처, 공사규모, 연면적, 위치, 용도, 하자보증, 선급금 등)</w:t>
+              <w:t xml:space="preserve">시공 프로젝트 상세 (개요 탭)</w:t>
+            </w:r>
+          </w:p>
+        </w:tc>
+        <w:tc>
+          <w:tcPr>
+            <w:tcBorders>
+              <w:top w:val="single" w:color="CBD5E0" w:sz="1"/>
+              <w:left w:val="single" w:color="CBD5E0" w:sz="1"/>
+              <w:bottom w:val="single" w:color="CBD5E0" w:sz="1"/>
+              <w:right w:val="single" w:color="CBD5E0" w:sz="1"/>
+            </w:tcBorders>
+            <w:shd w:fill="FFFFFF" w:val="clear"/>
+            <w:tcMar>
+              <w:top w:type="dxa" w:w="120"/>
+              <w:left w:type="dxa" w:w="140"/>
+              <w:bottom w:type="dxa" w:w="120"/>
+              <w:right w:type="dxa" w:w="140"/>
+            </w:tcMar>
+          </w:tcPr>
+          <w:p>
+            <w:r>
+              <w:rPr>
+                <w:rFonts w:ascii="Arial" w:cs="Arial" w:eastAsia="Arial" w:hAnsi="Arial"/>
+                <w:b w:val="false"/>
+                <w:bCs w:val="false"/>
+                <w:color w:val="2D3748"/>
+                <w:sz w:val="18"/>
+                <w:szCs w:val="18"/>
+              </w:rPr>
+              <w:t xml:space="preserve">현장 사진</w:t>
             </w:r>
           </w:p>
         </w:tc>
@@ -2310,67 +2310,67 @@
                 <w:sz w:val="18"/>
                 <w:szCs w:val="18"/>
               </w:rPr>
-              <w:t xml:space="preserve">✍️ 수기 직접입력</w:t>
-            </w:r>
-          </w:p>
-        </w:tc>
-        <w:tc>
-          <w:tcPr>
-            <w:tcBorders>
-              <w:top w:val="single" w:color="CBD5E0" w:sz="1"/>
-              <w:left w:val="single" w:color="CBD5E0" w:sz="1"/>
-              <w:bottom w:val="single" w:color="CBD5E0" w:sz="1"/>
-              <w:right w:val="single" w:color="CBD5E0" w:sz="1"/>
-            </w:tcBorders>
-            <w:shd w:fill="FFFFFF" w:val="clear"/>
-            <w:tcMar>
-              <w:top w:type="dxa" w:w="120"/>
-              <w:left w:type="dxa" w:w="140"/>
-              <w:bottom w:type="dxa" w:w="120"/>
-              <w:right w:type="dxa" w:w="140"/>
-            </w:tcMar>
-          </w:tcPr>
-          <w:p>
-            <w:r>
-              <w:rPr>
-                <w:rFonts w:ascii="Arial" w:cs="Arial" w:eastAsia="Arial" w:hAnsi="Arial"/>
-                <w:b w:val="false"/>
-                <w:bCs w:val="false"/>
-                <w:color w:val="2D3748"/>
-                <w:sz w:val="18"/>
-                <w:szCs w:val="18"/>
-              </w:rPr>
-              <w:t xml:space="preserve">Construction Overview Registration (Unregistered items)</w:t>
-            </w:r>
-          </w:p>
-        </w:tc>
-        <w:tc>
-          <w:tcPr>
-            <w:tcBorders>
-              <w:top w:val="single" w:color="CBD5E0" w:sz="1"/>
-              <w:left w:val="single" w:color="CBD5E0" w:sz="1"/>
-              <w:bottom w:val="single" w:color="CBD5E0" w:sz="1"/>
-              <w:right w:val="single" w:color="CBD5E0" w:sz="1"/>
-            </w:tcBorders>
-            <w:shd w:fill="FFFFFF" w:val="clear"/>
-            <w:tcMar>
-              <w:top w:type="dxa" w:w="120"/>
-              <w:left w:type="dxa" w:w="140"/>
-              <w:bottom w:type="dxa" w:w="120"/>
-              <w:right w:type="dxa" w:w="140"/>
-            </w:tcMar>
-          </w:tcPr>
-          <w:p>
-            <w:r>
-              <w:rPr>
-                <w:rFonts w:ascii="Arial" w:cs="Arial" w:eastAsia="Arial" w:hAnsi="Arial"/>
-                <w:b w:val="false"/>
-                <w:bCs w:val="false"/>
-                <w:color w:val="2D3748"/>
-                <w:sz w:val="18"/>
-                <w:szCs w:val="18"/>
-              </w:rPr>
-              <w:t xml:space="preserve">Data Entry Tab &gt; 0. Overview Information</w:t>
+              <w:t xml:space="preserve">🔄 ERP 자동동기화</w:t>
+            </w:r>
+          </w:p>
+        </w:tc>
+        <w:tc>
+          <w:tcPr>
+            <w:tcBorders>
+              <w:top w:val="single" w:color="CBD5E0" w:sz="1"/>
+              <w:left w:val="single" w:color="CBD5E0" w:sz="1"/>
+              <w:bottom w:val="single" w:color="CBD5E0" w:sz="1"/>
+              <w:right w:val="single" w:color="CBD5E0" w:sz="1"/>
+            </w:tcBorders>
+            <w:shd w:fill="FFFFFF" w:val="clear"/>
+            <w:tcMar>
+              <w:top w:type="dxa" w:w="120"/>
+              <w:left w:type="dxa" w:w="140"/>
+              <w:bottom w:type="dxa" w:w="120"/>
+              <w:right w:type="dxa" w:w="140"/>
+            </w:tcMar>
+          </w:tcPr>
+          <w:p>
+            <w:r>
+              <w:rPr>
+                <w:rFonts w:ascii="Arial" w:cs="Arial" w:eastAsia="Arial" w:hAnsi="Arial"/>
+                <w:b w:val="false"/>
+                <w:bCs w:val="false"/>
+                <w:color w:val="2D3748"/>
+                <w:sz w:val="18"/>
+                <w:szCs w:val="18"/>
+              </w:rPr>
+              <w:t xml:space="preserve">Common &gt; Perspective/Photo &gt; Register Perspective</w:t>
+            </w:r>
+          </w:p>
+        </w:tc>
+        <w:tc>
+          <w:tcPr>
+            <w:tcBorders>
+              <w:top w:val="single" w:color="CBD5E0" w:sz="1"/>
+              <w:left w:val="single" w:color="CBD5E0" w:sz="1"/>
+              <w:bottom w:val="single" w:color="CBD5E0" w:sz="1"/>
+              <w:right w:val="single" w:color="CBD5E0" w:sz="1"/>
+            </w:tcBorders>
+            <w:shd w:fill="FFFFFF" w:val="clear"/>
+            <w:tcMar>
+              <w:top w:type="dxa" w:w="120"/>
+              <w:left w:type="dxa" w:w="140"/>
+              <w:bottom w:type="dxa" w:w="120"/>
+              <w:right w:type="dxa" w:w="140"/>
+            </w:tcMar>
+          </w:tcPr>
+          <w:p>
+            <w:r>
+              <w:rPr>
+                <w:rFonts w:ascii="Arial" w:cs="Arial" w:eastAsia="Arial" w:hAnsi="Arial"/>
+                <w:b w:val="false"/>
+                <w:bCs w:val="false"/>
+                <w:color w:val="2D3748"/>
+                <w:sz w:val="18"/>
+                <w:szCs w:val="18"/>
+              </w:rPr>
+              <w:t xml:space="preserve">Aerial rendering</w:t>
             </w:r>
           </w:p>
         </w:tc>
@@ -2402,37 +2402,37 @@
                 <w:sz w:val="18"/>
                 <w:szCs w:val="18"/>
               </w:rPr>
-              <w:t xml:space="preserve">시공 프로젝트 상세 - 개요 탭</w:t>
-            </w:r>
-          </w:p>
-        </w:tc>
-        <w:tc>
-          <w:tcPr>
-            <w:tcBorders>
-              <w:top w:val="single" w:color="CBD5E0" w:sz="1"/>
-              <w:left w:val="single" w:color="CBD5E0" w:sz="1"/>
-              <w:bottom w:val="single" w:color="CBD5E0" w:sz="1"/>
-              <w:right w:val="single" w:color="CBD5E0" w:sz="1"/>
-            </w:tcBorders>
-            <w:shd w:fill="FFFFFF" w:val="clear"/>
-            <w:tcMar>
-              <w:top w:type="dxa" w:w="120"/>
-              <w:left w:type="dxa" w:w="140"/>
-              <w:bottom w:type="dxa" w:w="120"/>
-              <w:right w:type="dxa" w:w="140"/>
-            </w:tcMar>
-          </w:tcPr>
-          <w:p>
-            <w:r>
-              <w:rPr>
-                <w:rFonts w:ascii="Arial" w:cs="Arial" w:eastAsia="Arial" w:hAnsi="Arial"/>
-                <w:b w:val="false"/>
-                <w:bCs w:val="false"/>
-                <w:color w:val="2D3748"/>
-                <w:sz w:val="18"/>
-                <w:szCs w:val="18"/>
-              </w:rPr>
-              <w:t xml:space="preserve">조감도 사진</w:t>
+              <w:t xml:space="preserve">시공 프로젝트 상세 (공정 탭)</w:t>
+            </w:r>
+          </w:p>
+        </w:tc>
+        <w:tc>
+          <w:tcPr>
+            <w:tcBorders>
+              <w:top w:val="single" w:color="CBD5E0" w:sz="1"/>
+              <w:left w:val="single" w:color="CBD5E0" w:sz="1"/>
+              <w:bottom w:val="single" w:color="CBD5E0" w:sz="1"/>
+              <w:right w:val="single" w:color="CBD5E0" w:sz="1"/>
+            </w:tcBorders>
+            <w:shd w:fill="FFFFFF" w:val="clear"/>
+            <w:tcMar>
+              <w:top w:type="dxa" w:w="120"/>
+              <w:left w:type="dxa" w:w="140"/>
+              <w:bottom w:type="dxa" w:w="120"/>
+              <w:right w:type="dxa" w:w="140"/>
+            </w:tcMar>
+          </w:tcPr>
+          <w:p>
+            <w:r>
+              <w:rPr>
+                <w:rFonts w:ascii="Arial" w:cs="Arial" w:eastAsia="Arial" w:hAnsi="Arial"/>
+                <w:b w:val="false"/>
+                <w:bCs w:val="false"/>
+                <w:color w:val="2D3748"/>
+                <w:sz w:val="18"/>
+                <w:szCs w:val="18"/>
+              </w:rPr>
+              <w:t xml:space="preserve">월별 실적 (%)</w:t>
             </w:r>
           </w:p>
         </w:tc>
@@ -2474,55 +2474,55 @@
               <w:bottom w:val="single" w:color="CBD5E0" w:sz="1"/>
               <w:right w:val="single" w:color="CBD5E0" w:sz="1"/>
             </w:tcBorders>
-            <w:shd w:fill="FFFFFF" w:val="clear"/>
-            <w:tcMar>
-              <w:top w:type="dxa" w:w="120"/>
-              <w:left w:type="dxa" w:w="140"/>
-              <w:bottom w:type="dxa" w:w="120"/>
-              <w:right w:type="dxa" w:w="140"/>
-            </w:tcMar>
-          </w:tcPr>
-          <w:p>
-            <w:r>
-              <w:rPr>
-                <w:rFonts w:ascii="Arial" w:cs="Arial" w:eastAsia="Arial" w:hAnsi="Arial"/>
-                <w:b w:val="false"/>
-                <w:bCs w:val="false"/>
-                <w:color w:val="2D3748"/>
-                <w:sz w:val="18"/>
-                <w:szCs w:val="18"/>
-              </w:rPr>
-              <w:t xml:space="preserve">Construction Overview Registration &gt; Aerial View</w:t>
-            </w:r>
-          </w:p>
-        </w:tc>
-        <w:tc>
-          <w:tcPr>
-            <w:tcBorders>
-              <w:top w:val="single" w:color="CBD5E0" w:sz="1"/>
-              <w:left w:val="single" w:color="CBD5E0" w:sz="1"/>
-              <w:bottom w:val="single" w:color="CBD5E0" w:sz="1"/>
-              <w:right w:val="single" w:color="CBD5E0" w:sz="1"/>
-            </w:tcBorders>
-            <w:shd w:fill="FFFFFF" w:val="clear"/>
-            <w:tcMar>
-              <w:top w:type="dxa" w:w="120"/>
-              <w:left w:type="dxa" w:w="140"/>
-              <w:bottom w:type="dxa" w:w="120"/>
-              <w:right w:type="dxa" w:w="140"/>
-            </w:tcMar>
-          </w:tcPr>
-          <w:p>
-            <w:r>
-              <w:rPr>
-                <w:rFonts w:ascii="Arial" w:cs="Arial" w:eastAsia="Arial" w:hAnsi="Arial"/>
-                <w:b w:val="false"/>
-                <w:bCs w:val="false"/>
-                <w:color w:val="2D3748"/>
-                <w:sz w:val="18"/>
-                <w:szCs w:val="18"/>
-              </w:rPr>
-              <w:t xml:space="preserve">Aerial View Picture File (AIRVIEWPICPATH)</w:t>
+            <w:shd w:fill="F7FAFC" w:val="clear"/>
+            <w:tcMar>
+              <w:top w:type="dxa" w:w="120"/>
+              <w:left w:type="dxa" w:w="140"/>
+              <w:bottom w:type="dxa" w:w="120"/>
+              <w:right w:type="dxa" w:w="140"/>
+            </w:tcMar>
+          </w:tcPr>
+          <w:p>
+            <w:r>
+              <w:rPr>
+                <w:rFonts w:ascii="Arial" w:cs="Arial" w:eastAsia="Arial" w:hAnsi="Arial"/>
+                <w:b w:val="false"/>
+                <w:bCs w:val="false"/>
+                <w:color w:val="2D3748"/>
+                <w:sz w:val="18"/>
+                <w:szCs w:val="18"/>
+              </w:rPr>
+              <w:t xml:space="preserve">1. Cost &gt; Cost Performance &gt; Cost Input Status by Execution Details2. Sub-Contracting &gt; Request Execution Resolution (Site) &gt; Request Execution Resolution(Site)</w:t>
+            </w:r>
+          </w:p>
+        </w:tc>
+        <w:tc>
+          <w:tcPr>
+            <w:tcBorders>
+              <w:top w:val="single" w:color="CBD5E0" w:sz="1"/>
+              <w:left w:val="single" w:color="CBD5E0" w:sz="1"/>
+              <w:bottom w:val="single" w:color="CBD5E0" w:sz="1"/>
+              <w:right w:val="single" w:color="CBD5E0" w:sz="1"/>
+            </w:tcBorders>
+            <w:shd w:fill="F7FAFC" w:val="clear"/>
+            <w:tcMar>
+              <w:top w:type="dxa" w:w="120"/>
+              <w:left w:type="dxa" w:w="140"/>
+              <w:bottom w:type="dxa" w:w="120"/>
+              <w:right w:type="dxa" w:w="140"/>
+            </w:tcMar>
+          </w:tcPr>
+          <w:p>
+            <w:r>
+              <w:rPr>
+                <w:rFonts w:ascii="Arial" w:cs="Arial" w:eastAsia="Arial" w:hAnsi="Arial"/>
+                <w:b w:val="false"/>
+                <w:bCs w:val="false"/>
+                <w:color w:val="2D3748"/>
+                <w:sz w:val="18"/>
+                <w:szCs w:val="18"/>
+              </w:rPr>
+              <w:t xml:space="preserve">1. Sum total column input By Month(1-12)2. Sum column Execution Budget &gt; Amount3. Request Execution Resolution(Site) sum column Execution Budget minus sum column Implementation AmountActual = (1(each month)/(2-3))*100%</w:t>
             </w:r>
           </w:p>
         </w:tc>
@@ -2554,37 +2554,37 @@
                 <w:sz w:val="18"/>
                 <w:szCs w:val="18"/>
               </w:rPr>
-              <w:t xml:space="preserve">시공 프로젝트 상세 - 공정 탭</w:t>
-            </w:r>
-          </w:p>
-        </w:tc>
-        <w:tc>
-          <w:tcPr>
-            <w:tcBorders>
-              <w:top w:val="single" w:color="CBD5E0" w:sz="1"/>
-              <w:left w:val="single" w:color="CBD5E0" w:sz="1"/>
-              <w:bottom w:val="single" w:color="CBD5E0" w:sz="1"/>
-              <w:right w:val="single" w:color="CBD5E0" w:sz="1"/>
-            </w:tcBorders>
-            <w:shd w:fill="FFFFFF" w:val="clear"/>
-            <w:tcMar>
-              <w:top w:type="dxa" w:w="120"/>
-              <w:left w:type="dxa" w:w="140"/>
-              <w:bottom w:type="dxa" w:w="120"/>
-              <w:right w:type="dxa" w:w="140"/>
-            </w:tcMar>
-          </w:tcPr>
-          <w:p>
-            <w:r>
-              <w:rPr>
-                <w:rFonts w:ascii="Arial" w:cs="Arial" w:eastAsia="Arial" w:hAnsi="Arial"/>
-                <w:b w:val="false"/>
-                <w:bCs w:val="false"/>
-                <w:color w:val="2D3748"/>
-                <w:sz w:val="18"/>
-                <w:szCs w:val="18"/>
-              </w:rPr>
-              <w:t xml:space="preserve">월별 실적 공정률 (%)</w:t>
+              <w:t xml:space="preserve">시공 프로젝트 상세 (공정 탭)</w:t>
+            </w:r>
+          </w:p>
+        </w:tc>
+        <w:tc>
+          <w:tcPr>
+            <w:tcBorders>
+              <w:top w:val="single" w:color="CBD5E0" w:sz="1"/>
+              <w:left w:val="single" w:color="CBD5E0" w:sz="1"/>
+              <w:bottom w:val="single" w:color="CBD5E0" w:sz="1"/>
+              <w:right w:val="single" w:color="CBD5E0" w:sz="1"/>
+            </w:tcBorders>
+            <w:shd w:fill="FFFFFF" w:val="clear"/>
+            <w:tcMar>
+              <w:top w:type="dxa" w:w="120"/>
+              <w:left w:type="dxa" w:w="140"/>
+              <w:bottom w:type="dxa" w:w="120"/>
+              <w:right w:type="dxa" w:w="140"/>
+            </w:tcMar>
+          </w:tcPr>
+          <w:p>
+            <w:r>
+              <w:rPr>
+                <w:rFonts w:ascii="Arial" w:cs="Arial" w:eastAsia="Arial" w:hAnsi="Arial"/>
+                <w:b w:val="false"/>
+                <w:bCs w:val="false"/>
+                <w:color w:val="2D3748"/>
+                <w:sz w:val="18"/>
+                <w:szCs w:val="18"/>
+              </w:rPr>
+              <w:t xml:space="preserve">월별 계획 (%)</w:t>
             </w:r>
           </w:p>
         </w:tc>
@@ -2614,67 +2614,67 @@
                 <w:sz w:val="18"/>
                 <w:szCs w:val="18"/>
               </w:rPr>
-              <w:t xml:space="preserve">🔄 ERP 자동동기화</w:t>
-            </w:r>
-          </w:p>
-        </w:tc>
-        <w:tc>
-          <w:tcPr>
-            <w:tcBorders>
-              <w:top w:val="single" w:color="CBD5E0" w:sz="1"/>
-              <w:left w:val="single" w:color="CBD5E0" w:sz="1"/>
-              <w:bottom w:val="single" w:color="CBD5E0" w:sz="1"/>
-              <w:right w:val="single" w:color="CBD5E0" w:sz="1"/>
-            </w:tcBorders>
-            <w:shd w:fill="FFFFFF" w:val="clear"/>
-            <w:tcMar>
-              <w:top w:type="dxa" w:w="120"/>
-              <w:left w:type="dxa" w:w="140"/>
-              <w:bottom w:type="dxa" w:w="120"/>
-              <w:right w:type="dxa" w:w="140"/>
-            </w:tcMar>
-          </w:tcPr>
-          <w:p>
-            <w:r>
-              <w:rPr>
-                <w:rFonts w:ascii="Arial" w:cs="Arial" w:eastAsia="Arial" w:hAnsi="Arial"/>
-                <w:b w:val="false"/>
-                <w:bCs w:val="false"/>
-                <w:color w:val="2D3748"/>
-                <w:sz w:val="18"/>
-                <w:szCs w:val="18"/>
-              </w:rPr>
-              <w:t xml:space="preserve">Cost Progress Rate (%) / Execution Progress (Site)</w:t>
-            </w:r>
-          </w:p>
-        </w:tc>
-        <w:tc>
-          <w:tcPr>
-            <w:tcBorders>
-              <w:top w:val="single" w:color="CBD5E0" w:sz="1"/>
-              <w:left w:val="single" w:color="CBD5E0" w:sz="1"/>
-              <w:bottom w:val="single" w:color="CBD5E0" w:sz="1"/>
-              <w:right w:val="single" w:color="CBD5E0" w:sz="1"/>
-            </w:tcBorders>
-            <w:shd w:fill="FFFFFF" w:val="clear"/>
-            <w:tcMar>
-              <w:top w:type="dxa" w:w="120"/>
-              <w:left w:type="dxa" w:w="140"/>
-              <w:bottom w:type="dxa" w:w="120"/>
-              <w:right w:type="dxa" w:w="140"/>
-            </w:tcMar>
-          </w:tcPr>
-          <w:p>
-            <w:r>
-              <w:rPr>
-                <w:rFonts w:ascii="Arial" w:cs="Arial" w:eastAsia="Arial" w:hAnsi="Arial"/>
-                <w:b w:val="false"/>
-                <w:bCs w:val="false"/>
-                <w:color w:val="2D3748"/>
-                <w:sz w:val="18"/>
-                <w:szCs w:val="18"/>
-              </w:rPr>
-              <w:t xml:space="preserve">Calculated progress rate based on monthly cost input</w:t>
+              <w:t xml:space="preserve">✍️ 수기 직접입력</w:t>
+            </w:r>
+          </w:p>
+        </w:tc>
+        <w:tc>
+          <w:tcPr>
+            <w:tcBorders>
+              <w:top w:val="single" w:color="CBD5E0" w:sz="1"/>
+              <w:left w:val="single" w:color="CBD5E0" w:sz="1"/>
+              <w:bottom w:val="single" w:color="CBD5E0" w:sz="1"/>
+              <w:right w:val="single" w:color="CBD5E0" w:sz="1"/>
+            </w:tcBorders>
+            <w:shd w:fill="FFFFFF" w:val="clear"/>
+            <w:tcMar>
+              <w:top w:type="dxa" w:w="120"/>
+              <w:left w:type="dxa" w:w="140"/>
+              <w:bottom w:type="dxa" w:w="120"/>
+              <w:right w:type="dxa" w:w="140"/>
+            </w:tcMar>
+          </w:tcPr>
+          <w:p>
+            <w:r>
+              <w:rPr>
+                <w:rFonts w:ascii="Arial" w:cs="Arial" w:eastAsia="Arial" w:hAnsi="Arial"/>
+                <w:b w:val="false"/>
+                <w:bCs w:val="false"/>
+                <w:color w:val="2D3748"/>
+                <w:sz w:val="18"/>
+                <w:szCs w:val="18"/>
+              </w:rPr>
+              <w:t xml:space="preserve"/>
+            </w:r>
+          </w:p>
+        </w:tc>
+        <w:tc>
+          <w:tcPr>
+            <w:tcBorders>
+              <w:top w:val="single" w:color="CBD5E0" w:sz="1"/>
+              <w:left w:val="single" w:color="CBD5E0" w:sz="1"/>
+              <w:bottom w:val="single" w:color="CBD5E0" w:sz="1"/>
+              <w:right w:val="single" w:color="CBD5E0" w:sz="1"/>
+            </w:tcBorders>
+            <w:shd w:fill="FFFFFF" w:val="clear"/>
+            <w:tcMar>
+              <w:top w:type="dxa" w:w="120"/>
+              <w:left w:type="dxa" w:w="140"/>
+              <w:bottom w:type="dxa" w:w="120"/>
+              <w:right w:type="dxa" w:w="140"/>
+            </w:tcMar>
+          </w:tcPr>
+          <w:p>
+            <w:r>
+              <w:rPr>
+                <w:rFonts w:ascii="Arial" w:cs="Arial" w:eastAsia="Arial" w:hAnsi="Arial"/>
+                <w:b w:val="false"/>
+                <w:bCs w:val="false"/>
+                <w:color w:val="2D3748"/>
+                <w:sz w:val="18"/>
+                <w:szCs w:val="18"/>
+              </w:rPr>
+              <w:t xml:space="preserve"/>
             </w:r>
           </w:p>
         </w:tc>
@@ -2706,37 +2706,37 @@
                 <w:sz w:val="18"/>
                 <w:szCs w:val="18"/>
               </w:rPr>
-              <w:t xml:space="preserve">시공 프로젝트 상세 - 공정 탭</w:t>
-            </w:r>
-          </w:p>
-        </w:tc>
-        <w:tc>
-          <w:tcPr>
-            <w:tcBorders>
-              <w:top w:val="single" w:color="CBD5E0" w:sz="1"/>
-              <w:left w:val="single" w:color="CBD5E0" w:sz="1"/>
-              <w:bottom w:val="single" w:color="CBD5E0" w:sz="1"/>
-              <w:right w:val="single" w:color="CBD5E0" w:sz="1"/>
-            </w:tcBorders>
-            <w:shd w:fill="FFFFFF" w:val="clear"/>
-            <w:tcMar>
-              <w:top w:type="dxa" w:w="120"/>
-              <w:left w:type="dxa" w:w="140"/>
-              <w:bottom w:type="dxa" w:w="120"/>
-              <w:right w:type="dxa" w:w="140"/>
-            </w:tcMar>
-          </w:tcPr>
-          <w:p>
-            <w:r>
-              <w:rPr>
-                <w:rFonts w:ascii="Arial" w:cs="Arial" w:eastAsia="Arial" w:hAnsi="Arial"/>
-                <w:b w:val="false"/>
-                <w:bCs w:val="false"/>
-                <w:color w:val="2D3748"/>
-                <w:sz w:val="18"/>
-                <w:szCs w:val="18"/>
-              </w:rPr>
-              <w:t xml:space="preserve">월별 계획 공정률 (%) 및 마일스톤</w:t>
+              <w:t xml:space="preserve">시공 프로젝트 상세 (공정 탭)</w:t>
+            </w:r>
+          </w:p>
+        </w:tc>
+        <w:tc>
+          <w:tcPr>
+            <w:tcBorders>
+              <w:top w:val="single" w:color="CBD5E0" w:sz="1"/>
+              <w:left w:val="single" w:color="CBD5E0" w:sz="1"/>
+              <w:bottom w:val="single" w:color="CBD5E0" w:sz="1"/>
+              <w:right w:val="single" w:color="CBD5E0" w:sz="1"/>
+            </w:tcBorders>
+            <w:shd w:fill="FFFFFF" w:val="clear"/>
+            <w:tcMar>
+              <w:top w:type="dxa" w:w="120"/>
+              <w:left w:type="dxa" w:w="140"/>
+              <w:bottom w:type="dxa" w:w="120"/>
+              <w:right w:type="dxa" w:w="140"/>
+            </w:tcMar>
+          </w:tcPr>
+          <w:p>
+            <w:r>
+              <w:rPr>
+                <w:rFonts w:ascii="Arial" w:cs="Arial" w:eastAsia="Arial" w:hAnsi="Arial"/>
+                <w:b w:val="false"/>
+                <w:bCs w:val="false"/>
+                <w:color w:val="2D3748"/>
+                <w:sz w:val="18"/>
+                <w:szCs w:val="18"/>
+              </w:rPr>
+              <w:t xml:space="preserve">현장 진행 현황</w:t>
             </w:r>
           </w:p>
         </w:tc>
@@ -2766,67 +2766,67 @@
                 <w:sz w:val="18"/>
                 <w:szCs w:val="18"/>
               </w:rPr>
-              <w:t xml:space="preserve">✍️ 수기 직접입력</w:t>
-            </w:r>
-          </w:p>
-        </w:tc>
-        <w:tc>
-          <w:tcPr>
-            <w:tcBorders>
-              <w:top w:val="single" w:color="CBD5E0" w:sz="1"/>
-              <w:left w:val="single" w:color="CBD5E0" w:sz="1"/>
-              <w:bottom w:val="single" w:color="CBD5E0" w:sz="1"/>
-              <w:right w:val="single" w:color="CBD5E0" w:sz="1"/>
-            </w:tcBorders>
-            <w:shd w:fill="FFFFFF" w:val="clear"/>
-            <w:tcMar>
-              <w:top w:type="dxa" w:w="120"/>
-              <w:left w:type="dxa" w:w="140"/>
-              <w:bottom w:type="dxa" w:w="120"/>
-              <w:right w:type="dxa" w:w="140"/>
-            </w:tcMar>
-          </w:tcPr>
-          <w:p>
-            <w:r>
-              <w:rPr>
-                <w:rFonts w:ascii="Arial" w:cs="Arial" w:eastAsia="Arial" w:hAnsi="Arial"/>
-                <w:b w:val="false"/>
-                <w:bCs w:val="false"/>
-                <w:color w:val="2D3748"/>
-                <w:sz w:val="18"/>
-                <w:szCs w:val="18"/>
-              </w:rPr>
-              <w:t xml:space="preserve">N/A (Site Schedule Table)</w:t>
-            </w:r>
-          </w:p>
-        </w:tc>
-        <w:tc>
-          <w:tcPr>
-            <w:tcBorders>
-              <w:top w:val="single" w:color="CBD5E0" w:sz="1"/>
-              <w:left w:val="single" w:color="CBD5E0" w:sz="1"/>
-              <w:bottom w:val="single" w:color="CBD5E0" w:sz="1"/>
-              <w:right w:val="single" w:color="CBD5E0" w:sz="1"/>
-            </w:tcBorders>
-            <w:shd w:fill="FFFFFF" w:val="clear"/>
-            <w:tcMar>
-              <w:top w:type="dxa" w:w="120"/>
-              <w:left w:type="dxa" w:w="140"/>
-              <w:bottom w:type="dxa" w:w="120"/>
-              <w:right w:type="dxa" w:w="140"/>
-            </w:tcMar>
-          </w:tcPr>
-          <w:p>
-            <w:r>
-              <w:rPr>
-                <w:rFonts w:ascii="Arial" w:cs="Arial" w:eastAsia="Arial" w:hAnsi="Arial"/>
-                <w:b w:val="false"/>
-                <w:bCs w:val="false"/>
-                <w:color w:val="2D3748"/>
-                <w:sz w:val="18"/>
-                <w:szCs w:val="18"/>
-              </w:rPr>
-              <w:t xml:space="preserve">Data Entry Tab &gt; 1. Monthly Progress / 2. Milestones (Excel Upload supported)</w:t>
+              <w:t xml:space="preserve">🔄 ERP 자동동기화</w:t>
+            </w:r>
+          </w:p>
+        </w:tc>
+        <w:tc>
+          <w:tcPr>
+            <w:tcBorders>
+              <w:top w:val="single" w:color="CBD5E0" w:sz="1"/>
+              <w:left w:val="single" w:color="CBD5E0" w:sz="1"/>
+              <w:bottom w:val="single" w:color="CBD5E0" w:sz="1"/>
+              <w:right w:val="single" w:color="CBD5E0" w:sz="1"/>
+            </w:tcBorders>
+            <w:shd w:fill="F7FAFC" w:val="clear"/>
+            <w:tcMar>
+              <w:top w:type="dxa" w:w="120"/>
+              <w:left w:type="dxa" w:w="140"/>
+              <w:bottom w:type="dxa" w:w="120"/>
+              <w:right w:type="dxa" w:w="140"/>
+            </w:tcMar>
+          </w:tcPr>
+          <w:p>
+            <w:r>
+              <w:rPr>
+                <w:rFonts w:ascii="Arial" w:cs="Arial" w:eastAsia="Arial" w:hAnsi="Arial"/>
+                <w:b w:val="false"/>
+                <w:bCs w:val="false"/>
+                <w:color w:val="2D3748"/>
+                <w:sz w:val="18"/>
+                <w:szCs w:val="18"/>
+              </w:rPr>
+              <w:t xml:space="preserve">Common &gt; Perspective/Photo &gt; Register Site Photos</w:t>
+            </w:r>
+          </w:p>
+        </w:tc>
+        <w:tc>
+          <w:tcPr>
+            <w:tcBorders>
+              <w:top w:val="single" w:color="CBD5E0" w:sz="1"/>
+              <w:left w:val="single" w:color="CBD5E0" w:sz="1"/>
+              <w:bottom w:val="single" w:color="CBD5E0" w:sz="1"/>
+              <w:right w:val="single" w:color="CBD5E0" w:sz="1"/>
+            </w:tcBorders>
+            <w:shd w:fill="F7FAFC" w:val="clear"/>
+            <w:tcMar>
+              <w:top w:type="dxa" w:w="120"/>
+              <w:left w:type="dxa" w:w="140"/>
+              <w:bottom w:type="dxa" w:w="120"/>
+              <w:right w:type="dxa" w:w="140"/>
+            </w:tcMar>
+          </w:tcPr>
+          <w:p>
+            <w:r>
+              <w:rPr>
+                <w:rFonts w:ascii="Arial" w:cs="Arial" w:eastAsia="Arial" w:hAnsi="Arial"/>
+                <w:b w:val="false"/>
+                <w:bCs w:val="false"/>
+                <w:color w:val="2D3748"/>
+                <w:sz w:val="18"/>
+                <w:szCs w:val="18"/>
+              </w:rPr>
+              <w:t xml:space="preserve">Photo List</w:t>
             </w:r>
           </w:p>
         </w:tc>
@@ -2858,37 +2858,37 @@
                 <w:sz w:val="18"/>
                 <w:szCs w:val="18"/>
               </w:rPr>
-              <w:t xml:space="preserve">시공 프로젝트 상세 - 공정 탭</w:t>
-            </w:r>
-          </w:p>
-        </w:tc>
-        <w:tc>
-          <w:tcPr>
-            <w:tcBorders>
-              <w:top w:val="single" w:color="CBD5E0" w:sz="1"/>
-              <w:left w:val="single" w:color="CBD5E0" w:sz="1"/>
-              <w:bottom w:val="single" w:color="CBD5E0" w:sz="1"/>
-              <w:right w:val="single" w:color="CBD5E0" w:sz="1"/>
-            </w:tcBorders>
-            <w:shd w:fill="FFFFFF" w:val="clear"/>
-            <w:tcMar>
-              <w:top w:type="dxa" w:w="120"/>
-              <w:left w:type="dxa" w:w="140"/>
-              <w:bottom w:type="dxa" w:w="120"/>
-              <w:right w:type="dxa" w:w="140"/>
-            </w:tcMar>
-          </w:tcPr>
-          <w:p>
-            <w:r>
-              <w:rPr>
-                <w:rFonts w:ascii="Arial" w:cs="Arial" w:eastAsia="Arial" w:hAnsi="Arial"/>
-                <w:b w:val="false"/>
-                <w:bCs w:val="false"/>
-                <w:color w:val="2D3748"/>
-                <w:sz w:val="18"/>
-                <w:szCs w:val="18"/>
-              </w:rPr>
-              <w:t xml:space="preserve">월별 현장 사진 (슬라이더)</w:t>
+              <w:t xml:space="preserve">시공 프로젝트 상세 (매출/원가 탭)</w:t>
+            </w:r>
+          </w:p>
+        </w:tc>
+        <w:tc>
+          <w:tcPr>
+            <w:tcBorders>
+              <w:top w:val="single" w:color="CBD5E0" w:sz="1"/>
+              <w:left w:val="single" w:color="CBD5E0" w:sz="1"/>
+              <w:bottom w:val="single" w:color="CBD5E0" w:sz="1"/>
+              <w:right w:val="single" w:color="CBD5E0" w:sz="1"/>
+            </w:tcBorders>
+            <w:shd w:fill="FFFFFF" w:val="clear"/>
+            <w:tcMar>
+              <w:top w:type="dxa" w:w="120"/>
+              <w:left w:type="dxa" w:w="140"/>
+              <w:bottom w:type="dxa" w:w="120"/>
+              <w:right w:type="dxa" w:w="140"/>
+            </w:tcMar>
+          </w:tcPr>
+          <w:p>
+            <w:r>
+              <w:rPr>
+                <w:rFonts w:ascii="Arial" w:cs="Arial" w:eastAsia="Arial" w:hAnsi="Arial"/>
+                <w:b w:val="false"/>
+                <w:bCs w:val="false"/>
+                <w:color w:val="2D3748"/>
+                <w:sz w:val="18"/>
+                <w:szCs w:val="18"/>
+              </w:rPr>
+              <w:t xml:space="preserve">현장 월별 매출 (계획/실적/전망)</w:t>
             </w:r>
           </w:p>
         </w:tc>
@@ -2918,67 +2918,67 @@
                 <w:sz w:val="18"/>
                 <w:szCs w:val="18"/>
               </w:rPr>
-              <w:t xml:space="preserve">🔄 ERP 자동동기화</w:t>
-            </w:r>
-          </w:p>
-        </w:tc>
-        <w:tc>
-          <w:tcPr>
-            <w:tcBorders>
-              <w:top w:val="single" w:color="CBD5E0" w:sz="1"/>
-              <w:left w:val="single" w:color="CBD5E0" w:sz="1"/>
-              <w:bottom w:val="single" w:color="CBD5E0" w:sz="1"/>
-              <w:right w:val="single" w:color="CBD5E0" w:sz="1"/>
-            </w:tcBorders>
-            <w:shd w:fill="FFFFFF" w:val="clear"/>
-            <w:tcMar>
-              <w:top w:type="dxa" w:w="120"/>
-              <w:left w:type="dxa" w:w="140"/>
-              <w:bottom w:type="dxa" w:w="120"/>
-              <w:right w:type="dxa" w:w="140"/>
-            </w:tcMar>
-          </w:tcPr>
-          <w:p>
-            <w:r>
-              <w:rPr>
-                <w:rFonts w:ascii="Arial" w:cs="Arial" w:eastAsia="Arial" w:hAnsi="Arial"/>
-                <w:b w:val="false"/>
-                <w:bCs w:val="false"/>
-                <w:color w:val="2D3748"/>
-                <w:sz w:val="18"/>
-                <w:szCs w:val="18"/>
-              </w:rPr>
-              <w:t xml:space="preserve">Monthly Construction Photo Registration</w:t>
-            </w:r>
-          </w:p>
-        </w:tc>
-        <w:tc>
-          <w:tcPr>
-            <w:tcBorders>
-              <w:top w:val="single" w:color="CBD5E0" w:sz="1"/>
-              <w:left w:val="single" w:color="CBD5E0" w:sz="1"/>
-              <w:bottom w:val="single" w:color="CBD5E0" w:sz="1"/>
-              <w:right w:val="single" w:color="CBD5E0" w:sz="1"/>
-            </w:tcBorders>
-            <w:shd w:fill="FFFFFF" w:val="clear"/>
-            <w:tcMar>
-              <w:top w:type="dxa" w:w="120"/>
-              <w:left w:type="dxa" w:w="140"/>
-              <w:bottom w:type="dxa" w:w="120"/>
-              <w:right w:type="dxa" w:w="140"/>
-            </w:tcMar>
-          </w:tcPr>
-          <w:p>
-            <w:r>
-              <w:rPr>
-                <w:rFonts w:ascii="Arial" w:cs="Arial" w:eastAsia="Arial" w:hAnsi="Arial"/>
-                <w:b w:val="false"/>
-                <w:bCs w:val="false"/>
-                <w:color w:val="2D3748"/>
-                <w:sz w:val="18"/>
-                <w:szCs w:val="18"/>
-              </w:rPr>
-              <w:t xml:space="preserve">Monthly Photo List with Location/Trade Notes</w:t>
+              <w:t xml:space="preserve">📤 엑셀 업로드</w:t>
+            </w:r>
+          </w:p>
+        </w:tc>
+        <w:tc>
+          <w:tcPr>
+            <w:tcBorders>
+              <w:top w:val="single" w:color="CBD5E0" w:sz="1"/>
+              <w:left w:val="single" w:color="CBD5E0" w:sz="1"/>
+              <w:bottom w:val="single" w:color="CBD5E0" w:sz="1"/>
+              <w:right w:val="single" w:color="CBD5E0" w:sz="1"/>
+            </w:tcBorders>
+            <w:shd w:fill="FFFFFF" w:val="clear"/>
+            <w:tcMar>
+              <w:top w:type="dxa" w:w="120"/>
+              <w:left w:type="dxa" w:w="140"/>
+              <w:bottom w:type="dxa" w:w="120"/>
+              <w:right w:type="dxa" w:w="140"/>
+            </w:tcMar>
+          </w:tcPr>
+          <w:p>
+            <w:r>
+              <w:rPr>
+                <w:rFonts w:ascii="Arial" w:cs="Arial" w:eastAsia="Arial" w:hAnsi="Arial"/>
+                <w:b w:val="false"/>
+                <w:bCs w:val="false"/>
+                <w:color w:val="2D3748"/>
+                <w:sz w:val="18"/>
+                <w:szCs w:val="18"/>
+              </w:rPr>
+              <w:t xml:space="preserve"/>
+            </w:r>
+          </w:p>
+        </w:tc>
+        <w:tc>
+          <w:tcPr>
+            <w:tcBorders>
+              <w:top w:val="single" w:color="CBD5E0" w:sz="1"/>
+              <w:left w:val="single" w:color="CBD5E0" w:sz="1"/>
+              <w:bottom w:val="single" w:color="CBD5E0" w:sz="1"/>
+              <w:right w:val="single" w:color="CBD5E0" w:sz="1"/>
+            </w:tcBorders>
+            <w:shd w:fill="FFFFFF" w:val="clear"/>
+            <w:tcMar>
+              <w:top w:type="dxa" w:w="120"/>
+              <w:left w:type="dxa" w:w="140"/>
+              <w:bottom w:type="dxa" w:w="120"/>
+              <w:right w:type="dxa" w:w="140"/>
+            </w:tcMar>
+          </w:tcPr>
+          <w:p>
+            <w:r>
+              <w:rPr>
+                <w:rFonts w:ascii="Arial" w:cs="Arial" w:eastAsia="Arial" w:hAnsi="Arial"/>
+                <w:b w:val="false"/>
+                <w:bCs w:val="false"/>
+                <w:color w:val="2D3748"/>
+                <w:sz w:val="18"/>
+                <w:szCs w:val="18"/>
+              </w:rPr>
+              <w:t xml:space="preserve"/>
             </w:r>
           </w:p>
         </w:tc>
@@ -3010,37 +3010,37 @@
                 <w:sz w:val="18"/>
                 <w:szCs w:val="18"/>
               </w:rPr>
-              <w:t xml:space="preserve">시공 프로젝트 상세 - 매출/원가 탭</w:t>
-            </w:r>
-          </w:p>
-        </w:tc>
-        <w:tc>
-          <w:tcPr>
-            <w:tcBorders>
-              <w:top w:val="single" w:color="CBD5E0" w:sz="1"/>
-              <w:left w:val="single" w:color="CBD5E0" w:sz="1"/>
-              <w:bottom w:val="single" w:color="CBD5E0" w:sz="1"/>
-              <w:right w:val="single" w:color="CBD5E0" w:sz="1"/>
-            </w:tcBorders>
-            <w:shd w:fill="FFFFFF" w:val="clear"/>
-            <w:tcMar>
-              <w:top w:type="dxa" w:w="120"/>
-              <w:left w:type="dxa" w:w="140"/>
-              <w:bottom w:type="dxa" w:w="120"/>
-              <w:right w:type="dxa" w:w="140"/>
-            </w:tcMar>
-          </w:tcPr>
-          <w:p>
-            <w:r>
-              <w:rPr>
-                <w:rFonts w:ascii="Arial" w:cs="Arial" w:eastAsia="Arial" w:hAnsi="Arial"/>
-                <w:b w:val="false"/>
-                <w:bCs w:val="false"/>
-                <w:color w:val="2D3748"/>
-                <w:sz w:val="18"/>
-                <w:szCs w:val="18"/>
-              </w:rPr>
-              <w:t xml:space="preserve">현장 월별 매출 (계획 / 실적 / 전망)</w:t>
+              <w:t xml:space="preserve">시공 프로젝트 상세 (매출/원가 탭)</w:t>
+            </w:r>
+          </w:p>
+        </w:tc>
+        <w:tc>
+          <w:tcPr>
+            <w:tcBorders>
+              <w:top w:val="single" w:color="CBD5E0" w:sz="1"/>
+              <w:left w:val="single" w:color="CBD5E0" w:sz="1"/>
+              <w:bottom w:val="single" w:color="CBD5E0" w:sz="1"/>
+              <w:right w:val="single" w:color="CBD5E0" w:sz="1"/>
+            </w:tcBorders>
+            <w:shd w:fill="FFFFFF" w:val="clear"/>
+            <w:tcMar>
+              <w:top w:type="dxa" w:w="120"/>
+              <w:left w:type="dxa" w:w="140"/>
+              <w:bottom w:type="dxa" w:w="120"/>
+              <w:right w:type="dxa" w:w="140"/>
+            </w:tcMar>
+          </w:tcPr>
+          <w:p>
+            <w:r>
+              <w:rPr>
+                <w:rFonts w:ascii="Arial" w:cs="Arial" w:eastAsia="Arial" w:hAnsi="Arial"/>
+                <w:b w:val="false"/>
+                <w:bCs w:val="false"/>
+                <w:color w:val="2D3748"/>
+                <w:sz w:val="18"/>
+                <w:szCs w:val="18"/>
+              </w:rPr>
+              <w:t xml:space="preserve">원가율</w:t>
             </w:r>
           </w:p>
         </w:tc>
@@ -3070,67 +3070,67 @@
                 <w:sz w:val="18"/>
                 <w:szCs w:val="18"/>
               </w:rPr>
-              <w:t xml:space="preserve">엑셀 업로드</w:t>
-            </w:r>
-          </w:p>
-        </w:tc>
-        <w:tc>
-          <w:tcPr>
-            <w:tcBorders>
-              <w:top w:val="single" w:color="CBD5E0" w:sz="1"/>
-              <w:left w:val="single" w:color="CBD5E0" w:sz="1"/>
-              <w:bottom w:val="single" w:color="CBD5E0" w:sz="1"/>
-              <w:right w:val="single" w:color="CBD5E0" w:sz="1"/>
-            </w:tcBorders>
-            <w:shd w:fill="FFFFFF" w:val="clear"/>
-            <w:tcMar>
-              <w:top w:type="dxa" w:w="120"/>
-              <w:left w:type="dxa" w:w="140"/>
-              <w:bottom w:type="dxa" w:w="120"/>
-              <w:right w:type="dxa" w:w="140"/>
-            </w:tcMar>
-          </w:tcPr>
-          <w:p>
-            <w:r>
-              <w:rPr>
-                <w:rFonts w:ascii="Arial" w:cs="Arial" w:eastAsia="Arial" w:hAnsi="Arial"/>
-                <w:b w:val="false"/>
-                <w:bCs w:val="false"/>
-                <w:color w:val="2D3748"/>
-                <w:sz w:val="18"/>
-                <w:szCs w:val="18"/>
-              </w:rPr>
-              <w:t xml:space="preserve">Monthly Management Performance Registration / Excel</w:t>
-            </w:r>
-          </w:p>
-        </w:tc>
-        <w:tc>
-          <w:tcPr>
-            <w:tcBorders>
-              <w:top w:val="single" w:color="CBD5E0" w:sz="1"/>
-              <w:left w:val="single" w:color="CBD5E0" w:sz="1"/>
-              <w:bottom w:val="single" w:color="CBD5E0" w:sz="1"/>
-              <w:right w:val="single" w:color="CBD5E0" w:sz="1"/>
-            </w:tcBorders>
-            <w:shd w:fill="FFFFFF" w:val="clear"/>
-            <w:tcMar>
-              <w:top w:type="dxa" w:w="120"/>
-              <w:left w:type="dxa" w:w="140"/>
-              <w:bottom w:type="dxa" w:w="120"/>
-              <w:right w:type="dxa" w:w="140"/>
-            </w:tcMar>
-          </w:tcPr>
-          <w:p>
-            <w:r>
-              <w:rPr>
-                <w:rFonts w:ascii="Arial" w:cs="Arial" w:eastAsia="Arial" w:hAnsi="Arial"/>
-                <w:b w:val="false"/>
-                <w:bCs w:val="false"/>
-                <w:color w:val="2D3748"/>
-                <w:sz w:val="18"/>
-                <w:szCs w:val="18"/>
-              </w:rPr>
-              <w:t xml:space="preserve">Site Monthly Revenue Column</w:t>
+              <w:t xml:space="preserve">🔄 ERP 자동동기화</w:t>
+            </w:r>
+          </w:p>
+        </w:tc>
+        <w:tc>
+          <w:tcPr>
+            <w:tcBorders>
+              <w:top w:val="single" w:color="CBD5E0" w:sz="1"/>
+              <w:left w:val="single" w:color="CBD5E0" w:sz="1"/>
+              <w:bottom w:val="single" w:color="CBD5E0" w:sz="1"/>
+              <w:right w:val="single" w:color="CBD5E0" w:sz="1"/>
+            </w:tcBorders>
+            <w:shd w:fill="F7FAFC" w:val="clear"/>
+            <w:tcMar>
+              <w:top w:type="dxa" w:w="120"/>
+              <w:left w:type="dxa" w:w="140"/>
+              <w:bottom w:type="dxa" w:w="120"/>
+              <w:right w:type="dxa" w:w="140"/>
+            </w:tcMar>
+          </w:tcPr>
+          <w:p>
+            <w:r>
+              <w:rPr>
+                <w:rFonts w:ascii="Arial" w:cs="Arial" w:eastAsia="Arial" w:hAnsi="Arial"/>
+                <w:b w:val="false"/>
+                <w:bCs w:val="false"/>
+                <w:color w:val="2D3748"/>
+                <w:sz w:val="18"/>
+                <w:szCs w:val="18"/>
+              </w:rPr>
+              <w:t xml:space="preserve">Cost &gt; Settlement ratio cost &gt;  Settlement Cost Ratio</w:t>
+            </w:r>
+          </w:p>
+        </w:tc>
+        <w:tc>
+          <w:tcPr>
+            <w:tcBorders>
+              <w:top w:val="single" w:color="CBD5E0" w:sz="1"/>
+              <w:left w:val="single" w:color="CBD5E0" w:sz="1"/>
+              <w:bottom w:val="single" w:color="CBD5E0" w:sz="1"/>
+              <w:right w:val="single" w:color="CBD5E0" w:sz="1"/>
+            </w:tcBorders>
+            <w:shd w:fill="F7FAFC" w:val="clear"/>
+            <w:tcMar>
+              <w:top w:type="dxa" w:w="120"/>
+              <w:left w:type="dxa" w:w="140"/>
+              <w:bottom w:type="dxa" w:w="120"/>
+              <w:right w:type="dxa" w:w="140"/>
+            </w:tcMar>
+          </w:tcPr>
+          <w:p>
+            <w:r>
+              <w:rPr>
+                <w:rFonts w:ascii="Arial" w:cs="Arial" w:eastAsia="Arial" w:hAnsi="Arial"/>
+                <w:b w:val="false"/>
+                <w:bCs w:val="false"/>
+                <w:color w:val="2D3748"/>
+                <w:sz w:val="18"/>
+                <w:szCs w:val="18"/>
+              </w:rPr>
+              <w:t xml:space="preserve">Row in column month &gt; Business Budget, Contract Amount, Gross Profit Ratio</w:t>
             </w:r>
           </w:p>
         </w:tc>
@@ -3162,37 +3162,37 @@
                 <w:sz w:val="18"/>
                 <w:szCs w:val="18"/>
               </w:rPr>
-              <w:t xml:space="preserve">시공 프로젝트 상세 - 매출/원가 탭</w:t>
-            </w:r>
-          </w:p>
-        </w:tc>
-        <w:tc>
-          <w:tcPr>
-            <w:tcBorders>
-              <w:top w:val="single" w:color="CBD5E0" w:sz="1"/>
-              <w:left w:val="single" w:color="CBD5E0" w:sz="1"/>
-              <w:bottom w:val="single" w:color="CBD5E0" w:sz="1"/>
-              <w:right w:val="single" w:color="CBD5E0" w:sz="1"/>
-            </w:tcBorders>
-            <w:shd w:fill="FFFFFF" w:val="clear"/>
-            <w:tcMar>
-              <w:top w:type="dxa" w:w="120"/>
-              <w:left w:type="dxa" w:w="140"/>
-              <w:bottom w:type="dxa" w:w="120"/>
-              <w:right w:type="dxa" w:w="140"/>
-            </w:tcMar>
-          </w:tcPr>
-          <w:p>
-            <w:r>
-              <w:rPr>
-                <w:rFonts w:ascii="Arial" w:cs="Arial" w:eastAsia="Arial" w:hAnsi="Arial"/>
-                <w:b w:val="false"/>
-                <w:bCs w:val="false"/>
-                <w:color w:val="2D3748"/>
-                <w:sz w:val="18"/>
-                <w:szCs w:val="18"/>
-              </w:rPr>
-              <w:t xml:space="preserve">원가율 설정 (입찰, 실행예산, 준공추정)</w:t>
+              <w:t xml:space="preserve">시공 프로젝트 상세 (외주 탭)</w:t>
+            </w:r>
+          </w:p>
+        </w:tc>
+        <w:tc>
+          <w:tcPr>
+            <w:tcBorders>
+              <w:top w:val="single" w:color="CBD5E0" w:sz="1"/>
+              <w:left w:val="single" w:color="CBD5E0" w:sz="1"/>
+              <w:bottom w:val="single" w:color="CBD5E0" w:sz="1"/>
+              <w:right w:val="single" w:color="CBD5E0" w:sz="1"/>
+            </w:tcBorders>
+            <w:shd w:fill="FFFFFF" w:val="clear"/>
+            <w:tcMar>
+              <w:top w:type="dxa" w:w="120"/>
+              <w:left w:type="dxa" w:w="140"/>
+              <w:bottom w:type="dxa" w:w="120"/>
+              <w:right w:type="dxa" w:w="140"/>
+            </w:tcMar>
+          </w:tcPr>
+          <w:p>
+            <w:r>
+              <w:rPr>
+                <w:rFonts w:ascii="Arial" w:cs="Arial" w:eastAsia="Arial" w:hAnsi="Arial"/>
+                <w:b w:val="false"/>
+                <w:bCs w:val="false"/>
+                <w:color w:val="2D3748"/>
+                <w:sz w:val="18"/>
+                <w:szCs w:val="18"/>
+              </w:rPr>
+              <w:t xml:space="preserve">외주/자재 1.예산(A), 실행예산, 확정금액(B), 2. 당월 기성금, 누계 기성금(C))</w:t>
             </w:r>
           </w:p>
         </w:tc>
@@ -3252,37 +3252,37 @@
                 <w:sz w:val="18"/>
                 <w:szCs w:val="18"/>
               </w:rPr>
-              <w:t xml:space="preserve">Execution Budget Proposal / Settlement Cost Ratio</w:t>
-            </w:r>
-          </w:p>
-        </w:tc>
-        <w:tc>
-          <w:tcPr>
-            <w:tcBorders>
-              <w:top w:val="single" w:color="CBD5E0" w:sz="1"/>
-              <w:left w:val="single" w:color="CBD5E0" w:sz="1"/>
-              <w:bottom w:val="single" w:color="CBD5E0" w:sz="1"/>
-              <w:right w:val="single" w:color="CBD5E0" w:sz="1"/>
-            </w:tcBorders>
-            <w:shd w:fill="FFFFFF" w:val="clear"/>
-            <w:tcMar>
-              <w:top w:type="dxa" w:w="120"/>
-              <w:left w:type="dxa" w:w="140"/>
-              <w:bottom w:type="dxa" w:w="120"/>
-              <w:right w:type="dxa" w:w="140"/>
-            </w:tcMar>
-          </w:tcPr>
-          <w:p>
-            <w:r>
-              <w:rPr>
-                <w:rFonts w:ascii="Arial" w:cs="Arial" w:eastAsia="Arial" w:hAnsi="Arial"/>
-                <w:b w:val="false"/>
-                <w:bCs w:val="false"/>
-                <w:color w:val="2D3748"/>
-                <w:sz w:val="18"/>
-                <w:szCs w:val="18"/>
-              </w:rPr>
-              <w:t xml:space="preserve">Business Budget, Contract Amount, Gross Profit Ratio</w:t>
+              <w:t xml:space="preserve">1. Sub-Contracting &gt; Request Execution Resolution (Site) &gt; Request Execution Resolution(Site)2. Sub-Contracting &gt; Implementation Progress Payment(Site) &gt; Interim Payment Status</w:t>
+            </w:r>
+          </w:p>
+        </w:tc>
+        <w:tc>
+          <w:tcPr>
+            <w:tcBorders>
+              <w:top w:val="single" w:color="CBD5E0" w:sz="1"/>
+              <w:left w:val="single" w:color="CBD5E0" w:sz="1"/>
+              <w:bottom w:val="single" w:color="CBD5E0" w:sz="1"/>
+              <w:right w:val="single" w:color="CBD5E0" w:sz="1"/>
+            </w:tcBorders>
+            <w:shd w:fill="FFFFFF" w:val="clear"/>
+            <w:tcMar>
+              <w:top w:type="dxa" w:w="120"/>
+              <w:left w:type="dxa" w:w="140"/>
+              <w:bottom w:type="dxa" w:w="120"/>
+              <w:right w:type="dxa" w:w="140"/>
+            </w:tcMar>
+          </w:tcPr>
+          <w:p>
+            <w:r>
+              <w:rPr>
+                <w:rFonts w:ascii="Arial" w:cs="Arial" w:eastAsia="Arial" w:hAnsi="Arial"/>
+                <w:b w:val="false"/>
+                <w:bCs w:val="false"/>
+                <w:color w:val="2D3748"/>
+                <w:sz w:val="18"/>
+                <w:szCs w:val="18"/>
+              </w:rPr>
+              <w:t xml:space="preserve">1. Execution Budget, Operational Budget, Implementation Amount2. - Tab This Month column 당월기성금액 (B)- Tab All column Progress Payment &gt; Amount (B)</w:t>
             </w:r>
           </w:p>
         </w:tc>
@@ -3314,37 +3314,37 @@
                 <w:sz w:val="18"/>
                 <w:szCs w:val="18"/>
               </w:rPr>
-              <w:t xml:space="preserve">시공 프로젝트 상세 - 외주 탭</w:t>
-            </w:r>
-          </w:p>
-        </w:tc>
-        <w:tc>
-          <w:tcPr>
-            <w:tcBorders>
-              <w:top w:val="single" w:color="CBD5E0" w:sz="1"/>
-              <w:left w:val="single" w:color="CBD5E0" w:sz="1"/>
-              <w:bottom w:val="single" w:color="CBD5E0" w:sz="1"/>
-              <w:right w:val="single" w:color="CBD5E0" w:sz="1"/>
-            </w:tcBorders>
-            <w:shd w:fill="FFFFFF" w:val="clear"/>
-            <w:tcMar>
-              <w:top w:type="dxa" w:w="120"/>
-              <w:left w:type="dxa" w:w="140"/>
-              <w:bottom w:type="dxa" w:w="120"/>
-              <w:right w:type="dxa" w:w="140"/>
-            </w:tcMar>
-          </w:tcPr>
-          <w:p>
-            <w:r>
-              <w:rPr>
-                <w:rFonts w:ascii="Arial" w:cs="Arial" w:eastAsia="Arial" w:hAnsi="Arial"/>
-                <w:b w:val="false"/>
-                <w:bCs w:val="false"/>
-                <w:color w:val="2D3748"/>
-                <w:sz w:val="18"/>
-                <w:szCs w:val="18"/>
-              </w:rPr>
-              <w:t xml:space="preserve">외주 계약 목록 및 금액 (예산, 실행예산, 계약결의, 당월기성, 누계기성)</w:t>
+              <w:t xml:space="preserve">시공 프로젝트 상세 (비용 탭)</w:t>
+            </w:r>
+          </w:p>
+        </w:tc>
+        <w:tc>
+          <w:tcPr>
+            <w:tcBorders>
+              <w:top w:val="single" w:color="CBD5E0" w:sz="1"/>
+              <w:left w:val="single" w:color="CBD5E0" w:sz="1"/>
+              <w:bottom w:val="single" w:color="CBD5E0" w:sz="1"/>
+              <w:right w:val="single" w:color="CBD5E0" w:sz="1"/>
+            </w:tcBorders>
+            <w:shd w:fill="FFFFFF" w:val="clear"/>
+            <w:tcMar>
+              <w:top w:type="dxa" w:w="120"/>
+              <w:left w:type="dxa" w:w="140"/>
+              <w:bottom w:type="dxa" w:w="120"/>
+              <w:right w:type="dxa" w:w="140"/>
+            </w:tcMar>
+          </w:tcPr>
+          <w:p>
+            <w:r>
+              <w:rPr>
+                <w:rFonts w:ascii="Arial" w:cs="Arial" w:eastAsia="Arial" w:hAnsi="Arial"/>
+                <w:b w:val="false"/>
+                <w:bCs w:val="false"/>
+                <w:color w:val="2D3748"/>
+                <w:sz w:val="18"/>
+                <w:szCs w:val="18"/>
+              </w:rPr>
+              <w:t xml:space="preserve">예산 집행 현황 (직접비, 간접비, 예비비)</w:t>
             </w:r>
           </w:p>
         </w:tc>
@@ -3386,55 +3386,55 @@
               <w:bottom w:val="single" w:color="CBD5E0" w:sz="1"/>
               <w:right w:val="single" w:color="CBD5E0" w:sz="1"/>
             </w:tcBorders>
-            <w:shd w:fill="FFFFFF" w:val="clear"/>
-            <w:tcMar>
-              <w:top w:type="dxa" w:w="120"/>
-              <w:left w:type="dxa" w:w="140"/>
-              <w:bottom w:type="dxa" w:w="120"/>
-              <w:right w:type="dxa" w:w="140"/>
-            </w:tcMar>
-          </w:tcPr>
-          <w:p>
-            <w:r>
-              <w:rPr>
-                <w:rFonts w:ascii="Arial" w:cs="Arial" w:eastAsia="Arial" w:hAnsi="Arial"/>
-                <w:b w:val="false"/>
-                <w:bCs w:val="false"/>
-                <w:color w:val="2D3748"/>
-                <w:sz w:val="18"/>
-                <w:szCs w:val="18"/>
-              </w:rPr>
-              <w:t xml:space="preserve">Execution Progress (Site) / Sub-Contract Detailed Bid / Resolution</w:t>
-            </w:r>
-          </w:p>
-        </w:tc>
-        <w:tc>
-          <w:tcPr>
-            <w:tcBorders>
-              <w:top w:val="single" w:color="CBD5E0" w:sz="1"/>
-              <w:left w:val="single" w:color="CBD5E0" w:sz="1"/>
-              <w:bottom w:val="single" w:color="CBD5E0" w:sz="1"/>
-              <w:right w:val="single" w:color="CBD5E0" w:sz="1"/>
-            </w:tcBorders>
-            <w:shd w:fill="FFFFFF" w:val="clear"/>
-            <w:tcMar>
-              <w:top w:type="dxa" w:w="120"/>
-              <w:left w:type="dxa" w:w="140"/>
-              <w:bottom w:type="dxa" w:w="120"/>
-              <w:right w:type="dxa" w:w="140"/>
-            </w:tcMar>
-          </w:tcPr>
-          <w:p>
-            <w:r>
-              <w:rPr>
-                <w:rFonts w:ascii="Arial" w:cs="Arial" w:eastAsia="Arial" w:hAnsi="Arial"/>
-                <w:b w:val="false"/>
-                <w:bCs w:val="false"/>
-                <w:color w:val="2D3748"/>
-                <w:sz w:val="18"/>
-                <w:szCs w:val="18"/>
-              </w:rPr>
-              <w:t xml:space="preserve">Budget (A), Executed Budget, Resolved (B), Current Month, Cumulative (C), Exec Rate</w:t>
+            <w:shd w:fill="F7FAFC" w:val="clear"/>
+            <w:tcMar>
+              <w:top w:type="dxa" w:w="120"/>
+              <w:left w:type="dxa" w:w="140"/>
+              <w:bottom w:type="dxa" w:w="120"/>
+              <w:right w:type="dxa" w:w="140"/>
+            </w:tcMar>
+          </w:tcPr>
+          <w:p>
+            <w:r>
+              <w:rPr>
+                <w:rFonts w:ascii="Arial" w:cs="Arial" w:eastAsia="Arial" w:hAnsi="Arial"/>
+                <w:b w:val="false"/>
+                <w:bCs w:val="false"/>
+                <w:color w:val="2D3748"/>
+                <w:sz w:val="18"/>
+                <w:szCs w:val="18"/>
+              </w:rPr>
+              <w:t xml:space="preserve">Cost &gt; Cost Performance &gt; Cost Input Status by Execution Details</w:t>
+            </w:r>
+          </w:p>
+        </w:tc>
+        <w:tc>
+          <w:tcPr>
+            <w:tcBorders>
+              <w:top w:val="single" w:color="CBD5E0" w:sz="1"/>
+              <w:left w:val="single" w:color="CBD5E0" w:sz="1"/>
+              <w:bottom w:val="single" w:color="CBD5E0" w:sz="1"/>
+              <w:right w:val="single" w:color="CBD5E0" w:sz="1"/>
+            </w:tcBorders>
+            <w:shd w:fill="F7FAFC" w:val="clear"/>
+            <w:tcMar>
+              <w:top w:type="dxa" w:w="120"/>
+              <w:left w:type="dxa" w:w="140"/>
+              <w:bottom w:type="dxa" w:w="120"/>
+              <w:right w:type="dxa" w:w="140"/>
+            </w:tcMar>
+          </w:tcPr>
+          <w:p>
+            <w:r>
+              <w:rPr>
+                <w:rFonts w:ascii="Arial" w:cs="Arial" w:eastAsia="Arial" w:hAnsi="Arial"/>
+                <w:b w:val="false"/>
+                <w:bCs w:val="false"/>
+                <w:color w:val="2D3748"/>
+                <w:sz w:val="18"/>
+                <w:szCs w:val="18"/>
+              </w:rPr>
+              <w:t xml:space="preserve">-Row Direct Cost &gt; Common Work, Expense I, Outsoucre (data not in Common Work, Expense I)- Row Indirect Cost &gt; Expense II- Row Contingency &gt; Contingency</w:t>
             </w:r>
           </w:p>
         </w:tc>
@@ -3466,37 +3466,37 @@
                 <w:sz w:val="18"/>
                 <w:szCs w:val="18"/>
               </w:rPr>
-              <w:t xml:space="preserve">시공 프로젝트 상세 - 비용 탭</w:t>
-            </w:r>
-          </w:p>
-        </w:tc>
-        <w:tc>
-          <w:tcPr>
-            <w:tcBorders>
-              <w:top w:val="single" w:color="CBD5E0" w:sz="1"/>
-              <w:left w:val="single" w:color="CBD5E0" w:sz="1"/>
-              <w:bottom w:val="single" w:color="CBD5E0" w:sz="1"/>
-              <w:right w:val="single" w:color="CBD5E0" w:sz="1"/>
-            </w:tcBorders>
-            <w:shd w:fill="FFFFFF" w:val="clear"/>
-            <w:tcMar>
-              <w:top w:type="dxa" w:w="120"/>
-              <w:left w:type="dxa" w:w="140"/>
-              <w:bottom w:type="dxa" w:w="120"/>
-              <w:right w:type="dxa" w:w="140"/>
-            </w:tcMar>
-          </w:tcPr>
-          <w:p>
-            <w:r>
-              <w:rPr>
-                <w:rFonts w:ascii="Arial" w:cs="Arial" w:eastAsia="Arial" w:hAnsi="Arial"/>
-                <w:b w:val="false"/>
-                <w:bCs w:val="false"/>
-                <w:color w:val="2D3748"/>
-                <w:sz w:val="18"/>
-                <w:szCs w:val="18"/>
-              </w:rPr>
-              <w:t xml:space="preserve">비목별(CBS) 예산 집행 현황 (직접비, 간접비, 예비비)</w:t>
+              <w:t xml:space="preserve">시공 프로젝트 상세 (비용 탭)</w:t>
+            </w:r>
+          </w:p>
+        </w:tc>
+        <w:tc>
+          <w:tcPr>
+            <w:tcBorders>
+              <w:top w:val="single" w:color="CBD5E0" w:sz="1"/>
+              <w:left w:val="single" w:color="CBD5E0" w:sz="1"/>
+              <w:bottom w:val="single" w:color="CBD5E0" w:sz="1"/>
+              <w:right w:val="single" w:color="CBD5E0" w:sz="1"/>
+            </w:tcBorders>
+            <w:shd w:fill="FFFFFF" w:val="clear"/>
+            <w:tcMar>
+              <w:top w:type="dxa" w:w="120"/>
+              <w:left w:type="dxa" w:w="140"/>
+              <w:bottom w:type="dxa" w:w="120"/>
+              <w:right w:type="dxa" w:w="140"/>
+            </w:tcMar>
+          </w:tcPr>
+          <w:p>
+            <w:r>
+              <w:rPr>
+                <w:rFonts w:ascii="Arial" w:cs="Arial" w:eastAsia="Arial" w:hAnsi="Arial"/>
+                <w:b w:val="false"/>
+                <w:bCs w:val="false"/>
+                <w:color w:val="2D3748"/>
+                <w:sz w:val="18"/>
+                <w:szCs w:val="18"/>
+              </w:rPr>
+              <w:t xml:space="preserve">월별 원가 계획 및 공종별 내역</w:t>
             </w:r>
           </w:p>
         </w:tc>
@@ -3526,67 +3526,67 @@
                 <w:sz w:val="18"/>
                 <w:szCs w:val="18"/>
               </w:rPr>
-              <w:t xml:space="preserve">🔄 ERP 자동동기화</w:t>
-            </w:r>
-          </w:p>
-        </w:tc>
-        <w:tc>
-          <w:tcPr>
-            <w:tcBorders>
-              <w:top w:val="single" w:color="CBD5E0" w:sz="1"/>
-              <w:left w:val="single" w:color="CBD5E0" w:sz="1"/>
-              <w:bottom w:val="single" w:color="CBD5E0" w:sz="1"/>
-              <w:right w:val="single" w:color="CBD5E0" w:sz="1"/>
-            </w:tcBorders>
-            <w:shd w:fill="FFFFFF" w:val="clear"/>
-            <w:tcMar>
-              <w:top w:type="dxa" w:w="120"/>
-              <w:left w:type="dxa" w:w="140"/>
-              <w:bottom w:type="dxa" w:w="120"/>
-              <w:right w:type="dxa" w:w="140"/>
-            </w:tcMar>
-          </w:tcPr>
-          <w:p>
-            <w:r>
-              <w:rPr>
-                <w:rFonts w:ascii="Arial" w:cs="Arial" w:eastAsia="Arial" w:hAnsi="Arial"/>
-                <w:b w:val="false"/>
-                <w:bCs w:val="false"/>
-                <w:color w:val="2D3748"/>
-                <w:sz w:val="18"/>
-                <w:szCs w:val="18"/>
-              </w:rPr>
-              <w:t xml:space="preserve">Execution Budget Proposal &gt; Cost Breakdown</w:t>
-            </w:r>
-          </w:p>
-        </w:tc>
-        <w:tc>
-          <w:tcPr>
-            <w:tcBorders>
-              <w:top w:val="single" w:color="CBD5E0" w:sz="1"/>
-              <w:left w:val="single" w:color="CBD5E0" w:sz="1"/>
-              <w:bottom w:val="single" w:color="CBD5E0" w:sz="1"/>
-              <w:right w:val="single" w:color="CBD5E0" w:sz="1"/>
-            </w:tcBorders>
-            <w:shd w:fill="FFFFFF" w:val="clear"/>
-            <w:tcMar>
-              <w:top w:type="dxa" w:w="120"/>
-              <w:left w:type="dxa" w:w="140"/>
-              <w:bottom w:type="dxa" w:w="120"/>
-              <w:right w:type="dxa" w:w="140"/>
-            </w:tcMar>
-          </w:tcPr>
-          <w:p>
-            <w:r>
-              <w:rPr>
-                <w:rFonts w:ascii="Arial" w:cs="Arial" w:eastAsia="Arial" w:hAnsi="Arial"/>
-                <w:b w:val="false"/>
-                <w:bCs w:val="false"/>
-                <w:color w:val="2D3748"/>
-                <w:sz w:val="18"/>
-                <w:szCs w:val="18"/>
-              </w:rPr>
-              <w:t xml:space="preserve">Budget &amp; Incurred Cost by Standard CBS</w:t>
+              <w:t xml:space="preserve">✍️ 수기 직접입력</w:t>
+            </w:r>
+          </w:p>
+        </w:tc>
+        <w:tc>
+          <w:tcPr>
+            <w:tcBorders>
+              <w:top w:val="single" w:color="CBD5E0" w:sz="1"/>
+              <w:left w:val="single" w:color="CBD5E0" w:sz="1"/>
+              <w:bottom w:val="single" w:color="CBD5E0" w:sz="1"/>
+              <w:right w:val="single" w:color="CBD5E0" w:sz="1"/>
+            </w:tcBorders>
+            <w:shd w:fill="FFFFFF" w:val="clear"/>
+            <w:tcMar>
+              <w:top w:type="dxa" w:w="120"/>
+              <w:left w:type="dxa" w:w="140"/>
+              <w:bottom w:type="dxa" w:w="120"/>
+              <w:right w:type="dxa" w:w="140"/>
+            </w:tcMar>
+          </w:tcPr>
+          <w:p>
+            <w:r>
+              <w:rPr>
+                <w:rFonts w:ascii="Arial" w:cs="Arial" w:eastAsia="Arial" w:hAnsi="Arial"/>
+                <w:b w:val="false"/>
+                <w:bCs w:val="false"/>
+                <w:color w:val="2D3748"/>
+                <w:sz w:val="18"/>
+                <w:szCs w:val="18"/>
+              </w:rPr>
+              <w:t xml:space="preserve"/>
+            </w:r>
+          </w:p>
+        </w:tc>
+        <w:tc>
+          <w:tcPr>
+            <w:tcBorders>
+              <w:top w:val="single" w:color="CBD5E0" w:sz="1"/>
+              <w:left w:val="single" w:color="CBD5E0" w:sz="1"/>
+              <w:bottom w:val="single" w:color="CBD5E0" w:sz="1"/>
+              <w:right w:val="single" w:color="CBD5E0" w:sz="1"/>
+            </w:tcBorders>
+            <w:shd w:fill="FFFFFF" w:val="clear"/>
+            <w:tcMar>
+              <w:top w:type="dxa" w:w="120"/>
+              <w:left w:type="dxa" w:w="140"/>
+              <w:bottom w:type="dxa" w:w="120"/>
+              <w:right w:type="dxa" w:w="140"/>
+            </w:tcMar>
+          </w:tcPr>
+          <w:p>
+            <w:r>
+              <w:rPr>
+                <w:rFonts w:ascii="Arial" w:cs="Arial" w:eastAsia="Arial" w:hAnsi="Arial"/>
+                <w:b w:val="false"/>
+                <w:bCs w:val="false"/>
+                <w:color w:val="2D3748"/>
+                <w:sz w:val="18"/>
+                <w:szCs w:val="18"/>
+              </w:rPr>
+              <w:t xml:space="preserve">Data Entry Tab &gt; 4. Cost Plan/Actual by Work Type</w:t>
             </w:r>
           </w:p>
         </w:tc>
@@ -3618,37 +3618,37 @@
                 <w:sz w:val="18"/>
                 <w:szCs w:val="18"/>
               </w:rPr>
-              <w:t xml:space="preserve">시공 프로젝트 상세 - 비용 탭</w:t>
-            </w:r>
-          </w:p>
-        </w:tc>
-        <w:tc>
-          <w:tcPr>
-            <w:tcBorders>
-              <w:top w:val="single" w:color="CBD5E0" w:sz="1"/>
-              <w:left w:val="single" w:color="CBD5E0" w:sz="1"/>
-              <w:bottom w:val="single" w:color="CBD5E0" w:sz="1"/>
-              <w:right w:val="single" w:color="CBD5E0" w:sz="1"/>
-            </w:tcBorders>
-            <w:shd w:fill="FFFFFF" w:val="clear"/>
-            <w:tcMar>
-              <w:top w:type="dxa" w:w="120"/>
-              <w:left w:type="dxa" w:w="140"/>
-              <w:bottom w:type="dxa" w:w="120"/>
-              <w:right w:type="dxa" w:w="140"/>
-            </w:tcMar>
-          </w:tcPr>
-          <w:p>
-            <w:r>
-              <w:rPr>
-                <w:rFonts w:ascii="Arial" w:cs="Arial" w:eastAsia="Arial" w:hAnsi="Arial"/>
-                <w:b w:val="false"/>
-                <w:bCs w:val="false"/>
-                <w:color w:val="2D3748"/>
-                <w:sz w:val="18"/>
-                <w:szCs w:val="18"/>
-              </w:rPr>
-              <w:t xml:space="preserve">월별 공종별 원가 계획 및 실적</w:t>
+              <w:t xml:space="preserve">시공 프로젝트 상세 (자금수지 탭)</w:t>
+            </w:r>
+          </w:p>
+        </w:tc>
+        <w:tc>
+          <w:tcPr>
+            <w:tcBorders>
+              <w:top w:val="single" w:color="CBD5E0" w:sz="1"/>
+              <w:left w:val="single" w:color="CBD5E0" w:sz="1"/>
+              <w:bottom w:val="single" w:color="CBD5E0" w:sz="1"/>
+              <w:right w:val="single" w:color="CBD5E0" w:sz="1"/>
+            </w:tcBorders>
+            <w:shd w:fill="FFFFFF" w:val="clear"/>
+            <w:tcMar>
+              <w:top w:type="dxa" w:w="120"/>
+              <w:left w:type="dxa" w:w="140"/>
+              <w:bottom w:type="dxa" w:w="120"/>
+              <w:right w:type="dxa" w:w="140"/>
+            </w:tcMar>
+          </w:tcPr>
+          <w:p>
+            <w:r>
+              <w:rPr>
+                <w:rFonts w:ascii="Arial" w:cs="Arial" w:eastAsia="Arial" w:hAnsi="Arial"/>
+                <w:b w:val="false"/>
+                <w:bCs w:val="false"/>
+                <w:color w:val="2D3748"/>
+                <w:sz w:val="18"/>
+                <w:szCs w:val="18"/>
+              </w:rPr>
+              <w:t xml:space="preserve">프로젝트 입금 / 출금 / 자금 잔액</w:t>
             </w:r>
           </w:p>
         </w:tc>
@@ -3678,67 +3678,67 @@
                 <w:sz w:val="18"/>
                 <w:szCs w:val="18"/>
               </w:rPr>
-              <w:t xml:space="preserve">✍️ 수기 직접입력</w:t>
-            </w:r>
-          </w:p>
-        </w:tc>
-        <w:tc>
-          <w:tcPr>
-            <w:tcBorders>
-              <w:top w:val="single" w:color="CBD5E0" w:sz="1"/>
-              <w:left w:val="single" w:color="CBD5E0" w:sz="1"/>
-              <w:bottom w:val="single" w:color="CBD5E0" w:sz="1"/>
-              <w:right w:val="single" w:color="CBD5E0" w:sz="1"/>
-            </w:tcBorders>
-            <w:shd w:fill="FFFFFF" w:val="clear"/>
-            <w:tcMar>
-              <w:top w:type="dxa" w:w="120"/>
-              <w:left w:type="dxa" w:w="140"/>
-              <w:bottom w:type="dxa" w:w="120"/>
-              <w:right w:type="dxa" w:w="140"/>
-            </w:tcMar>
-          </w:tcPr>
-          <w:p>
-            <w:r>
-              <w:rPr>
-                <w:rFonts w:ascii="Arial" w:cs="Arial" w:eastAsia="Arial" w:hAnsi="Arial"/>
-                <w:b w:val="false"/>
-                <w:bCs w:val="false"/>
-                <w:color w:val="2D3748"/>
-                <w:sz w:val="18"/>
-                <w:szCs w:val="18"/>
-              </w:rPr>
-              <w:t xml:space="preserve">N/A (Site Cost Incurrence Plan)</w:t>
-            </w:r>
-          </w:p>
-        </w:tc>
-        <w:tc>
-          <w:tcPr>
-            <w:tcBorders>
-              <w:top w:val="single" w:color="CBD5E0" w:sz="1"/>
-              <w:left w:val="single" w:color="CBD5E0" w:sz="1"/>
-              <w:bottom w:val="single" w:color="CBD5E0" w:sz="1"/>
-              <w:right w:val="single" w:color="CBD5E0" w:sz="1"/>
-            </w:tcBorders>
-            <w:shd w:fill="FFFFFF" w:val="clear"/>
-            <w:tcMar>
-              <w:top w:type="dxa" w:w="120"/>
-              <w:left w:type="dxa" w:w="140"/>
-              <w:bottom w:type="dxa" w:w="120"/>
-              <w:right w:type="dxa" w:w="140"/>
-            </w:tcMar>
-          </w:tcPr>
-          <w:p>
-            <w:r>
-              <w:rPr>
-                <w:rFonts w:ascii="Arial" w:cs="Arial" w:eastAsia="Arial" w:hAnsi="Arial"/>
-                <w:b w:val="false"/>
-                <w:bCs w:val="false"/>
-                <w:color w:val="2D3748"/>
-                <w:sz w:val="18"/>
-                <w:szCs w:val="18"/>
-              </w:rPr>
-              <w:t xml:space="preserve">Data Entry Tab &gt; 4. Cost Plan/Actual by Work Type</w:t>
+              <w:t xml:space="preserve">🔄 ERP 자동동기화</w:t>
+            </w:r>
+          </w:p>
+        </w:tc>
+        <w:tc>
+          <w:tcPr>
+            <w:tcBorders>
+              <w:top w:val="single" w:color="CBD5E0" w:sz="1"/>
+              <w:left w:val="single" w:color="CBD5E0" w:sz="1"/>
+              <w:bottom w:val="single" w:color="CBD5E0" w:sz="1"/>
+              <w:right w:val="single" w:color="CBD5E0" w:sz="1"/>
+            </w:tcBorders>
+            <w:shd w:fill="F7FAFC" w:val="clear"/>
+            <w:tcMar>
+              <w:top w:type="dxa" w:w="120"/>
+              <w:left w:type="dxa" w:w="140"/>
+              <w:bottom w:type="dxa" w:w="120"/>
+              <w:right w:type="dxa" w:w="140"/>
+            </w:tcMar>
+          </w:tcPr>
+          <w:p>
+            <w:r>
+              <w:rPr>
+                <w:rFonts w:ascii="Arial" w:cs="Arial" w:eastAsia="Arial" w:hAnsi="Arial"/>
+                <w:b w:val="false"/>
+                <w:bCs w:val="false"/>
+                <w:color w:val="2D3748"/>
+                <w:sz w:val="18"/>
+                <w:szCs w:val="18"/>
+              </w:rPr>
+              <w:t xml:space="preserve">Cash Flow &gt; Report &gt; Cash Flow Report</w:t>
+            </w:r>
+          </w:p>
+        </w:tc>
+        <w:tc>
+          <w:tcPr>
+            <w:tcBorders>
+              <w:top w:val="single" w:color="CBD5E0" w:sz="1"/>
+              <w:left w:val="single" w:color="CBD5E0" w:sz="1"/>
+              <w:bottom w:val="single" w:color="CBD5E0" w:sz="1"/>
+              <w:right w:val="single" w:color="CBD5E0" w:sz="1"/>
+            </w:tcBorders>
+            <w:shd w:fill="F7FAFC" w:val="clear"/>
+            <w:tcMar>
+              <w:top w:type="dxa" w:w="120"/>
+              <w:left w:type="dxa" w:w="140"/>
+              <w:bottom w:type="dxa" w:w="120"/>
+              <w:right w:type="dxa" w:w="140"/>
+            </w:tcMar>
+          </w:tcPr>
+          <w:p>
+            <w:r>
+              <w:rPr>
+                <w:rFonts w:ascii="Arial" w:cs="Arial" w:eastAsia="Arial" w:hAnsi="Arial"/>
+                <w:b w:val="false"/>
+                <w:bCs w:val="false"/>
+                <w:color w:val="2D3748"/>
+                <w:sz w:val="18"/>
+                <w:szCs w:val="18"/>
+              </w:rPr>
+              <w:t xml:space="preserve">Income &gt; month (1-12)Outcome &gt; month (1-12)</w:t>
             </w:r>
           </w:p>
         </w:tc>
@@ -3770,37 +3770,37 @@
                 <w:sz w:val="18"/>
                 <w:szCs w:val="18"/>
               </w:rPr>
-              <w:t xml:space="preserve">시공 프로젝트 상세 - 자금수지 탭</w:t>
-            </w:r>
-          </w:p>
-        </w:tc>
-        <w:tc>
-          <w:tcPr>
-            <w:tcBorders>
-              <w:top w:val="single" w:color="CBD5E0" w:sz="1"/>
-              <w:left w:val="single" w:color="CBD5E0" w:sz="1"/>
-              <w:bottom w:val="single" w:color="CBD5E0" w:sz="1"/>
-              <w:right w:val="single" w:color="CBD5E0" w:sz="1"/>
-            </w:tcBorders>
-            <w:shd w:fill="FFFFFF" w:val="clear"/>
-            <w:tcMar>
-              <w:top w:type="dxa" w:w="120"/>
-              <w:left w:type="dxa" w:w="140"/>
-              <w:bottom w:type="dxa" w:w="120"/>
-              <w:right w:type="dxa" w:w="140"/>
-            </w:tcMar>
-          </w:tcPr>
-          <w:p>
-            <w:r>
-              <w:rPr>
-                <w:rFonts w:ascii="Arial" w:cs="Arial" w:eastAsia="Arial" w:hAnsi="Arial"/>
-                <w:b w:val="false"/>
-                <w:bCs w:val="false"/>
-                <w:color w:val="2D3748"/>
-                <w:sz w:val="18"/>
-                <w:szCs w:val="18"/>
-              </w:rPr>
-              <w:t xml:space="preserve">프로젝트 자금유입 / 자금유출 / 자금잔액</w:t>
+              <w:t xml:space="preserve">용역 프로젝트 상세 (개요 및 매출)</w:t>
+            </w:r>
+          </w:p>
+        </w:tc>
+        <w:tc>
+          <w:tcPr>
+            <w:tcBorders>
+              <w:top w:val="single" w:color="CBD5E0" w:sz="1"/>
+              <w:left w:val="single" w:color="CBD5E0" w:sz="1"/>
+              <w:bottom w:val="single" w:color="CBD5E0" w:sz="1"/>
+              <w:right w:val="single" w:color="CBD5E0" w:sz="1"/>
+            </w:tcBorders>
+            <w:shd w:fill="FFFFFF" w:val="clear"/>
+            <w:tcMar>
+              <w:top w:type="dxa" w:w="120"/>
+              <w:left w:type="dxa" w:w="140"/>
+              <w:bottom w:type="dxa" w:w="120"/>
+              <w:right w:type="dxa" w:w="140"/>
+            </w:tcMar>
+          </w:tcPr>
+          <w:p>
+            <w:r>
+              <w:rPr>
+                <w:rFonts w:ascii="Arial" w:cs="Arial" w:eastAsia="Arial" w:hAnsi="Arial"/>
+                <w:b w:val="false"/>
+                <w:bCs w:val="false"/>
+                <w:color w:val="2D3748"/>
+                <w:sz w:val="18"/>
+                <w:szCs w:val="18"/>
+              </w:rPr>
+              <w:t xml:space="preserve">용역 계약 및 범위 상세</w:t>
             </w:r>
           </w:p>
         </w:tc>
@@ -3830,67 +3830,67 @@
                 <w:sz w:val="18"/>
                 <w:szCs w:val="18"/>
               </w:rPr>
-              <w:t xml:space="preserve">🔄 ERP 자동동기화</w:t>
-            </w:r>
-          </w:p>
-        </w:tc>
-        <w:tc>
-          <w:tcPr>
-            <w:tcBorders>
-              <w:top w:val="single" w:color="CBD5E0" w:sz="1"/>
-              <w:left w:val="single" w:color="CBD5E0" w:sz="1"/>
-              <w:bottom w:val="single" w:color="CBD5E0" w:sz="1"/>
-              <w:right w:val="single" w:color="CBD5E0" w:sz="1"/>
-            </w:tcBorders>
-            <w:shd w:fill="FFFFFF" w:val="clear"/>
-            <w:tcMar>
-              <w:top w:type="dxa" w:w="120"/>
-              <w:left w:type="dxa" w:w="140"/>
-              <w:bottom w:type="dxa" w:w="120"/>
-              <w:right w:type="dxa" w:w="140"/>
-            </w:tcMar>
-          </w:tcPr>
-          <w:p>
-            <w:r>
-              <w:rPr>
-                <w:rFonts w:ascii="Arial" w:cs="Arial" w:eastAsia="Arial" w:hAnsi="Arial"/>
-                <w:b w:val="false"/>
-                <w:bCs w:val="false"/>
-                <w:color w:val="2D3748"/>
-                <w:sz w:val="18"/>
-                <w:szCs w:val="18"/>
-              </w:rPr>
-              <w:t xml:space="preserve">1. Site Fund Movement (Cash / Bank) / Transactions</w:t>
-            </w:r>
-          </w:p>
-        </w:tc>
-        <w:tc>
-          <w:tcPr>
-            <w:tcBorders>
-              <w:top w:val="single" w:color="CBD5E0" w:sz="1"/>
-              <w:left w:val="single" w:color="CBD5E0" w:sz="1"/>
-              <w:bottom w:val="single" w:color="CBD5E0" w:sz="1"/>
-              <w:right w:val="single" w:color="CBD5E0" w:sz="1"/>
-            </w:tcBorders>
-            <w:shd w:fill="FFFFFF" w:val="clear"/>
-            <w:tcMar>
-              <w:top w:type="dxa" w:w="120"/>
-              <w:left w:type="dxa" w:w="140"/>
-              <w:bottom w:type="dxa" w:w="120"/>
-              <w:right w:type="dxa" w:w="140"/>
-            </w:tcMar>
-          </w:tcPr>
-          <w:p>
-            <w:r>
-              <w:rPr>
-                <w:rFonts w:ascii="Arial" w:cs="Arial" w:eastAsia="Arial" w:hAnsi="Arial"/>
-                <w:b w:val="false"/>
-                <w:bCs w:val="false"/>
-                <w:color w:val="2D3748"/>
-                <w:sz w:val="18"/>
-                <w:szCs w:val="18"/>
-              </w:rPr>
-              <w:t xml:space="preserve">Income / Withdrawal / Opening Balance</w:t>
+              <w:t xml:space="preserve">✍️ 수기 직접입력</w:t>
+            </w:r>
+          </w:p>
+        </w:tc>
+        <w:tc>
+          <w:tcPr>
+            <w:tcBorders>
+              <w:top w:val="single" w:color="CBD5E0" w:sz="1"/>
+              <w:left w:val="single" w:color="CBD5E0" w:sz="1"/>
+              <w:bottom w:val="single" w:color="CBD5E0" w:sz="1"/>
+              <w:right w:val="single" w:color="CBD5E0" w:sz="1"/>
+            </w:tcBorders>
+            <w:shd w:fill="FFFFFF" w:val="clear"/>
+            <w:tcMar>
+              <w:top w:type="dxa" w:w="120"/>
+              <w:left w:type="dxa" w:w="140"/>
+              <w:bottom w:type="dxa" w:w="120"/>
+              <w:right w:type="dxa" w:w="140"/>
+            </w:tcMar>
+          </w:tcPr>
+          <w:p>
+            <w:r>
+              <w:rPr>
+                <w:rFonts w:ascii="Arial" w:cs="Arial" w:eastAsia="Arial" w:hAnsi="Arial"/>
+                <w:b w:val="false"/>
+                <w:bCs w:val="false"/>
+                <w:color w:val="2D3748"/>
+                <w:sz w:val="18"/>
+                <w:szCs w:val="18"/>
+              </w:rPr>
+              <w:t xml:space="preserve"/>
+            </w:r>
+          </w:p>
+        </w:tc>
+        <w:tc>
+          <w:tcPr>
+            <w:tcBorders>
+              <w:top w:val="single" w:color="CBD5E0" w:sz="1"/>
+              <w:left w:val="single" w:color="CBD5E0" w:sz="1"/>
+              <w:bottom w:val="single" w:color="CBD5E0" w:sz="1"/>
+              <w:right w:val="single" w:color="CBD5E0" w:sz="1"/>
+            </w:tcBorders>
+            <w:shd w:fill="FFFFFF" w:val="clear"/>
+            <w:tcMar>
+              <w:top w:type="dxa" w:w="120"/>
+              <w:left w:type="dxa" w:w="140"/>
+              <w:bottom w:type="dxa" w:w="120"/>
+              <w:right w:type="dxa" w:w="140"/>
+            </w:tcMar>
+          </w:tcPr>
+          <w:p>
+            <w:r>
+              <w:rPr>
+                <w:rFonts w:ascii="Arial" w:cs="Arial" w:eastAsia="Arial" w:hAnsi="Arial"/>
+                <w:b w:val="false"/>
+                <w:bCs w:val="false"/>
+                <w:color w:val="2D3748"/>
+                <w:sz w:val="18"/>
+                <w:szCs w:val="18"/>
+              </w:rPr>
+              <w:t xml:space="preserve">Data Entry Tab &gt; Service Overview ( Client, Scope of Work, Payment Terms)</w:t>
             </w:r>
           </w:p>
         </w:tc>
@@ -3922,37 +3922,37 @@
                 <w:sz w:val="18"/>
                 <w:szCs w:val="18"/>
               </w:rPr>
-              <w:t xml:space="preserve">용역 프로젝트 상세 - 개요 및 매출</w:t>
-            </w:r>
-          </w:p>
-        </w:tc>
-        <w:tc>
-          <w:tcPr>
-            <w:tcBorders>
-              <w:top w:val="single" w:color="CBD5E0" w:sz="1"/>
-              <w:left w:val="single" w:color="CBD5E0" w:sz="1"/>
-              <w:bottom w:val="single" w:color="CBD5E0" w:sz="1"/>
-              <w:right w:val="single" w:color="CBD5E0" w:sz="1"/>
-            </w:tcBorders>
-            <w:shd w:fill="FFFFFF" w:val="clear"/>
-            <w:tcMar>
-              <w:top w:type="dxa" w:w="120"/>
-              <w:left w:type="dxa" w:w="140"/>
-              <w:bottom w:type="dxa" w:w="120"/>
-              <w:right w:type="dxa" w:w="140"/>
-            </w:tcMar>
-          </w:tcPr>
-          <w:p>
-            <w:r>
-              <w:rPr>
-                <w:rFonts w:ascii="Arial" w:cs="Arial" w:eastAsia="Arial" w:hAnsi="Arial"/>
-                <w:b w:val="false"/>
-                <w:bCs w:val="false"/>
-                <w:color w:val="2D3748"/>
-                <w:sz w:val="18"/>
-                <w:szCs w:val="18"/>
-              </w:rPr>
-              <w:t xml:space="preserve">용역 도급액 및 과업 범위</w:t>
+              <w:t xml:space="preserve">용역 프로젝트 상세 (매출/원가 탭)</w:t>
+            </w:r>
+          </w:p>
+        </w:tc>
+        <w:tc>
+          <w:tcPr>
+            <w:tcBorders>
+              <w:top w:val="single" w:color="CBD5E0" w:sz="1"/>
+              <w:left w:val="single" w:color="CBD5E0" w:sz="1"/>
+              <w:bottom w:val="single" w:color="CBD5E0" w:sz="1"/>
+              <w:right w:val="single" w:color="CBD5E0" w:sz="1"/>
+            </w:tcBorders>
+            <w:shd w:fill="FFFFFF" w:val="clear"/>
+            <w:tcMar>
+              <w:top w:type="dxa" w:w="120"/>
+              <w:left w:type="dxa" w:w="140"/>
+              <w:bottom w:type="dxa" w:w="120"/>
+              <w:right w:type="dxa" w:w="140"/>
+            </w:tcMar>
+          </w:tcPr>
+          <w:p>
+            <w:r>
+              <w:rPr>
+                <w:rFonts w:ascii="Arial" w:cs="Arial" w:eastAsia="Arial" w:hAnsi="Arial"/>
+                <w:b w:val="false"/>
+                <w:bCs w:val="false"/>
+                <w:color w:val="2D3748"/>
+                <w:sz w:val="18"/>
+                <w:szCs w:val="18"/>
+              </w:rPr>
+              <w:t xml:space="preserve">용역 월별 회계 및 집행 원가(COGS)</w:t>
             </w:r>
           </w:p>
         </w:tc>
@@ -3994,55 +3994,55 @@
               <w:bottom w:val="single" w:color="CBD5E0" w:sz="1"/>
               <w:right w:val="single" w:color="CBD5E0" w:sz="1"/>
             </w:tcBorders>
-            <w:shd w:fill="FFFFFF" w:val="clear"/>
-            <w:tcMar>
-              <w:top w:type="dxa" w:w="120"/>
-              <w:left w:type="dxa" w:w="140"/>
-              <w:bottom w:type="dxa" w:w="120"/>
-              <w:right w:type="dxa" w:w="140"/>
-            </w:tcMar>
-          </w:tcPr>
-          <w:p>
-            <w:r>
-              <w:rPr>
-                <w:rFonts w:ascii="Arial" w:cs="Arial" w:eastAsia="Arial" w:hAnsi="Arial"/>
-                <w:b w:val="false"/>
-                <w:bCs w:val="false"/>
-                <w:color w:val="2D3748"/>
-                <w:sz w:val="18"/>
-                <w:szCs w:val="18"/>
-              </w:rPr>
-              <w:t xml:space="preserve">Service Contract / Order Management</w:t>
-            </w:r>
-          </w:p>
-        </w:tc>
-        <w:tc>
-          <w:tcPr>
-            <w:tcBorders>
-              <w:top w:val="single" w:color="CBD5E0" w:sz="1"/>
-              <w:left w:val="single" w:color="CBD5E0" w:sz="1"/>
-              <w:bottom w:val="single" w:color="CBD5E0" w:sz="1"/>
-              <w:right w:val="single" w:color="CBD5E0" w:sz="1"/>
-            </w:tcBorders>
-            <w:shd w:fill="FFFFFF" w:val="clear"/>
-            <w:tcMar>
-              <w:top w:type="dxa" w:w="120"/>
-              <w:left w:type="dxa" w:w="140"/>
-              <w:bottom w:type="dxa" w:w="120"/>
-              <w:right w:type="dxa" w:w="140"/>
-            </w:tcMar>
-          </w:tcPr>
-          <w:p>
-            <w:r>
-              <w:rPr>
-                <w:rFonts w:ascii="Arial" w:cs="Arial" w:eastAsia="Arial" w:hAnsi="Arial"/>
-                <w:b w:val="false"/>
-                <w:bCs w:val="false"/>
-                <w:color w:val="2D3748"/>
-                <w:sz w:val="18"/>
-                <w:szCs w:val="18"/>
-              </w:rPr>
-              <w:t xml:space="preserve">Data Entry Tab &gt; Service Overview (Period, Client, Scope, Payment Terms)</w:t>
+            <w:shd w:fill="F7FAFC" w:val="clear"/>
+            <w:tcMar>
+              <w:top w:type="dxa" w:w="120"/>
+              <w:left w:type="dxa" w:w="140"/>
+              <w:bottom w:type="dxa" w:w="120"/>
+              <w:right w:type="dxa" w:w="140"/>
+            </w:tcMar>
+          </w:tcPr>
+          <w:p>
+            <w:r>
+              <w:rPr>
+                <w:rFonts w:ascii="Arial" w:cs="Arial" w:eastAsia="Arial" w:hAnsi="Arial"/>
+                <w:b w:val="false"/>
+                <w:bCs w:val="false"/>
+                <w:color w:val="2D3748"/>
+                <w:sz w:val="18"/>
+                <w:szCs w:val="18"/>
+              </w:rPr>
+              <w:t xml:space="preserve"/>
+            </w:r>
+          </w:p>
+        </w:tc>
+        <w:tc>
+          <w:tcPr>
+            <w:tcBorders>
+              <w:top w:val="single" w:color="CBD5E0" w:sz="1"/>
+              <w:left w:val="single" w:color="CBD5E0" w:sz="1"/>
+              <w:bottom w:val="single" w:color="CBD5E0" w:sz="1"/>
+              <w:right w:val="single" w:color="CBD5E0" w:sz="1"/>
+            </w:tcBorders>
+            <w:shd w:fill="F7FAFC" w:val="clear"/>
+            <w:tcMar>
+              <w:top w:type="dxa" w:w="120"/>
+              <w:left w:type="dxa" w:w="140"/>
+              <w:bottom w:type="dxa" w:w="120"/>
+              <w:right w:type="dxa" w:w="140"/>
+            </w:tcMar>
+          </w:tcPr>
+          <w:p>
+            <w:r>
+              <w:rPr>
+                <w:rFonts w:ascii="Arial" w:cs="Arial" w:eastAsia="Arial" w:hAnsi="Arial"/>
+                <w:b w:val="false"/>
+                <w:bCs w:val="false"/>
+                <w:color w:val="2D3748"/>
+                <w:sz w:val="18"/>
+                <w:szCs w:val="18"/>
+              </w:rPr>
+              <w:t xml:space="preserve">Data Entry Tab &gt; 3. Monthly Cost of Revenue</w:t>
             </w:r>
           </w:p>
         </w:tc>
@@ -4074,37 +4074,37 @@
                 <w:sz w:val="18"/>
                 <w:szCs w:val="18"/>
               </w:rPr>
-              <w:t xml:space="preserve">용역 프로젝트 상세 - 매출 및 원가 탭</w:t>
-            </w:r>
-          </w:p>
-        </w:tc>
-        <w:tc>
-          <w:tcPr>
-            <w:tcBorders>
-              <w:top w:val="single" w:color="CBD5E0" w:sz="1"/>
-              <w:left w:val="single" w:color="CBD5E0" w:sz="1"/>
-              <w:bottom w:val="single" w:color="CBD5E0" w:sz="1"/>
-              <w:right w:val="single" w:color="CBD5E0" w:sz="1"/>
-            </w:tcBorders>
-            <w:shd w:fill="FFFFFF" w:val="clear"/>
-            <w:tcMar>
-              <w:top w:type="dxa" w:w="120"/>
-              <w:left w:type="dxa" w:w="140"/>
-              <w:bottom w:type="dxa" w:w="120"/>
-              <w:right w:type="dxa" w:w="140"/>
-            </w:tcMar>
-          </w:tcPr>
-          <w:p>
-            <w:r>
-              <w:rPr>
-                <w:rFonts w:ascii="Arial" w:cs="Arial" w:eastAsia="Arial" w:hAnsi="Arial"/>
-                <w:b w:val="false"/>
-                <w:bCs w:val="false"/>
-                <w:color w:val="2D3748"/>
-                <w:sz w:val="18"/>
-                <w:szCs w:val="18"/>
-              </w:rPr>
-              <w:t xml:space="preserve">용역 월별 회계 매출원가 및 집행 매출원가 (WIP)</w:t>
+              <w:t xml:space="preserve">시스템 관리 (데이터 연동 및 업로드)</w:t>
+            </w:r>
+          </w:p>
+        </w:tc>
+        <w:tc>
+          <w:tcPr>
+            <w:tcBorders>
+              <w:top w:val="single" w:color="CBD5E0" w:sz="1"/>
+              <w:left w:val="single" w:color="CBD5E0" w:sz="1"/>
+              <w:bottom w:val="single" w:color="CBD5E0" w:sz="1"/>
+              <w:right w:val="single" w:color="CBD5E0" w:sz="1"/>
+            </w:tcBorders>
+            <w:shd w:fill="FFFFFF" w:val="clear"/>
+            <w:tcMar>
+              <w:top w:type="dxa" w:w="120"/>
+              <w:left w:type="dxa" w:w="140"/>
+              <w:bottom w:type="dxa" w:w="120"/>
+              <w:right w:type="dxa" w:w="140"/>
+            </w:tcMar>
+          </w:tcPr>
+          <w:p>
+            <w:r>
+              <w:rPr>
+                <w:rFonts w:ascii="Arial" w:cs="Arial" w:eastAsia="Arial" w:hAnsi="Arial"/>
+                <w:b w:val="false"/>
+                <w:bCs w:val="false"/>
+                <w:color w:val="2D3748"/>
+                <w:sz w:val="18"/>
+                <w:szCs w:val="18"/>
+              </w:rPr>
+              <w:t xml:space="preserve">환율 관리 (USD / VND / KRW)</w:t>
             </w:r>
           </w:p>
         </w:tc>
@@ -4134,67 +4134,67 @@
                 <w:sz w:val="18"/>
                 <w:szCs w:val="18"/>
               </w:rPr>
-              <w:t xml:space="preserve">✍️ 수기 직접입력</w:t>
-            </w:r>
-          </w:p>
-        </w:tc>
-        <w:tc>
-          <w:tcPr>
-            <w:tcBorders>
-              <w:top w:val="single" w:color="CBD5E0" w:sz="1"/>
-              <w:left w:val="single" w:color="CBD5E0" w:sz="1"/>
-              <w:bottom w:val="single" w:color="CBD5E0" w:sz="1"/>
-              <w:right w:val="single" w:color="CBD5E0" w:sz="1"/>
-            </w:tcBorders>
-            <w:shd w:fill="FFFFFF" w:val="clear"/>
-            <w:tcMar>
-              <w:top w:type="dxa" w:w="120"/>
-              <w:left w:type="dxa" w:w="140"/>
-              <w:bottom w:type="dxa" w:w="120"/>
-              <w:right w:type="dxa" w:w="140"/>
-            </w:tcMar>
-          </w:tcPr>
-          <w:p>
-            <w:r>
-              <w:rPr>
-                <w:rFonts w:ascii="Arial" w:cs="Arial" w:eastAsia="Arial" w:hAnsi="Arial"/>
-                <w:b w:val="false"/>
-                <w:bCs w:val="false"/>
-                <w:color w:val="2D3748"/>
-                <w:sz w:val="18"/>
-                <w:szCs w:val="18"/>
-              </w:rPr>
-              <w:t xml:space="preserve">Monthly Management Performance / Service Cost</w:t>
-            </w:r>
-          </w:p>
-        </w:tc>
-        <w:tc>
-          <w:tcPr>
-            <w:tcBorders>
-              <w:top w:val="single" w:color="CBD5E0" w:sz="1"/>
-              <w:left w:val="single" w:color="CBD5E0" w:sz="1"/>
-              <w:bottom w:val="single" w:color="CBD5E0" w:sz="1"/>
-              <w:right w:val="single" w:color="CBD5E0" w:sz="1"/>
-            </w:tcBorders>
-            <w:shd w:fill="FFFFFF" w:val="clear"/>
-            <w:tcMar>
-              <w:top w:type="dxa" w:w="120"/>
-              <w:left w:type="dxa" w:w="140"/>
-              <w:bottom w:type="dxa" w:w="120"/>
-              <w:right w:type="dxa" w:w="140"/>
-            </w:tcMar>
-          </w:tcPr>
-          <w:p>
-            <w:r>
-              <w:rPr>
-                <w:rFonts w:ascii="Arial" w:cs="Arial" w:eastAsia="Arial" w:hAnsi="Arial"/>
-                <w:b w:val="false"/>
-                <w:bCs w:val="false"/>
-                <w:color w:val="2D3748"/>
-                <w:sz w:val="18"/>
-                <w:szCs w:val="18"/>
-              </w:rPr>
-              <w:t xml:space="preserve">Data Entry Tab &gt; 3. Monthly Cost of Revenue</w:t>
+              <w:t xml:space="preserve">✍️ 수기 직접입력, 🔄 ERP 자동동기화</w:t>
+            </w:r>
+          </w:p>
+        </w:tc>
+        <w:tc>
+          <w:tcPr>
+            <w:tcBorders>
+              <w:top w:val="single" w:color="CBD5E0" w:sz="1"/>
+              <w:left w:val="single" w:color="CBD5E0" w:sz="1"/>
+              <w:bottom w:val="single" w:color="CBD5E0" w:sz="1"/>
+              <w:right w:val="single" w:color="CBD5E0" w:sz="1"/>
+            </w:tcBorders>
+            <w:shd w:fill="FFFFFF" w:val="clear"/>
+            <w:tcMar>
+              <w:top w:type="dxa" w:w="120"/>
+              <w:left w:type="dxa" w:w="140"/>
+              <w:bottom w:type="dxa" w:w="120"/>
+              <w:right w:type="dxa" w:w="140"/>
+            </w:tcMar>
+          </w:tcPr>
+          <w:p>
+            <w:r>
+              <w:rPr>
+                <w:rFonts w:ascii="Arial" w:cs="Arial" w:eastAsia="Arial" w:hAnsi="Arial"/>
+                <w:b w:val="false"/>
+                <w:bCs w:val="false"/>
+                <w:color w:val="2D3748"/>
+                <w:sz w:val="18"/>
+                <w:szCs w:val="18"/>
+              </w:rPr>
+              <w:t xml:space="preserve">1.Common &gt; Construction Overview &gt; Register Construction Overview2. Main Dashboard button Fx Rate Setting- Current rate- Monthly Revenue rate</w:t>
+            </w:r>
+          </w:p>
+        </w:tc>
+        <w:tc>
+          <w:tcPr>
+            <w:tcBorders>
+              <w:top w:val="single" w:color="CBD5E0" w:sz="1"/>
+              <w:left w:val="single" w:color="CBD5E0" w:sz="1"/>
+              <w:bottom w:val="single" w:color="CBD5E0" w:sz="1"/>
+              <w:right w:val="single" w:color="CBD5E0" w:sz="1"/>
+            </w:tcBorders>
+            <w:shd w:fill="FFFFFF" w:val="clear"/>
+            <w:tcMar>
+              <w:top w:type="dxa" w:w="120"/>
+              <w:left w:type="dxa" w:w="140"/>
+              <w:bottom w:type="dxa" w:w="120"/>
+              <w:right w:type="dxa" w:w="140"/>
+            </w:tcMar>
+          </w:tcPr>
+          <w:p>
+            <w:r>
+              <w:rPr>
+                <w:rFonts w:ascii="Arial" w:cs="Arial" w:eastAsia="Arial" w:hAnsi="Arial"/>
+                <w:b w:val="false"/>
+                <w:bCs w:val="false"/>
+                <w:color w:val="2D3748"/>
+                <w:sz w:val="18"/>
+                <w:szCs w:val="18"/>
+              </w:rPr>
+              <w:t xml:space="preserve">1. Contract Exchange Rate2. Input save data</w:t>
             </w:r>
           </w:p>
         </w:tc>
@@ -4226,37 +4226,37 @@
                 <w:sz w:val="18"/>
                 <w:szCs w:val="18"/>
               </w:rPr>
-              <w:t xml:space="preserve">시스템 관리 - 데이터 연동 및 업로드</w:t>
-            </w:r>
-          </w:p>
-        </w:tc>
-        <w:tc>
-          <w:tcPr>
-            <w:tcBorders>
-              <w:top w:val="single" w:color="CBD5E0" w:sz="1"/>
-              <w:left w:val="single" w:color="CBD5E0" w:sz="1"/>
-              <w:bottom w:val="single" w:color="CBD5E0" w:sz="1"/>
-              <w:right w:val="single" w:color="CBD5E0" w:sz="1"/>
-            </w:tcBorders>
-            <w:shd w:fill="FFFFFF" w:val="clear"/>
-            <w:tcMar>
-              <w:top w:type="dxa" w:w="120"/>
-              <w:left w:type="dxa" w:w="140"/>
-              <w:bottom w:type="dxa" w:w="120"/>
-              <w:right w:type="dxa" w:w="140"/>
-            </w:tcMar>
-          </w:tcPr>
-          <w:p>
-            <w:r>
-              <w:rPr>
-                <w:rFonts w:ascii="Arial" w:cs="Arial" w:eastAsia="Arial" w:hAnsi="Arial"/>
-                <w:b w:val="false"/>
-                <w:bCs w:val="false"/>
-                <w:color w:val="2D3748"/>
-                <w:sz w:val="18"/>
-                <w:szCs w:val="18"/>
-              </w:rPr>
-              <w:t xml:space="preserve">기준 환율 관리 (USD / VND / KRW)</w:t>
+              <w:t xml:space="preserve">시스템 관리 (데이터 연동 및 업로드)</w:t>
+            </w:r>
+          </w:p>
+        </w:tc>
+        <w:tc>
+          <w:tcPr>
+            <w:tcBorders>
+              <w:top w:val="single" w:color="CBD5E0" w:sz="1"/>
+              <w:left w:val="single" w:color="CBD5E0" w:sz="1"/>
+              <w:bottom w:val="single" w:color="CBD5E0" w:sz="1"/>
+              <w:right w:val="single" w:color="CBD5E0" w:sz="1"/>
+            </w:tcBorders>
+            <w:shd w:fill="FFFFFF" w:val="clear"/>
+            <w:tcMar>
+              <w:top w:type="dxa" w:w="120"/>
+              <w:left w:type="dxa" w:w="140"/>
+              <w:bottom w:type="dxa" w:w="120"/>
+              <w:right w:type="dxa" w:w="140"/>
+            </w:tcMar>
+          </w:tcPr>
+          <w:p>
+            <w:r>
+              <w:rPr>
+                <w:rFonts w:ascii="Arial" w:cs="Arial" w:eastAsia="Arial" w:hAnsi="Arial"/>
+                <w:b w:val="false"/>
+                <w:bCs w:val="false"/>
+                <w:color w:val="2D3748"/>
+                <w:sz w:val="18"/>
+                <w:szCs w:val="18"/>
+              </w:rPr>
+              <w:t xml:space="preserve">경영보고서 엑셀 업로드 및 롤백</w:t>
             </w:r>
           </w:p>
         </w:tc>
@@ -4286,67 +4286,67 @@
                 <w:sz w:val="18"/>
                 <w:szCs w:val="18"/>
               </w:rPr>
-              <w:t xml:space="preserve">✍️ 수기 직접입력</w:t>
-            </w:r>
-          </w:p>
-        </w:tc>
-        <w:tc>
-          <w:tcPr>
-            <w:tcBorders>
-              <w:top w:val="single" w:color="CBD5E0" w:sz="1"/>
-              <w:left w:val="single" w:color="CBD5E0" w:sz="1"/>
-              <w:bottom w:val="single" w:color="CBD5E0" w:sz="1"/>
-              <w:right w:val="single" w:color="CBD5E0" w:sz="1"/>
-            </w:tcBorders>
-            <w:shd w:fill="FFFFFF" w:val="clear"/>
-            <w:tcMar>
-              <w:top w:type="dxa" w:w="120"/>
-              <w:left w:type="dxa" w:w="140"/>
-              <w:bottom w:type="dxa" w:w="120"/>
-              <w:right w:type="dxa" w:w="140"/>
-            </w:tcMar>
-          </w:tcPr>
-          <w:p>
-            <w:r>
-              <w:rPr>
-                <w:rFonts w:ascii="Arial" w:cs="Arial" w:eastAsia="Arial" w:hAnsi="Arial"/>
-                <w:b w:val="false"/>
-                <w:bCs w:val="false"/>
-                <w:color w:val="2D3748"/>
-                <w:sz w:val="18"/>
-                <w:szCs w:val="18"/>
-              </w:rPr>
-              <w:t xml:space="preserve">Contract Exchange Rate / CHTB_EXCHANGE_RATIO</w:t>
-            </w:r>
-          </w:p>
-        </w:tc>
-        <w:tc>
-          <w:tcPr>
-            <w:tcBorders>
-              <w:top w:val="single" w:color="CBD5E0" w:sz="1"/>
-              <w:left w:val="single" w:color="CBD5E0" w:sz="1"/>
-              <w:bottom w:val="single" w:color="CBD5E0" w:sz="1"/>
-              <w:right w:val="single" w:color="CBD5E0" w:sz="1"/>
-            </w:tcBorders>
-            <w:shd w:fill="FFFFFF" w:val="clear"/>
-            <w:tcMar>
-              <w:top w:type="dxa" w:w="120"/>
-              <w:left w:type="dxa" w:w="140"/>
-              <w:bottom w:type="dxa" w:w="120"/>
-              <w:right w:type="dxa" w:w="140"/>
-            </w:tcMar>
-          </w:tcPr>
-          <w:p>
-            <w:r>
-              <w:rPr>
-                <w:rFonts w:ascii="Arial" w:cs="Arial" w:eastAsia="Arial" w:hAnsi="Arial"/>
-                <w:b w:val="false"/>
-                <w:bCs w:val="false"/>
-                <w:color w:val="2D3748"/>
-                <w:sz w:val="18"/>
-                <w:szCs w:val="18"/>
-              </w:rPr>
-              <w:t xml:space="preserve">Dashboard Top FX Rate Editor Modal</w:t>
+              <w:t xml:space="preserve">📤 엑셀 업로드</w:t>
+            </w:r>
+          </w:p>
+        </w:tc>
+        <w:tc>
+          <w:tcPr>
+            <w:tcBorders>
+              <w:top w:val="single" w:color="CBD5E0" w:sz="1"/>
+              <w:left w:val="single" w:color="CBD5E0" w:sz="1"/>
+              <w:bottom w:val="single" w:color="CBD5E0" w:sz="1"/>
+              <w:right w:val="single" w:color="CBD5E0" w:sz="1"/>
+            </w:tcBorders>
+            <w:shd w:fill="F7FAFC" w:val="clear"/>
+            <w:tcMar>
+              <w:top w:type="dxa" w:w="120"/>
+              <w:left w:type="dxa" w:w="140"/>
+              <w:bottom w:type="dxa" w:w="120"/>
+              <w:right w:type="dxa" w:w="140"/>
+            </w:tcMar>
+          </w:tcPr>
+          <w:p>
+            <w:r>
+              <w:rPr>
+                <w:rFonts w:ascii="Arial" w:cs="Arial" w:eastAsia="Arial" w:hAnsi="Arial"/>
+                <w:b w:val="false"/>
+                <w:bCs w:val="false"/>
+                <w:color w:val="2D3748"/>
+                <w:sz w:val="18"/>
+                <w:szCs w:val="18"/>
+              </w:rPr>
+              <w:t xml:space="preserve"/>
+            </w:r>
+          </w:p>
+        </w:tc>
+        <w:tc>
+          <w:tcPr>
+            <w:tcBorders>
+              <w:top w:val="single" w:color="CBD5E0" w:sz="1"/>
+              <w:left w:val="single" w:color="CBD5E0" w:sz="1"/>
+              <w:bottom w:val="single" w:color="CBD5E0" w:sz="1"/>
+              <w:right w:val="single" w:color="CBD5E0" w:sz="1"/>
+            </w:tcBorders>
+            <w:shd w:fill="F7FAFC" w:val="clear"/>
+            <w:tcMar>
+              <w:top w:type="dxa" w:w="120"/>
+              <w:left w:type="dxa" w:w="140"/>
+              <w:bottom w:type="dxa" w:w="120"/>
+              <w:right w:type="dxa" w:w="140"/>
+            </w:tcMar>
+          </w:tcPr>
+          <w:p>
+            <w:r>
+              <w:rPr>
+                <w:rFonts w:ascii="Arial" w:cs="Arial" w:eastAsia="Arial" w:hAnsi="Arial"/>
+                <w:b w:val="false"/>
+                <w:bCs w:val="false"/>
+                <w:color w:val="2D3748"/>
+                <w:sz w:val="18"/>
+                <w:szCs w:val="18"/>
+              </w:rPr>
+              <w:t xml:space="preserve">Upload Modal (Management Report Excel Parsing)</w:t>
             </w:r>
           </w:p>
         </w:tc>
@@ -4378,189 +4378,37 @@
                 <w:sz w:val="18"/>
                 <w:szCs w:val="18"/>
               </w:rPr>
-              <w:t xml:space="preserve">시스템 관리 - 데이터 연동 및 업로드</w:t>
-            </w:r>
-          </w:p>
-        </w:tc>
-        <w:tc>
-          <w:tcPr>
-            <w:tcBorders>
-              <w:top w:val="single" w:color="CBD5E0" w:sz="1"/>
-              <w:left w:val="single" w:color="CBD5E0" w:sz="1"/>
-              <w:bottom w:val="single" w:color="CBD5E0" w:sz="1"/>
-              <w:right w:val="single" w:color="CBD5E0" w:sz="1"/>
-            </w:tcBorders>
-            <w:shd w:fill="FFFFFF" w:val="clear"/>
-            <w:tcMar>
-              <w:top w:type="dxa" w:w="120"/>
-              <w:left w:type="dxa" w:w="140"/>
-              <w:bottom w:type="dxa" w:w="120"/>
-              <w:right w:type="dxa" w:w="140"/>
-            </w:tcMar>
-          </w:tcPr>
-          <w:p>
-            <w:r>
-              <w:rPr>
-                <w:rFonts w:ascii="Arial" w:cs="Arial" w:eastAsia="Arial" w:hAnsi="Arial"/>
-                <w:b w:val="false"/>
-                <w:bCs w:val="false"/>
-                <w:color w:val="2D3748"/>
-                <w:sz w:val="18"/>
-                <w:szCs w:val="18"/>
-              </w:rPr>
-              <w:t xml:space="preserve">경영보고 Excel 업로드 및 반영 이력 롤백</w:t>
-            </w:r>
-          </w:p>
-        </w:tc>
-        <w:tc>
-          <w:tcPr>
-            <w:tcBorders>
-              <w:top w:val="single" w:color="CBD5E0" w:sz="1"/>
-              <w:left w:val="single" w:color="CBD5E0" w:sz="1"/>
-              <w:bottom w:val="single" w:color="CBD5E0" w:sz="1"/>
-              <w:right w:val="single" w:color="CBD5E0" w:sz="1"/>
-            </w:tcBorders>
-            <w:shd w:fill="FFFFFF" w:val="clear"/>
-            <w:tcMar>
-              <w:top w:type="dxa" w:w="120"/>
-              <w:left w:type="dxa" w:w="140"/>
-              <w:bottom w:type="dxa" w:w="120"/>
-              <w:right w:type="dxa" w:w="140"/>
-            </w:tcMar>
-          </w:tcPr>
-          <w:p>
-            <w:r>
-              <w:rPr>
-                <w:rFonts w:ascii="Arial" w:cs="Arial" w:eastAsia="Arial" w:hAnsi="Arial"/>
-                <w:b/>
-                <w:bCs/>
-                <w:color w:val="2D3748"/>
-                <w:sz w:val="18"/>
-                <w:szCs w:val="18"/>
-              </w:rPr>
-              <w:t xml:space="preserve">엑셀 업로드</w:t>
-            </w:r>
-          </w:p>
-        </w:tc>
-        <w:tc>
-          <w:tcPr>
-            <w:tcBorders>
-              <w:top w:val="single" w:color="CBD5E0" w:sz="1"/>
-              <w:left w:val="single" w:color="CBD5E0" w:sz="1"/>
-              <w:bottom w:val="single" w:color="CBD5E0" w:sz="1"/>
-              <w:right w:val="single" w:color="CBD5E0" w:sz="1"/>
-            </w:tcBorders>
-            <w:shd w:fill="FFFFFF" w:val="clear"/>
-            <w:tcMar>
-              <w:top w:type="dxa" w:w="120"/>
-              <w:left w:type="dxa" w:w="140"/>
-              <w:bottom w:type="dxa" w:w="120"/>
-              <w:right w:type="dxa" w:w="140"/>
-            </w:tcMar>
-          </w:tcPr>
-          <w:p>
-            <w:r>
-              <w:rPr>
-                <w:rFonts w:ascii="Arial" w:cs="Arial" w:eastAsia="Arial" w:hAnsi="Arial"/>
-                <w:b w:val="false"/>
-                <w:bCs w:val="false"/>
-                <w:color w:val="2D3748"/>
-                <w:sz w:val="18"/>
-                <w:szCs w:val="18"/>
-              </w:rPr>
-              <w:t xml:space="preserve">Monthly Management Performance Registration</w:t>
-            </w:r>
-          </w:p>
-        </w:tc>
-        <w:tc>
-          <w:tcPr>
-            <w:tcBorders>
-              <w:top w:val="single" w:color="CBD5E0" w:sz="1"/>
-              <w:left w:val="single" w:color="CBD5E0" w:sz="1"/>
-              <w:bottom w:val="single" w:color="CBD5E0" w:sz="1"/>
-              <w:right w:val="single" w:color="CBD5E0" w:sz="1"/>
-            </w:tcBorders>
-            <w:shd w:fill="FFFFFF" w:val="clear"/>
-            <w:tcMar>
-              <w:top w:type="dxa" w:w="120"/>
-              <w:left w:type="dxa" w:w="140"/>
-              <w:bottom w:type="dxa" w:w="120"/>
-              <w:right w:type="dxa" w:w="140"/>
-            </w:tcMar>
-          </w:tcPr>
-          <w:p>
-            <w:r>
-              <w:rPr>
-                <w:rFonts w:ascii="Arial" w:cs="Arial" w:eastAsia="Arial" w:hAnsi="Arial"/>
-                <w:b w:val="false"/>
-                <w:bCs w:val="false"/>
-                <w:color w:val="2D3748"/>
-                <w:sz w:val="18"/>
-                <w:szCs w:val="18"/>
-              </w:rPr>
-              <w:t xml:space="preserve">Upload Modal (Management Report Excel Parsing)</w:t>
-            </w:r>
-          </w:p>
-        </w:tc>
-      </w:tr>
-      <w:tr>
-        <w:tc>
-          <w:tcPr>
-            <w:tcBorders>
-              <w:top w:val="single" w:color="CBD5E0" w:sz="1"/>
-              <w:left w:val="single" w:color="CBD5E0" w:sz="1"/>
-              <w:bottom w:val="single" w:color="CBD5E0" w:sz="1"/>
-              <w:right w:val="single" w:color="CBD5E0" w:sz="1"/>
-            </w:tcBorders>
-            <w:shd w:fill="FFFFFF" w:val="clear"/>
-            <w:tcMar>
-              <w:top w:type="dxa" w:w="120"/>
-              <w:left w:type="dxa" w:w="140"/>
-              <w:bottom w:type="dxa" w:w="120"/>
-              <w:right w:type="dxa" w:w="140"/>
-            </w:tcMar>
-          </w:tcPr>
-          <w:p>
-            <w:r>
-              <w:rPr>
-                <w:rFonts w:ascii="Arial" w:cs="Arial" w:eastAsia="Arial" w:hAnsi="Arial"/>
-                <w:b w:val="false"/>
-                <w:bCs w:val="false"/>
-                <w:color w:val="2D3748"/>
-                <w:sz w:val="18"/>
-                <w:szCs w:val="18"/>
-              </w:rPr>
-              <w:t xml:space="preserve">시스템 관리 - 데이터 연동 및 업로드</w:t>
-            </w:r>
-          </w:p>
-        </w:tc>
-        <w:tc>
-          <w:tcPr>
-            <w:tcBorders>
-              <w:top w:val="single" w:color="CBD5E0" w:sz="1"/>
-              <w:left w:val="single" w:color="CBD5E0" w:sz="1"/>
-              <w:bottom w:val="single" w:color="CBD5E0" w:sz="1"/>
-              <w:right w:val="single" w:color="CBD5E0" w:sz="1"/>
-            </w:tcBorders>
-            <w:shd w:fill="FFFFFF" w:val="clear"/>
-            <w:tcMar>
-              <w:top w:type="dxa" w:w="120"/>
-              <w:left w:type="dxa" w:w="140"/>
-              <w:bottom w:type="dxa" w:w="120"/>
-              <w:right w:type="dxa" w:w="140"/>
-            </w:tcMar>
-          </w:tcPr>
-          <w:p>
-            <w:r>
-              <w:rPr>
-                <w:rFonts w:ascii="Arial" w:cs="Arial" w:eastAsia="Arial" w:hAnsi="Arial"/>
-                <w:b w:val="false"/>
-                <w:bCs w:val="false"/>
-                <w:color w:val="2D3748"/>
-                <w:sz w:val="18"/>
-                <w:szCs w:val="18"/>
-              </w:rPr>
-              <w:t xml:space="preserve">PIMSVINA 자동 동기화 (미리보기 및 반영)</w:t>
+              <w:t xml:space="preserve">시스템 관리 (데이터 연동 및 업로드)</w:t>
+            </w:r>
+          </w:p>
+        </w:tc>
+        <w:tc>
+          <w:tcPr>
+            <w:tcBorders>
+              <w:top w:val="single" w:color="CBD5E0" w:sz="1"/>
+              <w:left w:val="single" w:color="CBD5E0" w:sz="1"/>
+              <w:bottom w:val="single" w:color="CBD5E0" w:sz="1"/>
+              <w:right w:val="single" w:color="CBD5E0" w:sz="1"/>
+            </w:tcBorders>
+            <w:shd w:fill="FFFFFF" w:val="clear"/>
+            <w:tcMar>
+              <w:top w:type="dxa" w:w="120"/>
+              <w:left w:type="dxa" w:w="140"/>
+              <w:bottom w:type="dxa" w:w="120"/>
+              <w:right w:type="dxa" w:w="140"/>
+            </w:tcMar>
+          </w:tcPr>
+          <w:p>
+            <w:r>
+              <w:rPr>
+                <w:rFonts w:ascii="Arial" w:cs="Arial" w:eastAsia="Arial" w:hAnsi="Arial"/>
+                <w:b w:val="false"/>
+                <w:bCs w:val="false"/>
+                <w:color w:val="2D3748"/>
+                <w:sz w:val="18"/>
+                <w:szCs w:val="18"/>
+              </w:rPr>
+              <w:t xml:space="preserve">PIMSVINA 자동 동기화 (미리보기 및 확정)</w:t>
             </w:r>
           </w:p>
         </w:tc>
